--- a/Documents/dmitrii_konstantinov_cv.docx
+++ b/Documents/dmitrii_konstantinov_cv.docx
@@ -711,6 +711,7 @@
               </w:rPr>
               <w:t xml:space="preserve">@CasperNEw / </w:t>
             </w:r>
+            <w:proofErr w:type="gramStart"/>
             <w:r>
               <w:rPr>
                 <w:rFonts w:ascii="Tahoma" w:hAnsi="Tahoma" w:cs="Tahoma"/>
@@ -718,7 +719,17 @@
                 <w:sz w:val="20"/>
                 <w:lang w:val="en-US"/>
               </w:rPr>
-              <w:t>live:konst.arh2k</w:t>
+              <w:t>live:konst</w:t>
+            </w:r>
+            <w:proofErr w:type="gramEnd"/>
+            <w:r>
+              <w:rPr>
+                <w:rFonts w:ascii="Tahoma" w:hAnsi="Tahoma" w:cs="Tahoma"/>
+                <w:color w:val="595959"/>
+                <w:sz w:val="20"/>
+                <w:lang w:val="en-US"/>
+              </w:rPr>
+              <w:t>.arh2k</w:t>
             </w:r>
           </w:p>
         </w:tc>
@@ -1353,6 +1364,7 @@
               </w:rPr>
               <w:t xml:space="preserve"> от портала </w:t>
             </w:r>
+            <w:proofErr w:type="spellStart"/>
             <w:r>
               <w:rPr>
                 <w:rStyle w:val="hps"/>
@@ -1363,6 +1375,7 @@
               </w:rPr>
               <w:t>GeekBrains</w:t>
             </w:r>
+            <w:proofErr w:type="spellEnd"/>
             <w:r>
               <w:rPr>
                 <w:rStyle w:val="hps"/>
@@ -1413,6 +1426,7 @@
               </w:rPr>
               <w:t>.</w:t>
             </w:r>
+            <w:proofErr w:type="spellStart"/>
             <w:r>
               <w:rPr>
                 <w:rStyle w:val="hps"/>
@@ -1423,6 +1437,7 @@
               </w:rPr>
               <w:t>ru</w:t>
             </w:r>
+            <w:proofErr w:type="spellEnd"/>
             <w:r>
               <w:rPr>
                 <w:rStyle w:val="hps"/>
@@ -1522,13 +1537,7 @@
         <w:pStyle w:val="ArrowBlueBullets"/>
       </w:pPr>
       <w:r>
-        <w:t xml:space="preserve">C, </w:t>
-      </w:r>
-      <w:r>
         <w:t>Swift</w:t>
-      </w:r>
-      <w:r>
-        <w:t>, Xcode</w:t>
       </w:r>
     </w:p>
     <w:p>
@@ -1547,10 +1556,18 @@
         <w:pStyle w:val="ArrowBlueBullets"/>
       </w:pPr>
       <w:r>
-        <w:t xml:space="preserve">MySQL, </w:t>
+        <w:t xml:space="preserve">Realm, </w:t>
+      </w:r>
+      <w:proofErr w:type="spellStart"/>
+      <w:r>
+        <w:t>CoreData</w:t>
+      </w:r>
+      <w:proofErr w:type="spellEnd"/>
+      <w:r>
+        <w:t xml:space="preserve">, </w:t>
       </w:r>
       <w:r>
-        <w:t>Realm, CoreData</w:t>
+        <w:t>MySQL</w:t>
       </w:r>
     </w:p>
     <w:p>
@@ -1566,7 +1583,13 @@
         <w:pStyle w:val="ArrowBlueBullets"/>
       </w:pPr>
       <w:r>
-        <w:t xml:space="preserve">GitHub iTerm </w:t>
+        <w:t>Git</w:t>
+      </w:r>
+      <w:r>
+        <w:t xml:space="preserve"> with Terminal</w:t>
+      </w:r>
+      <w:r>
+        <w:t xml:space="preserve"> </w:t>
       </w:r>
     </w:p>
     <w:p>
@@ -1580,12 +1603,112 @@
           <w:szCs w:val="24"/>
         </w:rPr>
       </w:pPr>
+      <w:proofErr w:type="spellStart"/>
       <w:r>
         <w:rPr>
           <w:rFonts w:cs="Tahoma"/>
         </w:rPr>
-        <w:t>UIKit, Foundation, CoreData, RealmSwift, Alamofire, Kingfisher, ImageViewer.swift, KeychainAccess, Firebase/Analytics, Firebase/Crashlytics, SwiftLint</w:t>
+        <w:t>UIKit</w:t>
       </w:r>
+      <w:proofErr w:type="spellEnd"/>
+      <w:r>
+        <w:rPr>
+          <w:rFonts w:cs="Tahoma"/>
+        </w:rPr>
+        <w:t xml:space="preserve">, Foundation, </w:t>
+      </w:r>
+      <w:proofErr w:type="spellStart"/>
+      <w:r>
+        <w:rPr>
+          <w:rFonts w:cs="Tahoma"/>
+        </w:rPr>
+        <w:t>CoreData</w:t>
+      </w:r>
+      <w:proofErr w:type="spellEnd"/>
+      <w:r>
+        <w:rPr>
+          <w:rFonts w:cs="Tahoma"/>
+        </w:rPr>
+        <w:t xml:space="preserve">, </w:t>
+      </w:r>
+      <w:proofErr w:type="spellStart"/>
+      <w:r>
+        <w:rPr>
+          <w:rFonts w:cs="Tahoma"/>
+        </w:rPr>
+        <w:t>RealmSwift</w:t>
+      </w:r>
+      <w:proofErr w:type="spellEnd"/>
+      <w:r>
+        <w:rPr>
+          <w:rFonts w:cs="Tahoma"/>
+        </w:rPr>
+        <w:t xml:space="preserve">, </w:t>
+      </w:r>
+      <w:proofErr w:type="spellStart"/>
+      <w:r>
+        <w:rPr>
+          <w:rFonts w:cs="Tahoma"/>
+        </w:rPr>
+        <w:t>Alamofire</w:t>
+      </w:r>
+      <w:proofErr w:type="spellEnd"/>
+      <w:r>
+        <w:rPr>
+          <w:rFonts w:cs="Tahoma"/>
+        </w:rPr>
+        <w:t xml:space="preserve">, Kingfisher, </w:t>
+      </w:r>
+      <w:proofErr w:type="spellStart"/>
+      <w:r>
+        <w:rPr>
+          <w:rFonts w:cs="Tahoma"/>
+        </w:rPr>
+        <w:t>ImageViewer.swift</w:t>
+      </w:r>
+      <w:proofErr w:type="spellEnd"/>
+      <w:r>
+        <w:rPr>
+          <w:rFonts w:cs="Tahoma"/>
+        </w:rPr>
+        <w:t xml:space="preserve">, </w:t>
+      </w:r>
+      <w:proofErr w:type="spellStart"/>
+      <w:r>
+        <w:rPr>
+          <w:rFonts w:cs="Tahoma"/>
+        </w:rPr>
+        <w:t>KeychainAccess</w:t>
+      </w:r>
+      <w:proofErr w:type="spellEnd"/>
+      <w:r>
+        <w:rPr>
+          <w:rFonts w:cs="Tahoma"/>
+        </w:rPr>
+        <w:t>, Firebase/Analytics, Firebase/</w:t>
+      </w:r>
+      <w:proofErr w:type="spellStart"/>
+      <w:r>
+        <w:rPr>
+          <w:rFonts w:cs="Tahoma"/>
+        </w:rPr>
+        <w:t>Crashlytics</w:t>
+      </w:r>
+      <w:proofErr w:type="spellEnd"/>
+      <w:r>
+        <w:rPr>
+          <w:rFonts w:cs="Tahoma"/>
+        </w:rPr>
+        <w:t xml:space="preserve">, </w:t>
+      </w:r>
+      <w:proofErr w:type="spellStart"/>
+      <w:r>
+        <w:rPr>
+          <w:rFonts w:cs="Tahoma"/>
+        </w:rPr>
+        <w:t>SwiftLint</w:t>
+      </w:r>
+      <w:proofErr w:type="spellEnd"/>
     </w:p>
     <w:p>
       <w:pPr>
@@ -2008,6 +2131,7 @@
         </w:rPr>
         <w:t xml:space="preserve"> </w:t>
       </w:r>
+      <w:proofErr w:type="spellStart"/>
       <w:r>
         <w:rPr>
           <w:rFonts w:cs="Tahoma"/>
@@ -2015,6 +2139,7 @@
         </w:rPr>
         <w:t>GeekBrains</w:t>
       </w:r>
+      <w:proofErr w:type="spellEnd"/>
       <w:r>
         <w:rPr>
           <w:rFonts w:cs="Tahoma"/>
@@ -2565,107 +2690,7 @@
                       <w:sz w:val="20"/>
                       <w:lang w:val="ru-RU"/>
                     </w:rPr>
-                    <w:t>Как стать программистом</w:t>
-                  </w:r>
-                  <w:r>
-                    <w:rPr>
-                      <w:rStyle w:val="hps"/>
-                      <w:rFonts w:ascii="Tahoma" w:hAnsi="Tahoma" w:cs="Tahoma"/>
-                      <w:color w:val="595959"/>
-                      <w:sz w:val="20"/>
-                      <w:lang w:val="ru-RU"/>
-                    </w:rPr>
-                    <w:t xml:space="preserve">, </w:t>
-                  </w:r>
-                  <w:r>
-                    <w:rPr>
-                      <w:rStyle w:val="hps"/>
-                      <w:rFonts w:ascii="Tahoma" w:hAnsi="Tahoma" w:cs="Tahoma"/>
-                      <w:color w:val="595959"/>
-                      <w:sz w:val="20"/>
-                      <w:lang w:val="ru-RU"/>
-                    </w:rPr>
-                    <w:t xml:space="preserve">Веб разработка для начинающих, </w:t>
-                  </w:r>
-                  <w:r>
-                    <w:rPr>
-                      <w:rStyle w:val="hps"/>
-                      <w:rFonts w:ascii="Tahoma" w:hAnsi="Tahoma" w:cs="Tahoma"/>
-                      <w:color w:val="595959"/>
-                      <w:sz w:val="20"/>
-                      <w:lang w:val="en-US"/>
-                    </w:rPr>
-                    <w:t>Java</w:t>
-                  </w:r>
-                  <w:r>
-                    <w:rPr>
-                      <w:rStyle w:val="hps"/>
-                      <w:rFonts w:ascii="Tahoma" w:hAnsi="Tahoma" w:cs="Tahoma"/>
-                      <w:color w:val="595959"/>
-                      <w:sz w:val="20"/>
-                      <w:lang w:val="ru-RU"/>
-                    </w:rPr>
-                    <w:t xml:space="preserve"> </w:t>
-                  </w:r>
-                  <w:r>
-                    <w:rPr>
-                      <w:rStyle w:val="hps"/>
-                      <w:rFonts w:ascii="Tahoma" w:hAnsi="Tahoma" w:cs="Tahoma"/>
-                      <w:color w:val="595959"/>
-                      <w:sz w:val="20"/>
-                      <w:lang w:val="ru-RU"/>
-                    </w:rPr>
-                    <w:t xml:space="preserve">для начинающих, </w:t>
-                  </w:r>
-                  <w:r>
-                    <w:rPr>
-                      <w:rStyle w:val="hps"/>
-                      <w:rFonts w:ascii="Tahoma" w:hAnsi="Tahoma" w:cs="Tahoma"/>
-                      <w:color w:val="595959"/>
-                      <w:sz w:val="20"/>
-                      <w:lang w:val="en-US"/>
-                    </w:rPr>
-                    <w:t>Swift</w:t>
-                  </w:r>
-                  <w:r>
-                    <w:rPr>
-                      <w:rStyle w:val="hps"/>
-                      <w:rFonts w:ascii="Tahoma" w:hAnsi="Tahoma" w:cs="Tahoma"/>
-                      <w:color w:val="595959"/>
-                      <w:sz w:val="20"/>
-                      <w:lang w:val="ru-RU"/>
-                    </w:rPr>
-                    <w:t xml:space="preserve"> </w:t>
-                  </w:r>
-                  <w:r>
-                    <w:rPr>
-                      <w:rStyle w:val="hps"/>
-                      <w:rFonts w:ascii="Tahoma" w:hAnsi="Tahoma" w:cs="Tahoma"/>
-                      <w:color w:val="595959"/>
-                      <w:sz w:val="20"/>
-                      <w:lang w:val="ru-RU"/>
-                    </w:rPr>
-                    <w:t xml:space="preserve">для начинающих, </w:t>
-                  </w:r>
-                  <w:r>
-                    <w:rPr>
-                      <w:rStyle w:val="hps"/>
-                      <w:rFonts w:ascii="Tahoma" w:hAnsi="Tahoma" w:cs="Tahoma"/>
-                      <w:color w:val="595959"/>
-                      <w:sz w:val="20"/>
-                      <w:lang w:val="ru-RU"/>
-                    </w:rPr>
-                    <w:t xml:space="preserve">Основы программирования, </w:t>
-                  </w:r>
-                  <w:r>
-                    <w:rPr>
-                      <w:rStyle w:val="hps"/>
-                      <w:rFonts w:ascii="Tahoma" w:hAnsi="Tahoma" w:cs="Tahoma"/>
-                      <w:color w:val="595959"/>
-                      <w:sz w:val="20"/>
-                      <w:lang w:val="ru-RU"/>
-                    </w:rPr>
-                    <w:t xml:space="preserve">Основы ООП, Основы языка С, </w:t>
+                    <w:t xml:space="preserve">Основы ООП, </w:t>
                   </w:r>
                   <w:r>
                     <w:rPr>
@@ -2919,6 +2944,7 @@
                       <w:lang w:val="en-US" w:eastAsia="ru-RU"/>
                     </w:rPr>
                   </w:pPr>
+                  <w:proofErr w:type="spellStart"/>
                   <w:r>
                     <w:rPr>
                       <w:rFonts w:ascii="Tahoma" w:hAnsi="Tahoma" w:cs="Tahoma"/>
@@ -2926,7 +2952,17 @@
                       <w:sz w:val="20"/>
                       <w:lang w:val="en-US" w:eastAsia="ru-RU"/>
                     </w:rPr>
-                    <w:t>GeekBrains @mail.ru group</w:t>
+                    <w:t>GeekBrains</w:t>
+                  </w:r>
+                  <w:proofErr w:type="spellEnd"/>
+                  <w:r>
+                    <w:rPr>
+                      <w:rFonts w:ascii="Tahoma" w:hAnsi="Tahoma" w:cs="Tahoma"/>
+                      <w:color w:val="595959"/>
+                      <w:sz w:val="20"/>
+                      <w:lang w:val="en-US" w:eastAsia="ru-RU"/>
+                    </w:rPr>
+                    <w:t xml:space="preserve"> @mail.ru group</w:t>
                   </w:r>
                 </w:p>
               </w:tc>
@@ -3266,6 +3302,7 @@
                       </w:rPr>
                       <w:t>://</w:t>
                     </w:r>
+                    <w:proofErr w:type="spellStart"/>
                     <w:r>
                       <w:rPr>
                         <w:rStyle w:val="af0"/>
@@ -3274,6 +3311,7 @@
                       </w:rPr>
                       <w:t>github</w:t>
                     </w:r>
+                    <w:proofErr w:type="spellEnd"/>
                     <w:r>
                       <w:rPr>
                         <w:rStyle w:val="af0"/>
@@ -3317,6 +3355,7 @@
                       </w:rPr>
                       <w:t>/</w:t>
                     </w:r>
+                    <w:proofErr w:type="spellStart"/>
                     <w:r>
                       <w:rPr>
                         <w:rStyle w:val="af0"/>
@@ -3325,6 +3364,7 @@
                       </w:rPr>
                       <w:t>caspernew</w:t>
                     </w:r>
+                    <w:proofErr w:type="spellEnd"/>
                     <w:r>
                       <w:rPr>
                         <w:rStyle w:val="af0"/>
@@ -3334,6 +3374,7 @@
                       </w:rPr>
                       <w:t>.</w:t>
                     </w:r>
+                    <w:proofErr w:type="spellStart"/>
                     <w:r>
                       <w:rPr>
                         <w:rStyle w:val="af0"/>
@@ -3342,6 +3383,7 @@
                       </w:rPr>
                       <w:t>github</w:t>
                     </w:r>
+                    <w:proofErr w:type="spellEnd"/>
                     <w:r>
                       <w:rPr>
                         <w:rStyle w:val="af0"/>
@@ -3351,6 +3393,7 @@
                       </w:rPr>
                       <w:t>.</w:t>
                     </w:r>
+                    <w:proofErr w:type="spellStart"/>
                     <w:r>
                       <w:rPr>
                         <w:rStyle w:val="af0"/>
@@ -3359,6 +3402,7 @@
                       </w:rPr>
                       <w:t>io</w:t>
                     </w:r>
+                    <w:proofErr w:type="spellEnd"/>
                     <w:r>
                       <w:rPr>
                         <w:rStyle w:val="af0"/>
@@ -3391,17 +3435,7 @@
                         <w:rFonts w:ascii="Tahoma" w:hAnsi="Tahoma" w:cs="Tahoma"/>
                         <w:sz w:val="20"/>
                       </w:rPr>
-                      <w:t>m</w:t>
-                    </w:r>
-                    <w:bookmarkStart w:id="0" w:name="_GoBack"/>
-                    <w:bookmarkEnd w:id="0"/>
-                    <w:r>
-                      <w:rPr>
-                        <w:rStyle w:val="af0"/>
-                        <w:rFonts w:ascii="Tahoma" w:hAnsi="Tahoma" w:cs="Tahoma"/>
-                        <w:sz w:val="20"/>
-                      </w:rPr>
-                      <w:t>aster</w:t>
+                      <w:t>master</w:t>
                     </w:r>
                     <w:r>
                       <w:rPr>
@@ -3484,6 +3518,8 @@
           <w:lang w:val="ru-RU"/>
         </w:rPr>
       </w:pPr>
+      <w:bookmarkStart w:id="0" w:name="_GoBack"/>
+      <w:bookmarkEnd w:id="0"/>
     </w:p>
     <w:p>
       <w:pPr>
@@ -10571,7 +10607,7 @@
 </file>
 
 <file path=customXml/itemProps1.xml><?xml version="1.0" encoding="utf-8"?>
-<ds:datastoreItem xmlns:ds="http://schemas.openxmlformats.org/officeDocument/2006/customXml" ds:itemID="{87D1565C-FC9B-6740-8A67-AA7F094EE09F}">
+<ds:datastoreItem xmlns:ds="http://schemas.openxmlformats.org/officeDocument/2006/customXml" ds:itemID="{D3DF83EB-770D-E349-B2A6-6CB49535D69B}">
   <ds:schemaRefs>
     <ds:schemaRef ds:uri="http://schemas.openxmlformats.org/officeDocument/2006/bibliography"/>
   </ds:schemaRefs>

--- a/Documents/dmitrii_konstantinov_cv.docx
+++ b/Documents/dmitrii_konstantinov_cv.docx
@@ -899,6 +899,8 @@
         </w:rPr>
         <w:t xml:space="preserve"> </w:t>
       </w:r>
+      <w:bookmarkStart w:id="0" w:name="_GoBack"/>
+      <w:bookmarkEnd w:id="0"/>
     </w:p>
     <w:p>
       <w:pPr>
@@ -3518,8 +3520,6 @@
           <w:lang w:val="ru-RU"/>
         </w:rPr>
       </w:pPr>
-      <w:bookmarkStart w:id="0" w:name="_GoBack"/>
-      <w:bookmarkEnd w:id="0"/>
     </w:p>
     <w:p>
       <w:pPr>
@@ -7205,20 +7205,9 @@
               <w:color w:val="FFFFFF"/>
               <w:sz w:val="16"/>
               <w:szCs w:val="16"/>
-            </w:rPr>
-            <w:t>0</w:t>
-          </w:r>
-          <w:r>
-            <w:rPr>
-              <w:rFonts w:ascii="Tahoma" w:hAnsi="Tahoma" w:cs="Tahoma"/>
-              <w:b/>
-              <w:bCs/>
-              <w:color w:val="FFFFFF"/>
-              <w:sz w:val="16"/>
-              <w:szCs w:val="16"/>
               <w:lang w:val="en-US"/>
             </w:rPr>
-            <w:t>1</w:t>
+            <w:t>10</w:t>
           </w:r>
           <w:r>
             <w:rPr>
@@ -10607,7 +10596,7 @@
 </file>
 
 <file path=customXml/itemProps1.xml><?xml version="1.0" encoding="utf-8"?>
-<ds:datastoreItem xmlns:ds="http://schemas.openxmlformats.org/officeDocument/2006/customXml" ds:itemID="{D3DF83EB-770D-E349-B2A6-6CB49535D69B}">
+<ds:datastoreItem xmlns:ds="http://schemas.openxmlformats.org/officeDocument/2006/customXml" ds:itemID="{FB16997B-3DD2-DE4B-8A39-CC5417CA2C06}">
   <ds:schemaRefs>
     <ds:schemaRef ds:uri="http://schemas.openxmlformats.org/officeDocument/2006/bibliography"/>
   </ds:schemaRefs>

--- a/Documents/dmitrii_konstantinov_cv.docx
+++ b/Documents/dmitrii_konstantinov_cv.docx
@@ -899,8 +899,6 @@
         </w:rPr>
         <w:t xml:space="preserve"> </w:t>
       </w:r>
-      <w:bookmarkStart w:id="0" w:name="_GoBack"/>
-      <w:bookmarkEnd w:id="0"/>
     </w:p>
     <w:p>
       <w:pPr>
@@ -2595,7 +2593,7 @@
           </w:tcPr>
           <w:tbl>
             <w:tblPr>
-              <w:tblW w:w="10207" w:type="dxa"/>
+              <w:tblW w:w="10201" w:type="dxa"/>
               <w:jc w:val="center"/>
               <w:tblBorders>
                 <w:top w:val="single" w:sz="4" w:space="0" w:color="BDD6EE"/>
@@ -2615,17 +2613,17 @@
               <w:tblLook w:val="04A0" w:firstRow="1" w:lastRow="0" w:firstColumn="1" w:lastColumn="0" w:noHBand="0" w:noVBand="1"/>
             </w:tblPr>
             <w:tblGrid>
-              <w:gridCol w:w="2958"/>
+              <w:gridCol w:w="2952"/>
               <w:gridCol w:w="7249"/>
             </w:tblGrid>
             <w:tr>
               <w:trPr>
-                <w:trHeight w:val="284"/>
+                <w:trHeight w:val="285"/>
                 <w:jc w:val="center"/>
               </w:trPr>
               <w:tc>
                 <w:tcPr>
-                  <w:tcW w:w="2958" w:type="dxa"/>
+                  <w:tcW w:w="2952" w:type="dxa"/>
                   <w:vAlign w:val="center"/>
                 </w:tcPr>
                 <w:p>
@@ -2639,6 +2637,98 @@
                       <w:sz w:val="18"/>
                       <w:szCs w:val="18"/>
                       <w:lang w:eastAsia="ru-RU"/>
+                    </w:rPr>
+                  </w:pPr>
+                  <w:r>
+                    <w:rPr>
+                      <w:rFonts w:ascii="Tahoma" w:hAnsi="Tahoma" w:cs="Tahoma"/>
+                      <w:b/>
+                      <w:bCs/>
+                      <w:color w:val="595959"/>
+                      <w:sz w:val="18"/>
+                      <w:szCs w:val="18"/>
+                      <w:lang w:val="ru-RU" w:eastAsia="ru-RU"/>
+                    </w:rPr>
+                    <w:t>Выдано</w:t>
+                  </w:r>
+                  <w:r>
+                    <w:rPr>
+                      <w:rFonts w:ascii="Tahoma" w:hAnsi="Tahoma" w:cs="Tahoma"/>
+                      <w:b/>
+                      <w:bCs/>
+                      <w:color w:val="595959"/>
+                      <w:sz w:val="18"/>
+                      <w:szCs w:val="18"/>
+                      <w:lang w:val="ru-RU" w:eastAsia="ru-RU"/>
+                    </w:rPr>
+                    <w:t>:</w:t>
+                  </w:r>
+                </w:p>
+              </w:tc>
+              <w:tc>
+                <w:tcPr>
+                  <w:tcW w:w="7249" w:type="dxa"/>
+                  <w:vAlign w:val="center"/>
+                </w:tcPr>
+                <w:p>
+                  <w:pPr>
+                    <w:pStyle w:val="Description"/>
+                    <w:spacing w:before="0" w:after="0"/>
+                    <w:jc w:val="left"/>
+                    <w:rPr>
+                      <w:rFonts w:ascii="Tahoma" w:hAnsi="Tahoma" w:cs="Tahoma"/>
+                      <w:color w:val="595959"/>
+                      <w:sz w:val="20"/>
+                      <w:lang w:val="ru-RU" w:eastAsia="ru-RU"/>
+                    </w:rPr>
+                  </w:pPr>
+                  <w:proofErr w:type="spellStart"/>
+                  <w:r>
+                    <w:rPr>
+                      <w:rFonts w:ascii="Tahoma" w:hAnsi="Tahoma" w:cs="Tahoma"/>
+                      <w:color w:val="595959"/>
+                      <w:sz w:val="20"/>
+                      <w:lang w:val="en-US" w:eastAsia="ru-RU"/>
+                    </w:rPr>
+                    <w:t>GeekBrains</w:t>
+                  </w:r>
+                  <w:proofErr w:type="spellEnd"/>
+                  <w:r>
+                    <w:rPr>
+                      <w:rFonts w:ascii="Tahoma" w:hAnsi="Tahoma" w:cs="Tahoma"/>
+                      <w:color w:val="595959"/>
+                      <w:sz w:val="20"/>
+                      <w:lang w:val="en-US" w:eastAsia="ru-RU"/>
+                    </w:rPr>
+                    <w:t xml:space="preserve"> @mail.ru group</w:t>
+                  </w:r>
+                </w:p>
+              </w:tc>
+            </w:tr>
+            <w:tr>
+              <w:trPr>
+                <w:trHeight w:val="285"/>
+                <w:jc w:val="center"/>
+              </w:trPr>
+              <w:tc>
+                <w:tcPr>
+                  <w:tcW w:w="2952" w:type="dxa"/>
+                  <w:vAlign w:val="center"/>
+                </w:tcPr>
+                <w:p>
+                  <w:pPr>
+                    <w:pStyle w:val="Description"/>
+                    <w:spacing w:before="0" w:after="0"/>
+                    <w:ind w:left="6"/>
+                    <w:jc w:val="left"/>
+                    <w:rPr>
+                      <w:rFonts w:ascii="Tahoma" w:hAnsi="Tahoma" w:cs="Tahoma"/>
+                      <w:b/>
+                      <w:bCs/>
+                      <w:color w:val="595959"/>
+                      <w:sz w:val="18"/>
+                      <w:szCs w:val="18"/>
+                      <w:lang w:val="ru-RU" w:eastAsia="ru-RU"/>
                     </w:rPr>
                   </w:pPr>
                   <w:r>
@@ -2669,7 +2759,7 @@
               </w:tc>
               <w:tc>
                 <w:tcPr>
-                  <w:tcW w:w="7248" w:type="dxa"/>
+                  <w:tcW w:w="7249" w:type="dxa"/>
                   <w:vAlign w:val="center"/>
                 </w:tcPr>
                 <w:p>
@@ -2692,7 +2782,16 @@
                       <w:sz w:val="20"/>
                       <w:lang w:val="ru-RU"/>
                     </w:rPr>
-                    <w:t xml:space="preserve">Основы ООП, </w:t>
+                    <w:t>Основы ООП (</w:t>
+                  </w:r>
+                  <w:r>
+                    <w:rPr>
+                      <w:rFonts w:ascii="Tahoma" w:hAnsi="Tahoma" w:cs="Tahoma"/>
+                      <w:color w:val="595959"/>
+                      <w:sz w:val="20"/>
+                      <w:lang w:val="ru-RU" w:eastAsia="ru-RU"/>
+                    </w:rPr>
+                    <w:t>0729552)</w:t>
                   </w:r>
                   <w:r>
                     <w:rPr>
@@ -2702,7 +2801,7 @@
                       <w:sz w:val="20"/>
                       <w:lang w:val="ru-RU"/>
                     </w:rPr>
-                    <w:t xml:space="preserve">Основы языка </w:t>
+                    <w:t xml:space="preserve">, Основы языка </w:t>
                   </w:r>
                   <w:r>
                     <w:rPr>
@@ -2722,6 +2821,25 @@
                       <w:sz w:val="20"/>
                       <w:lang w:val="ru-RU"/>
                     </w:rPr>
+                    <w:t xml:space="preserve"> (</w:t>
+                  </w:r>
+                  <w:r>
+                    <w:rPr>
+                      <w:rFonts w:ascii="Tahoma" w:hAnsi="Tahoma" w:cs="Tahoma"/>
+                      <w:color w:val="595959"/>
+                      <w:sz w:val="20"/>
+                      <w:lang w:val="ru-RU" w:eastAsia="ru-RU"/>
+                    </w:rPr>
+                    <w:t>0441358)</w:t>
+                  </w:r>
+                  <w:r>
+                    <w:rPr>
+                      <w:rStyle w:val="hps"/>
+                      <w:rFonts w:ascii="Tahoma" w:hAnsi="Tahoma" w:cs="Tahoma"/>
+                      <w:color w:val="595959"/>
+                      <w:sz w:val="20"/>
+                      <w:lang w:val="ru-RU"/>
+                    </w:rPr>
                     <w:t>,</w:t>
                   </w:r>
                   <w:r>
@@ -2732,7 +2850,16 @@
                       <w:sz w:val="20"/>
                       <w:lang w:val="ru-RU"/>
                     </w:rPr>
-                    <w:t xml:space="preserve"> Гит, </w:t>
+                    <w:t xml:space="preserve"> Гит (</w:t>
+                  </w:r>
+                  <w:r>
+                    <w:rPr>
+                      <w:rFonts w:ascii="Tahoma" w:hAnsi="Tahoma" w:cs="Tahoma"/>
+                      <w:color w:val="595959"/>
+                      <w:sz w:val="20"/>
+                      <w:lang w:val="ru-RU" w:eastAsia="ru-RU"/>
+                    </w:rPr>
+                    <w:t>0721678)</w:t>
                   </w:r>
                   <w:r>
                     <w:rPr>
@@ -2742,7 +2869,7 @@
                       <w:sz w:val="20"/>
                       <w:lang w:val="ru-RU"/>
                     </w:rPr>
-                    <w:t xml:space="preserve">Пользовательский интерфейс </w:t>
+                    <w:t xml:space="preserve">, Пользовательский интерфейс </w:t>
                   </w:r>
                   <w:r>
                     <w:rPr>
@@ -2762,7 +2889,16 @@
                       <w:sz w:val="20"/>
                       <w:lang w:val="ru-RU"/>
                     </w:rPr>
-                    <w:t xml:space="preserve">-приложений, </w:t>
+                    <w:t>-приложений (</w:t>
+                  </w:r>
+                  <w:r>
+                    <w:rPr>
+                      <w:rFonts w:ascii="Tahoma" w:hAnsi="Tahoma" w:cs="Tahoma"/>
+                      <w:color w:val="595959"/>
+                      <w:sz w:val="20"/>
+                      <w:lang w:val="ru-RU" w:eastAsia="ru-RU"/>
+                    </w:rPr>
+                    <w:t>0703649)</w:t>
                   </w:r>
                   <w:r>
                     <w:rPr>
@@ -2772,7 +2908,26 @@
                       <w:sz w:val="20"/>
                       <w:lang w:val="ru-RU"/>
                     </w:rPr>
-                    <w:t>Алгоритмы и структуры данных,</w:t>
+                    <w:t>, Алгоритмы и структуры данных (</w:t>
+                  </w:r>
+                  <w:r>
+                    <w:rPr>
+                      <w:rFonts w:ascii="Tahoma" w:hAnsi="Tahoma" w:cs="Tahoma"/>
+                      <w:color w:val="595959"/>
+                      <w:sz w:val="20"/>
+                      <w:lang w:val="ru-RU" w:eastAsia="ru-RU"/>
+                    </w:rPr>
+                    <w:t>0720836)</w:t>
+                  </w:r>
+                  <w:r>
+                    <w:rPr>
+                      <w:rStyle w:val="hps"/>
+                      <w:rFonts w:ascii="Tahoma" w:hAnsi="Tahoma" w:cs="Tahoma"/>
+                      <w:color w:val="595959"/>
+                      <w:sz w:val="20"/>
+                      <w:lang w:val="ru-RU"/>
+                    </w:rPr>
+                    <w:t>,</w:t>
                   </w:r>
                   <w:r>
                     <w:rPr>
@@ -2792,17 +2947,7 @@
                       <w:sz w:val="20"/>
                       <w:lang w:val="ru-RU"/>
                     </w:rPr>
-                    <w:t xml:space="preserve">Основы баз данных, </w:t>
-                  </w:r>
-                  <w:r>
-                    <w:rPr>
-                      <w:rStyle w:val="hps"/>
-                      <w:rFonts w:ascii="Tahoma" w:hAnsi="Tahoma" w:cs="Tahoma"/>
-                      <w:color w:val="595959"/>
-                      <w:sz w:val="20"/>
-                      <w:lang w:val="ru-RU"/>
-                    </w:rPr>
-                    <w:t xml:space="preserve">Клиент-серверные </w:t>
+                    <w:t xml:space="preserve">Основы баз данных, Клиент-серверные </w:t>
                   </w:r>
                   <w:r>
                     <w:rPr>
@@ -2832,7 +2977,16 @@
                       <w:sz w:val="20"/>
                       <w:lang w:val="ru-RU"/>
                     </w:rPr>
-                    <w:t xml:space="preserve">приложения, </w:t>
+                    <w:t>приложения (</w:t>
+                  </w:r>
+                  <w:r>
+                    <w:rPr>
+                      <w:rFonts w:ascii="Tahoma" w:hAnsi="Tahoma" w:cs="Tahoma"/>
+                      <w:color w:val="595959"/>
+                      <w:sz w:val="20"/>
+                      <w:lang w:val="ru-RU" w:eastAsia="ru-RU"/>
+                    </w:rPr>
+                    <w:t>0721985)</w:t>
                   </w:r>
                   <w:r>
                     <w:rPr>
@@ -2842,7 +2996,7 @@
                       <w:sz w:val="20"/>
                       <w:lang w:val="ru-RU"/>
                     </w:rPr>
-                    <w:t xml:space="preserve">Английский для </w:t>
+                    <w:t xml:space="preserve">, Английский для </w:t>
                   </w:r>
                   <w:r>
                     <w:rPr>
@@ -2879,12 +3033,12 @@
             </w:tr>
             <w:tr>
               <w:trPr>
-                <w:trHeight w:val="284"/>
+                <w:trHeight w:val="285"/>
                 <w:jc w:val="center"/>
               </w:trPr>
               <w:tc>
                 <w:tcPr>
-                  <w:tcW w:w="2958" w:type="dxa"/>
+                  <w:tcW w:w="2952" w:type="dxa"/>
                   <w:vAlign w:val="center"/>
                 </w:tcPr>
                 <w:p>
@@ -2901,95 +3055,6 @@
                       <w:sz w:val="18"/>
                       <w:szCs w:val="18"/>
                       <w:lang w:val="ru-RU" w:eastAsia="ru-RU"/>
-                    </w:rPr>
-                  </w:pPr>
-                  <w:r>
-                    <w:rPr>
-                      <w:rFonts w:ascii="Tahoma" w:hAnsi="Tahoma" w:cs="Tahoma"/>
-                      <w:b/>
-                      <w:bCs/>
-                      <w:color w:val="595959"/>
-                      <w:sz w:val="18"/>
-                      <w:szCs w:val="18"/>
-                      <w:lang w:val="ru-RU" w:eastAsia="ru-RU"/>
-                    </w:rPr>
-                    <w:t>Выдано</w:t>
-                  </w:r>
-                  <w:r>
-                    <w:rPr>
-                      <w:rFonts w:ascii="Tahoma" w:hAnsi="Tahoma" w:cs="Tahoma"/>
-                      <w:b/>
-                      <w:bCs/>
-                      <w:color w:val="595959"/>
-                      <w:sz w:val="18"/>
-                      <w:szCs w:val="18"/>
-                      <w:lang w:val="ru-RU" w:eastAsia="ru-RU"/>
-                    </w:rPr>
-                    <w:t>:</w:t>
-                  </w:r>
-                </w:p>
-              </w:tc>
-              <w:tc>
-                <w:tcPr>
-                  <w:tcW w:w="7248" w:type="dxa"/>
-                  <w:vAlign w:val="center"/>
-                </w:tcPr>
-                <w:p>
-                  <w:pPr>
-                    <w:pStyle w:val="Description"/>
-                    <w:spacing w:before="0" w:after="0"/>
-                    <w:jc w:val="left"/>
-                    <w:rPr>
-                      <w:rFonts w:ascii="Tahoma" w:hAnsi="Tahoma" w:cs="Tahoma"/>
-                      <w:color w:val="595959"/>
-                      <w:sz w:val="20"/>
-                      <w:lang w:val="en-US" w:eastAsia="ru-RU"/>
-                    </w:rPr>
-                  </w:pPr>
-                  <w:proofErr w:type="spellStart"/>
-                  <w:r>
-                    <w:rPr>
-                      <w:rFonts w:ascii="Tahoma" w:hAnsi="Tahoma" w:cs="Tahoma"/>
-                      <w:color w:val="595959"/>
-                      <w:sz w:val="20"/>
-                      <w:lang w:val="en-US" w:eastAsia="ru-RU"/>
-                    </w:rPr>
-                    <w:t>GeekBrains</w:t>
-                  </w:r>
-                  <w:proofErr w:type="spellEnd"/>
-                  <w:r>
-                    <w:rPr>
-                      <w:rFonts w:ascii="Tahoma" w:hAnsi="Tahoma" w:cs="Tahoma"/>
-                      <w:color w:val="595959"/>
-                      <w:sz w:val="20"/>
-                      <w:lang w:val="en-US" w:eastAsia="ru-RU"/>
-                    </w:rPr>
-                    <w:t xml:space="preserve"> @mail.ru group</w:t>
-                  </w:r>
-                </w:p>
-              </w:tc>
-            </w:tr>
-            <w:tr>
-              <w:trPr>
-                <w:trHeight w:val="284"/>
-                <w:jc w:val="center"/>
-              </w:trPr>
-              <w:tc>
-                <w:tcPr>
-                  <w:tcW w:w="2958" w:type="dxa"/>
-                  <w:vAlign w:val="center"/>
-                </w:tcPr>
-                <w:p>
-                  <w:pPr>
-                    <w:pStyle w:val="Description"/>
-                    <w:spacing w:before="0" w:after="0"/>
-                    <w:jc w:val="left"/>
-                    <w:rPr>
-                      <w:rFonts w:ascii="Tahoma" w:hAnsi="Tahoma" w:cs="Tahoma"/>
-                      <w:color w:val="595959"/>
-                      <w:sz w:val="18"/>
-                      <w:szCs w:val="18"/>
-                      <w:lang w:eastAsia="ru-RU"/>
                     </w:rPr>
                   </w:pPr>
                   <w:r>
@@ -3020,7 +3085,7 @@
               </w:tc>
               <w:tc>
                 <w:tcPr>
-                  <w:tcW w:w="7248" w:type="dxa"/>
+                  <w:tcW w:w="7249" w:type="dxa"/>
                   <w:vAlign w:val="center"/>
                 </w:tcPr>
                 <w:p>
@@ -3042,16 +3107,7 @@
                       <w:sz w:val="20"/>
                       <w:lang w:val="ru-RU" w:eastAsia="ru-RU"/>
                     </w:rPr>
-                    <w:t>0</w:t>
-                  </w:r>
-                  <w:r>
-                    <w:rPr>
-                      <w:rFonts w:ascii="Tahoma" w:hAnsi="Tahoma" w:cs="Tahoma"/>
-                      <w:color w:val="595959"/>
-                      <w:sz w:val="20"/>
-                      <w:lang w:val="ru-RU" w:eastAsia="ru-RU"/>
-                    </w:rPr>
-                    <w:t>2</w:t>
+                    <w:t>02</w:t>
                   </w:r>
                   <w:r>
                     <w:rPr>
@@ -3139,12 +3195,12 @@
             </w:tr>
             <w:tr>
               <w:trPr>
-                <w:trHeight w:val="284"/>
+                <w:trHeight w:val="285"/>
                 <w:jc w:val="center"/>
               </w:trPr>
               <w:tc>
                 <w:tcPr>
-                  <w:tcW w:w="2958" w:type="dxa"/>
+                  <w:tcW w:w="2952" w:type="dxa"/>
                   <w:vAlign w:val="center"/>
                 </w:tcPr>
                 <w:p>
@@ -3173,8 +3229,93 @@
                       <w:szCs w:val="18"/>
                       <w:lang w:val="ru-RU" w:eastAsia="ru-RU"/>
                     </w:rPr>
-                    <w:t>Номера сертификатов</w:t>
+                    <w:t>Выдано</w:t>
                   </w:r>
+                  <w:r>
+                    <w:rPr>
+                      <w:rFonts w:ascii="Tahoma" w:hAnsi="Tahoma" w:cs="Tahoma"/>
+                      <w:b/>
+                      <w:bCs/>
+                      <w:color w:val="595959"/>
+                      <w:sz w:val="18"/>
+                      <w:szCs w:val="18"/>
+                      <w:lang w:eastAsia="ru-RU"/>
+                    </w:rPr>
+                    <w:t>:</w:t>
+                  </w:r>
+                </w:p>
+              </w:tc>
+              <w:tc>
+                <w:tcPr>
+                  <w:tcW w:w="7249" w:type="dxa"/>
+                  <w:vAlign w:val="center"/>
+                </w:tcPr>
+                <w:p>
+                  <w:pPr>
+                    <w:autoSpaceDE/>
+                    <w:autoSpaceDN/>
+                    <w:jc w:val="left"/>
+                    <w:rPr>
+                      <w:rFonts w:ascii="Tahoma" w:hAnsi="Tahoma" w:cs="Tahoma"/>
+                      <w:sz w:val="20"/>
+                      <w:lang w:val="ru-RU"/>
+                    </w:rPr>
+                  </w:pPr>
+                  <w:proofErr w:type="spellStart"/>
+                  <w:r>
+                    <w:rPr>
+                      <w:rFonts w:ascii="Tahoma" w:hAnsi="Tahoma" w:cs="Tahoma"/>
+                      <w:color w:val="595959"/>
+                      <w:sz w:val="20"/>
+                      <w:lang w:val="en-US"/>
+                    </w:rPr>
+                    <w:t>Stepik</w:t>
+                  </w:r>
+                  <w:proofErr w:type="spellEnd"/>
+                  <w:r>
+                    <w:rPr>
+                      <w:rFonts w:ascii="Tahoma" w:hAnsi="Tahoma" w:cs="Tahoma"/>
+                      <w:color w:val="595959"/>
+                      <w:sz w:val="20"/>
+                      <w:lang w:val="en-US"/>
+                    </w:rPr>
+                    <w:t xml:space="preserve"> education</w:t>
+                  </w:r>
+                  <w:r>
+                    <w:rPr>
+                      <w:rFonts w:ascii="Tahoma" w:hAnsi="Tahoma" w:cs="Tahoma"/>
+                      <w:color w:val="595959"/>
+                      <w:sz w:val="20"/>
+                      <w:lang w:val="ru-RU"/>
+                    </w:rPr>
+                    <w:t xml:space="preserve"> </w:t>
+                  </w:r>
+                </w:p>
+              </w:tc>
+            </w:tr>
+            <w:tr>
+              <w:trPr>
+                <w:trHeight w:val="285"/>
+                <w:jc w:val="center"/>
+              </w:trPr>
+              <w:tc>
+                <w:tcPr>
+                  <w:tcW w:w="2952" w:type="dxa"/>
+                  <w:vAlign w:val="center"/>
+                </w:tcPr>
+                <w:p>
+                  <w:pPr>
+                    <w:pStyle w:val="Description"/>
+                    <w:spacing w:before="0" w:after="0"/>
+                    <w:jc w:val="left"/>
+                    <w:rPr>
+                      <w:rFonts w:ascii="Tahoma" w:hAnsi="Tahoma" w:cs="Tahoma"/>
+                      <w:color w:val="595959"/>
+                      <w:sz w:val="18"/>
+                      <w:szCs w:val="18"/>
+                      <w:lang w:eastAsia="ru-RU"/>
+                    </w:rPr>
+                  </w:pPr>
                   <w:r>
                     <w:rPr>
                       <w:rFonts w:ascii="Tahoma" w:hAnsi="Tahoma" w:cs="Tahoma"/>
@@ -3185,13 +3326,132 @@
                       <w:szCs w:val="18"/>
                       <w:lang w:val="ru-RU" w:eastAsia="ru-RU"/>
                     </w:rPr>
+                    <w:t>Название курсов</w:t>
+                  </w:r>
+                  <w:r>
+                    <w:rPr>
+                      <w:rFonts w:ascii="Tahoma" w:hAnsi="Tahoma" w:cs="Tahoma"/>
+                      <w:b/>
+                      <w:bCs/>
+                      <w:color w:val="595959"/>
+                      <w:sz w:val="18"/>
+                      <w:szCs w:val="18"/>
+                      <w:lang w:eastAsia="ru-RU"/>
+                    </w:rPr>
                     <w:t>:</w:t>
                   </w:r>
                 </w:p>
               </w:tc>
               <w:tc>
                 <w:tcPr>
-                  <w:tcW w:w="7248" w:type="dxa"/>
+                  <w:tcW w:w="7249" w:type="dxa"/>
+                  <w:vAlign w:val="center"/>
+                </w:tcPr>
+                <w:p>
+                  <w:pPr>
+                    <w:pStyle w:val="Description"/>
+                    <w:spacing w:before="0" w:after="0"/>
+                    <w:jc w:val="left"/>
+                    <w:rPr>
+                      <w:rFonts w:ascii="Tahoma" w:hAnsi="Tahoma" w:cs="Tahoma"/>
+                      <w:color w:val="595959"/>
+                      <w:sz w:val="20"/>
+                      <w:lang w:val="ru-RU" w:eastAsia="ru-RU"/>
+                    </w:rPr>
+                  </w:pPr>
+                  <w:proofErr w:type="spellStart"/>
+                  <w:r>
+                    <w:rPr>
+                      <w:rFonts w:ascii="Tahoma" w:hAnsi="Tahoma" w:cs="Tahoma"/>
+                      <w:color w:val="595959"/>
+                      <w:sz w:val="20"/>
+                      <w:lang w:val="ru-RU" w:eastAsia="ru-RU"/>
+                    </w:rPr>
+                    <w:t>Многопоточность</w:t>
+                  </w:r>
+                  <w:proofErr w:type="spellEnd"/>
+                  <w:r>
+                    <w:rPr>
+                      <w:rFonts w:ascii="Tahoma" w:hAnsi="Tahoma" w:cs="Tahoma"/>
+                      <w:color w:val="595959"/>
+                      <w:sz w:val="20"/>
+                      <w:lang w:val="ru-RU" w:eastAsia="ru-RU"/>
+                    </w:rPr>
+                    <w:t xml:space="preserve"> в </w:t>
+                  </w:r>
+                  <w:r>
+                    <w:rPr>
+                      <w:rFonts w:ascii="Tahoma" w:hAnsi="Tahoma" w:cs="Tahoma"/>
+                      <w:color w:val="595959"/>
+                      <w:sz w:val="20"/>
+                      <w:lang w:val="en-US" w:eastAsia="ru-RU"/>
+                    </w:rPr>
+                    <w:t>iOS (Swift) (299210)</w:t>
+                  </w:r>
+                  <w:r>
+                    <w:rPr>
+                      <w:rFonts w:ascii="Tahoma" w:hAnsi="Tahoma" w:cs="Tahoma"/>
+                      <w:color w:val="595959"/>
+                      <w:sz w:val="20"/>
+                      <w:lang w:val="ru-RU" w:eastAsia="ru-RU"/>
+                    </w:rPr>
+                    <w:t xml:space="preserve"> </w:t>
+                  </w:r>
+                </w:p>
+              </w:tc>
+            </w:tr>
+            <w:tr>
+              <w:trPr>
+                <w:trHeight w:val="285"/>
+                <w:jc w:val="center"/>
+              </w:trPr>
+              <w:tc>
+                <w:tcPr>
+                  <w:tcW w:w="2952" w:type="dxa"/>
+                  <w:vAlign w:val="center"/>
+                </w:tcPr>
+                <w:p>
+                  <w:pPr>
+                    <w:pStyle w:val="Description"/>
+                    <w:spacing w:before="0" w:after="0"/>
+                    <w:jc w:val="left"/>
+                    <w:rPr>
+                      <w:rFonts w:ascii="Tahoma" w:hAnsi="Tahoma" w:cs="Tahoma"/>
+                      <w:color w:val="595959"/>
+                      <w:sz w:val="18"/>
+                      <w:szCs w:val="18"/>
+                      <w:lang w:eastAsia="ru-RU"/>
+                    </w:rPr>
+                  </w:pPr>
+                  <w:r>
+                    <w:rPr>
+                      <w:rFonts w:ascii="Tahoma" w:hAnsi="Tahoma" w:cs="Tahoma"/>
+                      <w:b/>
+                      <w:bCs/>
+                      <w:color w:val="595959"/>
+                      <w:sz w:val="18"/>
+                      <w:szCs w:val="18"/>
+                      <w:lang w:val="ru-RU" w:eastAsia="ru-RU"/>
+                    </w:rPr>
+                    <w:t>Годы обучения</w:t>
+                  </w:r>
+                  <w:r>
+                    <w:rPr>
+                      <w:rFonts w:ascii="Tahoma" w:hAnsi="Tahoma" w:cs="Tahoma"/>
+                      <w:b/>
+                      <w:bCs/>
+                      <w:color w:val="595959"/>
+                      <w:sz w:val="18"/>
+                      <w:szCs w:val="18"/>
+                      <w:lang w:eastAsia="ru-RU"/>
+                    </w:rPr>
+                    <w:t>:</w:t>
+                  </w:r>
+                </w:p>
+              </w:tc>
+              <w:tc>
+                <w:tcPr>
+                  <w:tcW w:w="7249" w:type="dxa"/>
                   <w:vAlign w:val="center"/>
                 </w:tcPr>
                 <w:p>
@@ -3211,21 +3471,39 @@
                       <w:rFonts w:ascii="Tahoma" w:hAnsi="Tahoma" w:cs="Tahoma"/>
                       <w:color w:val="595959"/>
                       <w:sz w:val="20"/>
+                      <w:lang w:val="en-US" w:eastAsia="ru-RU"/>
+                    </w:rPr>
+                    <w:t>03/</w:t>
+                  </w:r>
+                  <w:r>
+                    <w:rPr>
+                      <w:rFonts w:ascii="Tahoma" w:hAnsi="Tahoma" w:cs="Tahoma"/>
+                      <w:color w:val="595959"/>
+                      <w:sz w:val="20"/>
+                      <w:lang w:val="en-US" w:eastAsia="ru-RU"/>
+                    </w:rPr>
+                    <w:t>20</w:t>
+                  </w:r>
+                  <w:r>
+                    <w:rPr>
+                      <w:rFonts w:ascii="Tahoma" w:hAnsi="Tahoma" w:cs="Tahoma"/>
+                      <w:color w:val="595959"/>
+                      <w:sz w:val="20"/>
                       <w:lang w:val="ru-RU" w:eastAsia="ru-RU"/>
                     </w:rPr>
-                    <w:t xml:space="preserve">0723721, 0711999, 0711998, 0425657, 0422440, 0423974, 0729552, 0441358, 0721678, 0703649, 0720836, 0721985 </w:t>
+                    <w:t>20</w:t>
                   </w:r>
                 </w:p>
               </w:tc>
             </w:tr>
             <w:tr>
               <w:trPr>
-                <w:trHeight w:val="284"/>
+                <w:trHeight w:val="285"/>
                 <w:jc w:val="center"/>
               </w:trPr>
               <w:tc>
                 <w:tcPr>
-                  <w:tcW w:w="2958" w:type="dxa"/>
+                  <w:tcW w:w="2952" w:type="dxa"/>
                   <w:vAlign w:val="center"/>
                 </w:tcPr>
                 <w:p>
@@ -3272,18 +3550,19 @@
               </w:tc>
               <w:tc>
                 <w:tcPr>
-                  <w:tcW w:w="7248" w:type="dxa"/>
+                  <w:tcW w:w="7249" w:type="dxa"/>
                   <w:vAlign w:val="center"/>
                 </w:tcPr>
                 <w:p>
                   <w:pPr>
-                    <w:autoSpaceDE/>
-                    <w:autoSpaceDN/>
+                    <w:pStyle w:val="Description"/>
+                    <w:spacing w:before="0" w:after="0"/>
                     <w:jc w:val="left"/>
                     <w:rPr>
                       <w:rFonts w:ascii="Tahoma" w:hAnsi="Tahoma" w:cs="Tahoma"/>
+                      <w:color w:val="595959"/>
                       <w:sz w:val="20"/>
-                      <w:lang w:val="ru-RU"/>
+                      <w:lang w:val="ru-RU" w:eastAsia="ru-RU"/>
                     </w:rPr>
                   </w:pPr>
                   <w:hyperlink r:id="rId10" w:history="1">

--- a/Documents/dmitrii_konstantinov_cv.docx
+++ b/Documents/dmitrii_konstantinov_cv.docx
@@ -7484,9 +7484,9 @@
               <w:color w:val="FFFFFF"/>
               <w:sz w:val="16"/>
               <w:szCs w:val="16"/>
-              <w:lang w:val="en-US"/>
+              <w:lang w:val="pt-PT"/>
             </w:rPr>
-            <w:t>10</w:t>
+            <w:t>23</w:t>
           </w:r>
           <w:r>
             <w:rPr>

--- a/Documents/dmitrii_konstantinov_cv.docx
+++ b/Documents/dmitrii_konstantinov_cv.docx
@@ -937,7 +937,7 @@
           <w:color w:val="2E74B5"/>
           <w:sz w:val="24"/>
           <w:szCs w:val="24"/>
-          <w:lang w:val="en-US"/>
+          <w:lang w:val="ru-RU"/>
         </w:rPr>
       </w:pPr>
       <w:r>
@@ -949,12 +949,12 @@
           <w:szCs w:val="24"/>
           <w:lang w:val="ru-RU"/>
         </w:rPr>
-        <w:t>Цели</w:t>
+        <w:t>Желаемая должность</w:t>
       </w:r>
     </w:p>
     <w:tbl>
       <w:tblPr>
-        <w:tblW w:w="5850" w:type="dxa"/>
+        <w:tblW w:w="1655" w:type="dxa"/>
         <w:tblBorders>
           <w:bottom w:val="dotted" w:sz="4" w:space="0" w:color="BDD6EE"/>
           <w:insideH w:val="dotted" w:sz="4" w:space="0" w:color="BDD6EE"/>
@@ -969,16 +969,15 @@
         <w:tblLook w:val="0000" w:firstRow="0" w:lastRow="0" w:firstColumn="0" w:lastColumn="0" w:noHBand="0" w:noVBand="0"/>
       </w:tblPr>
       <w:tblGrid>
-        <w:gridCol w:w="2268"/>
-        <w:gridCol w:w="3582"/>
+        <w:gridCol w:w="1655"/>
       </w:tblGrid>
       <w:tr>
         <w:trPr>
-          <w:trHeight w:val="365"/>
+          <w:trHeight w:val="390"/>
         </w:trPr>
         <w:tc>
           <w:tcPr>
-            <w:tcW w:w="2268" w:type="dxa"/>
+            <w:tcW w:w="1655" w:type="dxa"/>
             <w:shd w:val="clear" w:color="auto" w:fill="auto"/>
             <w:noWrap/>
             <w:vAlign w:val="bottom"/>
@@ -995,7 +994,7 @@
                 <w:color w:val="595959"/>
                 <w:sz w:val="18"/>
                 <w:szCs w:val="18"/>
-                <w:lang w:val="ru-RU"/>
+                <w:lang w:val="en-US"/>
               </w:rPr>
             </w:pPr>
             <w:r>
@@ -1006,47 +1005,6 @@
                 <w:color w:val="595959"/>
                 <w:sz w:val="18"/>
                 <w:szCs w:val="18"/>
-                <w:lang w:val="ru-RU"/>
-              </w:rPr>
-              <w:t>Желаемая должность</w:t>
-            </w:r>
-            <w:r>
-              <w:rPr>
-                <w:rFonts w:ascii="Tahoma" w:hAnsi="Tahoma" w:cs="Tahoma"/>
-                <w:b/>
-                <w:bCs/>
-                <w:color w:val="595959"/>
-                <w:sz w:val="18"/>
-                <w:szCs w:val="18"/>
-              </w:rPr>
-              <w:t>:</w:t>
-            </w:r>
-          </w:p>
-        </w:tc>
-        <w:tc>
-          <w:tcPr>
-            <w:tcW w:w="3582" w:type="dxa"/>
-            <w:shd w:val="clear" w:color="auto" w:fill="auto"/>
-            <w:noWrap/>
-            <w:vAlign w:val="bottom"/>
-          </w:tcPr>
-          <w:p>
-            <w:pPr>
-              <w:autoSpaceDE/>
-              <w:autoSpaceDN/>
-              <w:jc w:val="left"/>
-              <w:rPr>
-                <w:rFonts w:ascii="Tahoma" w:hAnsi="Tahoma" w:cs="Tahoma"/>
-                <w:color w:val="595959"/>
-                <w:sz w:val="20"/>
-                <w:lang w:val="en-US"/>
-              </w:rPr>
-            </w:pPr>
-            <w:r>
-              <w:rPr>
-                <w:rFonts w:ascii="Tahoma" w:hAnsi="Tahoma" w:cs="Tahoma"/>
-                <w:color w:val="595959"/>
-                <w:sz w:val="20"/>
                 <w:lang w:val="en-US"/>
               </w:rPr>
               <w:t>iOS Developer</w:t>
@@ -1062,9 +1020,24 @@
         <w:rPr>
           <w:rFonts w:ascii="Tahoma" w:hAnsi="Tahoma" w:cs="Tahoma"/>
           <w:b w:val="0"/>
-          <w:color w:val="595959"/>
+          <w:color w:val="FFC000"/>
           <w:sz w:val="24"/>
           <w:szCs w:val="24"/>
+          <w:lang w:val="ru-RU"/>
+        </w:rPr>
+      </w:pPr>
+    </w:p>
+    <w:p>
+      <w:pPr>
+        <w:pStyle w:val="af3"/>
+        <w:jc w:val="left"/>
+        <w:rPr>
+          <w:rFonts w:ascii="Tahoma" w:hAnsi="Tahoma" w:cs="Tahoma"/>
+          <w:b w:val="0"/>
+          <w:color w:val="FFC000"/>
+          <w:sz w:val="24"/>
+          <w:szCs w:val="24"/>
+          <w:lang w:val="ru-RU"/>
         </w:rPr>
       </w:pPr>
     </w:p>
@@ -1091,444 +1064,6 @@
           <w:szCs w:val="24"/>
           <w:lang w:val="ru-RU"/>
         </w:rPr>
-        <w:t>Квалификация</w:t>
-      </w:r>
-    </w:p>
-    <w:tbl>
-      <w:tblPr>
-        <w:tblW w:w="10206" w:type="dxa"/>
-        <w:jc w:val="center"/>
-        <w:tblBorders>
-          <w:top w:val="dotted" w:sz="4" w:space="0" w:color="auto"/>
-          <w:left w:val="dotted" w:sz="4" w:space="0" w:color="auto"/>
-          <w:bottom w:val="dotted" w:sz="4" w:space="0" w:color="auto"/>
-          <w:right w:val="dotted" w:sz="4" w:space="0" w:color="auto"/>
-        </w:tblBorders>
-        <w:tblLayout w:type="fixed"/>
-        <w:tblCellMar>
-          <w:left w:w="85" w:type="dxa"/>
-          <w:right w:w="85" w:type="dxa"/>
-        </w:tblCellMar>
-        <w:tblLook w:val="04A0" w:firstRow="1" w:lastRow="0" w:firstColumn="1" w:lastColumn="0" w:noHBand="0" w:noVBand="1"/>
-      </w:tblPr>
-      <w:tblGrid>
-        <w:gridCol w:w="10206"/>
-      </w:tblGrid>
-      <w:tr>
-        <w:trPr>
-          <w:trHeight w:val="522"/>
-          <w:jc w:val="center"/>
-        </w:trPr>
-        <w:tc>
-          <w:tcPr>
-            <w:tcW w:w="10098" w:type="dxa"/>
-            <w:tcBorders>
-              <w:top w:val="nil"/>
-              <w:left w:val="nil"/>
-              <w:bottom w:val="nil"/>
-              <w:right w:val="nil"/>
-            </w:tcBorders>
-            <w:shd w:val="clear" w:color="auto" w:fill="auto"/>
-            <w:noWrap/>
-          </w:tcPr>
-          <w:p>
-            <w:pPr>
-              <w:autoSpaceDE/>
-              <w:autoSpaceDN/>
-              <w:ind w:left="-84"/>
-              <w:jc w:val="left"/>
-              <w:rPr>
-                <w:rFonts w:ascii="Tahoma" w:hAnsi="Tahoma" w:cs="Tahoma"/>
-                <w:color w:val="595959"/>
-                <w:sz w:val="20"/>
-                <w:lang w:val="ru-RU"/>
-              </w:rPr>
-            </w:pPr>
-            <w:r>
-              <w:rPr>
-                <w:rStyle w:val="hps"/>
-                <w:rFonts w:ascii="Tahoma" w:hAnsi="Tahoma" w:cs="Tahoma"/>
-                <w:color w:val="595959"/>
-                <w:sz w:val="20"/>
-                <w:lang w:val="ru-RU"/>
-              </w:rPr>
-              <w:t xml:space="preserve">Мое первое знакомство с языком </w:t>
-            </w:r>
-            <w:r>
-              <w:rPr>
-                <w:rStyle w:val="hps"/>
-                <w:rFonts w:ascii="Tahoma" w:hAnsi="Tahoma" w:cs="Tahoma"/>
-                <w:color w:val="595959"/>
-                <w:sz w:val="20"/>
-                <w:lang w:val="en-US"/>
-              </w:rPr>
-              <w:t>Swift</w:t>
-            </w:r>
-            <w:r>
-              <w:rPr>
-                <w:rStyle w:val="hps"/>
-                <w:rFonts w:ascii="Tahoma" w:hAnsi="Tahoma" w:cs="Tahoma"/>
-                <w:color w:val="595959"/>
-                <w:sz w:val="20"/>
-                <w:lang w:val="ru-RU"/>
-              </w:rPr>
-              <w:t xml:space="preserve"> </w:t>
-            </w:r>
-            <w:r>
-              <w:rPr>
-                <w:rStyle w:val="hps"/>
-                <w:rFonts w:ascii="Tahoma" w:hAnsi="Tahoma" w:cs="Tahoma"/>
-                <w:color w:val="595959"/>
-                <w:sz w:val="20"/>
-                <w:lang w:val="ru-RU"/>
-              </w:rPr>
-              <w:t xml:space="preserve">произошло в феврале 2018 года, с тех пор я прошел курс </w:t>
-            </w:r>
-            <w:r>
-              <w:rPr>
-                <w:rStyle w:val="hps"/>
-                <w:rFonts w:ascii="Tahoma" w:hAnsi="Tahoma" w:cs="Tahoma"/>
-                <w:color w:val="595959"/>
-                <w:sz w:val="20"/>
-                <w:lang w:val="en-US"/>
-              </w:rPr>
-              <w:t>Intro</w:t>
-            </w:r>
-            <w:r>
-              <w:rPr>
-                <w:rStyle w:val="hps"/>
-                <w:rFonts w:ascii="Tahoma" w:hAnsi="Tahoma" w:cs="Tahoma"/>
-                <w:color w:val="595959"/>
-                <w:sz w:val="20"/>
-                <w:lang w:val="ru-RU"/>
-              </w:rPr>
-              <w:t xml:space="preserve"> </w:t>
-            </w:r>
-            <w:r>
-              <w:rPr>
-                <w:rStyle w:val="hps"/>
-                <w:rFonts w:ascii="Tahoma" w:hAnsi="Tahoma" w:cs="Tahoma"/>
-                <w:color w:val="595959"/>
-                <w:sz w:val="20"/>
-                <w:lang w:val="en-US"/>
-              </w:rPr>
-              <w:t>to</w:t>
-            </w:r>
-            <w:r>
-              <w:rPr>
-                <w:rStyle w:val="hps"/>
-                <w:rFonts w:ascii="Tahoma" w:hAnsi="Tahoma" w:cs="Tahoma"/>
-                <w:color w:val="595959"/>
-                <w:sz w:val="20"/>
-                <w:lang w:val="ru-RU"/>
-              </w:rPr>
-              <w:t xml:space="preserve"> </w:t>
-            </w:r>
-            <w:r>
-              <w:rPr>
-                <w:rStyle w:val="hps"/>
-                <w:rFonts w:ascii="Tahoma" w:hAnsi="Tahoma" w:cs="Tahoma"/>
-                <w:color w:val="595959"/>
-                <w:sz w:val="20"/>
-                <w:lang w:val="en-US"/>
-              </w:rPr>
-              <w:t>App</w:t>
-            </w:r>
-            <w:r>
-              <w:rPr>
-                <w:rStyle w:val="hps"/>
-                <w:rFonts w:ascii="Tahoma" w:hAnsi="Tahoma" w:cs="Tahoma"/>
-                <w:color w:val="595959"/>
-                <w:sz w:val="20"/>
-                <w:lang w:val="ru-RU"/>
-              </w:rPr>
-              <w:t xml:space="preserve"> </w:t>
-            </w:r>
-            <w:r>
-              <w:rPr>
-                <w:rStyle w:val="hps"/>
-                <w:rFonts w:ascii="Tahoma" w:hAnsi="Tahoma" w:cs="Tahoma"/>
-                <w:color w:val="595959"/>
-                <w:sz w:val="20"/>
-                <w:lang w:val="en-US"/>
-              </w:rPr>
-              <w:t>Development</w:t>
-            </w:r>
-            <w:r>
-              <w:rPr>
-                <w:rStyle w:val="hps"/>
-                <w:rFonts w:ascii="Tahoma" w:hAnsi="Tahoma" w:cs="Tahoma"/>
-                <w:color w:val="595959"/>
-                <w:sz w:val="20"/>
-                <w:lang w:val="ru-RU"/>
-              </w:rPr>
-              <w:t xml:space="preserve"> </w:t>
-            </w:r>
-            <w:r>
-              <w:rPr>
-                <w:rStyle w:val="hps"/>
-                <w:rFonts w:ascii="Tahoma" w:hAnsi="Tahoma" w:cs="Tahoma"/>
-                <w:color w:val="595959"/>
-                <w:sz w:val="20"/>
-                <w:lang w:val="en-US"/>
-              </w:rPr>
-              <w:t>with</w:t>
-            </w:r>
-            <w:r>
-              <w:rPr>
-                <w:rStyle w:val="hps"/>
-                <w:rFonts w:ascii="Tahoma" w:hAnsi="Tahoma" w:cs="Tahoma"/>
-                <w:color w:val="595959"/>
-                <w:sz w:val="20"/>
-                <w:lang w:val="ru-RU"/>
-              </w:rPr>
-              <w:t xml:space="preserve"> </w:t>
-            </w:r>
-            <w:r>
-              <w:rPr>
-                <w:rStyle w:val="hps"/>
-                <w:rFonts w:ascii="Tahoma" w:hAnsi="Tahoma" w:cs="Tahoma"/>
-                <w:color w:val="595959"/>
-                <w:sz w:val="20"/>
-                <w:lang w:val="en-US"/>
-              </w:rPr>
-              <w:t>Swift</w:t>
-            </w:r>
-            <w:r>
-              <w:rPr>
-                <w:rStyle w:val="hps"/>
-                <w:rFonts w:ascii="Tahoma" w:hAnsi="Tahoma" w:cs="Tahoma"/>
-                <w:color w:val="595959"/>
-                <w:sz w:val="20"/>
-                <w:lang w:val="ru-RU"/>
-              </w:rPr>
-              <w:t xml:space="preserve"> </w:t>
-            </w:r>
-            <w:r>
-              <w:rPr>
-                <w:rStyle w:val="hps"/>
-                <w:rFonts w:ascii="Tahoma" w:hAnsi="Tahoma" w:cs="Tahoma"/>
-                <w:color w:val="595959"/>
-                <w:sz w:val="20"/>
-                <w:lang w:val="ru-RU"/>
-              </w:rPr>
-              <w:t xml:space="preserve">от </w:t>
-            </w:r>
-            <w:r>
-              <w:rPr>
-                <w:rStyle w:val="hps"/>
-                <w:rFonts w:ascii="Tahoma" w:hAnsi="Tahoma" w:cs="Tahoma"/>
-                <w:color w:val="595959"/>
-                <w:sz w:val="20"/>
-                <w:lang w:val="en-US"/>
-              </w:rPr>
-              <w:t>Apple</w:t>
-            </w:r>
-            <w:r>
-              <w:rPr>
-                <w:rStyle w:val="hps"/>
-                <w:rFonts w:ascii="Tahoma" w:hAnsi="Tahoma" w:cs="Tahoma"/>
-                <w:color w:val="595959"/>
-                <w:sz w:val="20"/>
-                <w:lang w:val="ru-RU"/>
-              </w:rPr>
-              <w:t xml:space="preserve">, </w:t>
-            </w:r>
-            <w:r>
-              <w:rPr>
-                <w:rStyle w:val="hps"/>
-                <w:rFonts w:ascii="Tahoma" w:hAnsi="Tahoma" w:cs="Tahoma"/>
-                <w:color w:val="595959"/>
-                <w:sz w:val="20"/>
-                <w:lang w:val="ru-RU"/>
-              </w:rPr>
-              <w:t xml:space="preserve">с отличием окончил обучение по профессии Программист </w:t>
-            </w:r>
-            <w:r>
-              <w:rPr>
-                <w:rStyle w:val="hps"/>
-                <w:rFonts w:ascii="Tahoma" w:hAnsi="Tahoma" w:cs="Tahoma"/>
-                <w:color w:val="595959"/>
-                <w:sz w:val="20"/>
-                <w:lang w:val="en-US"/>
-              </w:rPr>
-              <w:t>iOS</w:t>
-            </w:r>
-            <w:r>
-              <w:rPr>
-                <w:rStyle w:val="hps"/>
-                <w:rFonts w:ascii="Tahoma" w:hAnsi="Tahoma" w:cs="Tahoma"/>
-                <w:color w:val="595959"/>
-                <w:sz w:val="20"/>
-                <w:lang w:val="ru-RU"/>
-              </w:rPr>
-              <w:t xml:space="preserve"> от портала </w:t>
-            </w:r>
-            <w:proofErr w:type="spellStart"/>
-            <w:r>
-              <w:rPr>
-                <w:rStyle w:val="hps"/>
-                <w:rFonts w:ascii="Tahoma" w:hAnsi="Tahoma" w:cs="Tahoma"/>
-                <w:color w:val="595959"/>
-                <w:sz w:val="20"/>
-                <w:lang w:val="en-US"/>
-              </w:rPr>
-              <w:t>GeekBrains</w:t>
-            </w:r>
-            <w:proofErr w:type="spellEnd"/>
-            <w:r>
-              <w:rPr>
-                <w:rStyle w:val="hps"/>
-                <w:rFonts w:ascii="Tahoma" w:hAnsi="Tahoma" w:cs="Tahoma"/>
-                <w:color w:val="595959"/>
-                <w:sz w:val="20"/>
-                <w:lang w:val="ru-RU"/>
-              </w:rPr>
-              <w:t xml:space="preserve"> </w:t>
-            </w:r>
-            <w:r>
-              <w:rPr>
-                <w:rStyle w:val="hps"/>
-                <w:rFonts w:ascii="Tahoma" w:hAnsi="Tahoma" w:cs="Tahoma"/>
-                <w:color w:val="595959"/>
-                <w:sz w:val="20"/>
-                <w:lang w:val="ru-RU"/>
-              </w:rPr>
-              <w:t xml:space="preserve">и </w:t>
-            </w:r>
-            <w:r>
-              <w:rPr>
-                <w:rStyle w:val="hps"/>
-                <w:rFonts w:ascii="Tahoma" w:hAnsi="Tahoma" w:cs="Tahoma"/>
-                <w:color w:val="595959"/>
-                <w:sz w:val="20"/>
-                <w:lang w:val="ru-RU"/>
-              </w:rPr>
-              <w:t>@</w:t>
-            </w:r>
-            <w:r>
-              <w:rPr>
-                <w:rStyle w:val="hps"/>
-                <w:rFonts w:ascii="Tahoma" w:hAnsi="Tahoma" w:cs="Tahoma"/>
-                <w:color w:val="595959"/>
-                <w:sz w:val="20"/>
-                <w:lang w:val="en-US"/>
-              </w:rPr>
-              <w:t>mail</w:t>
-            </w:r>
-            <w:r>
-              <w:rPr>
-                <w:rStyle w:val="hps"/>
-                <w:rFonts w:ascii="Tahoma" w:hAnsi="Tahoma" w:cs="Tahoma"/>
-                <w:color w:val="595959"/>
-                <w:sz w:val="20"/>
-                <w:lang w:val="ru-RU"/>
-              </w:rPr>
-              <w:t>.</w:t>
-            </w:r>
-            <w:proofErr w:type="spellStart"/>
-            <w:r>
-              <w:rPr>
-                <w:rStyle w:val="hps"/>
-                <w:rFonts w:ascii="Tahoma" w:hAnsi="Tahoma" w:cs="Tahoma"/>
-                <w:color w:val="595959"/>
-                <w:sz w:val="20"/>
-                <w:lang w:val="en-US"/>
-              </w:rPr>
-              <w:t>ru</w:t>
-            </w:r>
-            <w:proofErr w:type="spellEnd"/>
-            <w:r>
-              <w:rPr>
-                <w:rStyle w:val="hps"/>
-                <w:rFonts w:ascii="Tahoma" w:hAnsi="Tahoma" w:cs="Tahoma"/>
-                <w:color w:val="595959"/>
-                <w:sz w:val="20"/>
-                <w:lang w:val="ru-RU"/>
-              </w:rPr>
-              <w:t xml:space="preserve"> </w:t>
-            </w:r>
-            <w:r>
-              <w:rPr>
-                <w:rStyle w:val="hps"/>
-                <w:rFonts w:ascii="Tahoma" w:hAnsi="Tahoma" w:cs="Tahoma"/>
-                <w:color w:val="595959"/>
-                <w:sz w:val="20"/>
-                <w:lang w:val="en-US"/>
-              </w:rPr>
-              <w:t>group</w:t>
-            </w:r>
-            <w:r>
-              <w:rPr>
-                <w:rStyle w:val="hps"/>
-                <w:rFonts w:ascii="Tahoma" w:hAnsi="Tahoma" w:cs="Tahoma"/>
-                <w:color w:val="595959"/>
-                <w:sz w:val="20"/>
-                <w:lang w:val="ru-RU"/>
-              </w:rPr>
-              <w:t xml:space="preserve"> и являюсь наставником для менее опытных </w:t>
-            </w:r>
-            <w:r>
-              <w:rPr>
-                <w:rStyle w:val="hps"/>
-                <w:rFonts w:ascii="Tahoma" w:hAnsi="Tahoma" w:cs="Tahoma"/>
-                <w:color w:val="595959"/>
-                <w:sz w:val="20"/>
-                <w:lang w:val="ru-RU"/>
-              </w:rPr>
-              <w:t>программистов</w:t>
-            </w:r>
-            <w:r>
-              <w:rPr>
-                <w:rStyle w:val="hps"/>
-                <w:rFonts w:ascii="Tahoma" w:hAnsi="Tahoma" w:cs="Tahoma"/>
-                <w:color w:val="595959"/>
-                <w:sz w:val="20"/>
-                <w:lang w:val="ru-RU"/>
-              </w:rPr>
-              <w:t xml:space="preserve">. </w:t>
-            </w:r>
-          </w:p>
-        </w:tc>
-      </w:tr>
-    </w:tbl>
-    <w:p>
-      <w:pPr>
-        <w:pStyle w:val="af3"/>
-        <w:jc w:val="left"/>
-        <w:rPr>
-          <w:rFonts w:ascii="Tahoma" w:hAnsi="Tahoma" w:cs="Tahoma"/>
-          <w:b w:val="0"/>
-          <w:color w:val="FFC000"/>
-          <w:sz w:val="24"/>
-          <w:szCs w:val="24"/>
-          <w:lang w:val="ru-RU"/>
-        </w:rPr>
-      </w:pPr>
-    </w:p>
-    <w:p>
-      <w:pPr>
-        <w:pStyle w:val="af3"/>
-        <w:spacing w:after="120"/>
-        <w:jc w:val="left"/>
-        <w:rPr>
-          <w:rFonts w:ascii="Tahoma" w:hAnsi="Tahoma" w:cs="Tahoma"/>
-          <w:b w:val="0"/>
-          <w:color w:val="2E74B5"/>
-          <w:sz w:val="24"/>
-          <w:szCs w:val="24"/>
-          <w:lang w:val="ru-RU"/>
-        </w:rPr>
-      </w:pPr>
-      <w:r>
-        <w:rPr>
-          <w:rFonts w:ascii="Tahoma" w:hAnsi="Tahoma" w:cs="Tahoma"/>
-          <w:b w:val="0"/>
-          <w:color w:val="2E74B5"/>
-          <w:sz w:val="24"/>
-          <w:szCs w:val="24"/>
-          <w:lang w:val="ru-RU"/>
-        </w:rPr>
         <w:t>Технические навыки</w:t>
       </w:r>
     </w:p>
@@ -1539,22 +1074,18 @@
       <w:r>
         <w:t>Swift</w:t>
       </w:r>
-    </w:p>
-    <w:p>
-      <w:pPr>
-        <w:pStyle w:val="ArrowBlueBullets"/>
-      </w:pPr>
+      <w:r>
+        <w:t xml:space="preserve">, </w:t>
+      </w:r>
       <w:r>
         <w:t xml:space="preserve">MVC, </w:t>
       </w:r>
       <w:r>
         <w:t>MVP</w:t>
       </w:r>
-    </w:p>
-    <w:p>
-      <w:pPr>
-        <w:pStyle w:val="ArrowBlueBullets"/>
-      </w:pPr>
+      <w:r>
+        <w:t xml:space="preserve">, </w:t>
+      </w:r>
       <w:r>
         <w:t xml:space="preserve">Realm, </w:t>
       </w:r>
@@ -1569,19 +1100,15 @@
       <w:r>
         <w:t>MySQL</w:t>
       </w:r>
-    </w:p>
-    <w:p>
-      <w:pPr>
-        <w:pStyle w:val="ArrowBlueBullets"/>
-      </w:pPr>
+      <w:r>
+        <w:t xml:space="preserve">, </w:t>
+      </w:r>
       <w:r>
         <w:t>REST API, JSON</w:t>
       </w:r>
-    </w:p>
-    <w:p>
-      <w:pPr>
-        <w:pStyle w:val="ArrowBlueBullets"/>
-      </w:pPr>
+      <w:r>
+        <w:t xml:space="preserve">, </w:t>
+      </w:r>
       <w:r>
         <w:t>Git</w:t>
       </w:r>
@@ -1617,6 +1144,12 @@
         </w:rPr>
         <w:t xml:space="preserve">, Foundation, </w:t>
       </w:r>
+      <w:r>
+        <w:rPr>
+          <w:rFonts w:cs="Tahoma"/>
+        </w:rPr>
+        <w:t xml:space="preserve">GCD, </w:t>
+      </w:r>
       <w:proofErr w:type="spellStart"/>
       <w:r>
         <w:rPr>
@@ -1685,21 +1218,7 @@
         <w:rPr>
           <w:rFonts w:cs="Tahoma"/>
         </w:rPr>
-        <w:t>, Firebase/Analytics, Firebase/</w:t>
-      </w:r>
-      <w:proofErr w:type="spellStart"/>
-      <w:r>
-        <w:rPr>
-          <w:rFonts w:cs="Tahoma"/>
-        </w:rPr>
-        <w:t>Crashlytics</w:t>
-      </w:r>
-      <w:proofErr w:type="spellEnd"/>
-      <w:r>
-        <w:rPr>
-          <w:rFonts w:cs="Tahoma"/>
-        </w:rPr>
-        <w:t xml:space="preserve">, </w:t>
+        <w:t xml:space="preserve">, Firebase, </w:t>
       </w:r>
       <w:proofErr w:type="spellStart"/>
       <w:r>
@@ -1712,125 +1231,6 @@
     </w:p>
     <w:p>
       <w:pPr>
-        <w:pStyle w:val="ArrowBlueBullets"/>
-        <w:numPr>
-          <w:ilvl w:val="0"/>
-          <w:numId w:val="0"/>
-        </w:numPr>
-        <w:ind w:left="454"/>
-        <w:jc w:val="left"/>
-        <w:rPr>
-          <w:rFonts w:cs="Tahoma"/>
-          <w:color w:val="2E74B5"/>
-          <w:sz w:val="24"/>
-          <w:szCs w:val="24"/>
-        </w:rPr>
-      </w:pPr>
-    </w:p>
-    <w:p>
-      <w:pPr>
-        <w:pStyle w:val="ArrowBlueBullets"/>
-        <w:numPr>
-          <w:ilvl w:val="0"/>
-          <w:numId w:val="0"/>
-        </w:numPr>
-        <w:jc w:val="left"/>
-        <w:rPr>
-          <w:rFonts w:cs="Tahoma"/>
-          <w:color w:val="2E74B5"/>
-          <w:sz w:val="24"/>
-          <w:szCs w:val="24"/>
-        </w:rPr>
-      </w:pPr>
-      <w:r>
-        <w:br w:type="page"/>
-      </w:r>
-      <w:r>
-        <w:rPr>
-          <w:rFonts w:cs="Tahoma"/>
-          <w:color w:val="2E74B5"/>
-          <w:sz w:val="24"/>
-          <w:szCs w:val="24"/>
-          <w:lang w:val="ru-RU"/>
-        </w:rPr>
-        <w:lastRenderedPageBreak/>
-        <w:t>Знание языков</w:t>
-      </w:r>
-      <w:r>
-        <w:rPr>
-          <w:rFonts w:cs="Tahoma"/>
-          <w:color w:val="2E74B5"/>
-          <w:sz w:val="24"/>
-          <w:szCs w:val="24"/>
-        </w:rPr>
-        <w:t xml:space="preserve"> </w:t>
-      </w:r>
-    </w:p>
-    <w:p>
-      <w:pPr>
-        <w:pStyle w:val="ArrowBlueBullets"/>
-        <w:jc w:val="left"/>
-        <w:rPr>
-          <w:rFonts w:cs="Tahoma"/>
-          <w:color w:val="2E74B5"/>
-          <w:sz w:val="24"/>
-          <w:szCs w:val="24"/>
-        </w:rPr>
-      </w:pPr>
-      <w:r>
-        <w:rPr>
-          <w:lang w:val="ru-RU"/>
-        </w:rPr>
-        <w:t>Английский</w:t>
-      </w:r>
-      <w:r>
-        <w:t xml:space="preserve"> – </w:t>
-      </w:r>
-      <w:r>
-        <w:t>Pre-</w:t>
-      </w:r>
-      <w:r>
-        <w:t>Intermediate</w:t>
-      </w:r>
-    </w:p>
-    <w:p>
-      <w:pPr>
-        <w:pStyle w:val="ArrowBlueBullets"/>
-        <w:rPr>
-          <w:b/>
-        </w:rPr>
-      </w:pPr>
-      <w:r>
-        <w:rPr>
-          <w:lang w:val="ru-RU"/>
-        </w:rPr>
-        <w:t>Русский</w:t>
-      </w:r>
-      <w:r>
-        <w:t xml:space="preserve"> – </w:t>
-      </w:r>
-      <w:r>
-        <w:rPr>
-          <w:lang w:val="ru-RU"/>
-        </w:rPr>
-        <w:t>Родной</w:t>
-      </w:r>
-    </w:p>
-    <w:p>
-      <w:pPr>
-        <w:pStyle w:val="ArrowBlueBullets"/>
-        <w:numPr>
-          <w:ilvl w:val="0"/>
-          <w:numId w:val="0"/>
-        </w:numPr>
-        <w:ind w:left="454"/>
-        <w:rPr>
-          <w:b/>
-        </w:rPr>
-      </w:pPr>
-    </w:p>
-    <w:p>
-      <w:pPr>
         <w:pStyle w:val="af3"/>
         <w:spacing w:after="120"/>
         <w:jc w:val="left"/>
@@ -1838,366 +1238,6 @@
           <w:rFonts w:ascii="Tahoma" w:hAnsi="Tahoma" w:cs="Tahoma"/>
           <w:b w:val="0"/>
           <w:color w:val="2E74B5"/>
-          <w:sz w:val="24"/>
-          <w:szCs w:val="24"/>
-          <w:lang w:val="ru-RU"/>
-        </w:rPr>
-      </w:pPr>
-      <w:r>
-        <w:rPr>
-          <w:rFonts w:ascii="Tahoma" w:hAnsi="Tahoma" w:cs="Tahoma"/>
-          <w:b w:val="0"/>
-          <w:color w:val="2E74B5"/>
-          <w:sz w:val="24"/>
-          <w:szCs w:val="24"/>
-          <w:lang w:val="ru-RU"/>
-        </w:rPr>
-        <w:t>Образование</w:t>
-      </w:r>
-    </w:p>
-    <w:p>
-      <w:pPr>
-        <w:pStyle w:val="ArrowBlueBullets"/>
-        <w:rPr>
-          <w:lang w:val="ru-RU"/>
-        </w:rPr>
-      </w:pPr>
-      <w:r>
-        <w:rPr>
-          <w:lang w:val="ru-RU"/>
-        </w:rPr>
-        <w:t>200</w:t>
-      </w:r>
-      <w:r>
-        <w:rPr>
-          <w:lang w:val="ru-RU"/>
-        </w:rPr>
-        <w:t>5</w:t>
-      </w:r>
-      <w:r>
-        <w:rPr>
-          <w:lang w:val="ru-RU"/>
-        </w:rPr>
-        <w:t xml:space="preserve"> – 20</w:t>
-      </w:r>
-      <w:r>
-        <w:rPr>
-          <w:lang w:val="ru-RU"/>
-        </w:rPr>
-        <w:t>06</w:t>
-      </w:r>
-      <w:r>
-        <w:rPr>
-          <w:lang w:val="ru-RU"/>
-        </w:rPr>
-        <w:t xml:space="preserve"> /</w:t>
-      </w:r>
-      <w:r>
-        <w:rPr>
-          <w:rFonts w:cs="Tahoma"/>
-          <w:b/>
-          <w:bCs/>
-          <w:lang w:val="ru-RU" w:eastAsia="ru-RU"/>
-        </w:rPr>
-        <w:t xml:space="preserve"> </w:t>
-      </w:r>
-      <w:r>
-        <w:rPr>
-          <w:rFonts w:cs="Tahoma"/>
-          <w:lang w:val="ru-RU" w:eastAsia="ru-RU"/>
-        </w:rPr>
-        <w:t>Академическая гимназия Санкт-Петербургского государственного университета</w:t>
-      </w:r>
-      <w:r>
-        <w:rPr>
-          <w:rFonts w:cs="Tahoma"/>
-          <w:lang w:val="ru-RU" w:eastAsia="ru-RU"/>
-        </w:rPr>
-        <w:t xml:space="preserve"> /</w:t>
-      </w:r>
-      <w:r>
-        <w:rPr>
-          <w:rFonts w:cs="Tahoma"/>
-          <w:lang w:val="ru-RU" w:eastAsia="ru-RU"/>
-        </w:rPr>
-        <w:t xml:space="preserve"> </w:t>
-      </w:r>
-      <w:r>
-        <w:rPr>
-          <w:rFonts w:cs="Tahoma"/>
-          <w:lang w:val="ru-RU" w:eastAsia="ru-RU"/>
-        </w:rPr>
-        <w:t>класс физико-математического профиля</w:t>
-      </w:r>
-      <w:r>
-        <w:rPr>
-          <w:lang w:val="ru-RU"/>
-        </w:rPr>
-        <w:t xml:space="preserve"> / </w:t>
-      </w:r>
-      <w:r>
-        <w:rPr>
-          <w:lang w:val="ru-RU"/>
-        </w:rPr>
-        <w:t>Санкт-Петербург</w:t>
-      </w:r>
-      <w:r>
-        <w:rPr>
-          <w:lang w:val="ru-RU"/>
-        </w:rPr>
-        <w:t xml:space="preserve">, </w:t>
-      </w:r>
-      <w:r>
-        <w:rPr>
-          <w:lang w:val="ru-RU"/>
-        </w:rPr>
-        <w:t>Россия</w:t>
-      </w:r>
-    </w:p>
-    <w:p>
-      <w:pPr>
-        <w:pStyle w:val="ArrowBlueBullets"/>
-        <w:rPr>
-          <w:lang w:val="ru-RU"/>
-        </w:rPr>
-      </w:pPr>
-      <w:r>
-        <w:rPr>
-          <w:lang w:val="ru-RU"/>
-        </w:rPr>
-        <w:t>200</w:t>
-      </w:r>
-      <w:r>
-        <w:rPr>
-          <w:lang w:val="ru-RU"/>
-        </w:rPr>
-        <w:t>6</w:t>
-      </w:r>
-      <w:r>
-        <w:rPr>
-          <w:lang w:val="ru-RU"/>
-        </w:rPr>
-        <w:t xml:space="preserve"> – 201</w:t>
-      </w:r>
-      <w:r>
-        <w:rPr>
-          <w:lang w:val="ru-RU"/>
-        </w:rPr>
-        <w:t>3</w:t>
-      </w:r>
-      <w:r>
-        <w:rPr>
-          <w:lang w:val="ru-RU"/>
-        </w:rPr>
-        <w:t xml:space="preserve"> /</w:t>
-      </w:r>
-      <w:r>
-        <w:rPr>
-          <w:rFonts w:cs="Tahoma"/>
-          <w:b/>
-          <w:bCs/>
-          <w:lang w:val="ru-RU" w:eastAsia="ru-RU"/>
-        </w:rPr>
-        <w:t xml:space="preserve"> </w:t>
-      </w:r>
-      <w:r>
-        <w:rPr>
-          <w:rFonts w:cs="Tahoma"/>
-          <w:lang w:val="ru-RU" w:eastAsia="ru-RU"/>
-        </w:rPr>
-        <w:t>Санкт-Петербургский государственный университет</w:t>
-      </w:r>
-      <w:r>
-        <w:rPr>
-          <w:rFonts w:cs="Tahoma"/>
-          <w:lang w:val="ru-RU" w:eastAsia="ru-RU"/>
-        </w:rPr>
-        <w:t xml:space="preserve">, </w:t>
-      </w:r>
-      <w:r>
-        <w:rPr>
-          <w:rFonts w:cs="Tahoma"/>
-          <w:lang w:val="ru-RU" w:eastAsia="ru-RU"/>
-        </w:rPr>
-        <w:t>факультет прикладной математики и процессов управления</w:t>
-      </w:r>
-      <w:r>
-        <w:rPr>
-          <w:lang w:val="ru-RU"/>
-        </w:rPr>
-        <w:t xml:space="preserve"> / </w:t>
-      </w:r>
-      <w:r>
-        <w:rPr>
-          <w:lang w:val="ru-RU"/>
-        </w:rPr>
-        <w:t>математик, системный программист</w:t>
-      </w:r>
-      <w:r>
-        <w:rPr>
-          <w:rStyle w:val="hps"/>
-          <w:rFonts w:cs="Tahoma"/>
-          <w:lang w:val="ru-RU"/>
-        </w:rPr>
-        <w:t xml:space="preserve"> </w:t>
-      </w:r>
-      <w:r>
-        <w:rPr>
-          <w:lang w:val="ru-RU"/>
-        </w:rPr>
-        <w:t xml:space="preserve">/ </w:t>
-      </w:r>
-      <w:r>
-        <w:rPr>
-          <w:lang w:val="ru-RU"/>
-        </w:rPr>
-        <w:t>Санкт-Петербург</w:t>
-      </w:r>
-      <w:r>
-        <w:rPr>
-          <w:lang w:val="ru-RU"/>
-        </w:rPr>
-        <w:t xml:space="preserve">, </w:t>
-      </w:r>
-      <w:r>
-        <w:rPr>
-          <w:lang w:val="ru-RU"/>
-        </w:rPr>
-        <w:t>Россия</w:t>
-      </w:r>
-    </w:p>
-    <w:p>
-      <w:pPr>
-        <w:pStyle w:val="ArrowBlueBullets"/>
-        <w:rPr>
-          <w:lang w:val="ru-RU"/>
-        </w:rPr>
-      </w:pPr>
-      <w:r>
-        <w:rPr>
-          <w:lang w:val="ru-RU"/>
-        </w:rPr>
-        <w:t>201</w:t>
-      </w:r>
-      <w:r>
-        <w:rPr>
-          <w:lang w:val="ru-RU"/>
-        </w:rPr>
-        <w:t>8</w:t>
-      </w:r>
-      <w:r>
-        <w:rPr>
-          <w:lang w:val="ru-RU"/>
-        </w:rPr>
-        <w:t xml:space="preserve"> – 20</w:t>
-      </w:r>
-      <w:r>
-        <w:rPr>
-          <w:lang w:val="ru-RU"/>
-        </w:rPr>
-        <w:t>20</w:t>
-      </w:r>
-      <w:r>
-        <w:rPr>
-          <w:lang w:val="ru-RU"/>
-        </w:rPr>
-        <w:t xml:space="preserve"> / </w:t>
-      </w:r>
-      <w:r>
-        <w:rPr>
-          <w:rFonts w:cs="Tahoma"/>
-          <w:lang w:val="ru-RU" w:eastAsia="ru-RU"/>
-        </w:rPr>
-        <w:t>Образовательный</w:t>
-      </w:r>
-      <w:r>
-        <w:rPr>
-          <w:rFonts w:cs="Tahoma"/>
-          <w:lang w:val="ru-RU" w:eastAsia="ru-RU"/>
-        </w:rPr>
-        <w:t xml:space="preserve"> </w:t>
-      </w:r>
-      <w:r>
-        <w:rPr>
-          <w:rFonts w:cs="Tahoma"/>
-          <w:lang w:val="ru-RU" w:eastAsia="ru-RU"/>
-        </w:rPr>
-        <w:t>портал</w:t>
-      </w:r>
-      <w:r>
-        <w:rPr>
-          <w:rFonts w:cs="Tahoma"/>
-          <w:lang w:val="ru-RU" w:eastAsia="ru-RU"/>
-        </w:rPr>
-        <w:t xml:space="preserve"> </w:t>
-      </w:r>
-      <w:proofErr w:type="spellStart"/>
-      <w:r>
-        <w:rPr>
-          <w:rFonts w:cs="Tahoma"/>
-          <w:lang w:eastAsia="ru-RU"/>
-        </w:rPr>
-        <w:t>GeekBrains</w:t>
-      </w:r>
-      <w:proofErr w:type="spellEnd"/>
-      <w:r>
-        <w:rPr>
-          <w:rFonts w:cs="Tahoma"/>
-          <w:lang w:val="ru-RU" w:eastAsia="ru-RU"/>
-        </w:rPr>
-        <w:t xml:space="preserve"> / </w:t>
-      </w:r>
-      <w:r>
-        <w:rPr>
-          <w:rStyle w:val="hps"/>
-          <w:rFonts w:cs="Tahoma"/>
-          <w:lang w:val="ru-RU"/>
-        </w:rPr>
-        <w:t xml:space="preserve">Программист </w:t>
-      </w:r>
-      <w:r>
-        <w:rPr>
-          <w:rStyle w:val="hps"/>
-          <w:rFonts w:cs="Tahoma"/>
-        </w:rPr>
-        <w:t>iOS</w:t>
-      </w:r>
-      <w:r>
-        <w:rPr>
-          <w:rStyle w:val="hps"/>
-          <w:rFonts w:cs="Tahoma"/>
-          <w:lang w:val="ru-RU"/>
-        </w:rPr>
-        <w:t xml:space="preserve"> / </w:t>
-      </w:r>
-      <w:r>
-        <w:rPr>
-          <w:lang w:val="ru-RU"/>
-        </w:rPr>
-        <w:t>Санкт-Петербург</w:t>
-      </w:r>
-      <w:r>
-        <w:rPr>
-          <w:lang w:val="ru-RU"/>
-        </w:rPr>
-        <w:t xml:space="preserve">, </w:t>
-      </w:r>
-      <w:r>
-        <w:rPr>
-          <w:lang w:val="ru-RU"/>
-        </w:rPr>
-        <w:t>Россия</w:t>
-      </w:r>
-    </w:p>
-    <w:p>
-      <w:pPr>
-        <w:pStyle w:val="af3"/>
-        <w:spacing w:after="120"/>
-        <w:jc w:val="left"/>
-        <w:rPr>
-          <w:rFonts w:ascii="Tahoma" w:hAnsi="Tahoma" w:cs="Tahoma"/>
-          <w:b w:val="0"/>
-          <w:color w:val="FFC000"/>
           <w:sz w:val="24"/>
           <w:szCs w:val="24"/>
           <w:lang w:val="ru-RU"/>
@@ -2319,13 +1359,22 @@
               <w:ind w:left="-84"/>
               <w:jc w:val="left"/>
               <w:rPr>
+                <w:rFonts w:ascii="Tahoma" w:hAnsi="Tahoma" w:cs="Tahoma"/>
+                <w:color w:val="595959"/>
+                <w:sz w:val="20"/>
+                <w:lang w:val="ru-RU"/>
+              </w:rPr>
+            </w:pPr>
+            <w:r>
+              <w:rPr>
                 <w:rStyle w:val="hps"/>
                 <w:rFonts w:ascii="Tahoma" w:hAnsi="Tahoma" w:cs="Tahoma"/>
                 <w:color w:val="595959"/>
                 <w:sz w:val="20"/>
                 <w:lang w:val="ru-RU"/>
               </w:rPr>
-            </w:pPr>
+              <w:t>Достаточно много времени уделяю саморазвитию</w:t>
+            </w:r>
             <w:r>
               <w:rPr>
                 <w:rStyle w:val="hps"/>
@@ -2334,15 +1383,9 @@
                 <w:sz w:val="20"/>
                 <w:lang w:val="ru-RU"/>
               </w:rPr>
-              <w:t>Достаточно много времени уделяю саморазвитию. Практикую регулярное чтение и медитации.</w:t>
-            </w:r>
-          </w:p>
-          <w:p>
-            <w:pPr>
-              <w:autoSpaceDE/>
-              <w:autoSpaceDN/>
-              <w:ind w:left="-84"/>
-              <w:jc w:val="left"/>
+              <w:t xml:space="preserve"> и чтению литературы</w:t>
+            </w:r>
+            <w:r>
               <w:rPr>
                 <w:rStyle w:val="hps"/>
                 <w:rFonts w:ascii="Tahoma" w:hAnsi="Tahoma" w:cs="Tahoma"/>
@@ -2350,7 +1393,8 @@
                 <w:sz w:val="20"/>
                 <w:lang w:val="ru-RU"/>
               </w:rPr>
-            </w:pPr>
+              <w:t>. Практикую регулярное чтение и медитации.</w:t>
+            </w:r>
             <w:r>
               <w:rPr>
                 <w:rStyle w:val="hps"/>
@@ -2359,6 +1403,16 @@
                 <w:sz w:val="20"/>
                 <w:lang w:val="ru-RU"/>
               </w:rPr>
+              <w:t xml:space="preserve"> </w:t>
+            </w:r>
+            <w:r>
+              <w:rPr>
+                <w:rStyle w:val="hps"/>
+                <w:rFonts w:ascii="Tahoma" w:hAnsi="Tahoma" w:cs="Tahoma"/>
+                <w:color w:val="595959"/>
+                <w:sz w:val="20"/>
+                <w:lang w:val="ru-RU"/>
+              </w:rPr>
               <w:t>Постоянно</w:t>
             </w:r>
             <w:r>
@@ -2379,15 +1433,9 @@
                 <w:sz w:val="20"/>
                 <w:lang w:val="ru-RU"/>
               </w:rPr>
-              <w:t>совершенствую свои навыки в разных сферах деятельности.</w:t>
-            </w:r>
-          </w:p>
-          <w:p>
-            <w:pPr>
-              <w:autoSpaceDE/>
-              <w:autoSpaceDN/>
-              <w:ind w:left="-84"/>
-              <w:jc w:val="left"/>
+              <w:t>совершенствую свои</w:t>
+            </w:r>
+            <w:r>
               <w:rPr>
                 <w:rStyle w:val="hps"/>
                 <w:rFonts w:ascii="Tahoma" w:hAnsi="Tahoma" w:cs="Tahoma"/>
@@ -2395,7 +1443,8 @@
                 <w:sz w:val="20"/>
                 <w:lang w:val="ru-RU"/>
               </w:rPr>
-            </w:pPr>
+              <w:t xml:space="preserve"> </w:t>
+            </w:r>
             <w:r>
               <w:rPr>
                 <w:rStyle w:val="hps"/>
@@ -2404,15 +1453,39 @@
                 <w:sz w:val="20"/>
                 <w:lang w:val="ru-RU"/>
               </w:rPr>
+              <w:t>навыки</w:t>
+            </w:r>
+            <w:r>
+              <w:rPr>
+                <w:rStyle w:val="hps"/>
+                <w:rFonts w:ascii="Tahoma" w:hAnsi="Tahoma" w:cs="Tahoma"/>
+                <w:color w:val="595959"/>
+                <w:sz w:val="20"/>
+                <w:lang w:val="ru-RU"/>
+              </w:rPr>
+              <w:t>.</w:t>
+            </w:r>
+            <w:r>
+              <w:rPr>
+                <w:rStyle w:val="hps"/>
+                <w:rFonts w:ascii="Tahoma" w:hAnsi="Tahoma" w:cs="Tahoma"/>
+                <w:color w:val="595959"/>
+                <w:sz w:val="20"/>
+                <w:lang w:val="ru-RU"/>
+              </w:rPr>
+              <w:t xml:space="preserve"> </w:t>
+            </w:r>
+            <w:r>
+              <w:rPr>
+                <w:rStyle w:val="hps"/>
+                <w:rFonts w:ascii="Tahoma" w:hAnsi="Tahoma" w:cs="Tahoma"/>
+                <w:color w:val="595959"/>
+                <w:sz w:val="20"/>
+                <w:lang w:val="ru-RU"/>
+              </w:rPr>
               <w:t>Имею большой опыт в сфере управления и общения с людьми.</w:t>
             </w:r>
-          </w:p>
-          <w:p>
-            <w:pPr>
-              <w:autoSpaceDE/>
-              <w:autoSpaceDN/>
-              <w:ind w:left="-84"/>
-              <w:jc w:val="left"/>
+            <w:r>
               <w:rPr>
                 <w:rStyle w:val="hps"/>
                 <w:rFonts w:ascii="Tahoma" w:hAnsi="Tahoma" w:cs="Tahoma"/>
@@ -2420,7 +1493,8 @@
                 <w:sz w:val="20"/>
                 <w:lang w:val="ru-RU"/>
               </w:rPr>
-            </w:pPr>
+              <w:t xml:space="preserve"> </w:t>
+            </w:r>
             <w:r>
               <w:rPr>
                 <w:rStyle w:val="hps"/>
@@ -2431,84 +1505,6 @@
               </w:rPr>
               <w:t>Всегда могу найти правильное решение в сложной ситуации и реализовать его.</w:t>
             </w:r>
-          </w:p>
-          <w:p>
-            <w:pPr>
-              <w:autoSpaceDE/>
-              <w:autoSpaceDN/>
-              <w:ind w:left="-84"/>
-              <w:jc w:val="left"/>
-              <w:rPr>
-                <w:rStyle w:val="hps"/>
-                <w:rFonts w:ascii="Tahoma" w:hAnsi="Tahoma" w:cs="Tahoma"/>
-                <w:color w:val="595959"/>
-                <w:sz w:val="20"/>
-                <w:lang w:val="ru-RU"/>
-              </w:rPr>
-            </w:pPr>
-            <w:r>
-              <w:rPr>
-                <w:rStyle w:val="hps"/>
-                <w:rFonts w:ascii="Tahoma" w:hAnsi="Tahoma" w:cs="Tahoma"/>
-                <w:color w:val="595959"/>
-                <w:sz w:val="20"/>
-                <w:lang w:val="ru-RU"/>
-              </w:rPr>
-              <w:t xml:space="preserve">Считаю, что о человеке многое может сказать то, что он читает, поэтому делюсь с вами своими последними </w:t>
-            </w:r>
-            <w:r>
-              <w:rPr>
-                <w:rStyle w:val="hps"/>
-                <w:rFonts w:ascii="Tahoma" w:hAnsi="Tahoma" w:cs="Tahoma"/>
-                <w:color w:val="595959"/>
-                <w:sz w:val="20"/>
-                <w:lang w:val="ru-RU"/>
-              </w:rPr>
-              <w:t xml:space="preserve">прочитанными </w:t>
-            </w:r>
-            <w:r>
-              <w:rPr>
-                <w:rStyle w:val="hps"/>
-                <w:rFonts w:ascii="Tahoma" w:hAnsi="Tahoma" w:cs="Tahoma"/>
-                <w:color w:val="595959"/>
-                <w:sz w:val="20"/>
-                <w:lang w:val="ru-RU"/>
-              </w:rPr>
-              <w:t>книгами: Моя невероятно правдивая история (А. Шварценеггер), Самурай без меча (К. Масао), Начни с главного (Г. Келлер и Д. Папазан), Подсознание может всё (Д. Кехо), Думай как математик (Б. Оакли), Магия утра (Х. Элрод), Стив Джобс (У. Айзексон), Автобиография Йога (П. Йогананда), Джедайские техники (М. Дорофеев), Совершенный код (С. Макконнелл)</w:t>
-            </w:r>
-            <w:r>
-              <w:rPr>
-                <w:rStyle w:val="hps"/>
-                <w:rFonts w:ascii="Tahoma" w:hAnsi="Tahoma" w:cs="Tahoma"/>
-                <w:color w:val="595959"/>
-                <w:sz w:val="20"/>
-                <w:lang w:val="ru-RU"/>
-              </w:rPr>
-              <w:t>*</w:t>
-            </w:r>
-            <w:r>
-              <w:rPr>
-                <w:rStyle w:val="hps"/>
-                <w:rFonts w:ascii="Tahoma" w:hAnsi="Tahoma" w:cs="Tahoma"/>
-                <w:color w:val="595959"/>
-                <w:sz w:val="20"/>
-                <w:lang w:val="ru-RU"/>
-              </w:rPr>
-              <w:t>.</w:t>
-            </w:r>
-          </w:p>
-          <w:p>
-            <w:pPr>
-              <w:autoSpaceDE/>
-              <w:autoSpaceDN/>
-              <w:jc w:val="left"/>
-              <w:rPr>
-                <w:rFonts w:ascii="Tahoma" w:hAnsi="Tahoma" w:cs="Tahoma"/>
-                <w:color w:val="595959"/>
-                <w:sz w:val="20"/>
-                <w:lang w:val="ru-RU"/>
-              </w:rPr>
-            </w:pPr>
           </w:p>
         </w:tc>
       </w:tr>
@@ -3386,7 +2382,7 @@
                       <w:sz w:val="20"/>
                       <w:lang w:val="en-US" w:eastAsia="ru-RU"/>
                     </w:rPr>
-                    <w:t>iOS (Swift) (299210)</w:t>
+                    <w:t>iOS</w:t>
                   </w:r>
                   <w:r>
                     <w:rPr>
@@ -3395,7 +2391,52 @@
                       <w:sz w:val="20"/>
                       <w:lang w:val="ru-RU" w:eastAsia="ru-RU"/>
                     </w:rPr>
-                    <w:t xml:space="preserve"> </w:t>
+                    <w:t xml:space="preserve"> (</w:t>
+                  </w:r>
+                  <w:r>
+                    <w:rPr>
+                      <w:rFonts w:ascii="Tahoma" w:hAnsi="Tahoma" w:cs="Tahoma"/>
+                      <w:color w:val="595959"/>
+                      <w:sz w:val="20"/>
+                      <w:lang w:val="en-US" w:eastAsia="ru-RU"/>
+                    </w:rPr>
+                    <w:t>Swift</w:t>
+                  </w:r>
+                  <w:r>
+                    <w:rPr>
+                      <w:rFonts w:ascii="Tahoma" w:hAnsi="Tahoma" w:cs="Tahoma"/>
+                      <w:color w:val="595959"/>
+                      <w:sz w:val="20"/>
+                      <w:lang w:val="ru-RU" w:eastAsia="ru-RU"/>
+                    </w:rPr>
+                    <w:t xml:space="preserve">) (299210), </w:t>
+                  </w:r>
+                  <w:r>
+                    <w:rPr>
+                      <w:rFonts w:ascii="Tahoma" w:hAnsi="Tahoma" w:cs="Tahoma"/>
+                      <w:color w:val="595959"/>
+                      <w:sz w:val="20"/>
+                      <w:lang w:val="en-US" w:eastAsia="ru-RU"/>
+                    </w:rPr>
+                    <w:t>AGILE</w:t>
+                  </w:r>
+                  <w:r>
+                    <w:rPr>
+                      <w:rFonts w:ascii="Tahoma" w:hAnsi="Tahoma" w:cs="Tahoma"/>
+                      <w:color w:val="595959"/>
+                      <w:sz w:val="20"/>
+                      <w:lang w:val="ru-RU" w:eastAsia="ru-RU"/>
+                    </w:rPr>
+                    <w:t xml:space="preserve">. </w:t>
+                  </w:r>
+                  <w:r>
+                    <w:rPr>
+                      <w:rFonts w:ascii="Tahoma" w:hAnsi="Tahoma" w:cs="Tahoma"/>
+                      <w:color w:val="595959"/>
+                      <w:sz w:val="20"/>
+                      <w:lang w:val="ru-RU" w:eastAsia="ru-RU"/>
+                    </w:rPr>
+                    <w:t xml:space="preserve">Вводный курс </w:t>
                   </w:r>
                 </w:p>
               </w:tc>
@@ -3759,19 +2800,6 @@
           </w:tbl>
           <w:p>
             <w:pPr>
-              <w:jc w:val="left"/>
-              <w:rPr>
-                <w:rFonts w:ascii="Tahoma" w:hAnsi="Tahoma" w:cs="Tahoma"/>
-                <w:b/>
-                <w:bCs/>
-                <w:color w:val="595959"/>
-                <w:sz w:val="20"/>
-                <w:lang w:val="ru-RU"/>
-              </w:rPr>
-            </w:pPr>
-          </w:p>
-          <w:p>
-            <w:pPr>
               <w:autoSpaceDE/>
               <w:autoSpaceDN/>
               <w:jc w:val="left"/>
@@ -3788,41 +2816,108 @@
     </w:tbl>
     <w:p>
       <w:pPr>
+        <w:pStyle w:val="ArrowBlueBullets"/>
+        <w:numPr>
+          <w:ilvl w:val="0"/>
+          <w:numId w:val="0"/>
+        </w:numPr>
+        <w:jc w:val="left"/>
+        <w:rPr>
+          <w:rFonts w:cs="Tahoma"/>
+          <w:color w:val="2E74B5"/>
+          <w:sz w:val="24"/>
+          <w:szCs w:val="24"/>
+        </w:rPr>
+      </w:pPr>
+      <w:r>
+        <w:rPr>
+          <w:rFonts w:cs="Tahoma"/>
+          <w:color w:val="2E74B5"/>
+          <w:sz w:val="24"/>
+          <w:szCs w:val="24"/>
+          <w:lang w:val="ru-RU"/>
+        </w:rPr>
+        <w:lastRenderedPageBreak/>
+        <w:t>Знание языков</w:t>
+      </w:r>
+      <w:r>
+        <w:rPr>
+          <w:rFonts w:cs="Tahoma"/>
+          <w:color w:val="2E74B5"/>
+          <w:sz w:val="24"/>
+          <w:szCs w:val="24"/>
+        </w:rPr>
+        <w:t xml:space="preserve"> </w:t>
+      </w:r>
+    </w:p>
+    <w:p>
+      <w:pPr>
+        <w:pStyle w:val="ArrowBlueBullets"/>
+        <w:jc w:val="left"/>
+        <w:rPr>
+          <w:rFonts w:cs="Tahoma"/>
+          <w:color w:val="2E74B5"/>
+          <w:sz w:val="24"/>
+          <w:szCs w:val="24"/>
+        </w:rPr>
+      </w:pPr>
+      <w:r>
+        <w:rPr>
+          <w:lang w:val="ru-RU"/>
+        </w:rPr>
+        <w:t>Английский</w:t>
+      </w:r>
+      <w:r>
+        <w:t xml:space="preserve"> – </w:t>
+      </w:r>
+      <w:r>
+        <w:t>Pre-</w:t>
+      </w:r>
+      <w:r>
+        <w:t>Intermediate</w:t>
+      </w:r>
+    </w:p>
+    <w:p>
+      <w:pPr>
+        <w:pStyle w:val="ArrowBlueBullets"/>
+        <w:rPr>
+          <w:b/>
+        </w:rPr>
+      </w:pPr>
+      <w:r>
+        <w:rPr>
+          <w:lang w:val="ru-RU"/>
+        </w:rPr>
+        <w:t>Русский</w:t>
+      </w:r>
+      <w:r>
+        <w:t xml:space="preserve"> – </w:t>
+      </w:r>
+      <w:r>
+        <w:rPr>
+          <w:lang w:val="ru-RU"/>
+        </w:rPr>
+        <w:t>Родной</w:t>
+      </w:r>
+    </w:p>
+    <w:p>
+      <w:pPr>
+        <w:pStyle w:val="ArrowBlueBullets"/>
+        <w:numPr>
+          <w:ilvl w:val="0"/>
+          <w:numId w:val="0"/>
+        </w:numPr>
+        <w:ind w:left="454"/>
+        <w:rPr>
+          <w:b/>
+        </w:rPr>
+      </w:pPr>
+    </w:p>
+    <w:p>
+      <w:pPr>
         <w:pStyle w:val="af3"/>
         <w:spacing w:after="120"/>
         <w:jc w:val="left"/>
-        <w:rPr>
-          <w:rFonts w:ascii="Tahoma" w:hAnsi="Tahoma" w:cs="Tahoma"/>
-          <w:b w:val="0"/>
-          <w:bCs w:val="0"/>
-          <w:sz w:val="20"/>
-          <w:lang w:val="ru-RU"/>
-        </w:rPr>
-      </w:pPr>
-    </w:p>
-    <w:p>
-      <w:pPr>
-        <w:pStyle w:val="af3"/>
-        <w:jc w:val="left"/>
-        <w:rPr>
-          <w:rFonts w:ascii="Tahoma" w:hAnsi="Tahoma" w:cs="Tahoma"/>
-          <w:b w:val="0"/>
-          <w:color w:val="2E74B5"/>
-          <w:sz w:val="24"/>
-          <w:szCs w:val="24"/>
-        </w:rPr>
-      </w:pPr>
-      <w:r>
-        <w:rPr>
-          <w:rFonts w:ascii="Tahoma" w:hAnsi="Tahoma" w:cs="Tahoma"/>
-          <w:b w:val="0"/>
-          <w:color w:val="FFC000"/>
-          <w:sz w:val="24"/>
-          <w:szCs w:val="24"/>
-        </w:rPr>
-        <w:br w:type="page"/>
-      </w:r>
-      <w:r>
         <w:rPr>
           <w:rFonts w:ascii="Tahoma" w:hAnsi="Tahoma" w:cs="Tahoma"/>
           <w:b w:val="0"/>
@@ -3831,7 +2926,389 @@
           <w:szCs w:val="24"/>
           <w:lang w:val="ru-RU"/>
         </w:rPr>
-        <w:lastRenderedPageBreak/>
+      </w:pPr>
+      <w:r>
+        <w:rPr>
+          <w:rFonts w:ascii="Tahoma" w:hAnsi="Tahoma" w:cs="Tahoma"/>
+          <w:b w:val="0"/>
+          <w:color w:val="2E74B5"/>
+          <w:sz w:val="24"/>
+          <w:szCs w:val="24"/>
+          <w:lang w:val="ru-RU"/>
+        </w:rPr>
+        <w:t>Образование</w:t>
+      </w:r>
+    </w:p>
+    <w:p>
+      <w:pPr>
+        <w:pStyle w:val="ArrowBlueBullets"/>
+        <w:rPr>
+          <w:lang w:val="ru-RU"/>
+        </w:rPr>
+      </w:pPr>
+      <w:r>
+        <w:rPr>
+          <w:lang w:val="ru-RU"/>
+        </w:rPr>
+        <w:t>200</w:t>
+      </w:r>
+      <w:r>
+        <w:rPr>
+          <w:lang w:val="ru-RU"/>
+        </w:rPr>
+        <w:t>5</w:t>
+      </w:r>
+      <w:r>
+        <w:rPr>
+          <w:lang w:val="ru-RU"/>
+        </w:rPr>
+        <w:t xml:space="preserve"> – 20</w:t>
+      </w:r>
+      <w:r>
+        <w:rPr>
+          <w:lang w:val="ru-RU"/>
+        </w:rPr>
+        <w:t>06</w:t>
+      </w:r>
+      <w:r>
+        <w:rPr>
+          <w:lang w:val="ru-RU"/>
+        </w:rPr>
+        <w:t xml:space="preserve"> /</w:t>
+      </w:r>
+      <w:r>
+        <w:rPr>
+          <w:rFonts w:cs="Tahoma"/>
+          <w:b/>
+          <w:bCs/>
+          <w:lang w:val="ru-RU" w:eastAsia="ru-RU"/>
+        </w:rPr>
+        <w:t xml:space="preserve"> </w:t>
+      </w:r>
+      <w:r>
+        <w:rPr>
+          <w:rFonts w:cs="Tahoma"/>
+          <w:lang w:val="ru-RU" w:eastAsia="ru-RU"/>
+        </w:rPr>
+        <w:t>Академическая гимназия Санкт-Петербургского государственного университета</w:t>
+      </w:r>
+      <w:r>
+        <w:rPr>
+          <w:rFonts w:cs="Tahoma"/>
+          <w:lang w:val="ru-RU" w:eastAsia="ru-RU"/>
+        </w:rPr>
+        <w:t xml:space="preserve"> /</w:t>
+      </w:r>
+      <w:r>
+        <w:rPr>
+          <w:rFonts w:cs="Tahoma"/>
+          <w:lang w:val="ru-RU" w:eastAsia="ru-RU"/>
+        </w:rPr>
+        <w:t xml:space="preserve"> </w:t>
+      </w:r>
+      <w:r>
+        <w:rPr>
+          <w:rFonts w:cs="Tahoma"/>
+          <w:lang w:val="ru-RU" w:eastAsia="ru-RU"/>
+        </w:rPr>
+        <w:t>класс физико-математического профиля</w:t>
+      </w:r>
+      <w:r>
+        <w:rPr>
+          <w:lang w:val="ru-RU"/>
+        </w:rPr>
+        <w:t xml:space="preserve"> / </w:t>
+      </w:r>
+      <w:r>
+        <w:rPr>
+          <w:lang w:val="ru-RU"/>
+        </w:rPr>
+        <w:t>Санкт-Петербург</w:t>
+      </w:r>
+      <w:r>
+        <w:rPr>
+          <w:lang w:val="ru-RU"/>
+        </w:rPr>
+        <w:t xml:space="preserve">, </w:t>
+      </w:r>
+      <w:r>
+        <w:rPr>
+          <w:lang w:val="ru-RU"/>
+        </w:rPr>
+        <w:t>Россия</w:t>
+      </w:r>
+    </w:p>
+    <w:p>
+      <w:pPr>
+        <w:pStyle w:val="ArrowBlueBullets"/>
+        <w:rPr>
+          <w:lang w:val="ru-RU"/>
+        </w:rPr>
+      </w:pPr>
+      <w:r>
+        <w:rPr>
+          <w:lang w:val="ru-RU"/>
+        </w:rPr>
+        <w:t>200</w:t>
+      </w:r>
+      <w:r>
+        <w:rPr>
+          <w:lang w:val="ru-RU"/>
+        </w:rPr>
+        <w:t>6</w:t>
+      </w:r>
+      <w:r>
+        <w:rPr>
+          <w:lang w:val="ru-RU"/>
+        </w:rPr>
+        <w:t xml:space="preserve"> – 201</w:t>
+      </w:r>
+      <w:r>
+        <w:rPr>
+          <w:lang w:val="ru-RU"/>
+        </w:rPr>
+        <w:t>3</w:t>
+      </w:r>
+      <w:r>
+        <w:rPr>
+          <w:lang w:val="ru-RU"/>
+        </w:rPr>
+        <w:t xml:space="preserve"> /</w:t>
+      </w:r>
+      <w:r>
+        <w:rPr>
+          <w:rFonts w:cs="Tahoma"/>
+          <w:b/>
+          <w:bCs/>
+          <w:lang w:val="ru-RU" w:eastAsia="ru-RU"/>
+        </w:rPr>
+        <w:t xml:space="preserve"> </w:t>
+      </w:r>
+      <w:r>
+        <w:rPr>
+          <w:rFonts w:cs="Tahoma"/>
+          <w:lang w:val="ru-RU" w:eastAsia="ru-RU"/>
+        </w:rPr>
+        <w:t>Санкт-Петербургский государственный университет</w:t>
+      </w:r>
+      <w:r>
+        <w:rPr>
+          <w:rFonts w:cs="Tahoma"/>
+          <w:lang w:val="ru-RU" w:eastAsia="ru-RU"/>
+        </w:rPr>
+        <w:t xml:space="preserve">, </w:t>
+      </w:r>
+      <w:r>
+        <w:rPr>
+          <w:rFonts w:cs="Tahoma"/>
+          <w:lang w:val="ru-RU" w:eastAsia="ru-RU"/>
+        </w:rPr>
+        <w:t>факультет прикладной математики и процессов управления</w:t>
+      </w:r>
+      <w:r>
+        <w:rPr>
+          <w:lang w:val="ru-RU"/>
+        </w:rPr>
+        <w:t xml:space="preserve"> / </w:t>
+      </w:r>
+      <w:r>
+        <w:rPr>
+          <w:lang w:val="ru-RU"/>
+        </w:rPr>
+        <w:t>математик, системный программист</w:t>
+      </w:r>
+      <w:r>
+        <w:rPr>
+          <w:rStyle w:val="hps"/>
+          <w:rFonts w:cs="Tahoma"/>
+          <w:lang w:val="ru-RU"/>
+        </w:rPr>
+        <w:t xml:space="preserve"> </w:t>
+      </w:r>
+      <w:r>
+        <w:rPr>
+          <w:lang w:val="ru-RU"/>
+        </w:rPr>
+        <w:t xml:space="preserve">/ </w:t>
+      </w:r>
+      <w:r>
+        <w:rPr>
+          <w:lang w:val="ru-RU"/>
+        </w:rPr>
+        <w:t>Санкт-Петербург</w:t>
+      </w:r>
+      <w:r>
+        <w:rPr>
+          <w:lang w:val="ru-RU"/>
+        </w:rPr>
+        <w:t xml:space="preserve">, </w:t>
+      </w:r>
+      <w:r>
+        <w:rPr>
+          <w:lang w:val="ru-RU"/>
+        </w:rPr>
+        <w:t>Россия</w:t>
+      </w:r>
+    </w:p>
+    <w:p>
+      <w:pPr>
+        <w:pStyle w:val="ArrowBlueBullets"/>
+        <w:rPr>
+          <w:lang w:val="ru-RU"/>
+        </w:rPr>
+      </w:pPr>
+      <w:r>
+        <w:rPr>
+          <w:lang w:val="ru-RU"/>
+        </w:rPr>
+        <w:t>201</w:t>
+      </w:r>
+      <w:r>
+        <w:rPr>
+          <w:lang w:val="ru-RU"/>
+        </w:rPr>
+        <w:t>8</w:t>
+      </w:r>
+      <w:r>
+        <w:rPr>
+          <w:lang w:val="ru-RU"/>
+        </w:rPr>
+        <w:t xml:space="preserve"> – 20</w:t>
+      </w:r>
+      <w:r>
+        <w:rPr>
+          <w:lang w:val="ru-RU"/>
+        </w:rPr>
+        <w:t>20</w:t>
+      </w:r>
+      <w:r>
+        <w:rPr>
+          <w:lang w:val="ru-RU"/>
+        </w:rPr>
+        <w:t xml:space="preserve"> / </w:t>
+      </w:r>
+      <w:r>
+        <w:rPr>
+          <w:rFonts w:cs="Tahoma"/>
+          <w:lang w:val="ru-RU" w:eastAsia="ru-RU"/>
+        </w:rPr>
+        <w:t>Образовательный</w:t>
+      </w:r>
+      <w:r>
+        <w:rPr>
+          <w:rFonts w:cs="Tahoma"/>
+          <w:lang w:val="ru-RU" w:eastAsia="ru-RU"/>
+        </w:rPr>
+        <w:t xml:space="preserve"> </w:t>
+      </w:r>
+      <w:r>
+        <w:rPr>
+          <w:rFonts w:cs="Tahoma"/>
+          <w:lang w:val="ru-RU" w:eastAsia="ru-RU"/>
+        </w:rPr>
+        <w:t>портал</w:t>
+      </w:r>
+      <w:r>
+        <w:rPr>
+          <w:rFonts w:cs="Tahoma"/>
+          <w:lang w:val="ru-RU" w:eastAsia="ru-RU"/>
+        </w:rPr>
+        <w:t xml:space="preserve"> </w:t>
+      </w:r>
+      <w:proofErr w:type="spellStart"/>
+      <w:r>
+        <w:rPr>
+          <w:rFonts w:cs="Tahoma"/>
+          <w:lang w:eastAsia="ru-RU"/>
+        </w:rPr>
+        <w:t>GeekBrains</w:t>
+      </w:r>
+      <w:proofErr w:type="spellEnd"/>
+      <w:r>
+        <w:rPr>
+          <w:rFonts w:cs="Tahoma"/>
+          <w:lang w:val="ru-RU" w:eastAsia="ru-RU"/>
+        </w:rPr>
+        <w:t xml:space="preserve"> / </w:t>
+      </w:r>
+      <w:r>
+        <w:rPr>
+          <w:rStyle w:val="hps"/>
+          <w:rFonts w:cs="Tahoma"/>
+          <w:lang w:val="ru-RU"/>
+        </w:rPr>
+        <w:t xml:space="preserve">Программист </w:t>
+      </w:r>
+      <w:r>
+        <w:rPr>
+          <w:rStyle w:val="hps"/>
+          <w:rFonts w:cs="Tahoma"/>
+        </w:rPr>
+        <w:t>iOS</w:t>
+      </w:r>
+      <w:r>
+        <w:rPr>
+          <w:rStyle w:val="hps"/>
+          <w:rFonts w:cs="Tahoma"/>
+          <w:lang w:val="ru-RU"/>
+        </w:rPr>
+        <w:t xml:space="preserve"> / </w:t>
+      </w:r>
+      <w:r>
+        <w:rPr>
+          <w:lang w:val="ru-RU"/>
+        </w:rPr>
+        <w:t>Санкт-Петербург</w:t>
+      </w:r>
+      <w:r>
+        <w:rPr>
+          <w:lang w:val="ru-RU"/>
+        </w:rPr>
+        <w:t xml:space="preserve">, </w:t>
+      </w:r>
+      <w:r>
+        <w:rPr>
+          <w:lang w:val="ru-RU"/>
+        </w:rPr>
+        <w:t>Россия</w:t>
+      </w:r>
+    </w:p>
+    <w:p>
+      <w:pPr>
+        <w:pStyle w:val="af3"/>
+        <w:spacing w:after="120"/>
+        <w:jc w:val="left"/>
+        <w:rPr>
+          <w:rFonts w:ascii="Tahoma" w:hAnsi="Tahoma" w:cs="Tahoma"/>
+          <w:b w:val="0"/>
+          <w:color w:val="FFC000"/>
+          <w:sz w:val="24"/>
+          <w:szCs w:val="24"/>
+          <w:lang w:val="ru-RU"/>
+        </w:rPr>
+      </w:pPr>
+    </w:p>
+    <w:p>
+      <w:pPr>
+        <w:pStyle w:val="af3"/>
+        <w:jc w:val="left"/>
+        <w:rPr>
+          <w:rFonts w:ascii="Tahoma" w:hAnsi="Tahoma" w:cs="Tahoma"/>
+          <w:b w:val="0"/>
+          <w:color w:val="2E74B5"/>
+          <w:sz w:val="24"/>
+          <w:szCs w:val="24"/>
+        </w:rPr>
+      </w:pPr>
+      <w:r>
+        <w:rPr>
+          <w:rFonts w:ascii="Tahoma" w:hAnsi="Tahoma" w:cs="Tahoma"/>
+          <w:b w:val="0"/>
+          <w:color w:val="2E74B5"/>
+          <w:sz w:val="24"/>
+          <w:szCs w:val="24"/>
+          <w:lang w:val="ru-RU"/>
+        </w:rPr>
         <w:t>Профессиональный опыт</w:t>
       </w:r>
     </w:p>
@@ -3909,9 +3386,19 @@
                 <w:b/>
                 <w:color w:val="FFFFFF"/>
                 <w:sz w:val="20"/>
-                <w:lang w:val="ru-RU"/>
-              </w:rPr>
-              <w:t>Начальник Управления информационных технологий и связи</w:t>
+                <w:lang w:val="en-US"/>
+              </w:rPr>
+              <w:t xml:space="preserve">iOS </w:t>
+            </w:r>
+            <w:r>
+              <w:rPr>
+                <w:rFonts w:ascii="Tahoma" w:hAnsi="Tahoma" w:cs="Tahoma"/>
+                <w:b/>
+                <w:color w:val="FFFFFF"/>
+                <w:sz w:val="20"/>
+                <w:lang w:val="ru-RU"/>
+              </w:rPr>
+              <w:t>разработчик</w:t>
             </w:r>
           </w:p>
         </w:tc>
@@ -3998,7 +3485,37 @@
                 <w:szCs w:val="18"/>
                 <w:lang w:val="ru-RU"/>
               </w:rPr>
-              <w:t>ПАО «Архэнергосбыт»</w:t>
+              <w:t>ООО</w:t>
+            </w:r>
+            <w:r>
+              <w:rPr>
+                <w:rFonts w:ascii="Tahoma" w:hAnsi="Tahoma" w:cs="Tahoma"/>
+                <w:color w:val="595959"/>
+                <w:sz w:val="18"/>
+                <w:szCs w:val="18"/>
+                <w:lang w:val="ru-RU"/>
+              </w:rPr>
+              <w:t xml:space="preserve"> «</w:t>
+            </w:r>
+            <w:r>
+              <w:rPr>
+                <w:rFonts w:ascii="Tahoma" w:hAnsi="Tahoma" w:cs="Tahoma"/>
+                <w:color w:val="595959"/>
+                <w:sz w:val="18"/>
+                <w:szCs w:val="18"/>
+                <w:lang w:val="ru-RU"/>
+              </w:rPr>
+              <w:t>ГИКБРЕИНС</w:t>
+            </w:r>
+            <w:r>
+              <w:rPr>
+                <w:rFonts w:ascii="Tahoma" w:hAnsi="Tahoma" w:cs="Tahoma"/>
+                <w:color w:val="595959"/>
+                <w:sz w:val="18"/>
+                <w:szCs w:val="18"/>
+                <w:lang w:val="ru-RU"/>
+              </w:rPr>
+              <w:t>»</w:t>
             </w:r>
           </w:p>
         </w:tc>
@@ -4083,7 +3600,7 @@
                 <w:szCs w:val="18"/>
                 <w:lang w:val="ru-RU" w:eastAsia="ru-RU"/>
               </w:rPr>
-              <w:t>Архангельск</w:t>
+              <w:t>Санкт-Петербург</w:t>
             </w:r>
             <w:r>
               <w:rPr>
@@ -4183,7 +3700,7 @@
                 <w:szCs w:val="18"/>
                 <w:lang w:val="ru-RU"/>
               </w:rPr>
-              <w:t>06</w:t>
+              <w:t>10</w:t>
             </w:r>
             <w:r>
               <w:rPr>
@@ -4200,8 +3717,9 @@
                 <w:color w:val="595959"/>
                 <w:sz w:val="18"/>
                 <w:szCs w:val="18"/>
-              </w:rPr>
-              <w:t>8</w:t>
+                <w:lang w:val="ru-RU"/>
+              </w:rPr>
+              <w:t>9</w:t>
             </w:r>
             <w:r>
               <w:rPr>
@@ -4220,7 +3738,17 @@
                 <w:szCs w:val="18"/>
                 <w:lang w:val="ru-RU"/>
               </w:rPr>
-              <w:t>03/2019</w:t>
+              <w:t>0</w:t>
+            </w:r>
+            <w:r>
+              <w:rPr>
+                <w:rFonts w:ascii="Tahoma" w:hAnsi="Tahoma" w:cs="Tahoma"/>
+                <w:color w:val="595959"/>
+                <w:sz w:val="18"/>
+                <w:szCs w:val="18"/>
+                <w:lang w:val="ru-RU"/>
+              </w:rPr>
+              <w:t>4/2020</w:t>
             </w:r>
           </w:p>
         </w:tc>
@@ -4298,7 +3826,97 @@
                 <w:szCs w:val="18"/>
                 <w:lang w:val="ru-RU" w:eastAsia="ru-RU"/>
               </w:rPr>
-              <w:t>Создание стабильной системы технических средств и программного обеспечения компании в условиях процедуры банкротства, постоянного сокращения штата сотрудников, сложными договорными отношениями с другими компаниями. На постоянной основе выполнял обязанности заместителя генерального директора по технического обеспечению.</w:t>
+              <w:t xml:space="preserve">Создание приложения на базе </w:t>
+            </w:r>
+            <w:r>
+              <w:rPr>
+                <w:rFonts w:ascii="Tahoma" w:hAnsi="Tahoma" w:cs="Tahoma"/>
+                <w:color w:val="595959"/>
+                <w:sz w:val="18"/>
+                <w:szCs w:val="18"/>
+                <w:lang w:val="en-US" w:eastAsia="ru-RU"/>
+              </w:rPr>
+              <w:t>API</w:t>
+            </w:r>
+            <w:r>
+              <w:rPr>
+                <w:rFonts w:ascii="Tahoma" w:hAnsi="Tahoma" w:cs="Tahoma"/>
+                <w:color w:val="595959"/>
+                <w:sz w:val="18"/>
+                <w:szCs w:val="18"/>
+                <w:lang w:val="ru-RU" w:eastAsia="ru-RU"/>
+              </w:rPr>
+              <w:t xml:space="preserve"> </w:t>
+            </w:r>
+            <w:r>
+              <w:rPr>
+                <w:rFonts w:ascii="Tahoma" w:hAnsi="Tahoma" w:cs="Tahoma"/>
+                <w:color w:val="595959"/>
+                <w:sz w:val="18"/>
+                <w:szCs w:val="18"/>
+                <w:lang w:val="en-US" w:eastAsia="ru-RU"/>
+              </w:rPr>
+              <w:t>VK</w:t>
+            </w:r>
+            <w:r>
+              <w:rPr>
+                <w:rFonts w:ascii="Tahoma" w:hAnsi="Tahoma" w:cs="Tahoma"/>
+                <w:color w:val="595959"/>
+                <w:sz w:val="18"/>
+                <w:szCs w:val="18"/>
+                <w:lang w:val="ru-RU" w:eastAsia="ru-RU"/>
+              </w:rPr>
+              <w:t xml:space="preserve"> </w:t>
+            </w:r>
+            <w:r>
+              <w:rPr>
+                <w:rFonts w:ascii="Tahoma" w:hAnsi="Tahoma" w:cs="Tahoma"/>
+                <w:color w:val="595959"/>
+                <w:sz w:val="18"/>
+                <w:szCs w:val="18"/>
+                <w:lang w:val="ru-RU" w:eastAsia="ru-RU"/>
+              </w:rPr>
+              <w:t xml:space="preserve">с полным циклом разработки. Разработка сервиса для обмена сообщениями на базе системы </w:t>
+            </w:r>
+            <w:r>
+              <w:rPr>
+                <w:rFonts w:ascii="Tahoma" w:hAnsi="Tahoma" w:cs="Tahoma"/>
+                <w:color w:val="595959"/>
+                <w:sz w:val="18"/>
+                <w:szCs w:val="18"/>
+                <w:lang w:val="en-US" w:eastAsia="ru-RU"/>
+              </w:rPr>
+              <w:t>Google</w:t>
+            </w:r>
+            <w:r>
+              <w:rPr>
+                <w:rFonts w:ascii="Tahoma" w:hAnsi="Tahoma" w:cs="Tahoma"/>
+                <w:color w:val="595959"/>
+                <w:sz w:val="18"/>
+                <w:szCs w:val="18"/>
+                <w:lang w:val="ru-RU" w:eastAsia="ru-RU"/>
+              </w:rPr>
+              <w:t xml:space="preserve"> </w:t>
+            </w:r>
+            <w:r>
+              <w:rPr>
+                <w:rFonts w:ascii="Tahoma" w:hAnsi="Tahoma" w:cs="Tahoma"/>
+                <w:color w:val="595959"/>
+                <w:sz w:val="18"/>
+                <w:szCs w:val="18"/>
+                <w:lang w:val="en-US" w:eastAsia="ru-RU"/>
+              </w:rPr>
+              <w:t>Firebase</w:t>
+            </w:r>
+            <w:r>
+              <w:rPr>
+                <w:rFonts w:ascii="Tahoma" w:hAnsi="Tahoma" w:cs="Tahoma"/>
+                <w:color w:val="595959"/>
+                <w:sz w:val="18"/>
+                <w:szCs w:val="18"/>
+                <w:lang w:val="ru-RU" w:eastAsia="ru-RU"/>
+              </w:rPr>
+              <w:t>.</w:t>
             </w:r>
           </w:p>
         </w:tc>
@@ -4384,7 +4002,7 @@
                 <w:szCs w:val="18"/>
                 <w:lang w:val="ru-RU"/>
               </w:rPr>
-              <w:t>Совершенствование автоматизированной системы управления и обеспечение надежного функционирования комплекса технических средств и программного обеспечения.</w:t>
+              <w:t>Командная разработка приложения от начала до конца</w:t>
             </w:r>
           </w:p>
           <w:p>
@@ -4406,7 +4024,7 @@
                 <w:szCs w:val="18"/>
                 <w:lang w:val="ru-RU" w:eastAsia="ru-RU"/>
               </w:rPr>
-              <w:t xml:space="preserve">Обеспечение выполнения задач. Разработка планов, целей, стратегии их достижения. </w:t>
+              <w:t>Регулярное ведение отчетности</w:t>
             </w:r>
           </w:p>
           <w:p>
@@ -4421,33 +4039,12 @@
             </w:pPr>
             <w:r>
               <w:rPr>
-                <w:rStyle w:val="hps"/>
-                <w:color w:val="595959"/>
-                <w:sz w:val="18"/>
-                <w:szCs w:val="18"/>
-                <w:lang w:val="ru-RU"/>
-              </w:rPr>
-              <w:t>Управление командой. Координация работ. Взаимодействие с другими структурными подразделениями.</w:t>
-            </w:r>
-            <w:r>
-              <w:rPr>
-                <w:rStyle w:val="hps"/>
-                <w:color w:val="595959"/>
-                <w:sz w:val="18"/>
-                <w:szCs w:val="18"/>
-                <w:lang w:val="ru-RU"/>
-              </w:rPr>
-              <w:t xml:space="preserve"> </w:t>
-            </w:r>
-            <w:r>
-              <w:rPr>
-                <w:rStyle w:val="hps"/>
-                <w:color w:val="595959"/>
-                <w:sz w:val="18"/>
-                <w:szCs w:val="18"/>
-                <w:lang w:val="ru-RU"/>
-              </w:rPr>
-              <w:t>Взаимодействие с другими компаниями.</w:t>
+                <w:color w:val="595959"/>
+                <w:sz w:val="18"/>
+                <w:szCs w:val="18"/>
+                <w:lang w:val="ru-RU" w:eastAsia="ru-RU"/>
+              </w:rPr>
+              <w:t>Обучение новых сотрудников</w:t>
             </w:r>
           </w:p>
         </w:tc>
@@ -4544,7 +4141,7 @@
                 <w:sz w:val="20"/>
                 <w:lang w:val="ru-RU"/>
               </w:rPr>
-              <w:t>Строительный эксперт</w:t>
+              <w:t>Начальник Управления информационных технологий и связи</w:t>
             </w:r>
           </w:p>
         </w:tc>
@@ -4631,7 +4228,7 @@
                 <w:szCs w:val="18"/>
                 <w:lang w:val="ru-RU"/>
               </w:rPr>
-              <w:t>Самозанятость</w:t>
+              <w:t>ПАО «Архэнергосбыт»</w:t>
             </w:r>
           </w:p>
         </w:tc>
@@ -4716,7 +4313,7 @@
                 <w:szCs w:val="18"/>
                 <w:lang w:val="ru-RU" w:eastAsia="ru-RU"/>
               </w:rPr>
-              <w:t>Санкт-Петербург</w:t>
+              <w:t>Архангельск</w:t>
             </w:r>
             <w:r>
               <w:rPr>
@@ -4805,7 +4402,7 @@
                 <w:color w:val="595959"/>
                 <w:sz w:val="18"/>
                 <w:szCs w:val="18"/>
-                <w:lang w:val="en"/>
+                <w:lang w:val="ru-RU"/>
               </w:rPr>
             </w:pPr>
             <w:r>
@@ -4814,18 +4411,9 @@
                 <w:color w:val="595959"/>
                 <w:sz w:val="18"/>
                 <w:szCs w:val="18"/>
-              </w:rPr>
-              <w:t>0</w:t>
-            </w:r>
-            <w:r>
-              <w:rPr>
-                <w:rFonts w:ascii="Tahoma" w:hAnsi="Tahoma" w:cs="Tahoma"/>
-                <w:color w:val="595959"/>
-                <w:sz w:val="18"/>
-                <w:szCs w:val="18"/>
-                <w:lang w:val="ru-RU"/>
-              </w:rPr>
-              <w:t>5</w:t>
+                <w:lang w:val="ru-RU"/>
+              </w:rPr>
+              <w:t>06</w:t>
             </w:r>
             <w:r>
               <w:rPr>
@@ -4842,9 +4430,8 @@
                 <w:color w:val="595959"/>
                 <w:sz w:val="18"/>
                 <w:szCs w:val="18"/>
-                <w:lang w:val="ru-RU"/>
-              </w:rPr>
-              <w:t>7</w:t>
+              </w:rPr>
+              <w:t>8</w:t>
             </w:r>
             <w:r>
               <w:rPr>
@@ -4863,16 +4450,7 @@
                 <w:szCs w:val="18"/>
                 <w:lang w:val="ru-RU"/>
               </w:rPr>
-              <w:t>05</w:t>
-            </w:r>
-            <w:r>
-              <w:rPr>
-                <w:rFonts w:ascii="Tahoma" w:hAnsi="Tahoma" w:cs="Tahoma"/>
-                <w:color w:val="595959"/>
-                <w:sz w:val="18"/>
-                <w:szCs w:val="18"/>
-              </w:rPr>
-              <w:t>/2018</w:t>
+              <w:t>03/2019</w:t>
             </w:r>
           </w:p>
         </w:tc>
@@ -4938,21 +4516,19 @@
               <w:rPr>
                 <w:rFonts w:ascii="Tahoma" w:hAnsi="Tahoma" w:cs="Tahoma"/>
                 <w:color w:val="595959"/>
-                <w:sz w:val="18"/>
-                <w:szCs w:val="18"/>
+                <w:sz w:val="20"/>
                 <w:lang w:val="ru-RU" w:eastAsia="ru-RU"/>
               </w:rPr>
             </w:pPr>
             <w:r>
               <w:rPr>
-                <w:rStyle w:val="hps"/>
-                <w:rFonts w:ascii="Tahoma" w:hAnsi="Tahoma" w:cs="Tahoma"/>
-                <w:color w:val="595959"/>
-                <w:sz w:val="18"/>
-                <w:szCs w:val="18"/>
-                <w:lang w:val="ru-RU"/>
-              </w:rPr>
-              <w:t>Сопровождение строительных работ на коммерческих и не коммерческих объектах.</w:t>
+                <w:rFonts w:ascii="Tahoma" w:hAnsi="Tahoma" w:cs="Tahoma"/>
+                <w:color w:val="595959"/>
+                <w:sz w:val="18"/>
+                <w:szCs w:val="18"/>
+                <w:lang w:val="ru-RU" w:eastAsia="ru-RU"/>
+              </w:rPr>
+              <w:t>Создание стабильной системы технических средств и программного обеспечения компании в условиях процедуры банкротства, постоянного сокращения штата сотрудников, сложными договорными отношениями с другими компаниями. На постоянной основе выполнял обязанности заместителя генерального директора по технического обеспечению.</w:t>
             </w:r>
           </w:p>
         </w:tc>
@@ -5038,13 +4614,14 @@
                 <w:szCs w:val="18"/>
                 <w:lang w:val="ru-RU"/>
               </w:rPr>
-              <w:t>Проведение переговоров с заказчиком, дизайнерами, рабочими. Нахождение оптимальных решений в сложных и «нерешаемых» ситуациях.</w:t>
+              <w:t>Совершенствование автоматизированной системы управления и обеспечение надежного функционирования комплекса технических средств и программного обеспечения.</w:t>
             </w:r>
           </w:p>
           <w:p>
             <w:pPr>
               <w:pStyle w:val="ArrowGreenBullets"/>
               <w:rPr>
+                <w:rStyle w:val="hps"/>
                 <w:color w:val="595959"/>
                 <w:sz w:val="18"/>
                 <w:szCs w:val="18"/>
@@ -5057,9 +4634,9 @@
                 <w:color w:val="595959"/>
                 <w:sz w:val="18"/>
                 <w:szCs w:val="18"/>
-                <w:lang w:val="ru-RU"/>
-              </w:rPr>
-              <w:t>Обеспечение бесперебойной работы на строительных объектах.</w:t>
+                <w:lang w:val="ru-RU" w:eastAsia="ru-RU"/>
+              </w:rPr>
+              <w:t xml:space="preserve">Обеспечение выполнения задач. Разработка планов, целей, стратегии их достижения. </w:t>
             </w:r>
           </w:p>
           <w:p>
@@ -5074,24 +4651,17 @@
             </w:pPr>
             <w:r>
               <w:rPr>
-                <w:color w:val="595959"/>
-                <w:sz w:val="18"/>
-                <w:szCs w:val="18"/>
-                <w:lang w:val="ru-RU"/>
-              </w:rPr>
-              <w:t>Полное сопровождение объектов</w:t>
-            </w:r>
-            <w:r>
-              <w:rPr>
-                <w:color w:val="595959"/>
-                <w:sz w:val="18"/>
-                <w:szCs w:val="18"/>
-                <w:lang w:val="ru-RU"/>
-              </w:rPr>
-              <w:t>,</w:t>
-            </w:r>
-            <w:r>
-              <w:rPr>
+                <w:rStyle w:val="hps"/>
+                <w:color w:val="595959"/>
+                <w:sz w:val="18"/>
+                <w:szCs w:val="18"/>
+                <w:lang w:val="ru-RU"/>
+              </w:rPr>
+              <w:t>Управление командой. Координация работ. Взаимодействие с другими структурными подразделениями.</w:t>
+            </w:r>
+            <w:r>
+              <w:rPr>
+                <w:rStyle w:val="hps"/>
                 <w:color w:val="595959"/>
                 <w:sz w:val="18"/>
                 <w:szCs w:val="18"/>
@@ -5101,196 +4671,18 @@
             </w:r>
             <w:r>
               <w:rPr>
-                <w:color w:val="595959"/>
-                <w:sz w:val="18"/>
-                <w:szCs w:val="18"/>
-                <w:lang w:val="ru-RU"/>
-              </w:rPr>
-              <w:t>регулярный</w:t>
-            </w:r>
-            <w:r>
-              <w:rPr>
-                <w:color w:val="595959"/>
-                <w:sz w:val="18"/>
-                <w:szCs w:val="18"/>
-                <w:lang w:val="ru-RU"/>
-              </w:rPr>
-              <w:t xml:space="preserve"> контрол</w:t>
-            </w:r>
-            <w:r>
-              <w:rPr>
-                <w:color w:val="595959"/>
-                <w:sz w:val="18"/>
-                <w:szCs w:val="18"/>
-                <w:lang w:val="ru-RU"/>
-              </w:rPr>
-              <w:t>ь</w:t>
-            </w:r>
-            <w:r>
-              <w:rPr>
-                <w:color w:val="595959"/>
-                <w:sz w:val="18"/>
-                <w:szCs w:val="18"/>
-                <w:lang w:val="ru-RU"/>
-              </w:rPr>
-              <w:t xml:space="preserve"> качества выполняемых работ.</w:t>
-            </w:r>
-          </w:p>
-          <w:p>
-            <w:pPr>
-              <w:pStyle w:val="ArrowGreenBullets"/>
-              <w:rPr>
-                <w:color w:val="595959"/>
-                <w:sz w:val="18"/>
-                <w:szCs w:val="18"/>
-                <w:lang w:val="ru-RU" w:eastAsia="ru-RU"/>
-              </w:rPr>
-            </w:pPr>
-            <w:r>
-              <w:rPr>
-                <w:color w:val="595959"/>
-                <w:sz w:val="18"/>
-                <w:szCs w:val="18"/>
-                <w:lang w:val="ru-RU"/>
-              </w:rPr>
-              <w:t>Формирование технических заданий, разработка рабочей документации, разработка проектов на изменение конструкций, получение необходимых разрешений.</w:t>
-            </w:r>
-          </w:p>
-          <w:p>
-            <w:pPr>
-              <w:pStyle w:val="ArrowGreenBullets"/>
-              <w:rPr>
-                <w:color w:val="595959"/>
-                <w:sz w:val="18"/>
-                <w:szCs w:val="18"/>
-                <w:lang w:val="ru-RU" w:eastAsia="ru-RU"/>
-              </w:rPr>
-            </w:pPr>
-            <w:r>
-              <w:rPr>
-                <w:color w:val="595959"/>
-                <w:sz w:val="18"/>
-                <w:szCs w:val="18"/>
-                <w:lang w:val="ru-RU"/>
-              </w:rPr>
-              <w:t>Разработка и реализация проектов систем кондиционирования, вентиляции, теплых полов, ОПС, АПС, СКУД и видеонаблюдения.</w:t>
+                <w:rStyle w:val="hps"/>
+                <w:color w:val="595959"/>
+                <w:sz w:val="18"/>
+                <w:szCs w:val="18"/>
+                <w:lang w:val="ru-RU"/>
+              </w:rPr>
+              <w:t>Взаимодействие с другими компаниями.</w:t>
             </w:r>
           </w:p>
         </w:tc>
       </w:tr>
     </w:tbl>
-    <w:p>
-      <w:pPr>
-        <w:pStyle w:val="af3"/>
-        <w:jc w:val="left"/>
-        <w:rPr>
-          <w:rFonts w:ascii="Tahoma" w:hAnsi="Tahoma" w:cs="Tahoma"/>
-          <w:b w:val="0"/>
-          <w:color w:val="2E74B5"/>
-          <w:sz w:val="24"/>
-          <w:szCs w:val="24"/>
-          <w:lang w:val="ru-RU"/>
-        </w:rPr>
-      </w:pPr>
-    </w:p>
-    <w:p>
-      <w:pPr>
-        <w:pStyle w:val="af3"/>
-        <w:jc w:val="left"/>
-        <w:rPr>
-          <w:rFonts w:ascii="Tahoma" w:hAnsi="Tahoma" w:cs="Tahoma"/>
-          <w:b w:val="0"/>
-          <w:color w:val="2E74B5"/>
-          <w:sz w:val="24"/>
-          <w:szCs w:val="24"/>
-          <w:lang w:val="ru-RU"/>
-        </w:rPr>
-      </w:pPr>
-    </w:p>
-    <w:p>
-      <w:pPr>
-        <w:pStyle w:val="af3"/>
-        <w:jc w:val="left"/>
-        <w:rPr>
-          <w:rFonts w:ascii="Tahoma" w:hAnsi="Tahoma" w:cs="Tahoma"/>
-          <w:b w:val="0"/>
-          <w:color w:val="2E74B5"/>
-          <w:sz w:val="24"/>
-          <w:szCs w:val="24"/>
-          <w:lang w:val="ru-RU"/>
-        </w:rPr>
-      </w:pPr>
-    </w:p>
-    <w:p>
-      <w:pPr>
-        <w:pStyle w:val="af3"/>
-        <w:jc w:val="left"/>
-        <w:rPr>
-          <w:rFonts w:ascii="Tahoma" w:hAnsi="Tahoma" w:cs="Tahoma"/>
-          <w:b w:val="0"/>
-          <w:color w:val="2E74B5"/>
-          <w:sz w:val="24"/>
-          <w:szCs w:val="24"/>
-          <w:lang w:val="ru-RU"/>
-        </w:rPr>
-      </w:pPr>
-    </w:p>
-    <w:p>
-      <w:pPr>
-        <w:pStyle w:val="af3"/>
-        <w:jc w:val="left"/>
-        <w:rPr>
-          <w:rFonts w:ascii="Tahoma" w:hAnsi="Tahoma" w:cs="Tahoma"/>
-          <w:b w:val="0"/>
-          <w:color w:val="2E74B5"/>
-          <w:sz w:val="24"/>
-          <w:szCs w:val="24"/>
-          <w:lang w:val="ru-RU"/>
-        </w:rPr>
-      </w:pPr>
-    </w:p>
-    <w:p>
-      <w:pPr>
-        <w:pStyle w:val="af3"/>
-        <w:jc w:val="left"/>
-        <w:rPr>
-          <w:rFonts w:ascii="Tahoma" w:hAnsi="Tahoma" w:cs="Tahoma"/>
-          <w:b w:val="0"/>
-          <w:color w:val="2E74B5"/>
-          <w:sz w:val="24"/>
-          <w:szCs w:val="24"/>
-          <w:lang w:val="ru-RU"/>
-        </w:rPr>
-      </w:pPr>
-    </w:p>
-    <w:p>
-      <w:pPr>
-        <w:pStyle w:val="af3"/>
-        <w:jc w:val="left"/>
-        <w:rPr>
-          <w:rFonts w:ascii="Tahoma" w:hAnsi="Tahoma" w:cs="Tahoma"/>
-          <w:b w:val="0"/>
-          <w:color w:val="2E74B5"/>
-          <w:sz w:val="24"/>
-          <w:szCs w:val="24"/>
-          <w:lang w:val="ru-RU"/>
-        </w:rPr>
-      </w:pPr>
-    </w:p>
-    <w:p>
-      <w:pPr>
-        <w:pStyle w:val="af3"/>
-        <w:jc w:val="left"/>
-        <w:rPr>
-          <w:rFonts w:ascii="Tahoma" w:hAnsi="Tahoma" w:cs="Tahoma"/>
-          <w:b w:val="0"/>
-          <w:color w:val="2E74B5"/>
-          <w:sz w:val="24"/>
-          <w:szCs w:val="24"/>
-          <w:lang w:val="ru-RU"/>
-        </w:rPr>
-      </w:pPr>
-    </w:p>
     <w:p>
       <w:pPr>
         <w:pStyle w:val="af3"/>
@@ -6746,165 +6138,6 @@
         </w:tc>
       </w:tr>
     </w:tbl>
-    <w:p>
-      <w:pPr>
-        <w:pStyle w:val="af3"/>
-        <w:jc w:val="left"/>
-        <w:rPr>
-          <w:rFonts w:ascii="Tahoma" w:hAnsi="Tahoma" w:cs="Tahoma"/>
-          <w:b w:val="0"/>
-          <w:color w:val="2E74B5"/>
-          <w:sz w:val="24"/>
-          <w:szCs w:val="24"/>
-          <w:lang w:val="ru-RU"/>
-        </w:rPr>
-      </w:pPr>
-    </w:p>
-    <w:p>
-      <w:pPr>
-        <w:pStyle w:val="af3"/>
-        <w:jc w:val="left"/>
-        <w:rPr>
-          <w:rFonts w:ascii="Tahoma" w:hAnsi="Tahoma" w:cs="Tahoma"/>
-          <w:b w:val="0"/>
-          <w:color w:val="2E74B5"/>
-          <w:sz w:val="24"/>
-          <w:szCs w:val="24"/>
-        </w:rPr>
-      </w:pPr>
-    </w:p>
-    <w:p>
-      <w:pPr>
-        <w:pStyle w:val="af3"/>
-        <w:jc w:val="left"/>
-        <w:rPr>
-          <w:rFonts w:ascii="Tahoma" w:hAnsi="Tahoma" w:cs="Tahoma"/>
-          <w:b w:val="0"/>
-          <w:color w:val="2E74B5"/>
-          <w:sz w:val="24"/>
-          <w:szCs w:val="24"/>
-          <w:lang w:val="ru-RU"/>
-        </w:rPr>
-      </w:pPr>
-    </w:p>
-    <w:p>
-      <w:pPr>
-        <w:pStyle w:val="af3"/>
-        <w:jc w:val="left"/>
-        <w:rPr>
-          <w:rFonts w:ascii="Tahoma" w:hAnsi="Tahoma" w:cs="Tahoma"/>
-          <w:b w:val="0"/>
-          <w:color w:val="2E74B5"/>
-          <w:sz w:val="24"/>
-          <w:szCs w:val="24"/>
-        </w:rPr>
-      </w:pPr>
-    </w:p>
-    <w:p>
-      <w:pPr>
-        <w:pStyle w:val="af3"/>
-        <w:jc w:val="left"/>
-        <w:rPr>
-          <w:rFonts w:ascii="Tahoma" w:hAnsi="Tahoma" w:cs="Tahoma"/>
-          <w:b w:val="0"/>
-          <w:color w:val="2E74B5"/>
-          <w:sz w:val="24"/>
-          <w:szCs w:val="24"/>
-        </w:rPr>
-      </w:pPr>
-    </w:p>
-    <w:p>
-      <w:pPr>
-        <w:pStyle w:val="af3"/>
-        <w:jc w:val="left"/>
-        <w:rPr>
-          <w:rFonts w:ascii="Tahoma" w:hAnsi="Tahoma" w:cs="Tahoma"/>
-          <w:b w:val="0"/>
-          <w:color w:val="2E74B5"/>
-          <w:sz w:val="24"/>
-          <w:szCs w:val="24"/>
-        </w:rPr>
-      </w:pPr>
-    </w:p>
-    <w:p>
-      <w:pPr>
-        <w:pStyle w:val="af3"/>
-        <w:jc w:val="left"/>
-        <w:rPr>
-          <w:rFonts w:ascii="Tahoma" w:hAnsi="Tahoma" w:cs="Tahoma"/>
-          <w:b w:val="0"/>
-          <w:color w:val="2E74B5"/>
-          <w:sz w:val="24"/>
-          <w:szCs w:val="24"/>
-          <w:lang w:val="ru-RU"/>
-        </w:rPr>
-      </w:pPr>
-    </w:p>
-    <w:p>
-      <w:pPr>
-        <w:pStyle w:val="af3"/>
-        <w:jc w:val="left"/>
-        <w:rPr>
-          <w:rFonts w:ascii="Tahoma" w:hAnsi="Tahoma" w:cs="Tahoma"/>
-          <w:b w:val="0"/>
-          <w:color w:val="2E74B5"/>
-          <w:sz w:val="24"/>
-          <w:szCs w:val="24"/>
-        </w:rPr>
-      </w:pPr>
-    </w:p>
-    <w:p>
-      <w:pPr>
-        <w:pStyle w:val="af3"/>
-        <w:jc w:val="left"/>
-        <w:rPr>
-          <w:rFonts w:ascii="Tahoma" w:hAnsi="Tahoma" w:cs="Tahoma"/>
-          <w:b w:val="0"/>
-          <w:color w:val="2E74B5"/>
-          <w:sz w:val="24"/>
-          <w:szCs w:val="24"/>
-        </w:rPr>
-      </w:pPr>
-    </w:p>
-    <w:p>
-      <w:pPr>
-        <w:pStyle w:val="af3"/>
-        <w:jc w:val="left"/>
-        <w:rPr>
-          <w:rFonts w:ascii="Tahoma" w:hAnsi="Tahoma" w:cs="Tahoma"/>
-          <w:b w:val="0"/>
-          <w:color w:val="2E74B5"/>
-          <w:sz w:val="24"/>
-          <w:szCs w:val="24"/>
-        </w:rPr>
-      </w:pPr>
-    </w:p>
-    <w:p>
-      <w:pPr>
-        <w:pStyle w:val="af3"/>
-        <w:jc w:val="left"/>
-        <w:rPr>
-          <w:rFonts w:ascii="Tahoma" w:hAnsi="Tahoma" w:cs="Tahoma"/>
-          <w:b w:val="0"/>
-          <w:color w:val="2E74B5"/>
-          <w:sz w:val="24"/>
-          <w:szCs w:val="24"/>
-        </w:rPr>
-      </w:pPr>
-    </w:p>
-    <w:p>
-      <w:pPr>
-        <w:pStyle w:val="af3"/>
-        <w:jc w:val="left"/>
-        <w:rPr>
-          <w:rFonts w:ascii="Tahoma" w:hAnsi="Tahoma" w:cs="Tahoma"/>
-          <w:b w:val="0"/>
-          <w:color w:val="2E74B5"/>
-          <w:sz w:val="24"/>
-          <w:szCs w:val="24"/>
-        </w:rPr>
-      </w:pPr>
-    </w:p>
     <w:p>
       <w:pPr>
         <w:pStyle w:val="af3"/>
@@ -7486,7 +6719,18 @@
               <w:szCs w:val="16"/>
               <w:lang w:val="pt-PT"/>
             </w:rPr>
-            <w:t>23</w:t>
+            <w:t>1</w:t>
+          </w:r>
+          <w:r>
+            <w:rPr>
+              <w:rFonts w:ascii="Tahoma" w:hAnsi="Tahoma" w:cs="Tahoma"/>
+              <w:b/>
+              <w:bCs/>
+              <w:color w:val="FFFFFF"/>
+              <w:sz w:val="16"/>
+              <w:szCs w:val="16"/>
+            </w:rPr>
+            <w:t>0</w:t>
           </w:r>
           <w:r>
             <w:rPr>
@@ -7508,8 +6752,9 @@
               <w:color w:val="FFFFFF"/>
               <w:sz w:val="16"/>
               <w:szCs w:val="16"/>
+              <w:lang w:val="en-US"/>
             </w:rPr>
-            <w:t>3</w:t>
+            <w:t>4</w:t>
           </w:r>
           <w:r>
             <w:rPr>

--- a/Documents/dmitrii_konstantinov_cv.docx
+++ b/Documents/dmitrii_konstantinov_cv.docx
@@ -1240,7 +1240,7 @@
           <w:color w:val="2E74B5"/>
           <w:sz w:val="24"/>
           <w:szCs w:val="24"/>
-          <w:lang w:val="ru-RU"/>
+          <w:lang w:val="en-US"/>
         </w:rPr>
       </w:pPr>
     </w:p>
@@ -1373,7 +1373,7 @@
                 <w:sz w:val="20"/>
                 <w:lang w:val="ru-RU"/>
               </w:rPr>
-              <w:t>Достаточно много времени уделяю саморазвитию</w:t>
+              <w:t>Достаточно много времени уделяю саморазвитию и чтению литературы. Практикую регулярное чтение и медитации. Постоянно</w:t>
             </w:r>
             <w:r>
               <w:rPr>
@@ -1383,7 +1383,7 @@
                 <w:sz w:val="20"/>
                 <w:lang w:val="ru-RU"/>
               </w:rPr>
-              <w:t xml:space="preserve"> и чтению литературы</w:t>
+              <w:t xml:space="preserve"> </w:t>
             </w:r>
             <w:r>
               <w:rPr>
@@ -1393,7 +1393,7 @@
                 <w:sz w:val="20"/>
                 <w:lang w:val="ru-RU"/>
               </w:rPr>
-              <w:t>. Практикую регулярное чтение и медитации.</w:t>
+              <w:t>совершенствую свои</w:t>
             </w:r>
             <w:r>
               <w:rPr>
@@ -1413,97 +1413,7 @@
                 <w:sz w:val="20"/>
                 <w:lang w:val="ru-RU"/>
               </w:rPr>
-              <w:t>Постоянно</w:t>
-            </w:r>
-            <w:r>
-              <w:rPr>
-                <w:rStyle w:val="hps"/>
-                <w:rFonts w:ascii="Tahoma" w:hAnsi="Tahoma" w:cs="Tahoma"/>
-                <w:color w:val="595959"/>
-                <w:sz w:val="20"/>
-                <w:lang w:val="ru-RU"/>
-              </w:rPr>
-              <w:t xml:space="preserve"> </w:t>
-            </w:r>
-            <w:r>
-              <w:rPr>
-                <w:rStyle w:val="hps"/>
-                <w:rFonts w:ascii="Tahoma" w:hAnsi="Tahoma" w:cs="Tahoma"/>
-                <w:color w:val="595959"/>
-                <w:sz w:val="20"/>
-                <w:lang w:val="ru-RU"/>
-              </w:rPr>
-              <w:t>совершенствую свои</w:t>
-            </w:r>
-            <w:r>
-              <w:rPr>
-                <w:rStyle w:val="hps"/>
-                <w:rFonts w:ascii="Tahoma" w:hAnsi="Tahoma" w:cs="Tahoma"/>
-                <w:color w:val="595959"/>
-                <w:sz w:val="20"/>
-                <w:lang w:val="ru-RU"/>
-              </w:rPr>
-              <w:t xml:space="preserve"> </w:t>
-            </w:r>
-            <w:r>
-              <w:rPr>
-                <w:rStyle w:val="hps"/>
-                <w:rFonts w:ascii="Tahoma" w:hAnsi="Tahoma" w:cs="Tahoma"/>
-                <w:color w:val="595959"/>
-                <w:sz w:val="20"/>
-                <w:lang w:val="ru-RU"/>
-              </w:rPr>
-              <w:t>навыки</w:t>
-            </w:r>
-            <w:r>
-              <w:rPr>
-                <w:rStyle w:val="hps"/>
-                <w:rFonts w:ascii="Tahoma" w:hAnsi="Tahoma" w:cs="Tahoma"/>
-                <w:color w:val="595959"/>
-                <w:sz w:val="20"/>
-                <w:lang w:val="ru-RU"/>
-              </w:rPr>
-              <w:t>.</w:t>
-            </w:r>
-            <w:r>
-              <w:rPr>
-                <w:rStyle w:val="hps"/>
-                <w:rFonts w:ascii="Tahoma" w:hAnsi="Tahoma" w:cs="Tahoma"/>
-                <w:color w:val="595959"/>
-                <w:sz w:val="20"/>
-                <w:lang w:val="ru-RU"/>
-              </w:rPr>
-              <w:t xml:space="preserve"> </w:t>
-            </w:r>
-            <w:r>
-              <w:rPr>
-                <w:rStyle w:val="hps"/>
-                <w:rFonts w:ascii="Tahoma" w:hAnsi="Tahoma" w:cs="Tahoma"/>
-                <w:color w:val="595959"/>
-                <w:sz w:val="20"/>
-                <w:lang w:val="ru-RU"/>
-              </w:rPr>
-              <w:t>Имею большой опыт в сфере управления и общения с людьми.</w:t>
-            </w:r>
-            <w:r>
-              <w:rPr>
-                <w:rStyle w:val="hps"/>
-                <w:rFonts w:ascii="Tahoma" w:hAnsi="Tahoma" w:cs="Tahoma"/>
-                <w:color w:val="595959"/>
-                <w:sz w:val="20"/>
-                <w:lang w:val="ru-RU"/>
-              </w:rPr>
-              <w:t xml:space="preserve"> </w:t>
-            </w:r>
-            <w:r>
-              <w:rPr>
-                <w:rStyle w:val="hps"/>
-                <w:rFonts w:ascii="Tahoma" w:hAnsi="Tahoma" w:cs="Tahoma"/>
-                <w:color w:val="595959"/>
-                <w:sz w:val="20"/>
-                <w:lang w:val="ru-RU"/>
-              </w:rPr>
-              <w:t>Всегда могу найти правильное решение в сложной ситуации и реализовать его.</w:t>
+              <w:t>навыки. Имею большой опыт в сфере управления и общения с людьми. Всегда могу найти правильное решение в сложной ситуации и реализовать его.</w:t>
             </w:r>
           </w:p>
         </w:tc>
@@ -3700,26 +3610,26 @@
                 <w:szCs w:val="18"/>
                 <w:lang w:val="ru-RU"/>
               </w:rPr>
-              <w:t>10</w:t>
-            </w:r>
-            <w:r>
-              <w:rPr>
-                <w:rFonts w:ascii="Tahoma" w:hAnsi="Tahoma" w:cs="Tahoma"/>
-                <w:color w:val="595959"/>
-                <w:sz w:val="18"/>
-                <w:szCs w:val="18"/>
-              </w:rPr>
-              <w:t>/201</w:t>
-            </w:r>
-            <w:r>
-              <w:rPr>
-                <w:rFonts w:ascii="Tahoma" w:hAnsi="Tahoma" w:cs="Tahoma"/>
-                <w:color w:val="595959"/>
-                <w:sz w:val="18"/>
-                <w:szCs w:val="18"/>
-                <w:lang w:val="ru-RU"/>
-              </w:rPr>
-              <w:t>9</w:t>
+              <w:t>02</w:t>
+            </w:r>
+            <w:r>
+              <w:rPr>
+                <w:rFonts w:ascii="Tahoma" w:hAnsi="Tahoma" w:cs="Tahoma"/>
+                <w:color w:val="595959"/>
+                <w:sz w:val="18"/>
+                <w:szCs w:val="18"/>
+              </w:rPr>
+              <w:t>/20</w:t>
+            </w:r>
+            <w:r>
+              <w:rPr>
+                <w:rFonts w:ascii="Tahoma" w:hAnsi="Tahoma" w:cs="Tahoma"/>
+                <w:color w:val="595959"/>
+                <w:sz w:val="18"/>
+                <w:szCs w:val="18"/>
+                <w:lang w:val="ru-RU"/>
+              </w:rPr>
+              <w:t>20</w:t>
             </w:r>
             <w:r>
               <w:rPr>
@@ -6154,7 +6064,10 @@
     <w:sectPr>
       <w:headerReference w:type="even" r:id="rId11"/>
       <w:headerReference w:type="default" r:id="rId12"/>
-      <w:footerReference w:type="default" r:id="rId13"/>
+      <w:footerReference w:type="even" r:id="rId13"/>
+      <w:footerReference w:type="default" r:id="rId14"/>
+      <w:headerReference w:type="first" r:id="rId15"/>
+      <w:footerReference w:type="first" r:id="rId16"/>
       <w:type w:val="continuous"/>
       <w:pgSz w:w="11906" w:h="16838" w:code="9"/>
       <w:pgMar w:top="720" w:right="851" w:bottom="437" w:left="851" w:header="425" w:footer="686" w:gutter="0"/>
@@ -6184,6 +6097,16 @@
 </file>
 
 <file path=word/footer1.xml><?xml version="1.0" encoding="utf-8"?>
+<w:ftr xmlns:wpc="http://schemas.microsoft.com/office/word/2010/wordprocessingCanvas" xmlns:cx="http://schemas.microsoft.com/office/drawing/2014/chartex" xmlns:cx1="http://schemas.microsoft.com/office/drawing/2015/9/8/chartex" xmlns:cx2="http://schemas.microsoft.com/office/drawing/2015/10/21/chartex" xmlns:cx3="http://schemas.microsoft.com/office/drawing/2016/5/9/chartex" xmlns:cx4="http://schemas.microsoft.com/office/drawing/2016/5/10/chartex" xmlns:cx5="http://schemas.microsoft.com/office/drawing/2016/5/11/chartex" xmlns:cx6="http://schemas.microsoft.com/office/drawing/2016/5/12/chartex" xmlns:cx7="http://schemas.microsoft.com/office/drawing/2016/5/13/chartex" xmlns:cx8="http://schemas.microsoft.com/office/drawing/2016/5/14/chartex" xmlns:mc="http://schemas.openxmlformats.org/markup-compatibility/2006" xmlns:aink="http://schemas.microsoft.com/office/drawing/2016/ink" xmlns:am3d="http://schemas.microsoft.com/office/drawing/2017/model3d" xmlns:o="urn:schemas-microsoft-com:office:office" xmlns:r="http://schemas.openxmlformats.org/officeDocument/2006/relationships" xmlns:m="http://schemas.openxmlformats.org/officeDocument/2006/math" xmlns:v="urn:schemas-microsoft-com:vml" xmlns:wp14="http://schemas.microsoft.com/office/word/2010/wordprocessingDrawing" xmlns:wp="http://schemas.openxmlformats.org/drawingml/2006/wordprocessingDrawing" xmlns:w10="urn:schemas-microsoft-com:office:word" xmlns:w="http://schemas.openxmlformats.org/wordprocessingml/2006/main" xmlns:w14="http://schemas.microsoft.com/office/word/2010/wordml" xmlns:w15="http://schemas.microsoft.com/office/word/2012/wordml" xmlns:w16cid="http://schemas.microsoft.com/office/word/2016/wordml/cid" xmlns:w16se="http://schemas.microsoft.com/office/word/2015/wordml/symex" xmlns:wpg="http://schemas.microsoft.com/office/word/2010/wordprocessingGroup" xmlns:wpi="http://schemas.microsoft.com/office/word/2010/wordprocessingInk" xmlns:wne="http://schemas.microsoft.com/office/word/2006/wordml" xmlns:wps="http://schemas.microsoft.com/office/word/2010/wordprocessingShape" mc:Ignorable="w14 w15 w16se w16cid wp14">
+  <w:p>
+    <w:pPr>
+      <w:pStyle w:val="ae"/>
+    </w:pPr>
+  </w:p>
+</w:ftr>
+</file>
+
+<file path=word/footer2.xml><?xml version="1.0" encoding="utf-8"?>
 <w:ftr xmlns:wpc="http://schemas.microsoft.com/office/word/2010/wordprocessingCanvas" xmlns:cx="http://schemas.microsoft.com/office/drawing/2014/chartex" xmlns:cx1="http://schemas.microsoft.com/office/drawing/2015/9/8/chartex" xmlns:cx2="http://schemas.microsoft.com/office/drawing/2015/10/21/chartex" xmlns:cx3="http://schemas.microsoft.com/office/drawing/2016/5/9/chartex" xmlns:cx4="http://schemas.microsoft.com/office/drawing/2016/5/10/chartex" xmlns:cx5="http://schemas.microsoft.com/office/drawing/2016/5/11/chartex" xmlns:cx6="http://schemas.microsoft.com/office/drawing/2016/5/12/chartex" xmlns:cx7="http://schemas.microsoft.com/office/drawing/2016/5/13/chartex" xmlns:cx8="http://schemas.microsoft.com/office/drawing/2016/5/14/chartex" xmlns:mc="http://schemas.openxmlformats.org/markup-compatibility/2006" xmlns:aink="http://schemas.microsoft.com/office/drawing/2016/ink" xmlns:am3d="http://schemas.microsoft.com/office/drawing/2017/model3d" xmlns:o="urn:schemas-microsoft-com:office:office" xmlns:r="http://schemas.openxmlformats.org/officeDocument/2006/relationships" xmlns:m="http://schemas.openxmlformats.org/officeDocument/2006/math" xmlns:v="urn:schemas-microsoft-com:vml" xmlns:wp14="http://schemas.microsoft.com/office/word/2010/wordprocessingDrawing" xmlns:wp="http://schemas.openxmlformats.org/drawingml/2006/wordprocessingDrawing" xmlns:w10="urn:schemas-microsoft-com:office:word" xmlns:w="http://schemas.openxmlformats.org/wordprocessingml/2006/main" xmlns:w14="http://schemas.microsoft.com/office/word/2010/wordml" xmlns:w15="http://schemas.microsoft.com/office/word/2012/wordml" xmlns:w16cid="http://schemas.microsoft.com/office/word/2016/wordml/cid" xmlns:w16se="http://schemas.microsoft.com/office/word/2015/wordml/symex" xmlns:wpg="http://schemas.microsoft.com/office/word/2010/wordprocessingGroup" xmlns:wpi="http://schemas.microsoft.com/office/word/2010/wordprocessingInk" xmlns:wne="http://schemas.microsoft.com/office/word/2006/wordml" xmlns:wps="http://schemas.microsoft.com/office/word/2010/wordprocessingShape" mc:Ignorable="w14 w15 w16se w16cid wp14">
   <w:p>
     <w:pPr>
@@ -6521,6 +6444,16 @@
 </w:ftr>
 </file>
 
+<file path=word/footer3.xml><?xml version="1.0" encoding="utf-8"?>
+<w:ftr xmlns:wpc="http://schemas.microsoft.com/office/word/2010/wordprocessingCanvas" xmlns:cx="http://schemas.microsoft.com/office/drawing/2014/chartex" xmlns:cx1="http://schemas.microsoft.com/office/drawing/2015/9/8/chartex" xmlns:cx2="http://schemas.microsoft.com/office/drawing/2015/10/21/chartex" xmlns:cx3="http://schemas.microsoft.com/office/drawing/2016/5/9/chartex" xmlns:cx4="http://schemas.microsoft.com/office/drawing/2016/5/10/chartex" xmlns:cx5="http://schemas.microsoft.com/office/drawing/2016/5/11/chartex" xmlns:cx6="http://schemas.microsoft.com/office/drawing/2016/5/12/chartex" xmlns:cx7="http://schemas.microsoft.com/office/drawing/2016/5/13/chartex" xmlns:cx8="http://schemas.microsoft.com/office/drawing/2016/5/14/chartex" xmlns:mc="http://schemas.openxmlformats.org/markup-compatibility/2006" xmlns:aink="http://schemas.microsoft.com/office/drawing/2016/ink" xmlns:am3d="http://schemas.microsoft.com/office/drawing/2017/model3d" xmlns:o="urn:schemas-microsoft-com:office:office" xmlns:r="http://schemas.openxmlformats.org/officeDocument/2006/relationships" xmlns:m="http://schemas.openxmlformats.org/officeDocument/2006/math" xmlns:v="urn:schemas-microsoft-com:vml" xmlns:wp14="http://schemas.microsoft.com/office/word/2010/wordprocessingDrawing" xmlns:wp="http://schemas.openxmlformats.org/drawingml/2006/wordprocessingDrawing" xmlns:w10="urn:schemas-microsoft-com:office:word" xmlns:w="http://schemas.openxmlformats.org/wordprocessingml/2006/main" xmlns:w14="http://schemas.microsoft.com/office/word/2010/wordml" xmlns:w15="http://schemas.microsoft.com/office/word/2012/wordml" xmlns:w16cid="http://schemas.microsoft.com/office/word/2016/wordml/cid" xmlns:w16se="http://schemas.microsoft.com/office/word/2015/wordml/symex" xmlns:wpg="http://schemas.microsoft.com/office/word/2010/wordprocessingGroup" xmlns:wpi="http://schemas.microsoft.com/office/word/2010/wordprocessingInk" xmlns:wne="http://schemas.microsoft.com/office/word/2006/wordml" xmlns:wps="http://schemas.microsoft.com/office/word/2010/wordprocessingShape" mc:Ignorable="w14 w15 w16se w16cid wp14">
+  <w:p>
+    <w:pPr>
+      <w:pStyle w:val="ae"/>
+    </w:pPr>
+  </w:p>
+</w:ftr>
+</file>
+
 <file path=word/footnotes.xml><?xml version="1.0" encoding="utf-8"?>
 <w:footnotes xmlns:wpc="http://schemas.microsoft.com/office/word/2010/wordprocessingCanvas" xmlns:cx="http://schemas.microsoft.com/office/drawing/2014/chartex" xmlns:cx1="http://schemas.microsoft.com/office/drawing/2015/9/8/chartex" xmlns:cx2="http://schemas.microsoft.com/office/drawing/2015/10/21/chartex" xmlns:cx3="http://schemas.microsoft.com/office/drawing/2016/5/9/chartex" xmlns:cx4="http://schemas.microsoft.com/office/drawing/2016/5/10/chartex" xmlns:cx5="http://schemas.microsoft.com/office/drawing/2016/5/11/chartex" xmlns:cx6="http://schemas.microsoft.com/office/drawing/2016/5/12/chartex" xmlns:cx7="http://schemas.microsoft.com/office/drawing/2016/5/13/chartex" xmlns:cx8="http://schemas.microsoft.com/office/drawing/2016/5/14/chartex" xmlns:mc="http://schemas.openxmlformats.org/markup-compatibility/2006" xmlns:aink="http://schemas.microsoft.com/office/drawing/2016/ink" xmlns:am3d="http://schemas.microsoft.com/office/drawing/2017/model3d" xmlns:o="urn:schemas-microsoft-com:office:office" xmlns:r="http://schemas.openxmlformats.org/officeDocument/2006/relationships" xmlns:m="http://schemas.openxmlformats.org/officeDocument/2006/math" xmlns:v="urn:schemas-microsoft-com:vml" xmlns:wp14="http://schemas.microsoft.com/office/word/2010/wordprocessingDrawing" xmlns:wp="http://schemas.openxmlformats.org/drawingml/2006/wordprocessingDrawing" xmlns:w10="urn:schemas-microsoft-com:office:word" xmlns:w="http://schemas.openxmlformats.org/wordprocessingml/2006/main" xmlns:w14="http://schemas.microsoft.com/office/word/2010/wordml" xmlns:w15="http://schemas.microsoft.com/office/word/2012/wordml" xmlns:w16cid="http://schemas.microsoft.com/office/word/2016/wordml/cid" xmlns:w16se="http://schemas.microsoft.com/office/word/2015/wordml/symex" xmlns:wpg="http://schemas.microsoft.com/office/word/2010/wordprocessingGroup" xmlns:wpi="http://schemas.microsoft.com/office/word/2010/wordprocessingInk" xmlns:wne="http://schemas.microsoft.com/office/word/2006/wordml" xmlns:wps="http://schemas.microsoft.com/office/word/2010/wordprocessingShape" mc:Ignorable="w14 w15 w16se w16cid wp14">
   <w:footnote w:type="separator" w:id="-1">
@@ -6730,7 +6663,7 @@
               <w:sz w:val="16"/>
               <w:szCs w:val="16"/>
             </w:rPr>
-            <w:t>0</w:t>
+            <w:t>2</w:t>
           </w:r>
           <w:r>
             <w:rPr>
@@ -6789,6 +6722,16 @@
       <w:rPr>
         <w:color w:val="FFFFFF"/>
       </w:rPr>
+    </w:pPr>
+  </w:p>
+</w:hdr>
+</file>
+
+<file path=word/header3.xml><?xml version="1.0" encoding="utf-8"?>
+<w:hdr xmlns:wpc="http://schemas.microsoft.com/office/word/2010/wordprocessingCanvas" xmlns:cx="http://schemas.microsoft.com/office/drawing/2014/chartex" xmlns:cx1="http://schemas.microsoft.com/office/drawing/2015/9/8/chartex" xmlns:cx2="http://schemas.microsoft.com/office/drawing/2015/10/21/chartex" xmlns:cx3="http://schemas.microsoft.com/office/drawing/2016/5/9/chartex" xmlns:cx4="http://schemas.microsoft.com/office/drawing/2016/5/10/chartex" xmlns:cx5="http://schemas.microsoft.com/office/drawing/2016/5/11/chartex" xmlns:cx6="http://schemas.microsoft.com/office/drawing/2016/5/12/chartex" xmlns:cx7="http://schemas.microsoft.com/office/drawing/2016/5/13/chartex" xmlns:cx8="http://schemas.microsoft.com/office/drawing/2016/5/14/chartex" xmlns:mc="http://schemas.openxmlformats.org/markup-compatibility/2006" xmlns:aink="http://schemas.microsoft.com/office/drawing/2016/ink" xmlns:am3d="http://schemas.microsoft.com/office/drawing/2017/model3d" xmlns:o="urn:schemas-microsoft-com:office:office" xmlns:r="http://schemas.openxmlformats.org/officeDocument/2006/relationships" xmlns:m="http://schemas.openxmlformats.org/officeDocument/2006/math" xmlns:v="urn:schemas-microsoft-com:vml" xmlns:wp14="http://schemas.microsoft.com/office/word/2010/wordprocessingDrawing" xmlns:wp="http://schemas.openxmlformats.org/drawingml/2006/wordprocessingDrawing" xmlns:w10="urn:schemas-microsoft-com:office:word" xmlns:w="http://schemas.openxmlformats.org/wordprocessingml/2006/main" xmlns:w14="http://schemas.microsoft.com/office/word/2010/wordml" xmlns:w15="http://schemas.microsoft.com/office/word/2012/wordml" xmlns:w16cid="http://schemas.microsoft.com/office/word/2016/wordml/cid" xmlns:w16se="http://schemas.microsoft.com/office/word/2015/wordml/symex" xmlns:wpg="http://schemas.microsoft.com/office/word/2010/wordprocessingGroup" xmlns:wpi="http://schemas.microsoft.com/office/word/2010/wordprocessingInk" xmlns:wne="http://schemas.microsoft.com/office/word/2006/wordml" xmlns:wps="http://schemas.microsoft.com/office/word/2010/wordprocessingShape" mc:Ignorable="w14 w15 w16se w16cid wp14">
+  <w:p>
+    <w:pPr>
+      <w:pStyle w:val="ac"/>
     </w:pPr>
   </w:p>
 </w:hdr>

--- a/Documents/dmitrii_konstantinov_cv.docx
+++ b/Documents/dmitrii_konstantinov_cv.docx
@@ -1226,6 +1226,20 @@
           <w:rFonts w:cs="Tahoma"/>
         </w:rPr>
         <w:t>SwiftLint</w:t>
+      </w:r>
+      <w:proofErr w:type="spellEnd"/>
+      <w:r>
+        <w:rPr>
+          <w:rFonts w:cs="Tahoma"/>
+        </w:rPr>
+        <w:t xml:space="preserve">, </w:t>
+      </w:r>
+      <w:proofErr w:type="spellStart"/>
+      <w:r>
+        <w:rPr>
+          <w:rFonts w:cs="Tahoma"/>
+        </w:rPr>
+        <w:t>MessageKit</w:t>
       </w:r>
       <w:proofErr w:type="spellEnd"/>
     </w:p>
@@ -1902,7 +1916,49 @@
                       <w:sz w:val="20"/>
                       <w:lang w:val="ru-RU"/>
                     </w:rPr>
-                    <w:t xml:space="preserve">, Английский для </w:t>
+                    <w:t xml:space="preserve">, </w:t>
+                  </w:r>
+                  <w:r>
+                    <w:rPr>
+                      <w:rStyle w:val="hps"/>
+                      <w:rFonts w:ascii="Tahoma" w:hAnsi="Tahoma" w:cs="Tahoma"/>
+                      <w:color w:val="595959"/>
+                      <w:sz w:val="20"/>
+                      <w:lang w:val="ru-RU"/>
+                    </w:rPr>
+                    <w:t xml:space="preserve">Стажировка в </w:t>
+                  </w:r>
+                  <w:proofErr w:type="spellStart"/>
+                  <w:r>
+                    <w:rPr>
+                      <w:rStyle w:val="hps"/>
+                      <w:rFonts w:ascii="Tahoma" w:hAnsi="Tahoma" w:cs="Tahoma"/>
+                      <w:color w:val="595959"/>
+                      <w:sz w:val="20"/>
+                      <w:lang w:val="en-US"/>
+                    </w:rPr>
+                    <w:t>GeekBrains</w:t>
+                  </w:r>
+                  <w:proofErr w:type="spellEnd"/>
+                  <w:r>
+                    <w:rPr>
+                      <w:rStyle w:val="hps"/>
+                      <w:rFonts w:ascii="Tahoma" w:hAnsi="Tahoma" w:cs="Tahoma"/>
+                      <w:color w:val="595959"/>
+                      <w:sz w:val="20"/>
+                      <w:lang w:val="ru-RU"/>
+                    </w:rPr>
+                    <w:t xml:space="preserve"> (0795444), </w:t>
+                  </w:r>
+                  <w:r>
+                    <w:rPr>
+                      <w:rStyle w:val="hps"/>
+                      <w:rFonts w:ascii="Tahoma" w:hAnsi="Tahoma" w:cs="Tahoma"/>
+                      <w:color w:val="595959"/>
+                      <w:sz w:val="20"/>
+                      <w:lang w:val="ru-RU"/>
+                    </w:rPr>
+                    <w:t xml:space="preserve">Английский для </w:t>
                   </w:r>
                   <w:r>
                     <w:rPr>

--- a/Documents/dmitrii_konstantinov_cv.docx
+++ b/Documents/dmitrii_konstantinov_cv.docx
@@ -1,6 +1,6 @@
 
 <file path=word/document.xml><?xml version="1.0" encoding="utf-8"?>
-<w:document xmlns:wpc="http://schemas.microsoft.com/office/word/2010/wordprocessingCanvas" xmlns:cx="http://schemas.microsoft.com/office/drawing/2014/chartex" xmlns:cx1="http://schemas.microsoft.com/office/drawing/2015/9/8/chartex" xmlns:cx2="http://schemas.microsoft.com/office/drawing/2015/10/21/chartex" xmlns:cx3="http://schemas.microsoft.com/office/drawing/2016/5/9/chartex" xmlns:cx4="http://schemas.microsoft.com/office/drawing/2016/5/10/chartex" xmlns:cx5="http://schemas.microsoft.com/office/drawing/2016/5/11/chartex" xmlns:cx6="http://schemas.microsoft.com/office/drawing/2016/5/12/chartex" xmlns:cx7="http://schemas.microsoft.com/office/drawing/2016/5/13/chartex" xmlns:cx8="http://schemas.microsoft.com/office/drawing/2016/5/14/chartex" xmlns:mc="http://schemas.openxmlformats.org/markup-compatibility/2006" xmlns:aink="http://schemas.microsoft.com/office/drawing/2016/ink" xmlns:am3d="http://schemas.microsoft.com/office/drawing/2017/model3d" xmlns:o="urn:schemas-microsoft-com:office:office" xmlns:r="http://schemas.openxmlformats.org/officeDocument/2006/relationships" xmlns:m="http://schemas.openxmlformats.org/officeDocument/2006/math" xmlns:v="urn:schemas-microsoft-com:vml" xmlns:wp14="http://schemas.microsoft.com/office/word/2010/wordprocessingDrawing" xmlns:wp="http://schemas.openxmlformats.org/drawingml/2006/wordprocessingDrawing" xmlns:w10="urn:schemas-microsoft-com:office:word" xmlns:w="http://schemas.openxmlformats.org/wordprocessingml/2006/main" xmlns:w14="http://schemas.microsoft.com/office/word/2010/wordml" xmlns:w15="http://schemas.microsoft.com/office/word/2012/wordml" xmlns:w16cid="http://schemas.microsoft.com/office/word/2016/wordml/cid" xmlns:w16se="http://schemas.microsoft.com/office/word/2015/wordml/symex" xmlns:wpg="http://schemas.microsoft.com/office/word/2010/wordprocessingGroup" xmlns:wpi="http://schemas.microsoft.com/office/word/2010/wordprocessingInk" xmlns:wne="http://schemas.microsoft.com/office/word/2006/wordml" xmlns:wps="http://schemas.microsoft.com/office/word/2010/wordprocessingShape" mc:Ignorable="w14 w15 w16se w16cid wp14">
+<w:document xmlns:wpc="http://schemas.microsoft.com/office/word/2010/wordprocessingCanvas" xmlns:cx="http://schemas.microsoft.com/office/drawing/2014/chartex" xmlns:cx1="http://schemas.microsoft.com/office/drawing/2015/9/8/chartex" xmlns:cx2="http://schemas.microsoft.com/office/drawing/2015/10/21/chartex" xmlns:cx3="http://schemas.microsoft.com/office/drawing/2016/5/9/chartex" xmlns:cx4="http://schemas.microsoft.com/office/drawing/2016/5/10/chartex" xmlns:cx5="http://schemas.microsoft.com/office/drawing/2016/5/11/chartex" xmlns:cx6="http://schemas.microsoft.com/office/drawing/2016/5/12/chartex" xmlns:cx7="http://schemas.microsoft.com/office/drawing/2016/5/13/chartex" xmlns:cx8="http://schemas.microsoft.com/office/drawing/2016/5/14/chartex" xmlns:mc="http://schemas.openxmlformats.org/markup-compatibility/2006" xmlns:aink="http://schemas.microsoft.com/office/drawing/2016/ink" xmlns:am3d="http://schemas.microsoft.com/office/drawing/2017/model3d" xmlns:o="urn:schemas-microsoft-com:office:office" xmlns:r="http://schemas.openxmlformats.org/officeDocument/2006/relationships" xmlns:m="http://schemas.openxmlformats.org/officeDocument/2006/math" xmlns:v="urn:schemas-microsoft-com:vml" xmlns:wp14="http://schemas.microsoft.com/office/word/2010/wordprocessingDrawing" xmlns:wp="http://schemas.openxmlformats.org/drawingml/2006/wordprocessingDrawing" xmlns:w10="urn:schemas-microsoft-com:office:word" xmlns:w="http://schemas.openxmlformats.org/wordprocessingml/2006/main" xmlns:w14="http://schemas.microsoft.com/office/word/2010/wordml" xmlns:w15="http://schemas.microsoft.com/office/word/2012/wordml" xmlns:w16cex="http://schemas.microsoft.com/office/word/2018/wordml/cex" xmlns:w16cid="http://schemas.microsoft.com/office/word/2016/wordml/cid" xmlns:w16="http://schemas.microsoft.com/office/word/2018/wordml" xmlns:w16se="http://schemas.microsoft.com/office/word/2015/wordml/symex" xmlns:wpg="http://schemas.microsoft.com/office/word/2010/wordprocessingGroup" xmlns:wpi="http://schemas.microsoft.com/office/word/2010/wordprocessingInk" xmlns:wne="http://schemas.microsoft.com/office/word/2006/wordml" xmlns:wps="http://schemas.microsoft.com/office/word/2010/wordprocessingShape" mc:Ignorable="w14 w15 w16se w16cid w16 w16cex wp14">
   <w:body>
     <w:p>
       <w:pPr>
@@ -14,16 +14,6 @@
           <w:lang w:val="ru-RU"/>
         </w:rPr>
       </w:pPr>
-      <w:r>
-        <w:rPr>
-          <w:rFonts w:ascii="Tahoma" w:hAnsi="Tahoma" w:cs="Tahoma"/>
-          <w:b w:val="0"/>
-          <w:color w:val="2E74B5"/>
-          <w:sz w:val="24"/>
-          <w:szCs w:val="24"/>
-        </w:rPr>
-        <w:t xml:space="preserve"> </w:t>
-      </w:r>
       <w:r>
         <w:rPr>
           <w:rFonts w:ascii="Tahoma" w:hAnsi="Tahoma" w:cs="Tahoma"/>
@@ -850,7 +840,7 @@
           <w:lang w:val="ru-RU"/>
         </w:rPr>
         <w:drawing>
-          <wp:inline distT="0" distB="0" distL="0" distR="0" wp14:anchorId="6A6A06B6" wp14:editId="0FCB9C33">
+          <wp:inline distT="0" distB="0" distL="0" distR="0" wp14:anchorId="5C3216D6" wp14:editId="08A2F3B3">
             <wp:extent cx="2286000" cy="2324085"/>
             <wp:effectExtent l="0" t="0" r="0" b="635"/>
             <wp:docPr id="7" name="Рисунок 7"/>
@@ -1077,46 +1067,19 @@
       <w:r>
         <w:t xml:space="preserve">, </w:t>
       </w:r>
+    </w:p>
+    <w:p>
+      <w:pPr>
+        <w:pStyle w:val="ArrowBlueBullets"/>
+      </w:pPr>
       <w:r>
-        <w:t xml:space="preserve">MVC, </w:t>
-      </w:r>
-      <w:r>
-        <w:t>MVP</w:t>
+        <w:t>MVC, MVP</w:t>
       </w:r>
       <w:r>
         <w:t xml:space="preserve">, </w:t>
       </w:r>
       <w:r>
-        <w:t xml:space="preserve">Realm, </w:t>
-      </w:r>
-      <w:proofErr w:type="spellStart"/>
-      <w:r>
-        <w:t>CoreData</w:t>
-      </w:r>
-      <w:proofErr w:type="spellEnd"/>
-      <w:r>
-        <w:t xml:space="preserve">, </w:t>
-      </w:r>
-      <w:r>
-        <w:t>MySQL</w:t>
-      </w:r>
-      <w:r>
-        <w:t xml:space="preserve">, </w:t>
-      </w:r>
-      <w:r>
-        <w:t>REST API, JSON</w:t>
-      </w:r>
-      <w:r>
-        <w:t xml:space="preserve">, </w:t>
-      </w:r>
-      <w:r>
-        <w:t>Git</w:t>
-      </w:r>
-      <w:r>
-        <w:t xml:space="preserve"> with Terminal</w:t>
-      </w:r>
-      <w:r>
-        <w:t xml:space="preserve"> </w:t>
+        <w:t>MVVM</w:t>
       </w:r>
     </w:p>
     <w:p>
@@ -1144,18 +1107,26 @@
         </w:rPr>
         <w:t xml:space="preserve">, Foundation, </w:t>
       </w:r>
+      <w:proofErr w:type="spellStart"/>
       <w:r>
         <w:rPr>
           <w:rFonts w:cs="Tahoma"/>
         </w:rPr>
-        <w:t xml:space="preserve">GCD, </w:t>
+        <w:t>Alamofire</w:t>
+      </w:r>
+      <w:proofErr w:type="spellEnd"/>
+      <w:r>
+        <w:rPr>
+          <w:rFonts w:cs="Tahoma"/>
+        </w:rPr>
+        <w:t xml:space="preserve">, GCD, Realm, Firebase, </w:t>
       </w:r>
       <w:proofErr w:type="spellStart"/>
       <w:r>
         <w:rPr>
           <w:rFonts w:cs="Tahoma"/>
         </w:rPr>
-        <w:t>CoreData</w:t>
+        <w:t>GoogleMaps</w:t>
       </w:r>
       <w:proofErr w:type="spellEnd"/>
       <w:r>
@@ -1169,62 +1140,6 @@
         <w:rPr>
           <w:rFonts w:cs="Tahoma"/>
         </w:rPr>
-        <w:t>RealmSwift</w:t>
-      </w:r>
-      <w:proofErr w:type="spellEnd"/>
-      <w:r>
-        <w:rPr>
-          <w:rFonts w:cs="Tahoma"/>
-        </w:rPr>
-        <w:t xml:space="preserve">, </w:t>
-      </w:r>
-      <w:proofErr w:type="spellStart"/>
-      <w:r>
-        <w:rPr>
-          <w:rFonts w:cs="Tahoma"/>
-        </w:rPr>
-        <w:t>Alamofire</w:t>
-      </w:r>
-      <w:proofErr w:type="spellEnd"/>
-      <w:r>
-        <w:rPr>
-          <w:rFonts w:cs="Tahoma"/>
-        </w:rPr>
-        <w:t xml:space="preserve">, Kingfisher, </w:t>
-      </w:r>
-      <w:proofErr w:type="spellStart"/>
-      <w:r>
-        <w:rPr>
-          <w:rFonts w:cs="Tahoma"/>
-        </w:rPr>
-        <w:t>ImageViewer.swift</w:t>
-      </w:r>
-      <w:proofErr w:type="spellEnd"/>
-      <w:r>
-        <w:rPr>
-          <w:rFonts w:cs="Tahoma"/>
-        </w:rPr>
-        <w:t xml:space="preserve">, </w:t>
-      </w:r>
-      <w:proofErr w:type="spellStart"/>
-      <w:r>
-        <w:rPr>
-          <w:rFonts w:cs="Tahoma"/>
-        </w:rPr>
-        <w:t>KeychainAccess</w:t>
-      </w:r>
-      <w:proofErr w:type="spellEnd"/>
-      <w:r>
-        <w:rPr>
-          <w:rFonts w:cs="Tahoma"/>
-        </w:rPr>
-        <w:t xml:space="preserve">, Firebase, </w:t>
-      </w:r>
-      <w:proofErr w:type="spellStart"/>
-      <w:r>
-        <w:rPr>
-          <w:rFonts w:cs="Tahoma"/>
-        </w:rPr>
         <w:t>SwiftLint</w:t>
       </w:r>
       <w:proofErr w:type="spellEnd"/>
@@ -1232,16 +1147,14 @@
         <w:rPr>
           <w:rFonts w:cs="Tahoma"/>
         </w:rPr>
-        <w:t xml:space="preserve">, </w:t>
+        <w:t xml:space="preserve"> </w:t>
       </w:r>
-      <w:proofErr w:type="spellStart"/>
       <w:r>
         <w:rPr>
           <w:rFonts w:cs="Tahoma"/>
         </w:rPr>
-        <w:t>MessageKit</w:t>
+        <w:t>&amp; Others</w:t>
       </w:r>
-      <w:proofErr w:type="spellEnd"/>
     </w:p>
     <w:p>
       <w:pPr>
@@ -1328,7 +1241,6 @@
               <w:ind w:left="-84"/>
               <w:jc w:val="left"/>
               <w:rPr>
-                <w:rStyle w:val="hps"/>
                 <w:rFonts w:ascii="Tahoma" w:hAnsi="Tahoma" w:cs="Tahoma"/>
                 <w:color w:val="595959"/>
                 <w:sz w:val="20"/>
@@ -1363,31 +1275,7 @@
                 <w:sz w:val="20"/>
                 <w:lang w:val="ru-RU"/>
               </w:rPr>
-              <w:t>веду здоровый образ жизни, занимаюсь спортом на профессиональном уровне.</w:t>
-            </w:r>
-          </w:p>
-          <w:p>
-            <w:pPr>
-              <w:autoSpaceDE/>
-              <w:autoSpaceDN/>
-              <w:ind w:left="-84"/>
-              <w:jc w:val="left"/>
-              <w:rPr>
-                <w:rFonts w:ascii="Tahoma" w:hAnsi="Tahoma" w:cs="Tahoma"/>
-                <w:color w:val="595959"/>
-                <w:sz w:val="20"/>
-                <w:lang w:val="ru-RU"/>
-              </w:rPr>
-            </w:pPr>
-            <w:r>
-              <w:rPr>
-                <w:rStyle w:val="hps"/>
-                <w:rFonts w:ascii="Tahoma" w:hAnsi="Tahoma" w:cs="Tahoma"/>
-                <w:color w:val="595959"/>
-                <w:sz w:val="20"/>
-                <w:lang w:val="ru-RU"/>
-              </w:rPr>
-              <w:t>Достаточно много времени уделяю саморазвитию и чтению литературы. Практикую регулярное чтение и медитации. Постоянно</w:t>
+              <w:t>веду здоровый образ жизни, профессионально занимаюсь спортом. Достаточно много времени уделяю саморазвитию и чтению литературы. Практикую регулярное чтение и медитации. Постоянно</w:t>
             </w:r>
             <w:r>
               <w:rPr>
@@ -1916,17 +1804,7 @@
                       <w:sz w:val="20"/>
                       <w:lang w:val="ru-RU"/>
                     </w:rPr>
-                    <w:t xml:space="preserve">, </w:t>
-                  </w:r>
-                  <w:r>
-                    <w:rPr>
-                      <w:rStyle w:val="hps"/>
-                      <w:rFonts w:ascii="Tahoma" w:hAnsi="Tahoma" w:cs="Tahoma"/>
-                      <w:color w:val="595959"/>
-                      <w:sz w:val="20"/>
-                      <w:lang w:val="ru-RU"/>
-                    </w:rPr>
-                    <w:t xml:space="preserve">Стажировка в </w:t>
+                    <w:t xml:space="preserve">, Стажировка в </w:t>
                   </w:r>
                   <w:proofErr w:type="spellStart"/>
                   <w:r>
@@ -2834,13 +2712,7 @@
         <w:t>Английский</w:t>
       </w:r>
       <w:r>
-        <w:t xml:space="preserve"> – </w:t>
-      </w:r>
-      <w:r>
-        <w:t>Pre-</w:t>
-      </w:r>
-      <w:r>
-        <w:t>Intermediate</w:t>
+        <w:t xml:space="preserve"> – Pre-Intermediate</w:t>
       </w:r>
     </w:p>
     <w:p>
@@ -2956,14 +2828,7 @@
           <w:rFonts w:cs="Tahoma"/>
           <w:lang w:val="ru-RU" w:eastAsia="ru-RU"/>
         </w:rPr>
-        <w:t>Академическая гимназия Санкт-Петербургского государственного университета</w:t>
-      </w:r>
-      <w:r>
-        <w:rPr>
-          <w:rFonts w:cs="Tahoma"/>
-          <w:lang w:val="ru-RU" w:eastAsia="ru-RU"/>
-        </w:rPr>
-        <w:t xml:space="preserve"> /</w:t>
+        <w:t>Академическая гимназия Санкт-Петербургского государственного университета /</w:t>
       </w:r>
       <w:r>
         <w:rPr>
@@ -3015,31 +2880,7 @@
         <w:rPr>
           <w:lang w:val="ru-RU"/>
         </w:rPr>
-        <w:t>200</w:t>
-      </w:r>
-      <w:r>
-        <w:rPr>
-          <w:lang w:val="ru-RU"/>
-        </w:rPr>
-        <w:t>6</w:t>
-      </w:r>
-      <w:r>
-        <w:rPr>
-          <w:lang w:val="ru-RU"/>
-        </w:rPr>
-        <w:t xml:space="preserve"> – 201</w:t>
-      </w:r>
-      <w:r>
-        <w:rPr>
-          <w:lang w:val="ru-RU"/>
-        </w:rPr>
-        <w:t>3</w:t>
-      </w:r>
-      <w:r>
-        <w:rPr>
-          <w:lang w:val="ru-RU"/>
-        </w:rPr>
-        <w:t xml:space="preserve"> /</w:t>
+        <w:t>2006 – 2013 /</w:t>
       </w:r>
       <w:r>
         <w:rPr>
@@ -3127,31 +2968,7 @@
         <w:rPr>
           <w:lang w:val="ru-RU"/>
         </w:rPr>
-        <w:t>201</w:t>
-      </w:r>
-      <w:r>
-        <w:rPr>
-          <w:lang w:val="ru-RU"/>
-        </w:rPr>
-        <w:t>8</w:t>
-      </w:r>
-      <w:r>
-        <w:rPr>
-          <w:lang w:val="ru-RU"/>
-        </w:rPr>
-        <w:t xml:space="preserve"> – 20</w:t>
-      </w:r>
-      <w:r>
-        <w:rPr>
-          <w:lang w:val="ru-RU"/>
-        </w:rPr>
-        <w:t>20</w:t>
-      </w:r>
-      <w:r>
-        <w:rPr>
-          <w:lang w:val="ru-RU"/>
-        </w:rPr>
-        <w:t xml:space="preserve"> / </w:t>
+        <w:t xml:space="preserve">2018 – 2020 / </w:t>
       </w:r>
       <w:r>
         <w:rPr>
@@ -3264,6 +3081,7 @@
           <w:color w:val="2E74B5"/>
           <w:sz w:val="24"/>
           <w:szCs w:val="24"/>
+          <w:lang w:val="ru-RU"/>
         </w:rPr>
       </w:pPr>
       <w:r>
@@ -3288,6 +3106,7 @@
           <w:color w:val="2E74B5"/>
           <w:sz w:val="24"/>
           <w:szCs w:val="24"/>
+          <w:lang w:val="ru-RU"/>
         </w:rPr>
       </w:pPr>
     </w:p>
@@ -3451,37 +3270,7 @@
                 <w:szCs w:val="18"/>
                 <w:lang w:val="ru-RU"/>
               </w:rPr>
-              <w:t>ООО</w:t>
-            </w:r>
-            <w:r>
-              <w:rPr>
-                <w:rFonts w:ascii="Tahoma" w:hAnsi="Tahoma" w:cs="Tahoma"/>
-                <w:color w:val="595959"/>
-                <w:sz w:val="18"/>
-                <w:szCs w:val="18"/>
-                <w:lang w:val="ru-RU"/>
-              </w:rPr>
-              <w:t xml:space="preserve"> «</w:t>
-            </w:r>
-            <w:r>
-              <w:rPr>
-                <w:rFonts w:ascii="Tahoma" w:hAnsi="Tahoma" w:cs="Tahoma"/>
-                <w:color w:val="595959"/>
-                <w:sz w:val="18"/>
-                <w:szCs w:val="18"/>
-                <w:lang w:val="ru-RU"/>
-              </w:rPr>
-              <w:t>ГИКБРЕИНС</w:t>
-            </w:r>
-            <w:r>
-              <w:rPr>
-                <w:rFonts w:ascii="Tahoma" w:hAnsi="Tahoma" w:cs="Tahoma"/>
-                <w:color w:val="595959"/>
-                <w:sz w:val="18"/>
-                <w:szCs w:val="18"/>
-                <w:lang w:val="ru-RU"/>
-              </w:rPr>
-              <w:t>»</w:t>
+              <w:t>ООО «СЛЕКИ»</w:t>
             </w:r>
           </w:p>
         </w:tc>
@@ -3666,7 +3455,7 @@
                 <w:szCs w:val="18"/>
                 <w:lang w:val="ru-RU"/>
               </w:rPr>
-              <w:t>02</w:t>
+              <w:t>06</w:t>
             </w:r>
             <w:r>
               <w:rPr>
@@ -3704,17 +3493,7 @@
                 <w:szCs w:val="18"/>
                 <w:lang w:val="ru-RU"/>
               </w:rPr>
-              <w:t>0</w:t>
-            </w:r>
-            <w:r>
-              <w:rPr>
-                <w:rFonts w:ascii="Tahoma" w:hAnsi="Tahoma" w:cs="Tahoma"/>
-                <w:color w:val="595959"/>
-                <w:sz w:val="18"/>
-                <w:szCs w:val="18"/>
-                <w:lang w:val="ru-RU"/>
-              </w:rPr>
-              <w:t>4/2020</w:t>
+              <w:t>08/2020</w:t>
             </w:r>
           </w:p>
         </w:tc>
@@ -3792,97 +3571,7 @@
                 <w:szCs w:val="18"/>
                 <w:lang w:val="ru-RU" w:eastAsia="ru-RU"/>
               </w:rPr>
-              <w:t xml:space="preserve">Создание приложения на базе </w:t>
-            </w:r>
-            <w:r>
-              <w:rPr>
-                <w:rFonts w:ascii="Tahoma" w:hAnsi="Tahoma" w:cs="Tahoma"/>
-                <w:color w:val="595959"/>
-                <w:sz w:val="18"/>
-                <w:szCs w:val="18"/>
-                <w:lang w:val="en-US" w:eastAsia="ru-RU"/>
-              </w:rPr>
-              <w:t>API</w:t>
-            </w:r>
-            <w:r>
-              <w:rPr>
-                <w:rFonts w:ascii="Tahoma" w:hAnsi="Tahoma" w:cs="Tahoma"/>
-                <w:color w:val="595959"/>
-                <w:sz w:val="18"/>
-                <w:szCs w:val="18"/>
-                <w:lang w:val="ru-RU" w:eastAsia="ru-RU"/>
-              </w:rPr>
-              <w:t xml:space="preserve"> </w:t>
-            </w:r>
-            <w:r>
-              <w:rPr>
-                <w:rFonts w:ascii="Tahoma" w:hAnsi="Tahoma" w:cs="Tahoma"/>
-                <w:color w:val="595959"/>
-                <w:sz w:val="18"/>
-                <w:szCs w:val="18"/>
-                <w:lang w:val="en-US" w:eastAsia="ru-RU"/>
-              </w:rPr>
-              <w:t>VK</w:t>
-            </w:r>
-            <w:r>
-              <w:rPr>
-                <w:rFonts w:ascii="Tahoma" w:hAnsi="Tahoma" w:cs="Tahoma"/>
-                <w:color w:val="595959"/>
-                <w:sz w:val="18"/>
-                <w:szCs w:val="18"/>
-                <w:lang w:val="ru-RU" w:eastAsia="ru-RU"/>
-              </w:rPr>
-              <w:t xml:space="preserve"> </w:t>
-            </w:r>
-            <w:r>
-              <w:rPr>
-                <w:rFonts w:ascii="Tahoma" w:hAnsi="Tahoma" w:cs="Tahoma"/>
-                <w:color w:val="595959"/>
-                <w:sz w:val="18"/>
-                <w:szCs w:val="18"/>
-                <w:lang w:val="ru-RU" w:eastAsia="ru-RU"/>
-              </w:rPr>
-              <w:t xml:space="preserve">с полным циклом разработки. Разработка сервиса для обмена сообщениями на базе системы </w:t>
-            </w:r>
-            <w:r>
-              <w:rPr>
-                <w:rFonts w:ascii="Tahoma" w:hAnsi="Tahoma" w:cs="Tahoma"/>
-                <w:color w:val="595959"/>
-                <w:sz w:val="18"/>
-                <w:szCs w:val="18"/>
-                <w:lang w:val="en-US" w:eastAsia="ru-RU"/>
-              </w:rPr>
-              <w:t>Google</w:t>
-            </w:r>
-            <w:r>
-              <w:rPr>
-                <w:rFonts w:ascii="Tahoma" w:hAnsi="Tahoma" w:cs="Tahoma"/>
-                <w:color w:val="595959"/>
-                <w:sz w:val="18"/>
-                <w:szCs w:val="18"/>
-                <w:lang w:val="ru-RU" w:eastAsia="ru-RU"/>
-              </w:rPr>
-              <w:t xml:space="preserve"> </w:t>
-            </w:r>
-            <w:r>
-              <w:rPr>
-                <w:rFonts w:ascii="Tahoma" w:hAnsi="Tahoma" w:cs="Tahoma"/>
-                <w:color w:val="595959"/>
-                <w:sz w:val="18"/>
-                <w:szCs w:val="18"/>
-                <w:lang w:val="en-US" w:eastAsia="ru-RU"/>
-              </w:rPr>
-              <w:t>Firebase</w:t>
-            </w:r>
-            <w:r>
-              <w:rPr>
-                <w:rFonts w:ascii="Tahoma" w:hAnsi="Tahoma" w:cs="Tahoma"/>
-                <w:color w:val="595959"/>
-                <w:sz w:val="18"/>
-                <w:szCs w:val="18"/>
-                <w:lang w:val="ru-RU" w:eastAsia="ru-RU"/>
-              </w:rPr>
-              <w:t>.</w:t>
+              <w:t>Поддержка существующего приложения, разработка дополнительного функционала, исправление устаревшего кода. Занимаюсь формированием красивого, читабельного и поддерживаемого, кода, с периодическими ревизиями работы от более опытных коллег.</w:t>
             </w:r>
           </w:p>
         </w:tc>
@@ -3968,7 +3657,7 @@
                 <w:szCs w:val="18"/>
                 <w:lang w:val="ru-RU"/>
               </w:rPr>
-              <w:t>Командная разработка приложения от начала до конца</w:t>
+              <w:t>Самостоятельная разработка отдельных модулей приложения</w:t>
             </w:r>
           </w:p>
           <w:p>
@@ -3990,7 +3679,17 @@
                 <w:szCs w:val="18"/>
                 <w:lang w:val="ru-RU" w:eastAsia="ru-RU"/>
               </w:rPr>
-              <w:t>Регулярное ведение отчетности</w:t>
+              <w:t xml:space="preserve">Ведение отчетности в </w:t>
+            </w:r>
+            <w:r>
+              <w:rPr>
+                <w:rStyle w:val="hps"/>
+                <w:color w:val="595959"/>
+                <w:sz w:val="18"/>
+                <w:szCs w:val="18"/>
+                <w:lang w:eastAsia="ru-RU"/>
+              </w:rPr>
+              <w:t>Jira</w:t>
             </w:r>
           </w:p>
           <w:p>
@@ -4010,7 +3709,27 @@
                 <w:szCs w:val="18"/>
                 <w:lang w:val="ru-RU" w:eastAsia="ru-RU"/>
               </w:rPr>
-              <w:t>Обучение новых сотрудников</w:t>
+              <w:t>Формирование ТЗ для разработчиков серверной логики</w:t>
+            </w:r>
+          </w:p>
+          <w:p>
+            <w:pPr>
+              <w:pStyle w:val="ArrowGreenBullets"/>
+              <w:rPr>
+                <w:color w:val="595959"/>
+                <w:sz w:val="18"/>
+                <w:szCs w:val="18"/>
+                <w:lang w:val="ru-RU" w:eastAsia="ru-RU"/>
+              </w:rPr>
+            </w:pPr>
+            <w:r>
+              <w:rPr>
+                <w:color w:val="595959"/>
+                <w:sz w:val="18"/>
+                <w:szCs w:val="18"/>
+                <w:lang w:val="ru-RU" w:eastAsia="ru-RU"/>
+              </w:rPr>
+              <w:t xml:space="preserve">Наставничество и ревизия кода менее опытных разработчиков </w:t>
             </w:r>
           </w:p>
         </w:tc>
@@ -4026,7 +3745,6 @@
           <w:color w:val="2E74B5"/>
           <w:sz w:val="24"/>
           <w:szCs w:val="24"/>
-          <w:lang w:val="ru-RU"/>
         </w:rPr>
       </w:pPr>
     </w:p>
@@ -4040,7 +3758,6 @@
           <w:color w:val="2E74B5"/>
           <w:sz w:val="24"/>
           <w:szCs w:val="24"/>
-          <w:lang w:val="ru-RU"/>
         </w:rPr>
       </w:pPr>
     </w:p>
@@ -4099,6 +3816,18 @@
                 <w:lang w:val="ru-RU"/>
               </w:rPr>
             </w:pPr>
+            <w:bookmarkStart w:id="0" w:name="OLE_LINK1"/>
+            <w:bookmarkStart w:id="1" w:name="OLE_LINK2"/>
+            <w:r>
+              <w:rPr>
+                <w:rFonts w:ascii="Tahoma" w:hAnsi="Tahoma" w:cs="Tahoma"/>
+                <w:b/>
+                <w:color w:val="FFFFFF"/>
+                <w:sz w:val="20"/>
+                <w:lang w:val="en-US"/>
+              </w:rPr>
+              <w:t xml:space="preserve">iOS </w:t>
+            </w:r>
             <w:r>
               <w:rPr>
                 <w:rFonts w:ascii="Tahoma" w:hAnsi="Tahoma" w:cs="Tahoma"/>
@@ -4107,7 +3836,7 @@
                 <w:sz w:val="20"/>
                 <w:lang w:val="ru-RU"/>
               </w:rPr>
-              <w:t>Начальник Управления информационных технологий и связи</w:t>
+              <w:t>разработчик</w:t>
             </w:r>
           </w:p>
         </w:tc>
@@ -4194,7 +3923,7 @@
                 <w:szCs w:val="18"/>
                 <w:lang w:val="ru-RU"/>
               </w:rPr>
-              <w:t>ПАО «Архэнергосбыт»</w:t>
+              <w:t>ООО «ГИКБРЕИНС»</w:t>
             </w:r>
           </w:p>
         </w:tc>
@@ -4279,7 +4008,7 @@
                 <w:szCs w:val="18"/>
                 <w:lang w:val="ru-RU" w:eastAsia="ru-RU"/>
               </w:rPr>
-              <w:t>Архангельск</w:t>
+              <w:t>Санкт-Петербург</w:t>
             </w:r>
             <w:r>
               <w:rPr>
@@ -4379,25 +4108,26 @@
                 <w:szCs w:val="18"/>
                 <w:lang w:val="ru-RU"/>
               </w:rPr>
-              <w:t>06</w:t>
-            </w:r>
-            <w:r>
-              <w:rPr>
-                <w:rFonts w:ascii="Tahoma" w:hAnsi="Tahoma" w:cs="Tahoma"/>
-                <w:color w:val="595959"/>
-                <w:sz w:val="18"/>
-                <w:szCs w:val="18"/>
-              </w:rPr>
-              <w:t>/201</w:t>
-            </w:r>
-            <w:r>
-              <w:rPr>
-                <w:rFonts w:ascii="Tahoma" w:hAnsi="Tahoma" w:cs="Tahoma"/>
-                <w:color w:val="595959"/>
-                <w:sz w:val="18"/>
-                <w:szCs w:val="18"/>
-              </w:rPr>
-              <w:t>8</w:t>
+              <w:t>02</w:t>
+            </w:r>
+            <w:r>
+              <w:rPr>
+                <w:rFonts w:ascii="Tahoma" w:hAnsi="Tahoma" w:cs="Tahoma"/>
+                <w:color w:val="595959"/>
+                <w:sz w:val="18"/>
+                <w:szCs w:val="18"/>
+              </w:rPr>
+              <w:t>/20</w:t>
+            </w:r>
+            <w:r>
+              <w:rPr>
+                <w:rFonts w:ascii="Tahoma" w:hAnsi="Tahoma" w:cs="Tahoma"/>
+                <w:color w:val="595959"/>
+                <w:sz w:val="18"/>
+                <w:szCs w:val="18"/>
+                <w:lang w:val="ru-RU"/>
+              </w:rPr>
+              <w:t>20</w:t>
             </w:r>
             <w:r>
               <w:rPr>
@@ -4416,7 +4146,7 @@
                 <w:szCs w:val="18"/>
                 <w:lang w:val="ru-RU"/>
               </w:rPr>
-              <w:t>03/2019</w:t>
+              <w:t>04/2020</w:t>
             </w:r>
           </w:p>
         </w:tc>
@@ -4494,7 +4224,97 @@
                 <w:szCs w:val="18"/>
                 <w:lang w:val="ru-RU" w:eastAsia="ru-RU"/>
               </w:rPr>
-              <w:t>Создание стабильной системы технических средств и программного обеспечения компании в условиях процедуры банкротства, постоянного сокращения штата сотрудников, сложными договорными отношениями с другими компаниями. На постоянной основе выполнял обязанности заместителя генерального директора по технического обеспечению.</w:t>
+              <w:t xml:space="preserve">Создание приложения на базе </w:t>
+            </w:r>
+            <w:r>
+              <w:rPr>
+                <w:rFonts w:ascii="Tahoma" w:hAnsi="Tahoma" w:cs="Tahoma"/>
+                <w:color w:val="595959"/>
+                <w:sz w:val="18"/>
+                <w:szCs w:val="18"/>
+                <w:lang w:val="en-US" w:eastAsia="ru-RU"/>
+              </w:rPr>
+              <w:t>API</w:t>
+            </w:r>
+            <w:r>
+              <w:rPr>
+                <w:rFonts w:ascii="Tahoma" w:hAnsi="Tahoma" w:cs="Tahoma"/>
+                <w:color w:val="595959"/>
+                <w:sz w:val="18"/>
+                <w:szCs w:val="18"/>
+                <w:lang w:val="ru-RU" w:eastAsia="ru-RU"/>
+              </w:rPr>
+              <w:t xml:space="preserve"> </w:t>
+            </w:r>
+            <w:r>
+              <w:rPr>
+                <w:rFonts w:ascii="Tahoma" w:hAnsi="Tahoma" w:cs="Tahoma"/>
+                <w:color w:val="595959"/>
+                <w:sz w:val="18"/>
+                <w:szCs w:val="18"/>
+                <w:lang w:val="en-US" w:eastAsia="ru-RU"/>
+              </w:rPr>
+              <w:t>VK</w:t>
+            </w:r>
+            <w:r>
+              <w:rPr>
+                <w:rFonts w:ascii="Tahoma" w:hAnsi="Tahoma" w:cs="Tahoma"/>
+                <w:color w:val="595959"/>
+                <w:sz w:val="18"/>
+                <w:szCs w:val="18"/>
+                <w:lang w:val="ru-RU" w:eastAsia="ru-RU"/>
+              </w:rPr>
+              <w:t xml:space="preserve"> </w:t>
+            </w:r>
+            <w:r>
+              <w:rPr>
+                <w:rFonts w:ascii="Tahoma" w:hAnsi="Tahoma" w:cs="Tahoma"/>
+                <w:color w:val="595959"/>
+                <w:sz w:val="18"/>
+                <w:szCs w:val="18"/>
+                <w:lang w:val="ru-RU" w:eastAsia="ru-RU"/>
+              </w:rPr>
+              <w:t xml:space="preserve">с полным циклом разработки. Разработка сервиса для обмена сообщениями на базе системы </w:t>
+            </w:r>
+            <w:r>
+              <w:rPr>
+                <w:rFonts w:ascii="Tahoma" w:hAnsi="Tahoma" w:cs="Tahoma"/>
+                <w:color w:val="595959"/>
+                <w:sz w:val="18"/>
+                <w:szCs w:val="18"/>
+                <w:lang w:val="en-US" w:eastAsia="ru-RU"/>
+              </w:rPr>
+              <w:t>Google</w:t>
+            </w:r>
+            <w:r>
+              <w:rPr>
+                <w:rFonts w:ascii="Tahoma" w:hAnsi="Tahoma" w:cs="Tahoma"/>
+                <w:color w:val="595959"/>
+                <w:sz w:val="18"/>
+                <w:szCs w:val="18"/>
+                <w:lang w:val="ru-RU" w:eastAsia="ru-RU"/>
+              </w:rPr>
+              <w:t xml:space="preserve"> </w:t>
+            </w:r>
+            <w:r>
+              <w:rPr>
+                <w:rFonts w:ascii="Tahoma" w:hAnsi="Tahoma" w:cs="Tahoma"/>
+                <w:color w:val="595959"/>
+                <w:sz w:val="18"/>
+                <w:szCs w:val="18"/>
+                <w:lang w:val="en-US" w:eastAsia="ru-RU"/>
+              </w:rPr>
+              <w:t>Firebase</w:t>
+            </w:r>
+            <w:r>
+              <w:rPr>
+                <w:rFonts w:ascii="Tahoma" w:hAnsi="Tahoma" w:cs="Tahoma"/>
+                <w:color w:val="595959"/>
+                <w:sz w:val="18"/>
+                <w:szCs w:val="18"/>
+                <w:lang w:val="ru-RU" w:eastAsia="ru-RU"/>
+              </w:rPr>
+              <w:t>.</w:t>
             </w:r>
           </w:p>
         </w:tc>
@@ -4580,7 +4400,7 @@
                 <w:szCs w:val="18"/>
                 <w:lang w:val="ru-RU"/>
               </w:rPr>
-              <w:t>Совершенствование автоматизированной системы управления и обеспечение надежного функционирования комплекса технических средств и программного обеспечения.</w:t>
+              <w:t>Командная разработка приложения от начала до конца</w:t>
             </w:r>
           </w:p>
           <w:p>
@@ -4602,7 +4422,7 @@
                 <w:szCs w:val="18"/>
                 <w:lang w:val="ru-RU" w:eastAsia="ru-RU"/>
               </w:rPr>
-              <w:t xml:space="preserve">Обеспечение выполнения задач. Разработка планов, целей, стратегии их достижения. </w:t>
+              <w:t>Регулярное ведение отчетности</w:t>
             </w:r>
           </w:p>
           <w:p>
@@ -4617,37 +4437,18 @@
             </w:pPr>
             <w:r>
               <w:rPr>
-                <w:rStyle w:val="hps"/>
-                <w:color w:val="595959"/>
-                <w:sz w:val="18"/>
-                <w:szCs w:val="18"/>
-                <w:lang w:val="ru-RU"/>
-              </w:rPr>
-              <w:t>Управление командой. Координация работ. Взаимодействие с другими структурными подразделениями.</w:t>
-            </w:r>
-            <w:r>
-              <w:rPr>
-                <w:rStyle w:val="hps"/>
-                <w:color w:val="595959"/>
-                <w:sz w:val="18"/>
-                <w:szCs w:val="18"/>
-                <w:lang w:val="ru-RU"/>
-              </w:rPr>
-              <w:t xml:space="preserve"> </w:t>
-            </w:r>
-            <w:r>
-              <w:rPr>
-                <w:rStyle w:val="hps"/>
-                <w:color w:val="595959"/>
-                <w:sz w:val="18"/>
-                <w:szCs w:val="18"/>
-                <w:lang w:val="ru-RU"/>
-              </w:rPr>
-              <w:t>Взаимодействие с другими компаниями.</w:t>
+                <w:color w:val="595959"/>
+                <w:sz w:val="18"/>
+                <w:szCs w:val="18"/>
+                <w:lang w:val="ru-RU" w:eastAsia="ru-RU"/>
+              </w:rPr>
+              <w:t>Обучение новых сотрудников</w:t>
             </w:r>
           </w:p>
         </w:tc>
       </w:tr>
+      <w:bookmarkEnd w:id="0"/>
+      <w:bookmarkEnd w:id="1"/>
     </w:tbl>
     <w:p>
       <w:pPr>
@@ -4719,6 +4520,654 @@
         </w:rPr>
       </w:pPr>
     </w:p>
+    <w:p>
+      <w:pPr>
+        <w:pStyle w:val="af3"/>
+        <w:jc w:val="left"/>
+        <w:rPr>
+          <w:rFonts w:ascii="Tahoma" w:hAnsi="Tahoma" w:cs="Tahoma"/>
+          <w:b w:val="0"/>
+          <w:color w:val="2E74B5"/>
+          <w:sz w:val="24"/>
+          <w:szCs w:val="24"/>
+          <w:lang w:val="ru-RU"/>
+        </w:rPr>
+      </w:pPr>
+    </w:p>
+    <w:p>
+      <w:pPr>
+        <w:pStyle w:val="af3"/>
+        <w:jc w:val="left"/>
+        <w:rPr>
+          <w:rFonts w:ascii="Tahoma" w:hAnsi="Tahoma" w:cs="Tahoma"/>
+          <w:b w:val="0"/>
+          <w:color w:val="2E74B5"/>
+          <w:sz w:val="24"/>
+          <w:szCs w:val="24"/>
+          <w:lang w:val="ru-RU"/>
+        </w:rPr>
+      </w:pPr>
+    </w:p>
+    <w:p>
+      <w:pPr>
+        <w:pStyle w:val="af3"/>
+        <w:jc w:val="left"/>
+        <w:rPr>
+          <w:rFonts w:ascii="Tahoma" w:hAnsi="Tahoma" w:cs="Tahoma"/>
+          <w:b w:val="0"/>
+          <w:color w:val="2E74B5"/>
+          <w:sz w:val="24"/>
+          <w:szCs w:val="24"/>
+          <w:lang w:val="ru-RU"/>
+        </w:rPr>
+      </w:pPr>
+    </w:p>
+    <w:tbl>
+      <w:tblPr>
+        <w:tblW w:w="10101" w:type="dxa"/>
+        <w:jc w:val="center"/>
+        <w:tblBorders>
+          <w:top w:val="single" w:sz="4" w:space="0" w:color="BDD6EE"/>
+          <w:left w:val="single" w:sz="4" w:space="0" w:color="BDD6EE"/>
+          <w:bottom w:val="single" w:sz="4" w:space="0" w:color="BDD6EE"/>
+          <w:right w:val="single" w:sz="4" w:space="0" w:color="BDD6EE"/>
+          <w:insideH w:val="single" w:sz="4" w:space="0" w:color="BDD6EE"/>
+          <w:insideV w:val="single" w:sz="4" w:space="0" w:color="BDD6EE"/>
+        </w:tblBorders>
+        <w:tblLayout w:type="fixed"/>
+        <w:tblCellMar>
+          <w:top w:w="86" w:type="dxa"/>
+          <w:left w:w="144" w:type="dxa"/>
+          <w:bottom w:w="86" w:type="dxa"/>
+          <w:right w:w="28" w:type="dxa"/>
+        </w:tblCellMar>
+        <w:tblLook w:val="04A0" w:firstRow="1" w:lastRow="0" w:firstColumn="1" w:lastColumn="0" w:noHBand="0" w:noVBand="1"/>
+      </w:tblPr>
+      <w:tblGrid>
+        <w:gridCol w:w="2927"/>
+        <w:gridCol w:w="7174"/>
+      </w:tblGrid>
+      <w:tr>
+        <w:trPr>
+          <w:trHeight w:val="258"/>
+          <w:jc w:val="center"/>
+        </w:trPr>
+        <w:tc>
+          <w:tcPr>
+            <w:tcW w:w="10101" w:type="dxa"/>
+            <w:gridSpan w:val="2"/>
+            <w:tcBorders>
+              <w:top w:val="single" w:sz="4" w:space="0" w:color="2E74B5"/>
+              <w:left w:val="single" w:sz="4" w:space="0" w:color="2E74B5"/>
+              <w:bottom w:val="single" w:sz="4" w:space="0" w:color="2E74B5"/>
+              <w:right w:val="single" w:sz="4" w:space="0" w:color="2E74B5"/>
+            </w:tcBorders>
+            <w:shd w:val="clear" w:color="auto" w:fill="2E74B5"/>
+            <w:vAlign w:val="center"/>
+          </w:tcPr>
+          <w:p>
+            <w:pPr>
+              <w:pStyle w:val="Description"/>
+              <w:rPr>
+                <w:rStyle w:val="shorttext"/>
+                <w:rFonts w:ascii="Tahoma" w:hAnsi="Tahoma" w:cs="Tahoma"/>
+                <w:b/>
+                <w:color w:val="FFFFFF"/>
+                <w:sz w:val="20"/>
+                <w:lang w:val="ru-RU"/>
+              </w:rPr>
+            </w:pPr>
+            <w:r>
+              <w:rPr>
+                <w:rFonts w:ascii="Tahoma" w:hAnsi="Tahoma" w:cs="Tahoma"/>
+                <w:b/>
+                <w:color w:val="FFFFFF"/>
+                <w:sz w:val="20"/>
+                <w:lang w:val="ru-RU"/>
+              </w:rPr>
+              <w:lastRenderedPageBreak/>
+              <w:t>Начальник Управления информационных технологий и связи</w:t>
+            </w:r>
+          </w:p>
+        </w:tc>
+      </w:tr>
+      <w:tr>
+        <w:trPr>
+          <w:trHeight w:val="258"/>
+          <w:jc w:val="center"/>
+        </w:trPr>
+        <w:tc>
+          <w:tcPr>
+            <w:tcW w:w="2927" w:type="dxa"/>
+            <w:tcBorders>
+              <w:top w:val="single" w:sz="4" w:space="0" w:color="2E74B5"/>
+              <w:bottom w:val="single" w:sz="4" w:space="0" w:color="BDD6EE"/>
+            </w:tcBorders>
+            <w:vAlign w:val="center"/>
+          </w:tcPr>
+          <w:p>
+            <w:pPr>
+              <w:pStyle w:val="Description"/>
+              <w:spacing w:before="0" w:after="0"/>
+              <w:jc w:val="left"/>
+              <w:rPr>
+                <w:rFonts w:ascii="Tahoma" w:hAnsi="Tahoma" w:cs="Tahoma"/>
+                <w:b/>
+                <w:color w:val="595959"/>
+                <w:sz w:val="18"/>
+                <w:szCs w:val="18"/>
+                <w:lang w:eastAsia="ru-RU"/>
+              </w:rPr>
+            </w:pPr>
+            <w:r>
+              <w:rPr>
+                <w:rFonts w:ascii="Tahoma" w:hAnsi="Tahoma" w:cs="Tahoma"/>
+                <w:b/>
+                <w:color w:val="595959"/>
+                <w:sz w:val="18"/>
+                <w:szCs w:val="18"/>
+                <w:lang w:val="ru-RU" w:eastAsia="ru-RU"/>
+              </w:rPr>
+              <w:t>Компания</w:t>
+            </w:r>
+            <w:r>
+              <w:rPr>
+                <w:rFonts w:ascii="Tahoma" w:hAnsi="Tahoma" w:cs="Tahoma"/>
+                <w:b/>
+                <w:color w:val="595959"/>
+                <w:sz w:val="18"/>
+                <w:szCs w:val="18"/>
+                <w:lang w:eastAsia="ru-RU"/>
+              </w:rPr>
+              <w:t>:</w:t>
+            </w:r>
+          </w:p>
+        </w:tc>
+        <w:tc>
+          <w:tcPr>
+            <w:tcW w:w="7173" w:type="dxa"/>
+            <w:tcBorders>
+              <w:top w:val="single" w:sz="4" w:space="0" w:color="2E74B5"/>
+              <w:bottom w:val="single" w:sz="4" w:space="0" w:color="BDD6EE"/>
+            </w:tcBorders>
+            <w:vAlign w:val="center"/>
+          </w:tcPr>
+          <w:p>
+            <w:pPr>
+              <w:pStyle w:val="Description"/>
+              <w:spacing w:before="0" w:after="0"/>
+              <w:jc w:val="left"/>
+              <w:rPr>
+                <w:rFonts w:ascii="Tahoma" w:hAnsi="Tahoma" w:cs="Tahoma"/>
+                <w:color w:val="595959"/>
+                <w:sz w:val="18"/>
+                <w:szCs w:val="18"/>
+                <w:lang w:val="ru-RU"/>
+              </w:rPr>
+            </w:pPr>
+            <w:r>
+              <w:rPr>
+                <w:rFonts w:ascii="Tahoma" w:hAnsi="Tahoma" w:cs="Tahoma"/>
+                <w:color w:val="595959"/>
+                <w:sz w:val="18"/>
+                <w:szCs w:val="18"/>
+                <w:lang w:val="ru-RU"/>
+              </w:rPr>
+              <w:t>ПАО «Архэнергосбыт»</w:t>
+            </w:r>
+          </w:p>
+        </w:tc>
+      </w:tr>
+      <w:tr>
+        <w:trPr>
+          <w:trHeight w:val="258"/>
+          <w:jc w:val="center"/>
+        </w:trPr>
+        <w:tc>
+          <w:tcPr>
+            <w:tcW w:w="2927" w:type="dxa"/>
+            <w:tcBorders>
+              <w:top w:val="single" w:sz="4" w:space="0" w:color="BDD6EE"/>
+            </w:tcBorders>
+            <w:vAlign w:val="center"/>
+          </w:tcPr>
+          <w:p>
+            <w:pPr>
+              <w:pStyle w:val="Description"/>
+              <w:spacing w:before="0" w:after="0"/>
+              <w:jc w:val="left"/>
+              <w:rPr>
+                <w:rFonts w:ascii="Tahoma" w:hAnsi="Tahoma" w:cs="Tahoma"/>
+                <w:b/>
+                <w:color w:val="595959"/>
+                <w:sz w:val="18"/>
+                <w:szCs w:val="18"/>
+                <w:lang w:eastAsia="ru-RU"/>
+              </w:rPr>
+            </w:pPr>
+            <w:r>
+              <w:rPr>
+                <w:rFonts w:ascii="Tahoma" w:hAnsi="Tahoma" w:cs="Tahoma"/>
+                <w:b/>
+                <w:color w:val="595959"/>
+                <w:sz w:val="18"/>
+                <w:szCs w:val="18"/>
+                <w:lang w:val="ru-RU" w:eastAsia="ru-RU"/>
+              </w:rPr>
+              <w:t>Расположение компании</w:t>
+            </w:r>
+            <w:r>
+              <w:rPr>
+                <w:rFonts w:ascii="Tahoma" w:hAnsi="Tahoma" w:cs="Tahoma"/>
+                <w:b/>
+                <w:color w:val="595959"/>
+                <w:sz w:val="18"/>
+                <w:szCs w:val="18"/>
+                <w:lang w:eastAsia="ru-RU"/>
+              </w:rPr>
+              <w:t>:</w:t>
+            </w:r>
+          </w:p>
+        </w:tc>
+        <w:tc>
+          <w:tcPr>
+            <w:tcW w:w="7173" w:type="dxa"/>
+            <w:tcBorders>
+              <w:top w:val="single" w:sz="4" w:space="0" w:color="BDD6EE"/>
+            </w:tcBorders>
+            <w:vAlign w:val="center"/>
+          </w:tcPr>
+          <w:p>
+            <w:pPr>
+              <w:pStyle w:val="Description"/>
+              <w:spacing w:before="0" w:after="0"/>
+              <w:jc w:val="left"/>
+              <w:rPr>
+                <w:rFonts w:ascii="Tahoma" w:hAnsi="Tahoma" w:cs="Tahoma"/>
+                <w:color w:val="595959"/>
+                <w:sz w:val="18"/>
+                <w:szCs w:val="18"/>
+                <w:lang w:val="ru-RU"/>
+              </w:rPr>
+            </w:pPr>
+            <w:r>
+              <w:rPr>
+                <w:rFonts w:ascii="Tahoma" w:hAnsi="Tahoma" w:cs="Tahoma"/>
+                <w:color w:val="595959"/>
+                <w:sz w:val="18"/>
+                <w:szCs w:val="18"/>
+                <w:lang w:val="ru-RU" w:eastAsia="ru-RU"/>
+              </w:rPr>
+              <w:t>Архангельск</w:t>
+            </w:r>
+            <w:r>
+              <w:rPr>
+                <w:rFonts w:ascii="Tahoma" w:hAnsi="Tahoma" w:cs="Tahoma"/>
+                <w:color w:val="595959"/>
+                <w:sz w:val="18"/>
+                <w:szCs w:val="18"/>
+                <w:lang w:val="en-US" w:eastAsia="ru-RU"/>
+              </w:rPr>
+              <w:t xml:space="preserve">, </w:t>
+            </w:r>
+            <w:r>
+              <w:rPr>
+                <w:rFonts w:ascii="Tahoma" w:hAnsi="Tahoma" w:cs="Tahoma"/>
+                <w:color w:val="595959"/>
+                <w:sz w:val="18"/>
+                <w:szCs w:val="18"/>
+                <w:lang w:val="ru-RU" w:eastAsia="ru-RU"/>
+              </w:rPr>
+              <w:t>Россия</w:t>
+            </w:r>
+          </w:p>
+        </w:tc>
+      </w:tr>
+      <w:tr>
+        <w:trPr>
+          <w:trHeight w:val="258"/>
+          <w:jc w:val="center"/>
+        </w:trPr>
+        <w:tc>
+          <w:tcPr>
+            <w:tcW w:w="2927" w:type="dxa"/>
+            <w:vAlign w:val="center"/>
+          </w:tcPr>
+          <w:p>
+            <w:pPr>
+              <w:pStyle w:val="Description"/>
+              <w:spacing w:before="0" w:after="0"/>
+              <w:jc w:val="left"/>
+              <w:rPr>
+                <w:rFonts w:ascii="Tahoma" w:hAnsi="Tahoma" w:cs="Tahoma"/>
+                <w:b/>
+                <w:color w:val="595959"/>
+                <w:sz w:val="18"/>
+                <w:szCs w:val="18"/>
+                <w:lang w:eastAsia="ru-RU"/>
+              </w:rPr>
+            </w:pPr>
+            <w:r>
+              <w:rPr>
+                <w:rFonts w:ascii="Tahoma" w:hAnsi="Tahoma" w:cs="Tahoma"/>
+                <w:b/>
+                <w:color w:val="595959"/>
+                <w:sz w:val="18"/>
+                <w:szCs w:val="18"/>
+                <w:lang w:val="ru-RU" w:eastAsia="ru-RU"/>
+              </w:rPr>
+              <w:t>Период времени</w:t>
+            </w:r>
+            <w:r>
+              <w:rPr>
+                <w:rFonts w:ascii="Tahoma" w:hAnsi="Tahoma" w:cs="Tahoma"/>
+                <w:b/>
+                <w:color w:val="595959"/>
+                <w:sz w:val="18"/>
+                <w:szCs w:val="18"/>
+                <w:lang w:eastAsia="ru-RU"/>
+              </w:rPr>
+              <w:t>:</w:t>
+            </w:r>
+          </w:p>
+        </w:tc>
+        <w:tc>
+          <w:tcPr>
+            <w:tcW w:w="7173" w:type="dxa"/>
+            <w:vAlign w:val="center"/>
+          </w:tcPr>
+          <w:p>
+            <w:pPr>
+              <w:pStyle w:val="Description"/>
+              <w:spacing w:before="0" w:after="0"/>
+              <w:jc w:val="left"/>
+              <w:rPr>
+                <w:rStyle w:val="hps"/>
+                <w:rFonts w:ascii="Tahoma" w:hAnsi="Tahoma" w:cs="Tahoma"/>
+                <w:color w:val="595959"/>
+                <w:sz w:val="18"/>
+                <w:szCs w:val="18"/>
+                <w:lang w:val="ru-RU"/>
+              </w:rPr>
+            </w:pPr>
+            <w:r>
+              <w:rPr>
+                <w:rFonts w:ascii="Tahoma" w:hAnsi="Tahoma" w:cs="Tahoma"/>
+                <w:color w:val="595959"/>
+                <w:sz w:val="18"/>
+                <w:szCs w:val="18"/>
+                <w:lang w:val="ru-RU"/>
+              </w:rPr>
+              <w:t>06</w:t>
+            </w:r>
+            <w:r>
+              <w:rPr>
+                <w:rFonts w:ascii="Tahoma" w:hAnsi="Tahoma" w:cs="Tahoma"/>
+                <w:color w:val="595959"/>
+                <w:sz w:val="18"/>
+                <w:szCs w:val="18"/>
+              </w:rPr>
+              <w:t>/201</w:t>
+            </w:r>
+            <w:r>
+              <w:rPr>
+                <w:rFonts w:ascii="Tahoma" w:hAnsi="Tahoma" w:cs="Tahoma"/>
+                <w:color w:val="595959"/>
+                <w:sz w:val="18"/>
+                <w:szCs w:val="18"/>
+              </w:rPr>
+              <w:t>8</w:t>
+            </w:r>
+            <w:r>
+              <w:rPr>
+                <w:rFonts w:ascii="Tahoma" w:hAnsi="Tahoma" w:cs="Tahoma"/>
+                <w:color w:val="595959"/>
+                <w:sz w:val="18"/>
+                <w:szCs w:val="18"/>
+              </w:rPr>
+              <w:t xml:space="preserve"> – </w:t>
+            </w:r>
+            <w:r>
+              <w:rPr>
+                <w:rFonts w:ascii="Tahoma" w:hAnsi="Tahoma" w:cs="Tahoma"/>
+                <w:color w:val="595959"/>
+                <w:sz w:val="18"/>
+                <w:szCs w:val="18"/>
+                <w:lang w:val="ru-RU"/>
+              </w:rPr>
+              <w:t>03/2019</w:t>
+            </w:r>
+          </w:p>
+        </w:tc>
+      </w:tr>
+      <w:tr>
+        <w:trPr>
+          <w:trHeight w:val="258"/>
+          <w:jc w:val="center"/>
+        </w:trPr>
+        <w:tc>
+          <w:tcPr>
+            <w:tcW w:w="2927" w:type="dxa"/>
+            <w:vAlign w:val="center"/>
+          </w:tcPr>
+          <w:p>
+            <w:pPr>
+              <w:pStyle w:val="Description"/>
+              <w:spacing w:before="0" w:after="0"/>
+              <w:jc w:val="left"/>
+              <w:rPr>
+                <w:rFonts w:ascii="Tahoma" w:hAnsi="Tahoma" w:cs="Tahoma"/>
+                <w:b/>
+                <w:color w:val="595959"/>
+                <w:sz w:val="18"/>
+                <w:szCs w:val="18"/>
+                <w:lang w:eastAsia="ru-RU"/>
+              </w:rPr>
+            </w:pPr>
+            <w:r>
+              <w:rPr>
+                <w:rFonts w:ascii="Tahoma" w:hAnsi="Tahoma" w:cs="Tahoma"/>
+                <w:b/>
+                <w:color w:val="595959"/>
+                <w:sz w:val="18"/>
+                <w:szCs w:val="18"/>
+                <w:lang w:val="ru-RU" w:eastAsia="ru-RU"/>
+              </w:rPr>
+              <w:t>Описание</w:t>
+            </w:r>
+            <w:r>
+              <w:rPr>
+                <w:rFonts w:ascii="Tahoma" w:hAnsi="Tahoma" w:cs="Tahoma"/>
+                <w:b/>
+                <w:color w:val="595959"/>
+                <w:sz w:val="18"/>
+                <w:szCs w:val="18"/>
+                <w:lang w:eastAsia="ru-RU"/>
+              </w:rPr>
+              <w:t>:</w:t>
+            </w:r>
+          </w:p>
+        </w:tc>
+        <w:tc>
+          <w:tcPr>
+            <w:tcW w:w="7173" w:type="dxa"/>
+            <w:vAlign w:val="center"/>
+          </w:tcPr>
+          <w:p>
+            <w:pPr>
+              <w:pStyle w:val="Description"/>
+              <w:spacing w:before="0" w:after="0"/>
+              <w:jc w:val="left"/>
+              <w:rPr>
+                <w:rFonts w:ascii="Tahoma" w:hAnsi="Tahoma" w:cs="Tahoma"/>
+                <w:color w:val="595959"/>
+                <w:sz w:val="20"/>
+                <w:lang w:val="ru-RU" w:eastAsia="ru-RU"/>
+              </w:rPr>
+            </w:pPr>
+            <w:r>
+              <w:rPr>
+                <w:rFonts w:ascii="Tahoma" w:hAnsi="Tahoma" w:cs="Tahoma"/>
+                <w:color w:val="595959"/>
+                <w:sz w:val="18"/>
+                <w:szCs w:val="18"/>
+                <w:lang w:val="ru-RU" w:eastAsia="ru-RU"/>
+              </w:rPr>
+              <w:t>Создание стабильной системы технических средств и программного обеспечения компании в условиях процедуры банкротства, постоянного сокращения штата сотрудников, сложными договорными отношениями с другими компаниями. На постоянной основе выполнял обязанности заместителя генерального директора по технического обеспечению.</w:t>
+            </w:r>
+          </w:p>
+        </w:tc>
+      </w:tr>
+      <w:tr>
+        <w:trPr>
+          <w:trHeight w:val="258"/>
+          <w:jc w:val="center"/>
+        </w:trPr>
+        <w:tc>
+          <w:tcPr>
+            <w:tcW w:w="2927" w:type="dxa"/>
+            <w:vAlign w:val="center"/>
+          </w:tcPr>
+          <w:p>
+            <w:pPr>
+              <w:pStyle w:val="Description"/>
+              <w:spacing w:before="0" w:after="0"/>
+              <w:jc w:val="left"/>
+              <w:rPr>
+                <w:rFonts w:ascii="Tahoma" w:hAnsi="Tahoma" w:cs="Tahoma"/>
+                <w:color w:val="595959"/>
+                <w:sz w:val="18"/>
+                <w:szCs w:val="18"/>
+                <w:lang w:eastAsia="ru-RU"/>
+              </w:rPr>
+            </w:pPr>
+            <w:r>
+              <w:rPr>
+                <w:rFonts w:ascii="Tahoma" w:hAnsi="Tahoma" w:cs="Tahoma"/>
+                <w:b/>
+                <w:color w:val="595959"/>
+                <w:sz w:val="18"/>
+                <w:szCs w:val="18"/>
+                <w:lang w:val="ru-RU" w:eastAsia="ru-RU"/>
+              </w:rPr>
+              <w:t>Обязанности</w:t>
+            </w:r>
+            <w:r>
+              <w:rPr>
+                <w:rFonts w:ascii="Tahoma" w:hAnsi="Tahoma" w:cs="Tahoma"/>
+                <w:b/>
+                <w:color w:val="595959"/>
+                <w:sz w:val="18"/>
+                <w:szCs w:val="18"/>
+                <w:lang w:eastAsia="ru-RU"/>
+              </w:rPr>
+              <w:t>:</w:t>
+            </w:r>
+            <w:r>
+              <w:rPr>
+                <w:rFonts w:ascii="Tahoma" w:hAnsi="Tahoma" w:cs="Tahoma"/>
+                <w:color w:val="595959"/>
+                <w:sz w:val="18"/>
+                <w:szCs w:val="18"/>
+                <w:lang w:eastAsia="ru-RU"/>
+              </w:rPr>
+              <w:t xml:space="preserve"> </w:t>
+            </w:r>
+          </w:p>
+        </w:tc>
+        <w:tc>
+          <w:tcPr>
+            <w:tcW w:w="7173" w:type="dxa"/>
+            <w:vAlign w:val="center"/>
+          </w:tcPr>
+          <w:p>
+            <w:pPr>
+              <w:pStyle w:val="ArrowGreenBullets"/>
+              <w:rPr>
+                <w:rStyle w:val="hps"/>
+                <w:color w:val="595959"/>
+                <w:sz w:val="18"/>
+                <w:szCs w:val="18"/>
+                <w:lang w:val="ru-RU" w:eastAsia="ru-RU"/>
+              </w:rPr>
+            </w:pPr>
+            <w:r>
+              <w:rPr>
+                <w:rStyle w:val="hps"/>
+                <w:color w:val="595959"/>
+                <w:sz w:val="18"/>
+                <w:szCs w:val="18"/>
+                <w:lang w:val="ru-RU"/>
+              </w:rPr>
+              <w:t>Совершенствование автоматизированной системы управления и обеспечение надежного функционирования комплекса технических средств и программного обеспечения.</w:t>
+            </w:r>
+          </w:p>
+          <w:p>
+            <w:pPr>
+              <w:pStyle w:val="ArrowGreenBullets"/>
+              <w:rPr>
+                <w:rStyle w:val="hps"/>
+                <w:color w:val="595959"/>
+                <w:sz w:val="18"/>
+                <w:szCs w:val="18"/>
+                <w:lang w:val="ru-RU" w:eastAsia="ru-RU"/>
+              </w:rPr>
+            </w:pPr>
+            <w:r>
+              <w:rPr>
+                <w:rStyle w:val="hps"/>
+                <w:color w:val="595959"/>
+                <w:sz w:val="18"/>
+                <w:szCs w:val="18"/>
+                <w:lang w:val="ru-RU" w:eastAsia="ru-RU"/>
+              </w:rPr>
+              <w:t xml:space="preserve">Обеспечение выполнения задач. Разработка планов, целей, стратегии. </w:t>
+            </w:r>
+          </w:p>
+          <w:p>
+            <w:pPr>
+              <w:pStyle w:val="ArrowGreenBullets"/>
+              <w:rPr>
+                <w:color w:val="595959"/>
+                <w:sz w:val="18"/>
+                <w:szCs w:val="18"/>
+                <w:lang w:val="ru-RU" w:eastAsia="ru-RU"/>
+              </w:rPr>
+            </w:pPr>
+            <w:r>
+              <w:rPr>
+                <w:rStyle w:val="hps"/>
+                <w:color w:val="595959"/>
+                <w:sz w:val="18"/>
+                <w:szCs w:val="18"/>
+                <w:lang w:val="ru-RU"/>
+              </w:rPr>
+              <w:t>Управление командой. Координация работ. Взаимодействие с другими структурными подразделениями.</w:t>
+            </w:r>
+            <w:r>
+              <w:rPr>
+                <w:rStyle w:val="hps"/>
+                <w:color w:val="595959"/>
+                <w:sz w:val="18"/>
+                <w:szCs w:val="18"/>
+                <w:lang w:val="ru-RU"/>
+              </w:rPr>
+              <w:t xml:space="preserve"> </w:t>
+            </w:r>
+            <w:r>
+              <w:rPr>
+                <w:rStyle w:val="hps"/>
+                <w:color w:val="595959"/>
+                <w:sz w:val="18"/>
+                <w:szCs w:val="18"/>
+                <w:lang w:val="ru-RU"/>
+              </w:rPr>
+              <w:t>Взаимодействие с другими компаниями.</w:t>
+            </w:r>
+          </w:p>
+        </w:tc>
+      </w:tr>
+    </w:tbl>
     <w:p>
       <w:pPr>
         <w:pStyle w:val="af3"/>
@@ -5325,27 +5774,7 @@
                 <w:szCs w:val="18"/>
                 <w:lang w:val="ru-RU"/>
               </w:rPr>
-              <w:t>Прогнозирование спроса</w:t>
-            </w:r>
-            <w:r>
-              <w:rPr>
-                <w:rStyle w:val="hps"/>
-                <w:color w:val="595959"/>
-                <w:sz w:val="18"/>
-                <w:szCs w:val="18"/>
-                <w:lang w:val="ru-RU"/>
-              </w:rPr>
-              <w:t>, оценка перспективности</w:t>
-            </w:r>
-            <w:r>
-              <w:rPr>
-                <w:rStyle w:val="hps"/>
-                <w:color w:val="595959"/>
-                <w:sz w:val="18"/>
-                <w:szCs w:val="18"/>
-                <w:lang w:val="ru-RU"/>
-              </w:rPr>
-              <w:t>, развитие и сопровождение клиентской базы предприятия, поддержание отношений.</w:t>
+              <w:t>Прогнозирование спроса, оценка перспективности, развитие и сопровождение клиентской базы предприятия, поддержание отношений.</w:t>
             </w:r>
           </w:p>
           <w:p>
@@ -5366,17 +5795,7 @@
                 <w:szCs w:val="18"/>
                 <w:lang w:val="ru-RU"/>
               </w:rPr>
-              <w:t>Контроль сроков действия договоров, пролонгация, изменение условий сотрудничества</w:t>
-            </w:r>
-            <w:r>
-              <w:rPr>
-                <w:rStyle w:val="hps"/>
-                <w:color w:val="595959"/>
-                <w:sz w:val="18"/>
-                <w:szCs w:val="18"/>
-                <w:lang w:val="ru-RU"/>
-              </w:rPr>
-              <w:t>. Своевременная подготовка дополнительных соглашений.</w:t>
+              <w:t>Контроль сроков действия договоров, пролонгация, изменение условий сотрудничества. Своевременная подготовка дополнительных соглашений.</w:t>
             </w:r>
           </w:p>
           <w:p>
@@ -5430,7 +5849,7 @@
     </w:p>
     <w:tbl>
       <w:tblPr>
-        <w:tblW w:w="10206" w:type="dxa"/>
+        <w:tblW w:w="10220" w:type="dxa"/>
         <w:jc w:val="center"/>
         <w:tblBorders>
           <w:top w:val="single" w:sz="4" w:space="0" w:color="BDD6EE"/>
@@ -5450,17 +5869,17 @@
         <w:tblLook w:val="04A0" w:firstRow="1" w:lastRow="0" w:firstColumn="1" w:lastColumn="0" w:noHBand="0" w:noVBand="1"/>
       </w:tblPr>
       <w:tblGrid>
-        <w:gridCol w:w="2958"/>
-        <w:gridCol w:w="7248"/>
+        <w:gridCol w:w="2962"/>
+        <w:gridCol w:w="7258"/>
       </w:tblGrid>
       <w:tr>
         <w:trPr>
-          <w:trHeight w:val="284"/>
+          <w:trHeight w:val="253"/>
           <w:jc w:val="center"/>
         </w:trPr>
         <w:tc>
           <w:tcPr>
-            <w:tcW w:w="10206" w:type="dxa"/>
+            <w:tcW w:w="10220" w:type="dxa"/>
             <w:gridSpan w:val="2"/>
             <w:tcBorders>
               <w:top w:val="single" w:sz="4" w:space="0" w:color="2E74B5"/>
@@ -5508,12 +5927,12 @@
       </w:tr>
       <w:tr>
         <w:trPr>
-          <w:trHeight w:val="284"/>
+          <w:trHeight w:val="253"/>
           <w:jc w:val="center"/>
         </w:trPr>
         <w:tc>
           <w:tcPr>
-            <w:tcW w:w="2958" w:type="dxa"/>
+            <w:tcW w:w="2962" w:type="dxa"/>
             <w:tcBorders>
               <w:top w:val="single" w:sz="4" w:space="0" w:color="2E74B5"/>
               <w:bottom w:val="single" w:sz="4" w:space="0" w:color="BDD6EE"/>
@@ -5560,7 +5979,7 @@
         </w:tc>
         <w:tc>
           <w:tcPr>
-            <w:tcW w:w="7248" w:type="dxa"/>
+            <w:tcW w:w="7258" w:type="dxa"/>
             <w:tcBorders>
               <w:top w:val="single" w:sz="4" w:space="0" w:color="2E74B5"/>
               <w:bottom w:val="single" w:sz="4" w:space="0" w:color="BDD6EE"/>
@@ -5595,12 +6014,12 @@
       </w:tr>
       <w:tr>
         <w:trPr>
-          <w:trHeight w:val="284"/>
+          <w:trHeight w:val="253"/>
           <w:jc w:val="center"/>
         </w:trPr>
         <w:tc>
           <w:tcPr>
-            <w:tcW w:w="2958" w:type="dxa"/>
+            <w:tcW w:w="2962" w:type="dxa"/>
             <w:tcBorders>
               <w:top w:val="single" w:sz="4" w:space="0" w:color="BDD6EE"/>
             </w:tcBorders>
@@ -5646,7 +6065,7 @@
         </w:tc>
         <w:tc>
           <w:tcPr>
-            <w:tcW w:w="7248" w:type="dxa"/>
+            <w:tcW w:w="7258" w:type="dxa"/>
             <w:tcBorders>
               <w:top w:val="single" w:sz="4" w:space="0" w:color="BDD6EE"/>
             </w:tcBorders>
@@ -5700,12 +6119,12 @@
       </w:tr>
       <w:tr>
         <w:trPr>
-          <w:trHeight w:val="284"/>
+          <w:trHeight w:val="253"/>
           <w:jc w:val="center"/>
         </w:trPr>
         <w:tc>
           <w:tcPr>
-            <w:tcW w:w="2958" w:type="dxa"/>
+            <w:tcW w:w="2962" w:type="dxa"/>
             <w:vAlign w:val="center"/>
           </w:tcPr>
           <w:p>
@@ -5748,7 +6167,7 @@
         </w:tc>
         <w:tc>
           <w:tcPr>
-            <w:tcW w:w="7248" w:type="dxa"/>
+            <w:tcW w:w="7258" w:type="dxa"/>
             <w:vAlign w:val="center"/>
           </w:tcPr>
           <w:p>
@@ -5855,12 +6274,12 @@
       </w:tr>
       <w:tr>
         <w:trPr>
-          <w:trHeight w:val="284"/>
+          <w:trHeight w:val="253"/>
           <w:jc w:val="center"/>
         </w:trPr>
         <w:tc>
           <w:tcPr>
-            <w:tcW w:w="2958" w:type="dxa"/>
+            <w:tcW w:w="2962" w:type="dxa"/>
             <w:vAlign w:val="center"/>
           </w:tcPr>
           <w:p>
@@ -5903,7 +6322,7 @@
         </w:tc>
         <w:tc>
           <w:tcPr>
-            <w:tcW w:w="7248" w:type="dxa"/>
+            <w:tcW w:w="7258" w:type="dxa"/>
             <w:vAlign w:val="center"/>
           </w:tcPr>
           <w:p>
@@ -5928,63 +6347,19 @@
                 <w:szCs w:val="18"/>
                 <w:lang w:val="ru-RU"/>
               </w:rPr>
-              <w:t xml:space="preserve">Организация </w:t>
-            </w:r>
-            <w:r>
-              <w:rPr>
-                <w:rStyle w:val="hps"/>
-                <w:rFonts w:ascii="Tahoma" w:hAnsi="Tahoma" w:cs="Tahoma"/>
-                <w:color w:val="595959"/>
-                <w:sz w:val="18"/>
-                <w:szCs w:val="18"/>
-                <w:lang w:val="ru-RU"/>
-              </w:rPr>
-              <w:t xml:space="preserve">строительно-монтажных </w:t>
-            </w:r>
-            <w:r>
-              <w:rPr>
-                <w:rStyle w:val="hps"/>
-                <w:rFonts w:ascii="Tahoma" w:hAnsi="Tahoma" w:cs="Tahoma"/>
-                <w:color w:val="595959"/>
-                <w:sz w:val="18"/>
-                <w:szCs w:val="18"/>
-                <w:lang w:val="ru-RU"/>
-              </w:rPr>
-              <w:t>работ по строительству и ремонту объектов</w:t>
-            </w:r>
-            <w:r>
-              <w:rPr>
-                <w:rStyle w:val="hps"/>
-                <w:rFonts w:ascii="Tahoma" w:hAnsi="Tahoma" w:cs="Tahoma"/>
-                <w:color w:val="595959"/>
-                <w:sz w:val="18"/>
-                <w:szCs w:val="18"/>
-                <w:lang w:val="ru-RU"/>
-              </w:rPr>
-              <w:t>, проведение пуско-наладочных работ,</w:t>
-            </w:r>
-            <w:r>
-              <w:rPr>
-                <w:rStyle w:val="hps"/>
-                <w:rFonts w:ascii="Tahoma" w:hAnsi="Tahoma" w:cs="Tahoma"/>
-                <w:color w:val="595959"/>
-                <w:sz w:val="18"/>
-                <w:szCs w:val="18"/>
-                <w:lang w:val="ru-RU"/>
-              </w:rPr>
-              <w:t xml:space="preserve"> для передачи в эксплуатацию ООО «ПетербургГаз».</w:t>
+              <w:t>Организация строительно-монтажных работ по строительству и ремонту объектов, проведение пуско-наладочных работ, для передачи в эксплуатацию ООО «ПетербургГаз».</w:t>
             </w:r>
           </w:p>
         </w:tc>
       </w:tr>
       <w:tr>
         <w:trPr>
-          <w:trHeight w:val="284"/>
+          <w:trHeight w:val="253"/>
           <w:jc w:val="center"/>
         </w:trPr>
         <w:tc>
           <w:tcPr>
-            <w:tcW w:w="2958" w:type="dxa"/>
+            <w:tcW w:w="2962" w:type="dxa"/>
             <w:vAlign w:val="center"/>
           </w:tcPr>
           <w:p>
@@ -6036,7 +6411,7 @@
         </w:tc>
         <w:tc>
           <w:tcPr>
-            <w:tcW w:w="7248" w:type="dxa"/>
+            <w:tcW w:w="7258" w:type="dxa"/>
             <w:vAlign w:val="center"/>
           </w:tcPr>
           <w:p>
@@ -6114,16 +6489,14 @@
           <w:color w:val="2E74B5"/>
           <w:sz w:val="24"/>
           <w:szCs w:val="24"/>
+          <w:lang w:val="ru-RU"/>
         </w:rPr>
       </w:pPr>
     </w:p>
     <w:sectPr>
       <w:headerReference w:type="even" r:id="rId11"/>
       <w:headerReference w:type="default" r:id="rId12"/>
-      <w:footerReference w:type="even" r:id="rId13"/>
-      <w:footerReference w:type="default" r:id="rId14"/>
-      <w:headerReference w:type="first" r:id="rId15"/>
-      <w:footerReference w:type="first" r:id="rId16"/>
+      <w:footerReference w:type="default" r:id="rId13"/>
       <w:type w:val="continuous"/>
       <w:pgSz w:w="11906" w:h="16838" w:code="9"/>
       <w:pgMar w:top="720" w:right="851" w:bottom="437" w:left="851" w:header="425" w:footer="686" w:gutter="0"/>
@@ -6134,7 +6507,7 @@
 </file>
 
 <file path=word/endnotes.xml><?xml version="1.0" encoding="utf-8"?>
-<w:endnotes xmlns:wpc="http://schemas.microsoft.com/office/word/2010/wordprocessingCanvas" xmlns:cx="http://schemas.microsoft.com/office/drawing/2014/chartex" xmlns:cx1="http://schemas.microsoft.com/office/drawing/2015/9/8/chartex" xmlns:cx2="http://schemas.microsoft.com/office/drawing/2015/10/21/chartex" xmlns:cx3="http://schemas.microsoft.com/office/drawing/2016/5/9/chartex" xmlns:cx4="http://schemas.microsoft.com/office/drawing/2016/5/10/chartex" xmlns:cx5="http://schemas.microsoft.com/office/drawing/2016/5/11/chartex" xmlns:cx6="http://schemas.microsoft.com/office/drawing/2016/5/12/chartex" xmlns:cx7="http://schemas.microsoft.com/office/drawing/2016/5/13/chartex" xmlns:cx8="http://schemas.microsoft.com/office/drawing/2016/5/14/chartex" xmlns:mc="http://schemas.openxmlformats.org/markup-compatibility/2006" xmlns:aink="http://schemas.microsoft.com/office/drawing/2016/ink" xmlns:am3d="http://schemas.microsoft.com/office/drawing/2017/model3d" xmlns:o="urn:schemas-microsoft-com:office:office" xmlns:r="http://schemas.openxmlformats.org/officeDocument/2006/relationships" xmlns:m="http://schemas.openxmlformats.org/officeDocument/2006/math" xmlns:v="urn:schemas-microsoft-com:vml" xmlns:wp14="http://schemas.microsoft.com/office/word/2010/wordprocessingDrawing" xmlns:wp="http://schemas.openxmlformats.org/drawingml/2006/wordprocessingDrawing" xmlns:w10="urn:schemas-microsoft-com:office:word" xmlns:w="http://schemas.openxmlformats.org/wordprocessingml/2006/main" xmlns:w14="http://schemas.microsoft.com/office/word/2010/wordml" xmlns:w15="http://schemas.microsoft.com/office/word/2012/wordml" xmlns:w16cid="http://schemas.microsoft.com/office/word/2016/wordml/cid" xmlns:w16se="http://schemas.microsoft.com/office/word/2015/wordml/symex" xmlns:wpg="http://schemas.microsoft.com/office/word/2010/wordprocessingGroup" xmlns:wpi="http://schemas.microsoft.com/office/word/2010/wordprocessingInk" xmlns:wne="http://schemas.microsoft.com/office/word/2006/wordml" xmlns:wps="http://schemas.microsoft.com/office/word/2010/wordprocessingShape" mc:Ignorable="w14 w15 w16se w16cid wp14">
+<w:endnotes xmlns:wpc="http://schemas.microsoft.com/office/word/2010/wordprocessingCanvas" xmlns:cx="http://schemas.microsoft.com/office/drawing/2014/chartex" xmlns:cx1="http://schemas.microsoft.com/office/drawing/2015/9/8/chartex" xmlns:cx2="http://schemas.microsoft.com/office/drawing/2015/10/21/chartex" xmlns:cx3="http://schemas.microsoft.com/office/drawing/2016/5/9/chartex" xmlns:cx4="http://schemas.microsoft.com/office/drawing/2016/5/10/chartex" xmlns:cx5="http://schemas.microsoft.com/office/drawing/2016/5/11/chartex" xmlns:cx6="http://schemas.microsoft.com/office/drawing/2016/5/12/chartex" xmlns:cx7="http://schemas.microsoft.com/office/drawing/2016/5/13/chartex" xmlns:cx8="http://schemas.microsoft.com/office/drawing/2016/5/14/chartex" xmlns:mc="http://schemas.openxmlformats.org/markup-compatibility/2006" xmlns:aink="http://schemas.microsoft.com/office/drawing/2016/ink" xmlns:am3d="http://schemas.microsoft.com/office/drawing/2017/model3d" xmlns:o="urn:schemas-microsoft-com:office:office" xmlns:r="http://schemas.openxmlformats.org/officeDocument/2006/relationships" xmlns:m="http://schemas.openxmlformats.org/officeDocument/2006/math" xmlns:v="urn:schemas-microsoft-com:vml" xmlns:wp14="http://schemas.microsoft.com/office/word/2010/wordprocessingDrawing" xmlns:wp="http://schemas.openxmlformats.org/drawingml/2006/wordprocessingDrawing" xmlns:w10="urn:schemas-microsoft-com:office:word" xmlns:w="http://schemas.openxmlformats.org/wordprocessingml/2006/main" xmlns:w14="http://schemas.microsoft.com/office/word/2010/wordml" xmlns:w15="http://schemas.microsoft.com/office/word/2012/wordml" xmlns:w16cex="http://schemas.microsoft.com/office/word/2018/wordml/cex" xmlns:w16cid="http://schemas.microsoft.com/office/word/2016/wordml/cid" xmlns:w16="http://schemas.microsoft.com/office/word/2018/wordml" xmlns:w16se="http://schemas.microsoft.com/office/word/2015/wordml/symex" xmlns:wpg="http://schemas.microsoft.com/office/word/2010/wordprocessingGroup" xmlns:wpi="http://schemas.microsoft.com/office/word/2010/wordprocessingInk" xmlns:wne="http://schemas.microsoft.com/office/word/2006/wordml" xmlns:wps="http://schemas.microsoft.com/office/word/2010/wordprocessingShape" mc:Ignorable="w14 w15 w16se w16cid w16 w16cex wp14">
   <w:endnote w:type="separator" w:id="-1">
     <w:p>
       <w:r>
@@ -6153,17 +6526,7 @@
 </file>
 
 <file path=word/footer1.xml><?xml version="1.0" encoding="utf-8"?>
-<w:ftr xmlns:wpc="http://schemas.microsoft.com/office/word/2010/wordprocessingCanvas" xmlns:cx="http://schemas.microsoft.com/office/drawing/2014/chartex" xmlns:cx1="http://schemas.microsoft.com/office/drawing/2015/9/8/chartex" xmlns:cx2="http://schemas.microsoft.com/office/drawing/2015/10/21/chartex" xmlns:cx3="http://schemas.microsoft.com/office/drawing/2016/5/9/chartex" xmlns:cx4="http://schemas.microsoft.com/office/drawing/2016/5/10/chartex" xmlns:cx5="http://schemas.microsoft.com/office/drawing/2016/5/11/chartex" xmlns:cx6="http://schemas.microsoft.com/office/drawing/2016/5/12/chartex" xmlns:cx7="http://schemas.microsoft.com/office/drawing/2016/5/13/chartex" xmlns:cx8="http://schemas.microsoft.com/office/drawing/2016/5/14/chartex" xmlns:mc="http://schemas.openxmlformats.org/markup-compatibility/2006" xmlns:aink="http://schemas.microsoft.com/office/drawing/2016/ink" xmlns:am3d="http://schemas.microsoft.com/office/drawing/2017/model3d" xmlns:o="urn:schemas-microsoft-com:office:office" xmlns:r="http://schemas.openxmlformats.org/officeDocument/2006/relationships" xmlns:m="http://schemas.openxmlformats.org/officeDocument/2006/math" xmlns:v="urn:schemas-microsoft-com:vml" xmlns:wp14="http://schemas.microsoft.com/office/word/2010/wordprocessingDrawing" xmlns:wp="http://schemas.openxmlformats.org/drawingml/2006/wordprocessingDrawing" xmlns:w10="urn:schemas-microsoft-com:office:word" xmlns:w="http://schemas.openxmlformats.org/wordprocessingml/2006/main" xmlns:w14="http://schemas.microsoft.com/office/word/2010/wordml" xmlns:w15="http://schemas.microsoft.com/office/word/2012/wordml" xmlns:w16cid="http://schemas.microsoft.com/office/word/2016/wordml/cid" xmlns:w16se="http://schemas.microsoft.com/office/word/2015/wordml/symex" xmlns:wpg="http://schemas.microsoft.com/office/word/2010/wordprocessingGroup" xmlns:wpi="http://schemas.microsoft.com/office/word/2010/wordprocessingInk" xmlns:wne="http://schemas.microsoft.com/office/word/2006/wordml" xmlns:wps="http://schemas.microsoft.com/office/word/2010/wordprocessingShape" mc:Ignorable="w14 w15 w16se w16cid wp14">
-  <w:p>
-    <w:pPr>
-      <w:pStyle w:val="ae"/>
-    </w:pPr>
-  </w:p>
-</w:ftr>
-</file>
-
-<file path=word/footer2.xml><?xml version="1.0" encoding="utf-8"?>
-<w:ftr xmlns:wpc="http://schemas.microsoft.com/office/word/2010/wordprocessingCanvas" xmlns:cx="http://schemas.microsoft.com/office/drawing/2014/chartex" xmlns:cx1="http://schemas.microsoft.com/office/drawing/2015/9/8/chartex" xmlns:cx2="http://schemas.microsoft.com/office/drawing/2015/10/21/chartex" xmlns:cx3="http://schemas.microsoft.com/office/drawing/2016/5/9/chartex" xmlns:cx4="http://schemas.microsoft.com/office/drawing/2016/5/10/chartex" xmlns:cx5="http://schemas.microsoft.com/office/drawing/2016/5/11/chartex" xmlns:cx6="http://schemas.microsoft.com/office/drawing/2016/5/12/chartex" xmlns:cx7="http://schemas.microsoft.com/office/drawing/2016/5/13/chartex" xmlns:cx8="http://schemas.microsoft.com/office/drawing/2016/5/14/chartex" xmlns:mc="http://schemas.openxmlformats.org/markup-compatibility/2006" xmlns:aink="http://schemas.microsoft.com/office/drawing/2016/ink" xmlns:am3d="http://schemas.microsoft.com/office/drawing/2017/model3d" xmlns:o="urn:schemas-microsoft-com:office:office" xmlns:r="http://schemas.openxmlformats.org/officeDocument/2006/relationships" xmlns:m="http://schemas.openxmlformats.org/officeDocument/2006/math" xmlns:v="urn:schemas-microsoft-com:vml" xmlns:wp14="http://schemas.microsoft.com/office/word/2010/wordprocessingDrawing" xmlns:wp="http://schemas.openxmlformats.org/drawingml/2006/wordprocessingDrawing" xmlns:w10="urn:schemas-microsoft-com:office:word" xmlns:w="http://schemas.openxmlformats.org/wordprocessingml/2006/main" xmlns:w14="http://schemas.microsoft.com/office/word/2010/wordml" xmlns:w15="http://schemas.microsoft.com/office/word/2012/wordml" xmlns:w16cid="http://schemas.microsoft.com/office/word/2016/wordml/cid" xmlns:w16se="http://schemas.microsoft.com/office/word/2015/wordml/symex" xmlns:wpg="http://schemas.microsoft.com/office/word/2010/wordprocessingGroup" xmlns:wpi="http://schemas.microsoft.com/office/word/2010/wordprocessingInk" xmlns:wne="http://schemas.microsoft.com/office/word/2006/wordml" xmlns:wps="http://schemas.microsoft.com/office/word/2010/wordprocessingShape" mc:Ignorable="w14 w15 w16se w16cid wp14">
+<w:ftr xmlns:wpc="http://schemas.microsoft.com/office/word/2010/wordprocessingCanvas" xmlns:cx="http://schemas.microsoft.com/office/drawing/2014/chartex" xmlns:cx1="http://schemas.microsoft.com/office/drawing/2015/9/8/chartex" xmlns:cx2="http://schemas.microsoft.com/office/drawing/2015/10/21/chartex" xmlns:cx3="http://schemas.microsoft.com/office/drawing/2016/5/9/chartex" xmlns:cx4="http://schemas.microsoft.com/office/drawing/2016/5/10/chartex" xmlns:cx5="http://schemas.microsoft.com/office/drawing/2016/5/11/chartex" xmlns:cx6="http://schemas.microsoft.com/office/drawing/2016/5/12/chartex" xmlns:cx7="http://schemas.microsoft.com/office/drawing/2016/5/13/chartex" xmlns:cx8="http://schemas.microsoft.com/office/drawing/2016/5/14/chartex" xmlns:mc="http://schemas.openxmlformats.org/markup-compatibility/2006" xmlns:aink="http://schemas.microsoft.com/office/drawing/2016/ink" xmlns:am3d="http://schemas.microsoft.com/office/drawing/2017/model3d" xmlns:o="urn:schemas-microsoft-com:office:office" xmlns:r="http://schemas.openxmlformats.org/officeDocument/2006/relationships" xmlns:m="http://schemas.openxmlformats.org/officeDocument/2006/math" xmlns:v="urn:schemas-microsoft-com:vml" xmlns:wp14="http://schemas.microsoft.com/office/word/2010/wordprocessingDrawing" xmlns:wp="http://schemas.openxmlformats.org/drawingml/2006/wordprocessingDrawing" xmlns:w10="urn:schemas-microsoft-com:office:word" xmlns:w="http://schemas.openxmlformats.org/wordprocessingml/2006/main" xmlns:w14="http://schemas.microsoft.com/office/word/2010/wordml" xmlns:w15="http://schemas.microsoft.com/office/word/2012/wordml" xmlns:w16cex="http://schemas.microsoft.com/office/word/2018/wordml/cex" xmlns:w16cid="http://schemas.microsoft.com/office/word/2016/wordml/cid" xmlns:w16="http://schemas.microsoft.com/office/word/2018/wordml" xmlns:w16se="http://schemas.microsoft.com/office/word/2015/wordml/symex" xmlns:wpg="http://schemas.microsoft.com/office/word/2010/wordprocessingGroup" xmlns:wpi="http://schemas.microsoft.com/office/word/2010/wordprocessingInk" xmlns:wne="http://schemas.microsoft.com/office/word/2006/wordml" xmlns:wps="http://schemas.microsoft.com/office/word/2010/wordprocessingShape" mc:Ignorable="w14 w15 w16se w16cid w16 w16cex wp14">
   <w:p>
     <w:pPr>
       <w:pStyle w:val="ae"/>
@@ -6500,18 +6863,8 @@
 </w:ftr>
 </file>
 
-<file path=word/footer3.xml><?xml version="1.0" encoding="utf-8"?>
-<w:ftr xmlns:wpc="http://schemas.microsoft.com/office/word/2010/wordprocessingCanvas" xmlns:cx="http://schemas.microsoft.com/office/drawing/2014/chartex" xmlns:cx1="http://schemas.microsoft.com/office/drawing/2015/9/8/chartex" xmlns:cx2="http://schemas.microsoft.com/office/drawing/2015/10/21/chartex" xmlns:cx3="http://schemas.microsoft.com/office/drawing/2016/5/9/chartex" xmlns:cx4="http://schemas.microsoft.com/office/drawing/2016/5/10/chartex" xmlns:cx5="http://schemas.microsoft.com/office/drawing/2016/5/11/chartex" xmlns:cx6="http://schemas.microsoft.com/office/drawing/2016/5/12/chartex" xmlns:cx7="http://schemas.microsoft.com/office/drawing/2016/5/13/chartex" xmlns:cx8="http://schemas.microsoft.com/office/drawing/2016/5/14/chartex" xmlns:mc="http://schemas.openxmlformats.org/markup-compatibility/2006" xmlns:aink="http://schemas.microsoft.com/office/drawing/2016/ink" xmlns:am3d="http://schemas.microsoft.com/office/drawing/2017/model3d" xmlns:o="urn:schemas-microsoft-com:office:office" xmlns:r="http://schemas.openxmlformats.org/officeDocument/2006/relationships" xmlns:m="http://schemas.openxmlformats.org/officeDocument/2006/math" xmlns:v="urn:schemas-microsoft-com:vml" xmlns:wp14="http://schemas.microsoft.com/office/word/2010/wordprocessingDrawing" xmlns:wp="http://schemas.openxmlformats.org/drawingml/2006/wordprocessingDrawing" xmlns:w10="urn:schemas-microsoft-com:office:word" xmlns:w="http://schemas.openxmlformats.org/wordprocessingml/2006/main" xmlns:w14="http://schemas.microsoft.com/office/word/2010/wordml" xmlns:w15="http://schemas.microsoft.com/office/word/2012/wordml" xmlns:w16cid="http://schemas.microsoft.com/office/word/2016/wordml/cid" xmlns:w16se="http://schemas.microsoft.com/office/word/2015/wordml/symex" xmlns:wpg="http://schemas.microsoft.com/office/word/2010/wordprocessingGroup" xmlns:wpi="http://schemas.microsoft.com/office/word/2010/wordprocessingInk" xmlns:wne="http://schemas.microsoft.com/office/word/2006/wordml" xmlns:wps="http://schemas.microsoft.com/office/word/2010/wordprocessingShape" mc:Ignorable="w14 w15 w16se w16cid wp14">
-  <w:p>
-    <w:pPr>
-      <w:pStyle w:val="ae"/>
-    </w:pPr>
-  </w:p>
-</w:ftr>
-</file>
-
 <file path=word/footnotes.xml><?xml version="1.0" encoding="utf-8"?>
-<w:footnotes xmlns:wpc="http://schemas.microsoft.com/office/word/2010/wordprocessingCanvas" xmlns:cx="http://schemas.microsoft.com/office/drawing/2014/chartex" xmlns:cx1="http://schemas.microsoft.com/office/drawing/2015/9/8/chartex" xmlns:cx2="http://schemas.microsoft.com/office/drawing/2015/10/21/chartex" xmlns:cx3="http://schemas.microsoft.com/office/drawing/2016/5/9/chartex" xmlns:cx4="http://schemas.microsoft.com/office/drawing/2016/5/10/chartex" xmlns:cx5="http://schemas.microsoft.com/office/drawing/2016/5/11/chartex" xmlns:cx6="http://schemas.microsoft.com/office/drawing/2016/5/12/chartex" xmlns:cx7="http://schemas.microsoft.com/office/drawing/2016/5/13/chartex" xmlns:cx8="http://schemas.microsoft.com/office/drawing/2016/5/14/chartex" xmlns:mc="http://schemas.openxmlformats.org/markup-compatibility/2006" xmlns:aink="http://schemas.microsoft.com/office/drawing/2016/ink" xmlns:am3d="http://schemas.microsoft.com/office/drawing/2017/model3d" xmlns:o="urn:schemas-microsoft-com:office:office" xmlns:r="http://schemas.openxmlformats.org/officeDocument/2006/relationships" xmlns:m="http://schemas.openxmlformats.org/officeDocument/2006/math" xmlns:v="urn:schemas-microsoft-com:vml" xmlns:wp14="http://schemas.microsoft.com/office/word/2010/wordprocessingDrawing" xmlns:wp="http://schemas.openxmlformats.org/drawingml/2006/wordprocessingDrawing" xmlns:w10="urn:schemas-microsoft-com:office:word" xmlns:w="http://schemas.openxmlformats.org/wordprocessingml/2006/main" xmlns:w14="http://schemas.microsoft.com/office/word/2010/wordml" xmlns:w15="http://schemas.microsoft.com/office/word/2012/wordml" xmlns:w16cid="http://schemas.microsoft.com/office/word/2016/wordml/cid" xmlns:w16se="http://schemas.microsoft.com/office/word/2015/wordml/symex" xmlns:wpg="http://schemas.microsoft.com/office/word/2010/wordprocessingGroup" xmlns:wpi="http://schemas.microsoft.com/office/word/2010/wordprocessingInk" xmlns:wne="http://schemas.microsoft.com/office/word/2006/wordml" xmlns:wps="http://schemas.microsoft.com/office/word/2010/wordprocessingShape" mc:Ignorable="w14 w15 w16se w16cid wp14">
+<w:footnotes xmlns:wpc="http://schemas.microsoft.com/office/word/2010/wordprocessingCanvas" xmlns:cx="http://schemas.microsoft.com/office/drawing/2014/chartex" xmlns:cx1="http://schemas.microsoft.com/office/drawing/2015/9/8/chartex" xmlns:cx2="http://schemas.microsoft.com/office/drawing/2015/10/21/chartex" xmlns:cx3="http://schemas.microsoft.com/office/drawing/2016/5/9/chartex" xmlns:cx4="http://schemas.microsoft.com/office/drawing/2016/5/10/chartex" xmlns:cx5="http://schemas.microsoft.com/office/drawing/2016/5/11/chartex" xmlns:cx6="http://schemas.microsoft.com/office/drawing/2016/5/12/chartex" xmlns:cx7="http://schemas.microsoft.com/office/drawing/2016/5/13/chartex" xmlns:cx8="http://schemas.microsoft.com/office/drawing/2016/5/14/chartex" xmlns:mc="http://schemas.openxmlformats.org/markup-compatibility/2006" xmlns:aink="http://schemas.microsoft.com/office/drawing/2016/ink" xmlns:am3d="http://schemas.microsoft.com/office/drawing/2017/model3d" xmlns:o="urn:schemas-microsoft-com:office:office" xmlns:r="http://schemas.openxmlformats.org/officeDocument/2006/relationships" xmlns:m="http://schemas.openxmlformats.org/officeDocument/2006/math" xmlns:v="urn:schemas-microsoft-com:vml" xmlns:wp14="http://schemas.microsoft.com/office/word/2010/wordprocessingDrawing" xmlns:wp="http://schemas.openxmlformats.org/drawingml/2006/wordprocessingDrawing" xmlns:w10="urn:schemas-microsoft-com:office:word" xmlns:w="http://schemas.openxmlformats.org/wordprocessingml/2006/main" xmlns:w14="http://schemas.microsoft.com/office/word/2010/wordml" xmlns:w15="http://schemas.microsoft.com/office/word/2012/wordml" xmlns:w16cex="http://schemas.microsoft.com/office/word/2018/wordml/cex" xmlns:w16cid="http://schemas.microsoft.com/office/word/2016/wordml/cid" xmlns:w16="http://schemas.microsoft.com/office/word/2018/wordml" xmlns:w16se="http://schemas.microsoft.com/office/word/2015/wordml/symex" xmlns:wpg="http://schemas.microsoft.com/office/word/2010/wordprocessingGroup" xmlns:wpi="http://schemas.microsoft.com/office/word/2010/wordprocessingInk" xmlns:wne="http://schemas.microsoft.com/office/word/2006/wordml" xmlns:wps="http://schemas.microsoft.com/office/word/2010/wordprocessingShape" mc:Ignorable="w14 w15 w16se w16cid w16 w16cex wp14">
   <w:footnote w:type="separator" w:id="-1">
     <w:p>
       <w:r>
@@ -6530,7 +6883,7 @@
 </file>
 
 <file path=word/header1.xml><?xml version="1.0" encoding="utf-8"?>
-<w:hdr xmlns:wpc="http://schemas.microsoft.com/office/word/2010/wordprocessingCanvas" xmlns:cx="http://schemas.microsoft.com/office/drawing/2014/chartex" xmlns:cx1="http://schemas.microsoft.com/office/drawing/2015/9/8/chartex" xmlns:cx2="http://schemas.microsoft.com/office/drawing/2015/10/21/chartex" xmlns:cx3="http://schemas.microsoft.com/office/drawing/2016/5/9/chartex" xmlns:cx4="http://schemas.microsoft.com/office/drawing/2016/5/10/chartex" xmlns:cx5="http://schemas.microsoft.com/office/drawing/2016/5/11/chartex" xmlns:cx6="http://schemas.microsoft.com/office/drawing/2016/5/12/chartex" xmlns:cx7="http://schemas.microsoft.com/office/drawing/2016/5/13/chartex" xmlns:cx8="http://schemas.microsoft.com/office/drawing/2016/5/14/chartex" xmlns:mc="http://schemas.openxmlformats.org/markup-compatibility/2006" xmlns:aink="http://schemas.microsoft.com/office/drawing/2016/ink" xmlns:am3d="http://schemas.microsoft.com/office/drawing/2017/model3d" xmlns:o="urn:schemas-microsoft-com:office:office" xmlns:r="http://schemas.openxmlformats.org/officeDocument/2006/relationships" xmlns:m="http://schemas.openxmlformats.org/officeDocument/2006/math" xmlns:v="urn:schemas-microsoft-com:vml" xmlns:wp14="http://schemas.microsoft.com/office/word/2010/wordprocessingDrawing" xmlns:wp="http://schemas.openxmlformats.org/drawingml/2006/wordprocessingDrawing" xmlns:w10="urn:schemas-microsoft-com:office:word" xmlns:w="http://schemas.openxmlformats.org/wordprocessingml/2006/main" xmlns:w14="http://schemas.microsoft.com/office/word/2010/wordml" xmlns:w15="http://schemas.microsoft.com/office/word/2012/wordml" xmlns:w16cid="http://schemas.microsoft.com/office/word/2016/wordml/cid" xmlns:w16se="http://schemas.microsoft.com/office/word/2015/wordml/symex" xmlns:wpg="http://schemas.microsoft.com/office/word/2010/wordprocessingGroup" xmlns:wpi="http://schemas.microsoft.com/office/word/2010/wordprocessingInk" xmlns:wne="http://schemas.microsoft.com/office/word/2006/wordml" xmlns:wps="http://schemas.microsoft.com/office/word/2010/wordprocessingShape" mc:Ignorable="w14 w15 w16se w16cid wp14">
+<w:hdr xmlns:wpc="http://schemas.microsoft.com/office/word/2010/wordprocessingCanvas" xmlns:cx="http://schemas.microsoft.com/office/drawing/2014/chartex" xmlns:cx1="http://schemas.microsoft.com/office/drawing/2015/9/8/chartex" xmlns:cx2="http://schemas.microsoft.com/office/drawing/2015/10/21/chartex" xmlns:cx3="http://schemas.microsoft.com/office/drawing/2016/5/9/chartex" xmlns:cx4="http://schemas.microsoft.com/office/drawing/2016/5/10/chartex" xmlns:cx5="http://schemas.microsoft.com/office/drawing/2016/5/11/chartex" xmlns:cx6="http://schemas.microsoft.com/office/drawing/2016/5/12/chartex" xmlns:cx7="http://schemas.microsoft.com/office/drawing/2016/5/13/chartex" xmlns:cx8="http://schemas.microsoft.com/office/drawing/2016/5/14/chartex" xmlns:mc="http://schemas.openxmlformats.org/markup-compatibility/2006" xmlns:aink="http://schemas.microsoft.com/office/drawing/2016/ink" xmlns:am3d="http://schemas.microsoft.com/office/drawing/2017/model3d" xmlns:o="urn:schemas-microsoft-com:office:office" xmlns:r="http://schemas.openxmlformats.org/officeDocument/2006/relationships" xmlns:m="http://schemas.openxmlformats.org/officeDocument/2006/math" xmlns:v="urn:schemas-microsoft-com:vml" xmlns:wp14="http://schemas.microsoft.com/office/word/2010/wordprocessingDrawing" xmlns:wp="http://schemas.openxmlformats.org/drawingml/2006/wordprocessingDrawing" xmlns:w10="urn:schemas-microsoft-com:office:word" xmlns:w="http://schemas.openxmlformats.org/wordprocessingml/2006/main" xmlns:w14="http://schemas.microsoft.com/office/word/2010/wordml" xmlns:w15="http://schemas.microsoft.com/office/word/2012/wordml" xmlns:w16cex="http://schemas.microsoft.com/office/word/2018/wordml/cex" xmlns:w16cid="http://schemas.microsoft.com/office/word/2016/wordml/cid" xmlns:w16="http://schemas.microsoft.com/office/word/2018/wordml" xmlns:w16se="http://schemas.microsoft.com/office/word/2015/wordml/symex" xmlns:wpg="http://schemas.microsoft.com/office/word/2010/wordprocessingGroup" xmlns:wpi="http://schemas.microsoft.com/office/word/2010/wordprocessingInk" xmlns:wne="http://schemas.microsoft.com/office/word/2006/wordml" xmlns:wps="http://schemas.microsoft.com/office/word/2010/wordprocessingShape" mc:Ignorable="w14 w15 w16se w16cid w16 w16cex wp14">
   <w:p>
     <w:pPr>
       <w:pStyle w:val="ac"/>
@@ -6568,7 +6921,7 @@
 </file>
 
 <file path=word/header2.xml><?xml version="1.0" encoding="utf-8"?>
-<w:hdr xmlns:wpc="http://schemas.microsoft.com/office/word/2010/wordprocessingCanvas" xmlns:cx="http://schemas.microsoft.com/office/drawing/2014/chartex" xmlns:cx1="http://schemas.microsoft.com/office/drawing/2015/9/8/chartex" xmlns:cx2="http://schemas.microsoft.com/office/drawing/2015/10/21/chartex" xmlns:cx3="http://schemas.microsoft.com/office/drawing/2016/5/9/chartex" xmlns:cx4="http://schemas.microsoft.com/office/drawing/2016/5/10/chartex" xmlns:cx5="http://schemas.microsoft.com/office/drawing/2016/5/11/chartex" xmlns:cx6="http://schemas.microsoft.com/office/drawing/2016/5/12/chartex" xmlns:cx7="http://schemas.microsoft.com/office/drawing/2016/5/13/chartex" xmlns:cx8="http://schemas.microsoft.com/office/drawing/2016/5/14/chartex" xmlns:mc="http://schemas.openxmlformats.org/markup-compatibility/2006" xmlns:aink="http://schemas.microsoft.com/office/drawing/2016/ink" xmlns:am3d="http://schemas.microsoft.com/office/drawing/2017/model3d" xmlns:o="urn:schemas-microsoft-com:office:office" xmlns:r="http://schemas.openxmlformats.org/officeDocument/2006/relationships" xmlns:m="http://schemas.openxmlformats.org/officeDocument/2006/math" xmlns:v="urn:schemas-microsoft-com:vml" xmlns:wp14="http://schemas.microsoft.com/office/word/2010/wordprocessingDrawing" xmlns:wp="http://schemas.openxmlformats.org/drawingml/2006/wordprocessingDrawing" xmlns:w10="urn:schemas-microsoft-com:office:word" xmlns:w="http://schemas.openxmlformats.org/wordprocessingml/2006/main" xmlns:w14="http://schemas.microsoft.com/office/word/2010/wordml" xmlns:w15="http://schemas.microsoft.com/office/word/2012/wordml" xmlns:w16cid="http://schemas.microsoft.com/office/word/2016/wordml/cid" xmlns:w16se="http://schemas.microsoft.com/office/word/2015/wordml/symex" xmlns:wpg="http://schemas.microsoft.com/office/word/2010/wordprocessingGroup" xmlns:wpi="http://schemas.microsoft.com/office/word/2010/wordprocessingInk" xmlns:wne="http://schemas.microsoft.com/office/word/2006/wordml" xmlns:wps="http://schemas.microsoft.com/office/word/2010/wordprocessingShape" mc:Ignorable="w14 w15 w16se w16cid wp14">
+<w:hdr xmlns:wpc="http://schemas.microsoft.com/office/word/2010/wordprocessingCanvas" xmlns:cx="http://schemas.microsoft.com/office/drawing/2014/chartex" xmlns:cx1="http://schemas.microsoft.com/office/drawing/2015/9/8/chartex" xmlns:cx2="http://schemas.microsoft.com/office/drawing/2015/10/21/chartex" xmlns:cx3="http://schemas.microsoft.com/office/drawing/2016/5/9/chartex" xmlns:cx4="http://schemas.microsoft.com/office/drawing/2016/5/10/chartex" xmlns:cx5="http://schemas.microsoft.com/office/drawing/2016/5/11/chartex" xmlns:cx6="http://schemas.microsoft.com/office/drawing/2016/5/12/chartex" xmlns:cx7="http://schemas.microsoft.com/office/drawing/2016/5/13/chartex" xmlns:cx8="http://schemas.microsoft.com/office/drawing/2016/5/14/chartex" xmlns:mc="http://schemas.openxmlformats.org/markup-compatibility/2006" xmlns:aink="http://schemas.microsoft.com/office/drawing/2016/ink" xmlns:am3d="http://schemas.microsoft.com/office/drawing/2017/model3d" xmlns:o="urn:schemas-microsoft-com:office:office" xmlns:r="http://schemas.openxmlformats.org/officeDocument/2006/relationships" xmlns:m="http://schemas.openxmlformats.org/officeDocument/2006/math" xmlns:v="urn:schemas-microsoft-com:vml" xmlns:wp14="http://schemas.microsoft.com/office/word/2010/wordprocessingDrawing" xmlns:wp="http://schemas.openxmlformats.org/drawingml/2006/wordprocessingDrawing" xmlns:w10="urn:schemas-microsoft-com:office:word" xmlns:w="http://schemas.openxmlformats.org/wordprocessingml/2006/main" xmlns:w14="http://schemas.microsoft.com/office/word/2010/wordml" xmlns:w15="http://schemas.microsoft.com/office/word/2012/wordml" xmlns:w16cex="http://schemas.microsoft.com/office/word/2018/wordml/cex" xmlns:w16cid="http://schemas.microsoft.com/office/word/2016/wordml/cid" xmlns:w16="http://schemas.microsoft.com/office/word/2018/wordml" xmlns:w16se="http://schemas.microsoft.com/office/word/2015/wordml/symex" xmlns:wpg="http://schemas.microsoft.com/office/word/2010/wordprocessingGroup" xmlns:wpi="http://schemas.microsoft.com/office/word/2010/wordprocessingInk" xmlns:wne="http://schemas.microsoft.com/office/word/2006/wordml" xmlns:wps="http://schemas.microsoft.com/office/word/2010/wordprocessingShape" mc:Ignorable="w14 w15 w16se w16cid w16 w16cex wp14">
   <w:tbl>
     <w:tblPr>
       <w:tblW w:w="4873" w:type="pct"/>
@@ -6708,18 +7061,7 @@
               <w:szCs w:val="16"/>
               <w:lang w:val="pt-PT"/>
             </w:rPr>
-            <w:t>1</w:t>
-          </w:r>
-          <w:r>
-            <w:rPr>
-              <w:rFonts w:ascii="Tahoma" w:hAnsi="Tahoma" w:cs="Tahoma"/>
-              <w:b/>
-              <w:bCs/>
-              <w:color w:val="FFFFFF"/>
-              <w:sz w:val="16"/>
-              <w:szCs w:val="16"/>
-            </w:rPr>
-            <w:t>2</w:t>
+            <w:t>03</w:t>
           </w:r>
           <w:r>
             <w:rPr>
@@ -6741,9 +7083,9 @@
               <w:color w:val="FFFFFF"/>
               <w:sz w:val="16"/>
               <w:szCs w:val="16"/>
-              <w:lang w:val="en-US"/>
+              <w:lang w:val="pt-PT"/>
             </w:rPr>
-            <w:t>4</w:t>
+            <w:t>8</w:t>
           </w:r>
           <w:r>
             <w:rPr>
@@ -6783,18 +7125,8 @@
 </w:hdr>
 </file>
 
-<file path=word/header3.xml><?xml version="1.0" encoding="utf-8"?>
-<w:hdr xmlns:wpc="http://schemas.microsoft.com/office/word/2010/wordprocessingCanvas" xmlns:cx="http://schemas.microsoft.com/office/drawing/2014/chartex" xmlns:cx1="http://schemas.microsoft.com/office/drawing/2015/9/8/chartex" xmlns:cx2="http://schemas.microsoft.com/office/drawing/2015/10/21/chartex" xmlns:cx3="http://schemas.microsoft.com/office/drawing/2016/5/9/chartex" xmlns:cx4="http://schemas.microsoft.com/office/drawing/2016/5/10/chartex" xmlns:cx5="http://schemas.microsoft.com/office/drawing/2016/5/11/chartex" xmlns:cx6="http://schemas.microsoft.com/office/drawing/2016/5/12/chartex" xmlns:cx7="http://schemas.microsoft.com/office/drawing/2016/5/13/chartex" xmlns:cx8="http://schemas.microsoft.com/office/drawing/2016/5/14/chartex" xmlns:mc="http://schemas.openxmlformats.org/markup-compatibility/2006" xmlns:aink="http://schemas.microsoft.com/office/drawing/2016/ink" xmlns:am3d="http://schemas.microsoft.com/office/drawing/2017/model3d" xmlns:o="urn:schemas-microsoft-com:office:office" xmlns:r="http://schemas.openxmlformats.org/officeDocument/2006/relationships" xmlns:m="http://schemas.openxmlformats.org/officeDocument/2006/math" xmlns:v="urn:schemas-microsoft-com:vml" xmlns:wp14="http://schemas.microsoft.com/office/word/2010/wordprocessingDrawing" xmlns:wp="http://schemas.openxmlformats.org/drawingml/2006/wordprocessingDrawing" xmlns:w10="urn:schemas-microsoft-com:office:word" xmlns:w="http://schemas.openxmlformats.org/wordprocessingml/2006/main" xmlns:w14="http://schemas.microsoft.com/office/word/2010/wordml" xmlns:w15="http://schemas.microsoft.com/office/word/2012/wordml" xmlns:w16cid="http://schemas.microsoft.com/office/word/2016/wordml/cid" xmlns:w16se="http://schemas.microsoft.com/office/word/2015/wordml/symex" xmlns:wpg="http://schemas.microsoft.com/office/word/2010/wordprocessingGroup" xmlns:wpi="http://schemas.microsoft.com/office/word/2010/wordprocessingInk" xmlns:wne="http://schemas.microsoft.com/office/word/2006/wordml" xmlns:wps="http://schemas.microsoft.com/office/word/2010/wordprocessingShape" mc:Ignorable="w14 w15 w16se w16cid wp14">
-  <w:p>
-    <w:pPr>
-      <w:pStyle w:val="ac"/>
-    </w:pPr>
-  </w:p>
-</w:hdr>
-</file>
-
 <file path=word/numbering.xml><?xml version="1.0" encoding="utf-8"?>
-<w:numbering xmlns:wpc="http://schemas.microsoft.com/office/word/2010/wordprocessingCanvas" xmlns:cx="http://schemas.microsoft.com/office/drawing/2014/chartex" xmlns:cx1="http://schemas.microsoft.com/office/drawing/2015/9/8/chartex" xmlns:cx2="http://schemas.microsoft.com/office/drawing/2015/10/21/chartex" xmlns:cx3="http://schemas.microsoft.com/office/drawing/2016/5/9/chartex" xmlns:cx4="http://schemas.microsoft.com/office/drawing/2016/5/10/chartex" xmlns:cx5="http://schemas.microsoft.com/office/drawing/2016/5/11/chartex" xmlns:cx6="http://schemas.microsoft.com/office/drawing/2016/5/12/chartex" xmlns:cx7="http://schemas.microsoft.com/office/drawing/2016/5/13/chartex" xmlns:cx8="http://schemas.microsoft.com/office/drawing/2016/5/14/chartex" xmlns:mc="http://schemas.openxmlformats.org/markup-compatibility/2006" xmlns:aink="http://schemas.microsoft.com/office/drawing/2016/ink" xmlns:am3d="http://schemas.microsoft.com/office/drawing/2017/model3d" xmlns:o="urn:schemas-microsoft-com:office:office" xmlns:r="http://schemas.openxmlformats.org/officeDocument/2006/relationships" xmlns:m="http://schemas.openxmlformats.org/officeDocument/2006/math" xmlns:v="urn:schemas-microsoft-com:vml" xmlns:wp14="http://schemas.microsoft.com/office/word/2010/wordprocessingDrawing" xmlns:wp="http://schemas.openxmlformats.org/drawingml/2006/wordprocessingDrawing" xmlns:w10="urn:schemas-microsoft-com:office:word" xmlns:w="http://schemas.openxmlformats.org/wordprocessingml/2006/main" xmlns:w14="http://schemas.microsoft.com/office/word/2010/wordml" xmlns:w15="http://schemas.microsoft.com/office/word/2012/wordml" xmlns:w16cid="http://schemas.microsoft.com/office/word/2016/wordml/cid" xmlns:w16se="http://schemas.microsoft.com/office/word/2015/wordml/symex" xmlns:wpg="http://schemas.microsoft.com/office/word/2010/wordprocessingGroup" xmlns:wpi="http://schemas.microsoft.com/office/word/2010/wordprocessingInk" xmlns:wne="http://schemas.microsoft.com/office/word/2006/wordml" xmlns:wps="http://schemas.microsoft.com/office/word/2010/wordprocessingShape" mc:Ignorable="w14 w15 w16se w16cid wp14">
+<w:numbering xmlns:wpc="http://schemas.microsoft.com/office/word/2010/wordprocessingCanvas" xmlns:cx="http://schemas.microsoft.com/office/drawing/2014/chartex" xmlns:cx1="http://schemas.microsoft.com/office/drawing/2015/9/8/chartex" xmlns:cx2="http://schemas.microsoft.com/office/drawing/2015/10/21/chartex" xmlns:cx3="http://schemas.microsoft.com/office/drawing/2016/5/9/chartex" xmlns:cx4="http://schemas.microsoft.com/office/drawing/2016/5/10/chartex" xmlns:cx5="http://schemas.microsoft.com/office/drawing/2016/5/11/chartex" xmlns:cx6="http://schemas.microsoft.com/office/drawing/2016/5/12/chartex" xmlns:cx7="http://schemas.microsoft.com/office/drawing/2016/5/13/chartex" xmlns:cx8="http://schemas.microsoft.com/office/drawing/2016/5/14/chartex" xmlns:mc="http://schemas.openxmlformats.org/markup-compatibility/2006" xmlns:aink="http://schemas.microsoft.com/office/drawing/2016/ink" xmlns:am3d="http://schemas.microsoft.com/office/drawing/2017/model3d" xmlns:o="urn:schemas-microsoft-com:office:office" xmlns:r="http://schemas.openxmlformats.org/officeDocument/2006/relationships" xmlns:m="http://schemas.openxmlformats.org/officeDocument/2006/math" xmlns:v="urn:schemas-microsoft-com:vml" xmlns:wp14="http://schemas.microsoft.com/office/word/2010/wordprocessingDrawing" xmlns:wp="http://schemas.openxmlformats.org/drawingml/2006/wordprocessingDrawing" xmlns:w10="urn:schemas-microsoft-com:office:word" xmlns:w="http://schemas.openxmlformats.org/wordprocessingml/2006/main" xmlns:w14="http://schemas.microsoft.com/office/word/2010/wordml" xmlns:w15="http://schemas.microsoft.com/office/word/2012/wordml" xmlns:w16cex="http://schemas.microsoft.com/office/word/2018/wordml/cex" xmlns:w16cid="http://schemas.microsoft.com/office/word/2016/wordml/cid" xmlns:w16="http://schemas.microsoft.com/office/word/2018/wordml" xmlns:w16se="http://schemas.microsoft.com/office/word/2015/wordml/symex" xmlns:wpg="http://schemas.microsoft.com/office/word/2010/wordprocessingGroup" xmlns:wpi="http://schemas.microsoft.com/office/word/2010/wordprocessingInk" xmlns:wne="http://schemas.microsoft.com/office/word/2006/wordml" xmlns:wps="http://schemas.microsoft.com/office/word/2010/wordprocessingShape" mc:Ignorable="w14 w15 w16se w16cid w16 w16cex wp14">
   <w:abstractNum w:abstractNumId="0" w15:restartNumberingAfterBreak="0">
     <w:nsid w:val="03EE7DC7"/>
     <w:multiLevelType w:val="singleLevel"/>
@@ -8603,7 +8935,7 @@
 </file>
 
 <file path=word/styles.xml><?xml version="1.0" encoding="utf-8"?>
-<w:styles xmlns:mc="http://schemas.openxmlformats.org/markup-compatibility/2006" xmlns:r="http://schemas.openxmlformats.org/officeDocument/2006/relationships" xmlns:w="http://schemas.openxmlformats.org/wordprocessingml/2006/main" xmlns:w14="http://schemas.microsoft.com/office/word/2010/wordml" xmlns:w15="http://schemas.microsoft.com/office/word/2012/wordml" xmlns:w16cid="http://schemas.microsoft.com/office/word/2016/wordml/cid" xmlns:w16se="http://schemas.microsoft.com/office/word/2015/wordml/symex" mc:Ignorable="w14 w15 w16se w16cid">
+<w:styles xmlns:mc="http://schemas.openxmlformats.org/markup-compatibility/2006" xmlns:r="http://schemas.openxmlformats.org/officeDocument/2006/relationships" xmlns:w="http://schemas.openxmlformats.org/wordprocessingml/2006/main" xmlns:w14="http://schemas.microsoft.com/office/word/2010/wordml" xmlns:w15="http://schemas.microsoft.com/office/word/2012/wordml" xmlns:w16cex="http://schemas.microsoft.com/office/word/2018/wordml/cex" xmlns:w16cid="http://schemas.microsoft.com/office/word/2016/wordml/cid" xmlns:w16="http://schemas.microsoft.com/office/word/2018/wordml" xmlns:w16se="http://schemas.microsoft.com/office/word/2015/wordml/symex" mc:Ignorable="w14 w15 w16se w16cid w16 w16cex">
   <w:docDefaults>
     <w:rPrDefault>
       <w:rPr>
@@ -8902,7 +9234,7 @@
   <w:style w:type="paragraph" w:default="1" w:styleId="a">
     <w:name w:val="Normal"/>
     <w:qFormat/>
-    <w:rsid w:val="00104C5A"/>
+    <w:rsid w:val="00E91999"/>
     <w:pPr>
       <w:autoSpaceDE w:val="0"/>
       <w:autoSpaceDN w:val="0"/>

--- a/Documents/dmitrii_konstantinov_cv.docx
+++ b/Documents/dmitrii_konstantinov_cv.docx
@@ -2189,14 +2189,12 @@
                 </w:tcPr>
                 <w:p>
                   <w:pPr>
-                    <w:pStyle w:val="Description"/>
-                    <w:spacing w:before="0" w:after="0"/>
+                    <w:autoSpaceDE/>
+                    <w:autoSpaceDN/>
                     <w:jc w:val="left"/>
                     <w:rPr>
-                      <w:rFonts w:ascii="Tahoma" w:hAnsi="Tahoma" w:cs="Tahoma"/>
-                      <w:color w:val="595959"/>
-                      <w:sz w:val="20"/>
-                      <w:lang w:val="ru-RU" w:eastAsia="ru-RU"/>
+                      <w:rFonts w:ascii="Times New Roman" w:hAnsi="Times New Roman" w:cs="Times New Roman"/>
+                      <w:lang w:val="ru-RU"/>
                     </w:rPr>
                   </w:pPr>
                   <w:proofErr w:type="spellStart"/>
@@ -2205,7 +2203,7 @@
                       <w:rFonts w:ascii="Tahoma" w:hAnsi="Tahoma" w:cs="Tahoma"/>
                       <w:color w:val="595959"/>
                       <w:sz w:val="20"/>
-                      <w:lang w:val="ru-RU" w:eastAsia="ru-RU"/>
+                      <w:lang w:val="ru-RU"/>
                     </w:rPr>
                     <w:t>Многопоточность</w:t>
                   </w:r>
@@ -2215,7 +2213,7 @@
                       <w:rFonts w:ascii="Tahoma" w:hAnsi="Tahoma" w:cs="Tahoma"/>
                       <w:color w:val="595959"/>
                       <w:sz w:val="20"/>
-                      <w:lang w:val="ru-RU" w:eastAsia="ru-RU"/>
+                      <w:lang w:val="ru-RU"/>
                     </w:rPr>
                     <w:t xml:space="preserve"> в </w:t>
                   </w:r>
@@ -2224,7 +2222,7 @@
                       <w:rFonts w:ascii="Tahoma" w:hAnsi="Tahoma" w:cs="Tahoma"/>
                       <w:color w:val="595959"/>
                       <w:sz w:val="20"/>
-                      <w:lang w:val="en-US" w:eastAsia="ru-RU"/>
+                      <w:lang w:val="en-US"/>
                     </w:rPr>
                     <w:t>iOS</w:t>
                   </w:r>
@@ -2233,7 +2231,7 @@
                       <w:rFonts w:ascii="Tahoma" w:hAnsi="Tahoma" w:cs="Tahoma"/>
                       <w:color w:val="595959"/>
                       <w:sz w:val="20"/>
-                      <w:lang w:val="ru-RU" w:eastAsia="ru-RU"/>
+                      <w:lang w:val="ru-RU"/>
                     </w:rPr>
                     <w:t xml:space="preserve"> (</w:t>
                   </w:r>
@@ -2242,7 +2240,7 @@
                       <w:rFonts w:ascii="Tahoma" w:hAnsi="Tahoma" w:cs="Tahoma"/>
                       <w:color w:val="595959"/>
                       <w:sz w:val="20"/>
-                      <w:lang w:val="en-US" w:eastAsia="ru-RU"/>
+                      <w:lang w:val="en-US"/>
                     </w:rPr>
                     <w:t>Swift</w:t>
                   </w:r>
@@ -2251,16 +2249,16 @@
                       <w:rFonts w:ascii="Tahoma" w:hAnsi="Tahoma" w:cs="Tahoma"/>
                       <w:color w:val="595959"/>
                       <w:sz w:val="20"/>
-                      <w:lang w:val="ru-RU" w:eastAsia="ru-RU"/>
+                      <w:lang w:val="ru-RU"/>
                     </w:rPr>
-                    <w:t xml:space="preserve">) (299210), </w:t>
+                    <w:t xml:space="preserve">), </w:t>
                   </w:r>
                   <w:r>
                     <w:rPr>
                       <w:rFonts w:ascii="Tahoma" w:hAnsi="Tahoma" w:cs="Tahoma"/>
                       <w:color w:val="595959"/>
                       <w:sz w:val="20"/>
-                      <w:lang w:val="en-US" w:eastAsia="ru-RU"/>
+                      <w:lang w:val="en-US"/>
                     </w:rPr>
                     <w:t>AGILE</w:t>
                   </w:r>
@@ -2269,18 +2267,27 @@
                       <w:rFonts w:ascii="Tahoma" w:hAnsi="Tahoma" w:cs="Tahoma"/>
                       <w:color w:val="595959"/>
                       <w:sz w:val="20"/>
-                      <w:lang w:val="ru-RU" w:eastAsia="ru-RU"/>
+                      <w:lang w:val="ru-RU"/>
                     </w:rPr>
-                    <w:t xml:space="preserve">. </w:t>
+                    <w:t xml:space="preserve">, </w:t>
                   </w:r>
                   <w:r>
                     <w:rPr>
                       <w:rFonts w:ascii="Tahoma" w:hAnsi="Tahoma" w:cs="Tahoma"/>
                       <w:color w:val="595959"/>
                       <w:sz w:val="20"/>
-                      <w:lang w:val="ru-RU" w:eastAsia="ru-RU"/>
+                      <w:lang w:val="en-US"/>
                     </w:rPr>
-                    <w:t xml:space="preserve">Вводный курс </w:t>
+                    <w:t>JIRA</w:t>
+                  </w:r>
+                  <w:r>
+                    <w:rPr>
+                      <w:rFonts w:ascii="Tahoma" w:hAnsi="Tahoma" w:cs="Tahoma"/>
+                      <w:color w:val="595959"/>
+                      <w:sz w:val="20"/>
+                      <w:lang w:val="ru-RU"/>
+                    </w:rPr>
+                    <w:t xml:space="preserve"> </w:t>
                   </w:r>
                 </w:p>
               </w:tc>
@@ -2348,7 +2355,7 @@
                       <w:rFonts w:ascii="Tahoma" w:hAnsi="Tahoma" w:cs="Tahoma"/>
                       <w:color w:val="595959"/>
                       <w:sz w:val="20"/>
-                      <w:lang w:val="ru-RU" w:eastAsia="ru-RU"/>
+                      <w:lang w:val="en-US" w:eastAsia="ru-RU"/>
                     </w:rPr>
                   </w:pPr>
                   <w:r>
@@ -2377,6 +2384,15 @@
                       <w:lang w:val="ru-RU" w:eastAsia="ru-RU"/>
                     </w:rPr>
                     <w:t>20</w:t>
+                  </w:r>
+                  <w:r>
+                    <w:rPr>
+                      <w:rFonts w:ascii="Tahoma" w:hAnsi="Tahoma" w:cs="Tahoma"/>
+                      <w:color w:val="595959"/>
+                      <w:sz w:val="20"/>
+                      <w:lang w:val="en-US" w:eastAsia="ru-RU"/>
+                    </w:rPr>
+                    <w:t xml:space="preserve"> – 08/2020</w:t>
                   </w:r>
                 </w:p>
               </w:tc>
@@ -7059,9 +7075,8 @@
               <w:color w:val="FFFFFF"/>
               <w:sz w:val="16"/>
               <w:szCs w:val="16"/>
-              <w:lang w:val="pt-PT"/>
             </w:rPr>
-            <w:t>03</w:t>
+            <w:t>25</w:t>
           </w:r>
           <w:r>
             <w:rPr>

--- a/Documents/dmitrii_konstantinov_cv.docx
+++ b/Documents/dmitrii_konstantinov_cv.docx
@@ -699,27 +699,7 @@
                 <w:sz w:val="20"/>
                 <w:lang w:val="en-US"/>
               </w:rPr>
-              <w:t xml:space="preserve">@CasperNEw / </w:t>
-            </w:r>
-            <w:proofErr w:type="gramStart"/>
-            <w:r>
-              <w:rPr>
-                <w:rFonts w:ascii="Tahoma" w:hAnsi="Tahoma" w:cs="Tahoma"/>
-                <w:color w:val="595959"/>
-                <w:sz w:val="20"/>
-                <w:lang w:val="en-US"/>
-              </w:rPr>
-              <w:t>live:konst</w:t>
-            </w:r>
-            <w:proofErr w:type="gramEnd"/>
-            <w:r>
-              <w:rPr>
-                <w:rFonts w:ascii="Tahoma" w:hAnsi="Tahoma" w:cs="Tahoma"/>
-                <w:color w:val="595959"/>
-                <w:sz w:val="20"/>
-                <w:lang w:val="en-US"/>
-              </w:rPr>
-              <w:t>.arh2k</w:t>
+              <w:t>@CasperNEw / live:konst.arh2k</w:t>
             </w:r>
           </w:p>
         </w:tc>
@@ -1067,6 +1047,9 @@
       <w:r>
         <w:t xml:space="preserve">, </w:t>
       </w:r>
+      <w:r>
+        <w:t>RxSwift</w:t>
+      </w:r>
     </w:p>
     <w:p>
       <w:pPr>
@@ -1093,56 +1076,12 @@
           <w:szCs w:val="24"/>
         </w:rPr>
       </w:pPr>
-      <w:proofErr w:type="spellStart"/>
       <w:r>
         <w:rPr>
           <w:rFonts w:cs="Tahoma"/>
         </w:rPr>
-        <w:t>UIKit</w:t>
+        <w:t>UIKit, Foundation, Alamofire, GCD, Realm, Firebase, GoogleMaps, SwiftLint</w:t>
       </w:r>
-      <w:proofErr w:type="spellEnd"/>
-      <w:r>
-        <w:rPr>
-          <w:rFonts w:cs="Tahoma"/>
-        </w:rPr>
-        <w:t xml:space="preserve">, Foundation, </w:t>
-      </w:r>
-      <w:proofErr w:type="spellStart"/>
-      <w:r>
-        <w:rPr>
-          <w:rFonts w:cs="Tahoma"/>
-        </w:rPr>
-        <w:t>Alamofire</w:t>
-      </w:r>
-      <w:proofErr w:type="spellEnd"/>
-      <w:r>
-        <w:rPr>
-          <w:rFonts w:cs="Tahoma"/>
-        </w:rPr>
-        <w:t xml:space="preserve">, GCD, Realm, Firebase, </w:t>
-      </w:r>
-      <w:proofErr w:type="spellStart"/>
-      <w:r>
-        <w:rPr>
-          <w:rFonts w:cs="Tahoma"/>
-        </w:rPr>
-        <w:t>GoogleMaps</w:t>
-      </w:r>
-      <w:proofErr w:type="spellEnd"/>
-      <w:r>
-        <w:rPr>
-          <w:rFonts w:cs="Tahoma"/>
-        </w:rPr>
-        <w:t xml:space="preserve">, </w:t>
-      </w:r>
-      <w:proofErr w:type="spellStart"/>
-      <w:r>
-        <w:rPr>
-          <w:rFonts w:cs="Tahoma"/>
-        </w:rPr>
-        <w:t>SwiftLint</w:t>
-      </w:r>
-      <w:proofErr w:type="spellEnd"/>
       <w:r>
         <w:rPr>
           <w:rFonts w:cs="Tahoma"/>
@@ -1490,7 +1429,6 @@
                       <w:lang w:val="ru-RU" w:eastAsia="ru-RU"/>
                     </w:rPr>
                   </w:pPr>
-                  <w:proofErr w:type="spellStart"/>
                   <w:r>
                     <w:rPr>
                       <w:rFonts w:ascii="Tahoma" w:hAnsi="Tahoma" w:cs="Tahoma"/>
@@ -1498,17 +1436,7 @@
                       <w:sz w:val="20"/>
                       <w:lang w:val="en-US" w:eastAsia="ru-RU"/>
                     </w:rPr>
-                    <w:t>GeekBrains</w:t>
-                  </w:r>
-                  <w:proofErr w:type="spellEnd"/>
-                  <w:r>
-                    <w:rPr>
-                      <w:rFonts w:ascii="Tahoma" w:hAnsi="Tahoma" w:cs="Tahoma"/>
-                      <w:color w:val="595959"/>
-                      <w:sz w:val="20"/>
-                      <w:lang w:val="en-US" w:eastAsia="ru-RU"/>
-                    </w:rPr>
-                    <w:t xml:space="preserve"> @mail.ru group</w:t>
+                    <w:t>GeekBrains @mail.ru group</w:t>
                   </w:r>
                 </w:p>
               </w:tc>
@@ -1806,7 +1734,6 @@
                     </w:rPr>
                     <w:t xml:space="preserve">, Стажировка в </w:t>
                   </w:r>
-                  <w:proofErr w:type="spellStart"/>
                   <w:r>
                     <w:rPr>
                       <w:rStyle w:val="hps"/>
@@ -1817,7 +1744,6 @@
                     </w:rPr>
                     <w:t>GeekBrains</w:t>
                   </w:r>
-                  <w:proofErr w:type="spellEnd"/>
                   <w:r>
                     <w:rPr>
                       <w:rStyle w:val="hps"/>
@@ -2101,7 +2027,6 @@
                       <w:lang w:val="ru-RU"/>
                     </w:rPr>
                   </w:pPr>
-                  <w:proofErr w:type="spellStart"/>
                   <w:r>
                     <w:rPr>
                       <w:rFonts w:ascii="Tahoma" w:hAnsi="Tahoma" w:cs="Tahoma"/>
@@ -2109,17 +2034,7 @@
                       <w:sz w:val="20"/>
                       <w:lang w:val="en-US"/>
                     </w:rPr>
-                    <w:t>Stepik</w:t>
-                  </w:r>
-                  <w:proofErr w:type="spellEnd"/>
-                  <w:r>
-                    <w:rPr>
-                      <w:rFonts w:ascii="Tahoma" w:hAnsi="Tahoma" w:cs="Tahoma"/>
-                      <w:color w:val="595959"/>
-                      <w:sz w:val="20"/>
-                      <w:lang w:val="en-US"/>
-                    </w:rPr>
-                    <w:t xml:space="preserve"> education</w:t>
+                    <w:t>Stepik education</w:t>
                   </w:r>
                   <w:r>
                     <w:rPr>
@@ -2197,7 +2112,6 @@
                       <w:lang w:val="ru-RU"/>
                     </w:rPr>
                   </w:pPr>
-                  <w:proofErr w:type="spellStart"/>
                   <w:r>
                     <w:rPr>
                       <w:rFonts w:ascii="Tahoma" w:hAnsi="Tahoma" w:cs="Tahoma"/>
@@ -2205,17 +2119,7 @@
                       <w:sz w:val="20"/>
                       <w:lang w:val="ru-RU"/>
                     </w:rPr>
-                    <w:t>Многопоточность</w:t>
-                  </w:r>
-                  <w:proofErr w:type="spellEnd"/>
-                  <w:r>
-                    <w:rPr>
-                      <w:rFonts w:ascii="Tahoma" w:hAnsi="Tahoma" w:cs="Tahoma"/>
-                      <w:color w:val="595959"/>
-                      <w:sz w:val="20"/>
-                      <w:lang w:val="ru-RU"/>
-                    </w:rPr>
-                    <w:t xml:space="preserve"> в </w:t>
+                    <w:t xml:space="preserve">Многопоточность в </w:t>
                   </w:r>
                   <w:r>
                     <w:rPr>
@@ -2484,7 +2388,6 @@
                       </w:rPr>
                       <w:t>://</w:t>
                     </w:r>
-                    <w:proofErr w:type="spellStart"/>
                     <w:r>
                       <w:rPr>
                         <w:rStyle w:val="af0"/>
@@ -2493,7 +2396,6 @@
                       </w:rPr>
                       <w:t>github</w:t>
                     </w:r>
-                    <w:proofErr w:type="spellEnd"/>
                     <w:r>
                       <w:rPr>
                         <w:rStyle w:val="af0"/>
@@ -2537,7 +2439,6 @@
                       </w:rPr>
                       <w:t>/</w:t>
                     </w:r>
-                    <w:proofErr w:type="spellStart"/>
                     <w:r>
                       <w:rPr>
                         <w:rStyle w:val="af0"/>
@@ -2546,7 +2447,6 @@
                       </w:rPr>
                       <w:t>caspernew</w:t>
                     </w:r>
-                    <w:proofErr w:type="spellEnd"/>
                     <w:r>
                       <w:rPr>
                         <w:rStyle w:val="af0"/>
@@ -2556,7 +2456,6 @@
                       </w:rPr>
                       <w:t>.</w:t>
                     </w:r>
-                    <w:proofErr w:type="spellStart"/>
                     <w:r>
                       <w:rPr>
                         <w:rStyle w:val="af0"/>
@@ -2565,7 +2464,6 @@
                       </w:rPr>
                       <w:t>github</w:t>
                     </w:r>
-                    <w:proofErr w:type="spellEnd"/>
                     <w:r>
                       <w:rPr>
                         <w:rStyle w:val="af0"/>
@@ -2575,7 +2473,6 @@
                       </w:rPr>
                       <w:t>.</w:t>
                     </w:r>
-                    <w:proofErr w:type="spellStart"/>
                     <w:r>
                       <w:rPr>
                         <w:rStyle w:val="af0"/>
@@ -2584,7 +2481,6 @@
                       </w:rPr>
                       <w:t>io</w:t>
                     </w:r>
-                    <w:proofErr w:type="spellEnd"/>
                     <w:r>
                       <w:rPr>
                         <w:rStyle w:val="af0"/>
@@ -3014,7 +2910,6 @@
         </w:rPr>
         <w:t xml:space="preserve"> </w:t>
       </w:r>
-      <w:proofErr w:type="spellStart"/>
       <w:r>
         <w:rPr>
           <w:rFonts w:cs="Tahoma"/>
@@ -3022,7 +2917,6 @@
         </w:rPr>
         <w:t>GeekBrains</w:t>
       </w:r>
-      <w:proofErr w:type="spellEnd"/>
       <w:r>
         <w:rPr>
           <w:rFonts w:cs="Tahoma"/>
@@ -3090,6 +2984,36 @@
     <w:p>
       <w:pPr>
         <w:pStyle w:val="af3"/>
+        <w:spacing w:after="120"/>
+        <w:jc w:val="left"/>
+        <w:rPr>
+          <w:rFonts w:ascii="Tahoma" w:hAnsi="Tahoma" w:cs="Tahoma"/>
+          <w:b w:val="0"/>
+          <w:color w:val="FFC000"/>
+          <w:sz w:val="24"/>
+          <w:szCs w:val="24"/>
+          <w:lang w:val="ru-RU"/>
+        </w:rPr>
+      </w:pPr>
+    </w:p>
+    <w:p>
+      <w:pPr>
+        <w:pStyle w:val="af3"/>
+        <w:spacing w:after="120"/>
+        <w:jc w:val="left"/>
+        <w:rPr>
+          <w:rFonts w:ascii="Tahoma" w:hAnsi="Tahoma" w:cs="Tahoma"/>
+          <w:b w:val="0"/>
+          <w:color w:val="FFC000"/>
+          <w:sz w:val="24"/>
+          <w:szCs w:val="24"/>
+          <w:lang w:val="ru-RU"/>
+        </w:rPr>
+      </w:pPr>
+    </w:p>
+    <w:p>
+      <w:pPr>
+        <w:pStyle w:val="af3"/>
         <w:jc w:val="left"/>
         <w:rPr>
           <w:rFonts w:ascii="Tahoma" w:hAnsi="Tahoma" w:cs="Tahoma"/>
@@ -3111,6 +3035,20 @@
         </w:rPr>
         <w:t>Профессиональный опыт</w:t>
       </w:r>
+    </w:p>
+    <w:p>
+      <w:pPr>
+        <w:pStyle w:val="af3"/>
+        <w:jc w:val="left"/>
+        <w:rPr>
+          <w:rFonts w:ascii="Tahoma" w:hAnsi="Tahoma" w:cs="Tahoma"/>
+          <w:b w:val="0"/>
+          <w:color w:val="2E74B5"/>
+          <w:sz w:val="24"/>
+          <w:szCs w:val="24"/>
+          <w:lang w:val="ru-RU"/>
+        </w:rPr>
+      </w:pPr>
     </w:p>
     <w:p>
       <w:pPr>
@@ -3286,7 +3224,27 @@
                 <w:szCs w:val="18"/>
                 <w:lang w:val="ru-RU"/>
               </w:rPr>
-              <w:t>ООО «СЛЕКИ»</w:t>
+              <w:t>ООО «</w:t>
+            </w:r>
+            <w:r>
+              <w:rPr>
+                <w:rFonts w:ascii="Tahoma" w:hAnsi="Tahoma" w:cs="Tahoma"/>
+                <w:color w:val="595959"/>
+                <w:sz w:val="18"/>
+                <w:szCs w:val="18"/>
+                <w:lang w:val="ru-RU"/>
+              </w:rPr>
+              <w:t>НЭТИ</w:t>
+            </w:r>
+            <w:r>
+              <w:rPr>
+                <w:rFonts w:ascii="Tahoma" w:hAnsi="Tahoma" w:cs="Tahoma"/>
+                <w:color w:val="595959"/>
+                <w:sz w:val="18"/>
+                <w:szCs w:val="18"/>
+                <w:lang w:val="ru-RU"/>
+              </w:rPr>
+              <w:t>»</w:t>
             </w:r>
           </w:p>
         </w:tc>
@@ -3371,7 +3329,7 @@
                 <w:szCs w:val="18"/>
                 <w:lang w:val="ru-RU" w:eastAsia="ru-RU"/>
               </w:rPr>
-              <w:t>Санкт-Петербург</w:t>
+              <w:t>Казань</w:t>
             </w:r>
             <w:r>
               <w:rPr>
@@ -3471,7 +3429,17 @@
                 <w:szCs w:val="18"/>
                 <w:lang w:val="ru-RU"/>
               </w:rPr>
-              <w:t>06</w:t>
+              <w:t>0</w:t>
+            </w:r>
+            <w:r>
+              <w:rPr>
+                <w:rFonts w:ascii="Tahoma" w:hAnsi="Tahoma" w:cs="Tahoma"/>
+                <w:color w:val="595959"/>
+                <w:sz w:val="18"/>
+                <w:szCs w:val="18"/>
+                <w:lang w:val="ru-RU"/>
+              </w:rPr>
+              <w:t>9</w:t>
             </w:r>
             <w:r>
               <w:rPr>
@@ -3509,7 +3477,17 @@
                 <w:szCs w:val="18"/>
                 <w:lang w:val="ru-RU"/>
               </w:rPr>
-              <w:t>08/2020</w:t>
+              <w:t>10</w:t>
+            </w:r>
+            <w:r>
+              <w:rPr>
+                <w:rFonts w:ascii="Tahoma" w:hAnsi="Tahoma" w:cs="Tahoma"/>
+                <w:color w:val="595959"/>
+                <w:sz w:val="18"/>
+                <w:szCs w:val="18"/>
+                <w:lang w:val="ru-RU"/>
+              </w:rPr>
+              <w:t>/2020</w:t>
             </w:r>
           </w:p>
         </w:tc>
@@ -3587,7 +3565,7 @@
                 <w:szCs w:val="18"/>
                 <w:lang w:val="ru-RU" w:eastAsia="ru-RU"/>
               </w:rPr>
-              <w:t>Поддержка существующего приложения, разработка дополнительного функционала, исправление устаревшего кода. Занимаюсь формированием красивого, читабельного и поддерживаемого, кода, с периодическими ревизиями работы от более опытных коллег.</w:t>
+              <w:t>Поддержка существующего приложения, разработка дополнительного функционала, исправление устаревшего кода.</w:t>
             </w:r>
           </w:p>
         </w:tc>
@@ -3725,27 +3703,7 @@
                 <w:szCs w:val="18"/>
                 <w:lang w:val="ru-RU" w:eastAsia="ru-RU"/>
               </w:rPr>
-              <w:t>Формирование ТЗ для разработчиков серверной логики</w:t>
-            </w:r>
-          </w:p>
-          <w:p>
-            <w:pPr>
-              <w:pStyle w:val="ArrowGreenBullets"/>
-              <w:rPr>
-                <w:color w:val="595959"/>
-                <w:sz w:val="18"/>
-                <w:szCs w:val="18"/>
-                <w:lang w:val="ru-RU" w:eastAsia="ru-RU"/>
-              </w:rPr>
-            </w:pPr>
-            <w:r>
-              <w:rPr>
-                <w:color w:val="595959"/>
-                <w:sz w:val="18"/>
-                <w:szCs w:val="18"/>
-                <w:lang w:val="ru-RU" w:eastAsia="ru-RU"/>
-              </w:rPr>
-              <w:t xml:space="preserve">Наставничество и ревизия кода менее опытных разработчиков </w:t>
+              <w:t xml:space="preserve">Формирование ТЗ для разработчиков серверной логики </w:t>
             </w:r>
           </w:p>
         </w:tc>
@@ -3761,6 +3719,7 @@
           <w:color w:val="2E74B5"/>
           <w:sz w:val="24"/>
           <w:szCs w:val="24"/>
+          <w:lang w:val="ru-RU"/>
         </w:rPr>
       </w:pPr>
     </w:p>
@@ -3774,6 +3733,21 @@
           <w:color w:val="2E74B5"/>
           <w:sz w:val="24"/>
           <w:szCs w:val="24"/>
+          <w:lang w:val="ru-RU"/>
+        </w:rPr>
+      </w:pPr>
+    </w:p>
+    <w:p>
+      <w:pPr>
+        <w:pStyle w:val="af3"/>
+        <w:jc w:val="left"/>
+        <w:rPr>
+          <w:rFonts w:ascii="Tahoma" w:hAnsi="Tahoma" w:cs="Tahoma"/>
+          <w:b w:val="0"/>
+          <w:color w:val="2E74B5"/>
+          <w:sz w:val="24"/>
+          <w:szCs w:val="24"/>
+          <w:lang w:val="ru-RU"/>
         </w:rPr>
       </w:pPr>
     </w:p>
@@ -3832,8 +3806,6 @@
                 <w:lang w:val="ru-RU"/>
               </w:rPr>
             </w:pPr>
-            <w:bookmarkStart w:id="0" w:name="OLE_LINK1"/>
-            <w:bookmarkStart w:id="1" w:name="OLE_LINK2"/>
             <w:r>
               <w:rPr>
                 <w:rFonts w:ascii="Tahoma" w:hAnsi="Tahoma" w:cs="Tahoma"/>
@@ -3939,7 +3911,7 @@
                 <w:szCs w:val="18"/>
                 <w:lang w:val="ru-RU"/>
               </w:rPr>
-              <w:t>ООО «ГИКБРЕИНС»</w:t>
+              <w:t>ООО «СЛЕКИ»</w:t>
             </w:r>
           </w:p>
         </w:tc>
@@ -4124,7 +4096,7 @@
                 <w:szCs w:val="18"/>
                 <w:lang w:val="ru-RU"/>
               </w:rPr>
-              <w:t>02</w:t>
+              <w:t>06</w:t>
             </w:r>
             <w:r>
               <w:rPr>
@@ -4162,7 +4134,27 @@
                 <w:szCs w:val="18"/>
                 <w:lang w:val="ru-RU"/>
               </w:rPr>
-              <w:t>04/2020</w:t>
+              <w:t>0</w:t>
+            </w:r>
+            <w:r>
+              <w:rPr>
+                <w:rFonts w:ascii="Tahoma" w:hAnsi="Tahoma" w:cs="Tahoma"/>
+                <w:color w:val="595959"/>
+                <w:sz w:val="18"/>
+                <w:szCs w:val="18"/>
+                <w:lang w:val="ru-RU"/>
+              </w:rPr>
+              <w:t>9</w:t>
+            </w:r>
+            <w:r>
+              <w:rPr>
+                <w:rFonts w:ascii="Tahoma" w:hAnsi="Tahoma" w:cs="Tahoma"/>
+                <w:color w:val="595959"/>
+                <w:sz w:val="18"/>
+                <w:szCs w:val="18"/>
+                <w:lang w:val="ru-RU"/>
+              </w:rPr>
+              <w:t>/2020</w:t>
             </w:r>
           </w:p>
         </w:tc>
@@ -4240,97 +4232,7 @@
                 <w:szCs w:val="18"/>
                 <w:lang w:val="ru-RU" w:eastAsia="ru-RU"/>
               </w:rPr>
-              <w:t xml:space="preserve">Создание приложения на базе </w:t>
-            </w:r>
-            <w:r>
-              <w:rPr>
-                <w:rFonts w:ascii="Tahoma" w:hAnsi="Tahoma" w:cs="Tahoma"/>
-                <w:color w:val="595959"/>
-                <w:sz w:val="18"/>
-                <w:szCs w:val="18"/>
-                <w:lang w:val="en-US" w:eastAsia="ru-RU"/>
-              </w:rPr>
-              <w:t>API</w:t>
-            </w:r>
-            <w:r>
-              <w:rPr>
-                <w:rFonts w:ascii="Tahoma" w:hAnsi="Tahoma" w:cs="Tahoma"/>
-                <w:color w:val="595959"/>
-                <w:sz w:val="18"/>
-                <w:szCs w:val="18"/>
-                <w:lang w:val="ru-RU" w:eastAsia="ru-RU"/>
-              </w:rPr>
-              <w:t xml:space="preserve"> </w:t>
-            </w:r>
-            <w:r>
-              <w:rPr>
-                <w:rFonts w:ascii="Tahoma" w:hAnsi="Tahoma" w:cs="Tahoma"/>
-                <w:color w:val="595959"/>
-                <w:sz w:val="18"/>
-                <w:szCs w:val="18"/>
-                <w:lang w:val="en-US" w:eastAsia="ru-RU"/>
-              </w:rPr>
-              <w:t>VK</w:t>
-            </w:r>
-            <w:r>
-              <w:rPr>
-                <w:rFonts w:ascii="Tahoma" w:hAnsi="Tahoma" w:cs="Tahoma"/>
-                <w:color w:val="595959"/>
-                <w:sz w:val="18"/>
-                <w:szCs w:val="18"/>
-                <w:lang w:val="ru-RU" w:eastAsia="ru-RU"/>
-              </w:rPr>
-              <w:t xml:space="preserve"> </w:t>
-            </w:r>
-            <w:r>
-              <w:rPr>
-                <w:rFonts w:ascii="Tahoma" w:hAnsi="Tahoma" w:cs="Tahoma"/>
-                <w:color w:val="595959"/>
-                <w:sz w:val="18"/>
-                <w:szCs w:val="18"/>
-                <w:lang w:val="ru-RU" w:eastAsia="ru-RU"/>
-              </w:rPr>
-              <w:t xml:space="preserve">с полным циклом разработки. Разработка сервиса для обмена сообщениями на базе системы </w:t>
-            </w:r>
-            <w:r>
-              <w:rPr>
-                <w:rFonts w:ascii="Tahoma" w:hAnsi="Tahoma" w:cs="Tahoma"/>
-                <w:color w:val="595959"/>
-                <w:sz w:val="18"/>
-                <w:szCs w:val="18"/>
-                <w:lang w:val="en-US" w:eastAsia="ru-RU"/>
-              </w:rPr>
-              <w:t>Google</w:t>
-            </w:r>
-            <w:r>
-              <w:rPr>
-                <w:rFonts w:ascii="Tahoma" w:hAnsi="Tahoma" w:cs="Tahoma"/>
-                <w:color w:val="595959"/>
-                <w:sz w:val="18"/>
-                <w:szCs w:val="18"/>
-                <w:lang w:val="ru-RU" w:eastAsia="ru-RU"/>
-              </w:rPr>
-              <w:t xml:space="preserve"> </w:t>
-            </w:r>
-            <w:r>
-              <w:rPr>
-                <w:rFonts w:ascii="Tahoma" w:hAnsi="Tahoma" w:cs="Tahoma"/>
-                <w:color w:val="595959"/>
-                <w:sz w:val="18"/>
-                <w:szCs w:val="18"/>
-                <w:lang w:val="en-US" w:eastAsia="ru-RU"/>
-              </w:rPr>
-              <w:t>Firebase</w:t>
-            </w:r>
-            <w:r>
-              <w:rPr>
-                <w:rFonts w:ascii="Tahoma" w:hAnsi="Tahoma" w:cs="Tahoma"/>
-                <w:color w:val="595959"/>
-                <w:sz w:val="18"/>
-                <w:szCs w:val="18"/>
-                <w:lang w:val="ru-RU" w:eastAsia="ru-RU"/>
-              </w:rPr>
-              <w:t>.</w:t>
+              <w:t>Поддержка существующего приложения, разработка дополнительного функционала, исправление устаревшего кода. Занимаюсь формированием красивого, читабельного и поддерживаемого, кода, с периодическими ревизиями работы от более опытных коллег.</w:t>
             </w:r>
           </w:p>
         </w:tc>
@@ -4416,7 +4318,7 @@
                 <w:szCs w:val="18"/>
                 <w:lang w:val="ru-RU"/>
               </w:rPr>
-              <w:t>Командная разработка приложения от начала до конца</w:t>
+              <w:t>Самостоятельная разработка отдельных модулей приложения</w:t>
             </w:r>
           </w:p>
           <w:p>
@@ -4438,7 +4340,17 @@
                 <w:szCs w:val="18"/>
                 <w:lang w:val="ru-RU" w:eastAsia="ru-RU"/>
               </w:rPr>
-              <w:t>Регулярное ведение отчетности</w:t>
+              <w:t xml:space="preserve">Ведение отчетности в </w:t>
+            </w:r>
+            <w:r>
+              <w:rPr>
+                <w:rStyle w:val="hps"/>
+                <w:color w:val="595959"/>
+                <w:sz w:val="18"/>
+                <w:szCs w:val="18"/>
+                <w:lang w:eastAsia="ru-RU"/>
+              </w:rPr>
+              <w:t>Jira</w:t>
             </w:r>
           </w:p>
           <w:p>
@@ -4458,13 +4370,31 @@
                 <w:szCs w:val="18"/>
                 <w:lang w:val="ru-RU" w:eastAsia="ru-RU"/>
               </w:rPr>
-              <w:t>Обучение новых сотрудников</w:t>
+              <w:t>Формирование ТЗ для разработчиков серверной логики</w:t>
+            </w:r>
+          </w:p>
+          <w:p>
+            <w:pPr>
+              <w:pStyle w:val="ArrowGreenBullets"/>
+              <w:rPr>
+                <w:color w:val="595959"/>
+                <w:sz w:val="18"/>
+                <w:szCs w:val="18"/>
+                <w:lang w:val="ru-RU" w:eastAsia="ru-RU"/>
+              </w:rPr>
+            </w:pPr>
+            <w:r>
+              <w:rPr>
+                <w:color w:val="595959"/>
+                <w:sz w:val="18"/>
+                <w:szCs w:val="18"/>
+                <w:lang w:val="ru-RU" w:eastAsia="ru-RU"/>
+              </w:rPr>
+              <w:t xml:space="preserve">Наставничество и ревизия кода менее опытных разработчиков </w:t>
             </w:r>
           </w:p>
         </w:tc>
       </w:tr>
-      <w:bookmarkEnd w:id="0"/>
-      <w:bookmarkEnd w:id="1"/>
     </w:tbl>
     <w:p>
       <w:pPr>
@@ -4476,7 +4406,6 @@
           <w:color w:val="2E74B5"/>
           <w:sz w:val="24"/>
           <w:szCs w:val="24"/>
-          <w:lang w:val="ru-RU"/>
         </w:rPr>
       </w:pPr>
     </w:p>
@@ -4490,52 +4419,699 @@
           <w:color w:val="2E74B5"/>
           <w:sz w:val="24"/>
           <w:szCs w:val="24"/>
-          <w:lang w:val="ru-RU"/>
         </w:rPr>
       </w:pPr>
     </w:p>
-    <w:p>
-      <w:pPr>
-        <w:pStyle w:val="af3"/>
-        <w:jc w:val="left"/>
-        <w:rPr>
-          <w:rFonts w:ascii="Tahoma" w:hAnsi="Tahoma" w:cs="Tahoma"/>
-          <w:b w:val="0"/>
-          <w:color w:val="2E74B5"/>
-          <w:sz w:val="24"/>
-          <w:szCs w:val="24"/>
-          <w:lang w:val="ru-RU"/>
-        </w:rPr>
-      </w:pPr>
-    </w:p>
-    <w:p>
-      <w:pPr>
-        <w:pStyle w:val="af3"/>
-        <w:jc w:val="left"/>
-        <w:rPr>
-          <w:rFonts w:ascii="Tahoma" w:hAnsi="Tahoma" w:cs="Tahoma"/>
-          <w:b w:val="0"/>
-          <w:color w:val="2E74B5"/>
-          <w:sz w:val="24"/>
-          <w:szCs w:val="24"/>
-          <w:lang w:val="ru-RU"/>
-        </w:rPr>
-      </w:pPr>
-    </w:p>
-    <w:p>
-      <w:pPr>
-        <w:pStyle w:val="af3"/>
-        <w:jc w:val="left"/>
-        <w:rPr>
-          <w:rFonts w:ascii="Tahoma" w:hAnsi="Tahoma" w:cs="Tahoma"/>
-          <w:b w:val="0"/>
-          <w:color w:val="2E74B5"/>
-          <w:sz w:val="24"/>
-          <w:szCs w:val="24"/>
-          <w:lang w:val="ru-RU"/>
-        </w:rPr>
-      </w:pPr>
-    </w:p>
+    <w:tbl>
+      <w:tblPr>
+        <w:tblW w:w="10206" w:type="dxa"/>
+        <w:jc w:val="center"/>
+        <w:tblBorders>
+          <w:top w:val="single" w:sz="4" w:space="0" w:color="BDD6EE"/>
+          <w:left w:val="single" w:sz="4" w:space="0" w:color="BDD6EE"/>
+          <w:bottom w:val="single" w:sz="4" w:space="0" w:color="BDD6EE"/>
+          <w:right w:val="single" w:sz="4" w:space="0" w:color="BDD6EE"/>
+          <w:insideH w:val="single" w:sz="4" w:space="0" w:color="BDD6EE"/>
+          <w:insideV w:val="single" w:sz="4" w:space="0" w:color="BDD6EE"/>
+        </w:tblBorders>
+        <w:tblLayout w:type="fixed"/>
+        <w:tblCellMar>
+          <w:top w:w="86" w:type="dxa"/>
+          <w:left w:w="144" w:type="dxa"/>
+          <w:bottom w:w="86" w:type="dxa"/>
+          <w:right w:w="28" w:type="dxa"/>
+        </w:tblCellMar>
+        <w:tblLook w:val="04A0" w:firstRow="1" w:lastRow="0" w:firstColumn="1" w:lastColumn="0" w:noHBand="0" w:noVBand="1"/>
+      </w:tblPr>
+      <w:tblGrid>
+        <w:gridCol w:w="2958"/>
+        <w:gridCol w:w="7248"/>
+      </w:tblGrid>
+      <w:tr>
+        <w:trPr>
+          <w:trHeight w:val="284"/>
+          <w:jc w:val="center"/>
+        </w:trPr>
+        <w:tc>
+          <w:tcPr>
+            <w:tcW w:w="10206" w:type="dxa"/>
+            <w:gridSpan w:val="2"/>
+            <w:tcBorders>
+              <w:top w:val="single" w:sz="4" w:space="0" w:color="2E74B5"/>
+              <w:left w:val="single" w:sz="4" w:space="0" w:color="2E74B5"/>
+              <w:bottom w:val="single" w:sz="4" w:space="0" w:color="2E74B5"/>
+              <w:right w:val="single" w:sz="4" w:space="0" w:color="2E74B5"/>
+            </w:tcBorders>
+            <w:shd w:val="clear" w:color="auto" w:fill="2E74B5"/>
+            <w:vAlign w:val="center"/>
+          </w:tcPr>
+          <w:p>
+            <w:pPr>
+              <w:pStyle w:val="Description"/>
+              <w:rPr>
+                <w:rStyle w:val="shorttext"/>
+                <w:rFonts w:ascii="Tahoma" w:hAnsi="Tahoma" w:cs="Tahoma"/>
+                <w:b/>
+                <w:color w:val="FFFFFF"/>
+                <w:sz w:val="20"/>
+                <w:lang w:val="ru-RU"/>
+              </w:rPr>
+            </w:pPr>
+            <w:bookmarkStart w:id="0" w:name="OLE_LINK1"/>
+            <w:bookmarkStart w:id="1" w:name="OLE_LINK2"/>
+            <w:r>
+              <w:rPr>
+                <w:rFonts w:ascii="Tahoma" w:hAnsi="Tahoma" w:cs="Tahoma"/>
+                <w:b/>
+                <w:color w:val="FFFFFF"/>
+                <w:sz w:val="20"/>
+                <w:lang w:val="en-US"/>
+              </w:rPr>
+              <w:lastRenderedPageBreak/>
+              <w:t xml:space="preserve">iOS </w:t>
+            </w:r>
+            <w:r>
+              <w:rPr>
+                <w:rFonts w:ascii="Tahoma" w:hAnsi="Tahoma" w:cs="Tahoma"/>
+                <w:b/>
+                <w:color w:val="FFFFFF"/>
+                <w:sz w:val="20"/>
+                <w:lang w:val="ru-RU"/>
+              </w:rPr>
+              <w:t>разработчик</w:t>
+            </w:r>
+          </w:p>
+        </w:tc>
+      </w:tr>
+      <w:tr>
+        <w:trPr>
+          <w:trHeight w:val="284"/>
+          <w:jc w:val="center"/>
+        </w:trPr>
+        <w:tc>
+          <w:tcPr>
+            <w:tcW w:w="2958" w:type="dxa"/>
+            <w:tcBorders>
+              <w:top w:val="single" w:sz="4" w:space="0" w:color="2E74B5"/>
+              <w:bottom w:val="single" w:sz="4" w:space="0" w:color="BDD6EE"/>
+            </w:tcBorders>
+            <w:vAlign w:val="center"/>
+          </w:tcPr>
+          <w:p>
+            <w:pPr>
+              <w:pStyle w:val="Description"/>
+              <w:spacing w:before="0" w:after="0"/>
+              <w:jc w:val="left"/>
+              <w:rPr>
+                <w:rFonts w:ascii="Tahoma" w:hAnsi="Tahoma" w:cs="Tahoma"/>
+                <w:b/>
+                <w:color w:val="595959"/>
+                <w:sz w:val="18"/>
+                <w:szCs w:val="18"/>
+                <w:lang w:eastAsia="ru-RU"/>
+              </w:rPr>
+            </w:pPr>
+            <w:r>
+              <w:rPr>
+                <w:rFonts w:ascii="Tahoma" w:hAnsi="Tahoma" w:cs="Tahoma"/>
+                <w:b/>
+                <w:color w:val="595959"/>
+                <w:sz w:val="18"/>
+                <w:szCs w:val="18"/>
+                <w:lang w:val="ru-RU" w:eastAsia="ru-RU"/>
+              </w:rPr>
+              <w:t>Компания</w:t>
+            </w:r>
+            <w:r>
+              <w:rPr>
+                <w:rFonts w:ascii="Tahoma" w:hAnsi="Tahoma" w:cs="Tahoma"/>
+                <w:b/>
+                <w:color w:val="595959"/>
+                <w:sz w:val="18"/>
+                <w:szCs w:val="18"/>
+                <w:lang w:eastAsia="ru-RU"/>
+              </w:rPr>
+              <w:t>:</w:t>
+            </w:r>
+          </w:p>
+        </w:tc>
+        <w:tc>
+          <w:tcPr>
+            <w:tcW w:w="7248" w:type="dxa"/>
+            <w:tcBorders>
+              <w:top w:val="single" w:sz="4" w:space="0" w:color="2E74B5"/>
+              <w:bottom w:val="single" w:sz="4" w:space="0" w:color="BDD6EE"/>
+            </w:tcBorders>
+            <w:vAlign w:val="center"/>
+          </w:tcPr>
+          <w:p>
+            <w:pPr>
+              <w:pStyle w:val="Description"/>
+              <w:spacing w:before="0" w:after="0"/>
+              <w:jc w:val="left"/>
+              <w:rPr>
+                <w:rFonts w:ascii="Tahoma" w:hAnsi="Tahoma" w:cs="Tahoma"/>
+                <w:color w:val="595959"/>
+                <w:sz w:val="18"/>
+                <w:szCs w:val="18"/>
+                <w:lang w:val="ru-RU"/>
+              </w:rPr>
+            </w:pPr>
+            <w:r>
+              <w:rPr>
+                <w:rFonts w:ascii="Tahoma" w:hAnsi="Tahoma" w:cs="Tahoma"/>
+                <w:color w:val="595959"/>
+                <w:sz w:val="18"/>
+                <w:szCs w:val="18"/>
+                <w:lang w:val="ru-RU"/>
+              </w:rPr>
+              <w:t>ООО «ГИКБРЕИНС»</w:t>
+            </w:r>
+          </w:p>
+        </w:tc>
+      </w:tr>
+      <w:tr>
+        <w:trPr>
+          <w:trHeight w:val="284"/>
+          <w:jc w:val="center"/>
+        </w:trPr>
+        <w:tc>
+          <w:tcPr>
+            <w:tcW w:w="2958" w:type="dxa"/>
+            <w:tcBorders>
+              <w:top w:val="single" w:sz="4" w:space="0" w:color="BDD6EE"/>
+            </w:tcBorders>
+            <w:vAlign w:val="center"/>
+          </w:tcPr>
+          <w:p>
+            <w:pPr>
+              <w:pStyle w:val="Description"/>
+              <w:spacing w:before="0" w:after="0"/>
+              <w:jc w:val="left"/>
+              <w:rPr>
+                <w:rFonts w:ascii="Tahoma" w:hAnsi="Tahoma" w:cs="Tahoma"/>
+                <w:b/>
+                <w:color w:val="595959"/>
+                <w:sz w:val="18"/>
+                <w:szCs w:val="18"/>
+                <w:lang w:eastAsia="ru-RU"/>
+              </w:rPr>
+            </w:pPr>
+            <w:r>
+              <w:rPr>
+                <w:rFonts w:ascii="Tahoma" w:hAnsi="Tahoma" w:cs="Tahoma"/>
+                <w:b/>
+                <w:color w:val="595959"/>
+                <w:sz w:val="18"/>
+                <w:szCs w:val="18"/>
+                <w:lang w:val="ru-RU" w:eastAsia="ru-RU"/>
+              </w:rPr>
+              <w:t>Расположение компании</w:t>
+            </w:r>
+            <w:r>
+              <w:rPr>
+                <w:rFonts w:ascii="Tahoma" w:hAnsi="Tahoma" w:cs="Tahoma"/>
+                <w:b/>
+                <w:color w:val="595959"/>
+                <w:sz w:val="18"/>
+                <w:szCs w:val="18"/>
+                <w:lang w:eastAsia="ru-RU"/>
+              </w:rPr>
+              <w:t>:</w:t>
+            </w:r>
+          </w:p>
+        </w:tc>
+        <w:tc>
+          <w:tcPr>
+            <w:tcW w:w="7248" w:type="dxa"/>
+            <w:tcBorders>
+              <w:top w:val="single" w:sz="4" w:space="0" w:color="BDD6EE"/>
+            </w:tcBorders>
+            <w:vAlign w:val="center"/>
+          </w:tcPr>
+          <w:p>
+            <w:pPr>
+              <w:pStyle w:val="Description"/>
+              <w:spacing w:before="0" w:after="0"/>
+              <w:jc w:val="left"/>
+              <w:rPr>
+                <w:rFonts w:ascii="Tahoma" w:hAnsi="Tahoma" w:cs="Tahoma"/>
+                <w:color w:val="595959"/>
+                <w:sz w:val="18"/>
+                <w:szCs w:val="18"/>
+                <w:lang w:val="ru-RU"/>
+              </w:rPr>
+            </w:pPr>
+            <w:r>
+              <w:rPr>
+                <w:rFonts w:ascii="Tahoma" w:hAnsi="Tahoma" w:cs="Tahoma"/>
+                <w:color w:val="595959"/>
+                <w:sz w:val="18"/>
+                <w:szCs w:val="18"/>
+                <w:lang w:val="ru-RU" w:eastAsia="ru-RU"/>
+              </w:rPr>
+              <w:t>Санкт-Петербург</w:t>
+            </w:r>
+            <w:r>
+              <w:rPr>
+                <w:rFonts w:ascii="Tahoma" w:hAnsi="Tahoma" w:cs="Tahoma"/>
+                <w:color w:val="595959"/>
+                <w:sz w:val="18"/>
+                <w:szCs w:val="18"/>
+                <w:lang w:val="en-US" w:eastAsia="ru-RU"/>
+              </w:rPr>
+              <w:t xml:space="preserve">, </w:t>
+            </w:r>
+            <w:r>
+              <w:rPr>
+                <w:rFonts w:ascii="Tahoma" w:hAnsi="Tahoma" w:cs="Tahoma"/>
+                <w:color w:val="595959"/>
+                <w:sz w:val="18"/>
+                <w:szCs w:val="18"/>
+                <w:lang w:val="ru-RU" w:eastAsia="ru-RU"/>
+              </w:rPr>
+              <w:t>Россия</w:t>
+            </w:r>
+          </w:p>
+        </w:tc>
+      </w:tr>
+      <w:tr>
+        <w:trPr>
+          <w:trHeight w:val="284"/>
+          <w:jc w:val="center"/>
+        </w:trPr>
+        <w:tc>
+          <w:tcPr>
+            <w:tcW w:w="2958" w:type="dxa"/>
+            <w:vAlign w:val="center"/>
+          </w:tcPr>
+          <w:p>
+            <w:pPr>
+              <w:pStyle w:val="Description"/>
+              <w:spacing w:before="0" w:after="0"/>
+              <w:jc w:val="left"/>
+              <w:rPr>
+                <w:rFonts w:ascii="Tahoma" w:hAnsi="Tahoma" w:cs="Tahoma"/>
+                <w:b/>
+                <w:color w:val="595959"/>
+                <w:sz w:val="18"/>
+                <w:szCs w:val="18"/>
+                <w:lang w:eastAsia="ru-RU"/>
+              </w:rPr>
+            </w:pPr>
+            <w:r>
+              <w:rPr>
+                <w:rFonts w:ascii="Tahoma" w:hAnsi="Tahoma" w:cs="Tahoma"/>
+                <w:b/>
+                <w:color w:val="595959"/>
+                <w:sz w:val="18"/>
+                <w:szCs w:val="18"/>
+                <w:lang w:val="ru-RU" w:eastAsia="ru-RU"/>
+              </w:rPr>
+              <w:t>Период времени</w:t>
+            </w:r>
+            <w:r>
+              <w:rPr>
+                <w:rFonts w:ascii="Tahoma" w:hAnsi="Tahoma" w:cs="Tahoma"/>
+                <w:b/>
+                <w:color w:val="595959"/>
+                <w:sz w:val="18"/>
+                <w:szCs w:val="18"/>
+                <w:lang w:eastAsia="ru-RU"/>
+              </w:rPr>
+              <w:t>:</w:t>
+            </w:r>
+          </w:p>
+        </w:tc>
+        <w:tc>
+          <w:tcPr>
+            <w:tcW w:w="7248" w:type="dxa"/>
+            <w:vAlign w:val="center"/>
+          </w:tcPr>
+          <w:p>
+            <w:pPr>
+              <w:pStyle w:val="Description"/>
+              <w:spacing w:before="0" w:after="0"/>
+              <w:jc w:val="left"/>
+              <w:rPr>
+                <w:rStyle w:val="hps"/>
+                <w:rFonts w:ascii="Tahoma" w:hAnsi="Tahoma" w:cs="Tahoma"/>
+                <w:color w:val="595959"/>
+                <w:sz w:val="18"/>
+                <w:szCs w:val="18"/>
+                <w:lang w:val="ru-RU"/>
+              </w:rPr>
+            </w:pPr>
+            <w:r>
+              <w:rPr>
+                <w:rFonts w:ascii="Tahoma" w:hAnsi="Tahoma" w:cs="Tahoma"/>
+                <w:color w:val="595959"/>
+                <w:sz w:val="18"/>
+                <w:szCs w:val="18"/>
+                <w:lang w:val="ru-RU"/>
+              </w:rPr>
+              <w:t>02</w:t>
+            </w:r>
+            <w:r>
+              <w:rPr>
+                <w:rFonts w:ascii="Tahoma" w:hAnsi="Tahoma" w:cs="Tahoma"/>
+                <w:color w:val="595959"/>
+                <w:sz w:val="18"/>
+                <w:szCs w:val="18"/>
+              </w:rPr>
+              <w:t>/20</w:t>
+            </w:r>
+            <w:r>
+              <w:rPr>
+                <w:rFonts w:ascii="Tahoma" w:hAnsi="Tahoma" w:cs="Tahoma"/>
+                <w:color w:val="595959"/>
+                <w:sz w:val="18"/>
+                <w:szCs w:val="18"/>
+                <w:lang w:val="ru-RU"/>
+              </w:rPr>
+              <w:t>20</w:t>
+            </w:r>
+            <w:r>
+              <w:rPr>
+                <w:rFonts w:ascii="Tahoma" w:hAnsi="Tahoma" w:cs="Tahoma"/>
+                <w:color w:val="595959"/>
+                <w:sz w:val="18"/>
+                <w:szCs w:val="18"/>
+              </w:rPr>
+              <w:t xml:space="preserve"> – </w:t>
+            </w:r>
+            <w:r>
+              <w:rPr>
+                <w:rFonts w:ascii="Tahoma" w:hAnsi="Tahoma" w:cs="Tahoma"/>
+                <w:color w:val="595959"/>
+                <w:sz w:val="18"/>
+                <w:szCs w:val="18"/>
+                <w:lang w:val="ru-RU"/>
+              </w:rPr>
+              <w:t>04/2020</w:t>
+            </w:r>
+          </w:p>
+        </w:tc>
+      </w:tr>
+      <w:tr>
+        <w:trPr>
+          <w:trHeight w:val="284"/>
+          <w:jc w:val="center"/>
+        </w:trPr>
+        <w:tc>
+          <w:tcPr>
+            <w:tcW w:w="2958" w:type="dxa"/>
+            <w:vAlign w:val="center"/>
+          </w:tcPr>
+          <w:p>
+            <w:pPr>
+              <w:pStyle w:val="Description"/>
+              <w:spacing w:before="0" w:after="0"/>
+              <w:jc w:val="left"/>
+              <w:rPr>
+                <w:rFonts w:ascii="Tahoma" w:hAnsi="Tahoma" w:cs="Tahoma"/>
+                <w:b/>
+                <w:color w:val="595959"/>
+                <w:sz w:val="18"/>
+                <w:szCs w:val="18"/>
+                <w:lang w:eastAsia="ru-RU"/>
+              </w:rPr>
+            </w:pPr>
+            <w:r>
+              <w:rPr>
+                <w:rFonts w:ascii="Tahoma" w:hAnsi="Tahoma" w:cs="Tahoma"/>
+                <w:b/>
+                <w:color w:val="595959"/>
+                <w:sz w:val="18"/>
+                <w:szCs w:val="18"/>
+                <w:lang w:val="ru-RU" w:eastAsia="ru-RU"/>
+              </w:rPr>
+              <w:t>Описание</w:t>
+            </w:r>
+            <w:r>
+              <w:rPr>
+                <w:rFonts w:ascii="Tahoma" w:hAnsi="Tahoma" w:cs="Tahoma"/>
+                <w:b/>
+                <w:color w:val="595959"/>
+                <w:sz w:val="18"/>
+                <w:szCs w:val="18"/>
+                <w:lang w:eastAsia="ru-RU"/>
+              </w:rPr>
+              <w:t>:</w:t>
+            </w:r>
+          </w:p>
+        </w:tc>
+        <w:tc>
+          <w:tcPr>
+            <w:tcW w:w="7248" w:type="dxa"/>
+            <w:vAlign w:val="center"/>
+          </w:tcPr>
+          <w:p>
+            <w:pPr>
+              <w:pStyle w:val="Description"/>
+              <w:spacing w:before="0" w:after="0"/>
+              <w:jc w:val="left"/>
+              <w:rPr>
+                <w:rFonts w:ascii="Tahoma" w:hAnsi="Tahoma" w:cs="Tahoma"/>
+                <w:color w:val="595959"/>
+                <w:sz w:val="20"/>
+                <w:lang w:val="ru-RU" w:eastAsia="ru-RU"/>
+              </w:rPr>
+            </w:pPr>
+            <w:r>
+              <w:rPr>
+                <w:rFonts w:ascii="Tahoma" w:hAnsi="Tahoma" w:cs="Tahoma"/>
+                <w:color w:val="595959"/>
+                <w:sz w:val="18"/>
+                <w:szCs w:val="18"/>
+                <w:lang w:val="ru-RU" w:eastAsia="ru-RU"/>
+              </w:rPr>
+              <w:t xml:space="preserve">Создание приложения на базе </w:t>
+            </w:r>
+            <w:r>
+              <w:rPr>
+                <w:rFonts w:ascii="Tahoma" w:hAnsi="Tahoma" w:cs="Tahoma"/>
+                <w:color w:val="595959"/>
+                <w:sz w:val="18"/>
+                <w:szCs w:val="18"/>
+                <w:lang w:val="en-US" w:eastAsia="ru-RU"/>
+              </w:rPr>
+              <w:t>API</w:t>
+            </w:r>
+            <w:r>
+              <w:rPr>
+                <w:rFonts w:ascii="Tahoma" w:hAnsi="Tahoma" w:cs="Tahoma"/>
+                <w:color w:val="595959"/>
+                <w:sz w:val="18"/>
+                <w:szCs w:val="18"/>
+                <w:lang w:val="ru-RU" w:eastAsia="ru-RU"/>
+              </w:rPr>
+              <w:t xml:space="preserve"> </w:t>
+            </w:r>
+            <w:r>
+              <w:rPr>
+                <w:rFonts w:ascii="Tahoma" w:hAnsi="Tahoma" w:cs="Tahoma"/>
+                <w:color w:val="595959"/>
+                <w:sz w:val="18"/>
+                <w:szCs w:val="18"/>
+                <w:lang w:val="en-US" w:eastAsia="ru-RU"/>
+              </w:rPr>
+              <w:t>VK</w:t>
+            </w:r>
+            <w:r>
+              <w:rPr>
+                <w:rFonts w:ascii="Tahoma" w:hAnsi="Tahoma" w:cs="Tahoma"/>
+                <w:color w:val="595959"/>
+                <w:sz w:val="18"/>
+                <w:szCs w:val="18"/>
+                <w:lang w:val="ru-RU" w:eastAsia="ru-RU"/>
+              </w:rPr>
+              <w:t xml:space="preserve"> </w:t>
+            </w:r>
+            <w:r>
+              <w:rPr>
+                <w:rFonts w:ascii="Tahoma" w:hAnsi="Tahoma" w:cs="Tahoma"/>
+                <w:color w:val="595959"/>
+                <w:sz w:val="18"/>
+                <w:szCs w:val="18"/>
+                <w:lang w:val="ru-RU" w:eastAsia="ru-RU"/>
+              </w:rPr>
+              <w:t xml:space="preserve">с полным циклом разработки. Разработка сервиса для обмена сообщениями на базе системы </w:t>
+            </w:r>
+            <w:r>
+              <w:rPr>
+                <w:rFonts w:ascii="Tahoma" w:hAnsi="Tahoma" w:cs="Tahoma"/>
+                <w:color w:val="595959"/>
+                <w:sz w:val="18"/>
+                <w:szCs w:val="18"/>
+                <w:lang w:val="en-US" w:eastAsia="ru-RU"/>
+              </w:rPr>
+              <w:t>Google</w:t>
+            </w:r>
+            <w:r>
+              <w:rPr>
+                <w:rFonts w:ascii="Tahoma" w:hAnsi="Tahoma" w:cs="Tahoma"/>
+                <w:color w:val="595959"/>
+                <w:sz w:val="18"/>
+                <w:szCs w:val="18"/>
+                <w:lang w:val="ru-RU" w:eastAsia="ru-RU"/>
+              </w:rPr>
+              <w:t xml:space="preserve"> </w:t>
+            </w:r>
+            <w:r>
+              <w:rPr>
+                <w:rFonts w:ascii="Tahoma" w:hAnsi="Tahoma" w:cs="Tahoma"/>
+                <w:color w:val="595959"/>
+                <w:sz w:val="18"/>
+                <w:szCs w:val="18"/>
+                <w:lang w:val="en-US" w:eastAsia="ru-RU"/>
+              </w:rPr>
+              <w:t>Firebase</w:t>
+            </w:r>
+            <w:r>
+              <w:rPr>
+                <w:rFonts w:ascii="Tahoma" w:hAnsi="Tahoma" w:cs="Tahoma"/>
+                <w:color w:val="595959"/>
+                <w:sz w:val="18"/>
+                <w:szCs w:val="18"/>
+                <w:lang w:val="ru-RU" w:eastAsia="ru-RU"/>
+              </w:rPr>
+              <w:t>.</w:t>
+            </w:r>
+          </w:p>
+        </w:tc>
+      </w:tr>
+      <w:tr>
+        <w:trPr>
+          <w:trHeight w:val="284"/>
+          <w:jc w:val="center"/>
+        </w:trPr>
+        <w:tc>
+          <w:tcPr>
+            <w:tcW w:w="2958" w:type="dxa"/>
+            <w:vAlign w:val="center"/>
+          </w:tcPr>
+          <w:p>
+            <w:pPr>
+              <w:pStyle w:val="Description"/>
+              <w:spacing w:before="0" w:after="0"/>
+              <w:jc w:val="left"/>
+              <w:rPr>
+                <w:rFonts w:ascii="Tahoma" w:hAnsi="Tahoma" w:cs="Tahoma"/>
+                <w:color w:val="595959"/>
+                <w:sz w:val="18"/>
+                <w:szCs w:val="18"/>
+                <w:lang w:eastAsia="ru-RU"/>
+              </w:rPr>
+            </w:pPr>
+            <w:r>
+              <w:rPr>
+                <w:rFonts w:ascii="Tahoma" w:hAnsi="Tahoma" w:cs="Tahoma"/>
+                <w:b/>
+                <w:color w:val="595959"/>
+                <w:sz w:val="18"/>
+                <w:szCs w:val="18"/>
+                <w:lang w:val="ru-RU" w:eastAsia="ru-RU"/>
+              </w:rPr>
+              <w:t>Обязанности</w:t>
+            </w:r>
+            <w:r>
+              <w:rPr>
+                <w:rFonts w:ascii="Tahoma" w:hAnsi="Tahoma" w:cs="Tahoma"/>
+                <w:b/>
+                <w:color w:val="595959"/>
+                <w:sz w:val="18"/>
+                <w:szCs w:val="18"/>
+                <w:lang w:eastAsia="ru-RU"/>
+              </w:rPr>
+              <w:t>:</w:t>
+            </w:r>
+            <w:r>
+              <w:rPr>
+                <w:rFonts w:ascii="Tahoma" w:hAnsi="Tahoma" w:cs="Tahoma"/>
+                <w:color w:val="595959"/>
+                <w:sz w:val="18"/>
+                <w:szCs w:val="18"/>
+                <w:lang w:eastAsia="ru-RU"/>
+              </w:rPr>
+              <w:t xml:space="preserve"> </w:t>
+            </w:r>
+          </w:p>
+        </w:tc>
+        <w:tc>
+          <w:tcPr>
+            <w:tcW w:w="7248" w:type="dxa"/>
+            <w:vAlign w:val="center"/>
+          </w:tcPr>
+          <w:p>
+            <w:pPr>
+              <w:pStyle w:val="ArrowGreenBullets"/>
+              <w:rPr>
+                <w:rStyle w:val="hps"/>
+                <w:color w:val="595959"/>
+                <w:sz w:val="18"/>
+                <w:szCs w:val="18"/>
+                <w:lang w:val="ru-RU" w:eastAsia="ru-RU"/>
+              </w:rPr>
+            </w:pPr>
+            <w:r>
+              <w:rPr>
+                <w:rStyle w:val="hps"/>
+                <w:color w:val="595959"/>
+                <w:sz w:val="18"/>
+                <w:szCs w:val="18"/>
+                <w:lang w:val="ru-RU"/>
+              </w:rPr>
+              <w:t>Командная разработка приложения от начала до конца</w:t>
+            </w:r>
+          </w:p>
+          <w:p>
+            <w:pPr>
+              <w:pStyle w:val="ArrowGreenBullets"/>
+              <w:rPr>
+                <w:rStyle w:val="hps"/>
+                <w:color w:val="595959"/>
+                <w:sz w:val="18"/>
+                <w:szCs w:val="18"/>
+                <w:lang w:val="ru-RU" w:eastAsia="ru-RU"/>
+              </w:rPr>
+            </w:pPr>
+            <w:r>
+              <w:rPr>
+                <w:rStyle w:val="hps"/>
+                <w:color w:val="595959"/>
+                <w:sz w:val="18"/>
+                <w:szCs w:val="18"/>
+                <w:lang w:val="ru-RU" w:eastAsia="ru-RU"/>
+              </w:rPr>
+              <w:t>Регулярное ведение отчетности</w:t>
+            </w:r>
+          </w:p>
+          <w:p>
+            <w:pPr>
+              <w:pStyle w:val="ArrowGreenBullets"/>
+              <w:rPr>
+                <w:color w:val="595959"/>
+                <w:sz w:val="18"/>
+                <w:szCs w:val="18"/>
+                <w:lang w:val="ru-RU" w:eastAsia="ru-RU"/>
+              </w:rPr>
+            </w:pPr>
+            <w:r>
+              <w:rPr>
+                <w:color w:val="595959"/>
+                <w:sz w:val="18"/>
+                <w:szCs w:val="18"/>
+                <w:lang w:val="ru-RU" w:eastAsia="ru-RU"/>
+              </w:rPr>
+              <w:t>Обучение новых сотрудников</w:t>
+            </w:r>
+          </w:p>
+        </w:tc>
+      </w:tr>
+      <w:bookmarkEnd w:id="0"/>
+      <w:bookmarkEnd w:id="1"/>
+    </w:tbl>
     <w:p>
       <w:pPr>
         <w:pStyle w:val="af3"/>
@@ -4641,7 +5217,6 @@
                 <w:sz w:val="20"/>
                 <w:lang w:val="ru-RU"/>
               </w:rPr>
-              <w:lastRenderedPageBreak/>
               <w:t>Начальник Управления информационных технологий и связи</w:t>
             </w:r>
           </w:p>
@@ -5212,631 +5787,20 @@
         </w:rPr>
       </w:pPr>
     </w:p>
-    <w:tbl>
-      <w:tblPr>
-        <w:tblW w:w="10206" w:type="dxa"/>
-        <w:jc w:val="center"/>
-        <w:tblBorders>
-          <w:top w:val="single" w:sz="4" w:space="0" w:color="BDD6EE"/>
-          <w:left w:val="single" w:sz="4" w:space="0" w:color="BDD6EE"/>
-          <w:bottom w:val="single" w:sz="4" w:space="0" w:color="BDD6EE"/>
-          <w:right w:val="single" w:sz="4" w:space="0" w:color="BDD6EE"/>
-          <w:insideH w:val="single" w:sz="4" w:space="0" w:color="BDD6EE"/>
-          <w:insideV w:val="single" w:sz="4" w:space="0" w:color="BDD6EE"/>
-        </w:tblBorders>
-        <w:tblLayout w:type="fixed"/>
-        <w:tblCellMar>
-          <w:top w:w="86" w:type="dxa"/>
-          <w:left w:w="144" w:type="dxa"/>
-          <w:bottom w:w="86" w:type="dxa"/>
-          <w:right w:w="28" w:type="dxa"/>
-        </w:tblCellMar>
-        <w:tblLook w:val="04A0" w:firstRow="1" w:lastRow="0" w:firstColumn="1" w:lastColumn="0" w:noHBand="0" w:noVBand="1"/>
-      </w:tblPr>
-      <w:tblGrid>
-        <w:gridCol w:w="2958"/>
-        <w:gridCol w:w="7248"/>
-      </w:tblGrid>
-      <w:tr>
-        <w:trPr>
-          <w:trHeight w:val="284"/>
-          <w:jc w:val="center"/>
-        </w:trPr>
-        <w:tc>
-          <w:tcPr>
-            <w:tcW w:w="10206" w:type="dxa"/>
-            <w:gridSpan w:val="2"/>
-            <w:tcBorders>
-              <w:top w:val="single" w:sz="4" w:space="0" w:color="2E74B5"/>
-              <w:left w:val="single" w:sz="4" w:space="0" w:color="2E74B5"/>
-              <w:bottom w:val="single" w:sz="4" w:space="0" w:color="2E74B5"/>
-              <w:right w:val="single" w:sz="4" w:space="0" w:color="2E74B5"/>
-            </w:tcBorders>
-            <w:shd w:val="clear" w:color="auto" w:fill="2E74B5"/>
-            <w:vAlign w:val="center"/>
-          </w:tcPr>
-          <w:p>
-            <w:pPr>
-              <w:pStyle w:val="Description"/>
-              <w:rPr>
-                <w:rStyle w:val="shorttext"/>
-                <w:rFonts w:ascii="Tahoma" w:hAnsi="Tahoma" w:cs="Tahoma"/>
-                <w:b/>
-                <w:color w:val="FFFFFF"/>
-                <w:sz w:val="20"/>
-                <w:lang w:val="ru-RU"/>
-              </w:rPr>
-            </w:pPr>
-            <w:r>
-              <w:rPr>
-                <w:rFonts w:ascii="Tahoma" w:hAnsi="Tahoma" w:cs="Tahoma"/>
-                <w:b/>
-                <w:color w:val="FFFFFF"/>
-                <w:sz w:val="20"/>
-                <w:lang w:val="ru-RU"/>
-              </w:rPr>
-              <w:t>Системный аналитик</w:t>
-            </w:r>
-          </w:p>
-        </w:tc>
-      </w:tr>
-      <w:tr>
-        <w:trPr>
-          <w:trHeight w:val="284"/>
-          <w:jc w:val="center"/>
-        </w:trPr>
-        <w:tc>
-          <w:tcPr>
-            <w:tcW w:w="2958" w:type="dxa"/>
-            <w:tcBorders>
-              <w:top w:val="single" w:sz="4" w:space="0" w:color="2E74B5"/>
-              <w:bottom w:val="single" w:sz="4" w:space="0" w:color="BDD6EE"/>
-            </w:tcBorders>
-            <w:vAlign w:val="center"/>
-          </w:tcPr>
-          <w:p>
-            <w:pPr>
-              <w:pStyle w:val="Description"/>
-              <w:spacing w:before="0" w:after="0"/>
-              <w:jc w:val="left"/>
-              <w:rPr>
-                <w:rFonts w:ascii="Tahoma" w:hAnsi="Tahoma" w:cs="Tahoma"/>
-                <w:b/>
-                <w:color w:val="595959"/>
-                <w:sz w:val="18"/>
-                <w:szCs w:val="18"/>
-                <w:lang w:eastAsia="ru-RU"/>
-              </w:rPr>
-            </w:pPr>
-            <w:r>
-              <w:rPr>
-                <w:rFonts w:ascii="Tahoma" w:hAnsi="Tahoma" w:cs="Tahoma"/>
-                <w:b/>
-                <w:color w:val="595959"/>
-                <w:sz w:val="18"/>
-                <w:szCs w:val="18"/>
-                <w:lang w:val="ru-RU" w:eastAsia="ru-RU"/>
-              </w:rPr>
-              <w:t>Компания</w:t>
-            </w:r>
-            <w:r>
-              <w:rPr>
-                <w:rFonts w:ascii="Tahoma" w:hAnsi="Tahoma" w:cs="Tahoma"/>
-                <w:b/>
-                <w:color w:val="595959"/>
-                <w:sz w:val="18"/>
-                <w:szCs w:val="18"/>
-                <w:lang w:eastAsia="ru-RU"/>
-              </w:rPr>
-              <w:t>:</w:t>
-            </w:r>
-          </w:p>
-        </w:tc>
-        <w:tc>
-          <w:tcPr>
-            <w:tcW w:w="7248" w:type="dxa"/>
-            <w:tcBorders>
-              <w:top w:val="single" w:sz="4" w:space="0" w:color="2E74B5"/>
-              <w:bottom w:val="single" w:sz="4" w:space="0" w:color="BDD6EE"/>
-            </w:tcBorders>
-            <w:vAlign w:val="center"/>
-          </w:tcPr>
-          <w:p>
-            <w:pPr>
-              <w:pStyle w:val="Description"/>
-              <w:spacing w:before="0" w:after="0"/>
-              <w:jc w:val="left"/>
-              <w:rPr>
-                <w:rFonts w:ascii="Tahoma" w:hAnsi="Tahoma" w:cs="Tahoma"/>
-                <w:color w:val="595959"/>
-                <w:sz w:val="18"/>
-                <w:szCs w:val="18"/>
-                <w:lang w:val="ru-RU"/>
-              </w:rPr>
-            </w:pPr>
-            <w:r>
-              <w:rPr>
-                <w:rFonts w:ascii="Tahoma" w:hAnsi="Tahoma" w:cs="Tahoma"/>
-                <w:color w:val="595959"/>
-                <w:sz w:val="18"/>
-                <w:szCs w:val="18"/>
-                <w:lang w:val="ru-RU"/>
-              </w:rPr>
-              <w:t>ООО «ТЭК-10»</w:t>
-            </w:r>
-          </w:p>
-        </w:tc>
-      </w:tr>
-      <w:tr>
-        <w:trPr>
-          <w:trHeight w:val="284"/>
-          <w:jc w:val="center"/>
-        </w:trPr>
-        <w:tc>
-          <w:tcPr>
-            <w:tcW w:w="2958" w:type="dxa"/>
-            <w:tcBorders>
-              <w:top w:val="single" w:sz="4" w:space="0" w:color="BDD6EE"/>
-            </w:tcBorders>
-            <w:vAlign w:val="center"/>
-          </w:tcPr>
-          <w:p>
-            <w:pPr>
-              <w:pStyle w:val="Description"/>
-              <w:spacing w:before="0" w:after="0"/>
-              <w:jc w:val="left"/>
-              <w:rPr>
-                <w:rFonts w:ascii="Tahoma" w:hAnsi="Tahoma" w:cs="Tahoma"/>
-                <w:b/>
-                <w:color w:val="595959"/>
-                <w:sz w:val="18"/>
-                <w:szCs w:val="18"/>
-                <w:lang w:eastAsia="ru-RU"/>
-              </w:rPr>
-            </w:pPr>
-            <w:r>
-              <w:rPr>
-                <w:rFonts w:ascii="Tahoma" w:hAnsi="Tahoma" w:cs="Tahoma"/>
-                <w:b/>
-                <w:color w:val="595959"/>
-                <w:sz w:val="18"/>
-                <w:szCs w:val="18"/>
-                <w:lang w:val="ru-RU" w:eastAsia="ru-RU"/>
-              </w:rPr>
-              <w:t>Расположение компании</w:t>
-            </w:r>
-            <w:r>
-              <w:rPr>
-                <w:rFonts w:ascii="Tahoma" w:hAnsi="Tahoma" w:cs="Tahoma"/>
-                <w:b/>
-                <w:color w:val="595959"/>
-                <w:sz w:val="18"/>
-                <w:szCs w:val="18"/>
-                <w:lang w:eastAsia="ru-RU"/>
-              </w:rPr>
-              <w:t>:</w:t>
-            </w:r>
-          </w:p>
-        </w:tc>
-        <w:tc>
-          <w:tcPr>
-            <w:tcW w:w="7248" w:type="dxa"/>
-            <w:tcBorders>
-              <w:top w:val="single" w:sz="4" w:space="0" w:color="BDD6EE"/>
-            </w:tcBorders>
-            <w:vAlign w:val="center"/>
-          </w:tcPr>
-          <w:p>
-            <w:pPr>
-              <w:pStyle w:val="Description"/>
-              <w:spacing w:before="0" w:after="0"/>
-              <w:jc w:val="left"/>
-              <w:rPr>
-                <w:rFonts w:ascii="Tahoma" w:hAnsi="Tahoma" w:cs="Tahoma"/>
-                <w:color w:val="595959"/>
-                <w:sz w:val="18"/>
-                <w:szCs w:val="18"/>
-                <w:lang w:val="ru-RU"/>
-              </w:rPr>
-            </w:pPr>
-            <w:r>
-              <w:rPr>
-                <w:rFonts w:ascii="Tahoma" w:hAnsi="Tahoma" w:cs="Tahoma"/>
-                <w:color w:val="595959"/>
-                <w:sz w:val="18"/>
-                <w:szCs w:val="18"/>
-                <w:lang w:val="ru-RU" w:eastAsia="ru-RU"/>
-              </w:rPr>
-              <w:t>Архангельск</w:t>
-            </w:r>
-            <w:r>
-              <w:rPr>
-                <w:rFonts w:ascii="Tahoma" w:hAnsi="Tahoma" w:cs="Tahoma"/>
-                <w:color w:val="595959"/>
-                <w:sz w:val="18"/>
-                <w:szCs w:val="18"/>
-                <w:lang w:val="en-US" w:eastAsia="ru-RU"/>
-              </w:rPr>
-              <w:t xml:space="preserve">, </w:t>
-            </w:r>
-            <w:r>
-              <w:rPr>
-                <w:rFonts w:ascii="Tahoma" w:hAnsi="Tahoma" w:cs="Tahoma"/>
-                <w:color w:val="595959"/>
-                <w:sz w:val="18"/>
-                <w:szCs w:val="18"/>
-                <w:lang w:val="ru-RU" w:eastAsia="ru-RU"/>
-              </w:rPr>
-              <w:t>Россия</w:t>
-            </w:r>
-          </w:p>
-        </w:tc>
-      </w:tr>
-      <w:tr>
-        <w:trPr>
-          <w:trHeight w:val="284"/>
-          <w:jc w:val="center"/>
-        </w:trPr>
-        <w:tc>
-          <w:tcPr>
-            <w:tcW w:w="2958" w:type="dxa"/>
-            <w:vAlign w:val="center"/>
-          </w:tcPr>
-          <w:p>
-            <w:pPr>
-              <w:pStyle w:val="Description"/>
-              <w:spacing w:before="0" w:after="0"/>
-              <w:jc w:val="left"/>
-              <w:rPr>
-                <w:rFonts w:ascii="Tahoma" w:hAnsi="Tahoma" w:cs="Tahoma"/>
-                <w:b/>
-                <w:color w:val="595959"/>
-                <w:sz w:val="18"/>
-                <w:szCs w:val="18"/>
-                <w:lang w:eastAsia="ru-RU"/>
-              </w:rPr>
-            </w:pPr>
-            <w:r>
-              <w:rPr>
-                <w:rFonts w:ascii="Tahoma" w:hAnsi="Tahoma" w:cs="Tahoma"/>
-                <w:b/>
-                <w:color w:val="595959"/>
-                <w:sz w:val="18"/>
-                <w:szCs w:val="18"/>
-                <w:lang w:val="ru-RU" w:eastAsia="ru-RU"/>
-              </w:rPr>
-              <w:t>Период времени</w:t>
-            </w:r>
-            <w:r>
-              <w:rPr>
-                <w:rFonts w:ascii="Tahoma" w:hAnsi="Tahoma" w:cs="Tahoma"/>
-                <w:b/>
-                <w:color w:val="595959"/>
-                <w:sz w:val="18"/>
-                <w:szCs w:val="18"/>
-                <w:lang w:eastAsia="ru-RU"/>
-              </w:rPr>
-              <w:t>:</w:t>
-            </w:r>
-          </w:p>
-        </w:tc>
-        <w:tc>
-          <w:tcPr>
-            <w:tcW w:w="7248" w:type="dxa"/>
-            <w:vAlign w:val="center"/>
-          </w:tcPr>
-          <w:p>
-            <w:pPr>
-              <w:pStyle w:val="Description"/>
-              <w:spacing w:before="0" w:after="0"/>
-              <w:jc w:val="left"/>
-              <w:rPr>
-                <w:rStyle w:val="hps"/>
-                <w:rFonts w:ascii="Tahoma" w:hAnsi="Tahoma" w:cs="Tahoma"/>
-                <w:color w:val="595959"/>
-                <w:sz w:val="18"/>
-                <w:szCs w:val="18"/>
-                <w:lang w:val="ru-RU"/>
-              </w:rPr>
-            </w:pPr>
-            <w:r>
-              <w:rPr>
-                <w:rFonts w:ascii="Tahoma" w:hAnsi="Tahoma" w:cs="Tahoma"/>
-                <w:color w:val="595959"/>
-                <w:sz w:val="18"/>
-                <w:szCs w:val="18"/>
-              </w:rPr>
-              <w:t>0</w:t>
-            </w:r>
-            <w:r>
-              <w:rPr>
-                <w:rFonts w:ascii="Tahoma" w:hAnsi="Tahoma" w:cs="Tahoma"/>
-                <w:color w:val="595959"/>
-                <w:sz w:val="18"/>
-                <w:szCs w:val="18"/>
-                <w:lang w:val="ru-RU"/>
-              </w:rPr>
-              <w:t>1</w:t>
-            </w:r>
-            <w:r>
-              <w:rPr>
-                <w:rFonts w:ascii="Tahoma" w:hAnsi="Tahoma" w:cs="Tahoma"/>
-                <w:color w:val="595959"/>
-                <w:sz w:val="18"/>
-                <w:szCs w:val="18"/>
-              </w:rPr>
-              <w:t>/201</w:t>
-            </w:r>
-            <w:r>
-              <w:rPr>
-                <w:rFonts w:ascii="Tahoma" w:hAnsi="Tahoma" w:cs="Tahoma"/>
-                <w:color w:val="595959"/>
-                <w:sz w:val="18"/>
-                <w:szCs w:val="18"/>
-                <w:lang w:val="ru-RU"/>
-              </w:rPr>
-              <w:t>3</w:t>
-            </w:r>
-            <w:r>
-              <w:rPr>
-                <w:rFonts w:ascii="Tahoma" w:hAnsi="Tahoma" w:cs="Tahoma"/>
-                <w:color w:val="595959"/>
-                <w:sz w:val="18"/>
-                <w:szCs w:val="18"/>
-              </w:rPr>
-              <w:t xml:space="preserve"> – </w:t>
-            </w:r>
-            <w:r>
-              <w:rPr>
-                <w:rFonts w:ascii="Tahoma" w:hAnsi="Tahoma" w:cs="Tahoma"/>
-                <w:color w:val="595959"/>
-                <w:sz w:val="18"/>
-                <w:szCs w:val="18"/>
-              </w:rPr>
-              <w:t>05/201</w:t>
-            </w:r>
-            <w:r>
-              <w:rPr>
-                <w:rFonts w:ascii="Tahoma" w:hAnsi="Tahoma" w:cs="Tahoma"/>
-                <w:color w:val="595959"/>
-                <w:sz w:val="18"/>
-                <w:szCs w:val="18"/>
-                <w:lang w:val="ru-RU"/>
-              </w:rPr>
-              <w:t>7</w:t>
-            </w:r>
-          </w:p>
-        </w:tc>
-      </w:tr>
-      <w:tr>
-        <w:trPr>
-          <w:trHeight w:val="284"/>
-          <w:jc w:val="center"/>
-        </w:trPr>
-        <w:tc>
-          <w:tcPr>
-            <w:tcW w:w="2958" w:type="dxa"/>
-            <w:vAlign w:val="center"/>
-          </w:tcPr>
-          <w:p>
-            <w:pPr>
-              <w:pStyle w:val="Description"/>
-              <w:spacing w:before="0" w:after="0"/>
-              <w:jc w:val="left"/>
-              <w:rPr>
-                <w:rFonts w:ascii="Tahoma" w:hAnsi="Tahoma" w:cs="Tahoma"/>
-                <w:b/>
-                <w:color w:val="595959"/>
-                <w:sz w:val="18"/>
-                <w:szCs w:val="18"/>
-                <w:lang w:eastAsia="ru-RU"/>
-              </w:rPr>
-            </w:pPr>
-            <w:r>
-              <w:rPr>
-                <w:rFonts w:ascii="Tahoma" w:hAnsi="Tahoma" w:cs="Tahoma"/>
-                <w:b/>
-                <w:color w:val="595959"/>
-                <w:sz w:val="18"/>
-                <w:szCs w:val="18"/>
-                <w:lang w:val="ru-RU" w:eastAsia="ru-RU"/>
-              </w:rPr>
-              <w:t>Описание</w:t>
-            </w:r>
-            <w:r>
-              <w:rPr>
-                <w:rFonts w:ascii="Tahoma" w:hAnsi="Tahoma" w:cs="Tahoma"/>
-                <w:b/>
-                <w:color w:val="595959"/>
-                <w:sz w:val="18"/>
-                <w:szCs w:val="18"/>
-                <w:lang w:eastAsia="ru-RU"/>
-              </w:rPr>
-              <w:t>:</w:t>
-            </w:r>
-          </w:p>
-        </w:tc>
-        <w:tc>
-          <w:tcPr>
-            <w:tcW w:w="7248" w:type="dxa"/>
-            <w:vAlign w:val="center"/>
-          </w:tcPr>
-          <w:p>
-            <w:pPr>
-              <w:pStyle w:val="Description"/>
-              <w:spacing w:before="0" w:after="0"/>
-              <w:jc w:val="left"/>
-              <w:rPr>
-                <w:rFonts w:ascii="Tahoma" w:hAnsi="Tahoma" w:cs="Tahoma"/>
-                <w:color w:val="595959"/>
-                <w:sz w:val="18"/>
-                <w:szCs w:val="18"/>
-                <w:lang w:val="ru-RU" w:eastAsia="ru-RU"/>
-              </w:rPr>
-            </w:pPr>
-            <w:r>
-              <w:rPr>
-                <w:rStyle w:val="hps"/>
-                <w:rFonts w:ascii="Tahoma" w:hAnsi="Tahoma" w:cs="Tahoma"/>
-                <w:color w:val="595959"/>
-                <w:sz w:val="18"/>
-                <w:szCs w:val="18"/>
-                <w:lang w:val="ru-RU"/>
-              </w:rPr>
-              <w:t>Анализ качества работы компании. Формирование предложений по улучшению работы компании и их реализация. Работа с крупными клиентами, урегулирование споров, решение конфликтных ситуаций.</w:t>
-            </w:r>
-          </w:p>
-        </w:tc>
-      </w:tr>
-      <w:tr>
-        <w:trPr>
-          <w:trHeight w:val="284"/>
-          <w:jc w:val="center"/>
-        </w:trPr>
-        <w:tc>
-          <w:tcPr>
-            <w:tcW w:w="2958" w:type="dxa"/>
-            <w:vAlign w:val="center"/>
-          </w:tcPr>
-          <w:p>
-            <w:pPr>
-              <w:pStyle w:val="Description"/>
-              <w:spacing w:before="0" w:after="0"/>
-              <w:jc w:val="left"/>
-              <w:rPr>
-                <w:rFonts w:ascii="Tahoma" w:hAnsi="Tahoma" w:cs="Tahoma"/>
-                <w:color w:val="595959"/>
-                <w:sz w:val="18"/>
-                <w:szCs w:val="18"/>
-                <w:lang w:eastAsia="ru-RU"/>
-              </w:rPr>
-            </w:pPr>
-            <w:r>
-              <w:rPr>
-                <w:rFonts w:ascii="Tahoma" w:hAnsi="Tahoma" w:cs="Tahoma"/>
-                <w:b/>
-                <w:color w:val="595959"/>
-                <w:sz w:val="18"/>
-                <w:szCs w:val="18"/>
-                <w:lang w:val="ru-RU" w:eastAsia="ru-RU"/>
-              </w:rPr>
-              <w:t>Обязанности</w:t>
-            </w:r>
-            <w:r>
-              <w:rPr>
-                <w:rFonts w:ascii="Tahoma" w:hAnsi="Tahoma" w:cs="Tahoma"/>
-                <w:b/>
-                <w:color w:val="595959"/>
-                <w:sz w:val="18"/>
-                <w:szCs w:val="18"/>
-                <w:lang w:eastAsia="ru-RU"/>
-              </w:rPr>
-              <w:t>:</w:t>
-            </w:r>
-            <w:r>
-              <w:rPr>
-                <w:rFonts w:ascii="Tahoma" w:hAnsi="Tahoma" w:cs="Tahoma"/>
-                <w:color w:val="595959"/>
-                <w:sz w:val="18"/>
-                <w:szCs w:val="18"/>
-                <w:lang w:eastAsia="ru-RU"/>
-              </w:rPr>
-              <w:t xml:space="preserve"> </w:t>
-            </w:r>
-          </w:p>
-        </w:tc>
-        <w:tc>
-          <w:tcPr>
-            <w:tcW w:w="7248" w:type="dxa"/>
-            <w:vAlign w:val="center"/>
-          </w:tcPr>
-          <w:p>
-            <w:pPr>
-              <w:pStyle w:val="ArrowGreenBullets"/>
-              <w:rPr>
-                <w:rStyle w:val="hps"/>
-                <w:color w:val="595959"/>
-                <w:sz w:val="18"/>
-                <w:szCs w:val="18"/>
-                <w:lang w:val="ru-RU"/>
-              </w:rPr>
-            </w:pPr>
-            <w:r>
-              <w:rPr>
-                <w:rStyle w:val="hps"/>
-                <w:color w:val="595959"/>
-                <w:sz w:val="18"/>
-                <w:szCs w:val="18"/>
-                <w:lang w:val="ru-RU"/>
-              </w:rPr>
-              <w:t>Формирование всевозможных отчетов. Описание, анализ, моделирование бизнес-процессов внутри компании.</w:t>
-            </w:r>
-          </w:p>
-          <w:p>
-            <w:pPr>
-              <w:pStyle w:val="ArrowGreenBullets"/>
-              <w:rPr>
-                <w:color w:val="595959"/>
-                <w:sz w:val="18"/>
-                <w:szCs w:val="18"/>
-                <w:lang w:val="ru-RU"/>
-              </w:rPr>
-            </w:pPr>
-            <w:r>
-              <w:rPr>
-                <w:rStyle w:val="hps"/>
-                <w:color w:val="595959"/>
-                <w:sz w:val="18"/>
-                <w:szCs w:val="18"/>
-                <w:lang w:val="ru-RU"/>
-              </w:rPr>
-              <w:t>Прогнозирование спроса, оценка перспективности, развитие и сопровождение клиентской базы предприятия, поддержание отношений.</w:t>
-            </w:r>
-          </w:p>
-          <w:p>
-            <w:pPr>
-              <w:pStyle w:val="ArrowGreenBullets"/>
-              <w:rPr>
-                <w:color w:val="595959"/>
-                <w:sz w:val="18"/>
-                <w:szCs w:val="18"/>
-                <w:lang w:val="ru-RU" w:eastAsia="ru-RU"/>
-              </w:rPr>
-            </w:pPr>
-            <w:r>
-              <w:rPr>
-                <w:rStyle w:val="hps"/>
-                <w:color w:val="595959"/>
-                <w:sz w:val="18"/>
-                <w:szCs w:val="18"/>
-                <w:lang w:val="ru-RU"/>
-              </w:rPr>
-              <w:t>Контроль сроков действия договоров, пролонгация, изменение условий сотрудничества. Своевременная подготовка дополнительных соглашений.</w:t>
-            </w:r>
-          </w:p>
-          <w:p>
-            <w:pPr>
-              <w:pStyle w:val="ArrowGreenBullets"/>
-              <w:rPr>
-                <w:color w:val="595959"/>
-                <w:sz w:val="18"/>
-                <w:szCs w:val="18"/>
-                <w:lang w:val="ru-RU" w:eastAsia="ru-RU"/>
-              </w:rPr>
-            </w:pPr>
-            <w:r>
-              <w:rPr>
-                <w:color w:val="595959"/>
-                <w:sz w:val="18"/>
-                <w:szCs w:val="18"/>
-                <w:lang w:val="ru-RU"/>
-              </w:rPr>
-              <w:t>Постоянное взаимодействие с другими отделами компании.</w:t>
-            </w:r>
-          </w:p>
-        </w:tc>
-      </w:tr>
-    </w:tbl>
+    <w:p>
+      <w:pPr>
+        <w:pStyle w:val="af3"/>
+        <w:jc w:val="left"/>
+        <w:rPr>
+          <w:rFonts w:ascii="Tahoma" w:hAnsi="Tahoma" w:cs="Tahoma"/>
+          <w:b w:val="0"/>
+          <w:color w:val="2E74B5"/>
+          <w:sz w:val="24"/>
+          <w:szCs w:val="24"/>
+          <w:lang w:val="ru-RU"/>
+        </w:rPr>
+      </w:pPr>
+    </w:p>
     <w:p>
       <w:pPr>
         <w:pStyle w:val="af3"/>
@@ -5863,638 +5827,6 @@
         </w:rPr>
       </w:pPr>
     </w:p>
-    <w:tbl>
-      <w:tblPr>
-        <w:tblW w:w="10220" w:type="dxa"/>
-        <w:jc w:val="center"/>
-        <w:tblBorders>
-          <w:top w:val="single" w:sz="4" w:space="0" w:color="BDD6EE"/>
-          <w:left w:val="single" w:sz="4" w:space="0" w:color="BDD6EE"/>
-          <w:bottom w:val="single" w:sz="4" w:space="0" w:color="BDD6EE"/>
-          <w:right w:val="single" w:sz="4" w:space="0" w:color="BDD6EE"/>
-          <w:insideH w:val="single" w:sz="4" w:space="0" w:color="BDD6EE"/>
-          <w:insideV w:val="single" w:sz="4" w:space="0" w:color="BDD6EE"/>
-        </w:tblBorders>
-        <w:tblLayout w:type="fixed"/>
-        <w:tblCellMar>
-          <w:top w:w="86" w:type="dxa"/>
-          <w:left w:w="144" w:type="dxa"/>
-          <w:bottom w:w="86" w:type="dxa"/>
-          <w:right w:w="28" w:type="dxa"/>
-        </w:tblCellMar>
-        <w:tblLook w:val="04A0" w:firstRow="1" w:lastRow="0" w:firstColumn="1" w:lastColumn="0" w:noHBand="0" w:noVBand="1"/>
-      </w:tblPr>
-      <w:tblGrid>
-        <w:gridCol w:w="2962"/>
-        <w:gridCol w:w="7258"/>
-      </w:tblGrid>
-      <w:tr>
-        <w:trPr>
-          <w:trHeight w:val="253"/>
-          <w:jc w:val="center"/>
-        </w:trPr>
-        <w:tc>
-          <w:tcPr>
-            <w:tcW w:w="10220" w:type="dxa"/>
-            <w:gridSpan w:val="2"/>
-            <w:tcBorders>
-              <w:top w:val="single" w:sz="4" w:space="0" w:color="2E74B5"/>
-              <w:left w:val="single" w:sz="4" w:space="0" w:color="2E74B5"/>
-              <w:bottom w:val="single" w:sz="4" w:space="0" w:color="2E74B5"/>
-              <w:right w:val="single" w:sz="4" w:space="0" w:color="2E74B5"/>
-            </w:tcBorders>
-            <w:shd w:val="clear" w:color="auto" w:fill="2E74B5"/>
-            <w:vAlign w:val="center"/>
-          </w:tcPr>
-          <w:p>
-            <w:pPr>
-              <w:pStyle w:val="Description"/>
-              <w:rPr>
-                <w:rStyle w:val="shorttext"/>
-                <w:rFonts w:ascii="Tahoma" w:hAnsi="Tahoma" w:cs="Tahoma"/>
-                <w:b/>
-                <w:color w:val="FFFFFF"/>
-                <w:sz w:val="20"/>
-                <w:lang w:val="ru-RU"/>
-              </w:rPr>
-            </w:pPr>
-            <w:r>
-              <w:rPr>
-                <w:rFonts w:ascii="Tahoma" w:hAnsi="Tahoma" w:cs="Tahoma"/>
-                <w:b/>
-                <w:color w:val="FFFFFF"/>
-                <w:sz w:val="20"/>
-                <w:lang w:val="ru-RU"/>
-              </w:rPr>
-              <w:t xml:space="preserve"> </w:t>
-            </w:r>
-            <w:r>
-              <w:rPr>
-                <w:rFonts w:ascii="Tahoma" w:hAnsi="Tahoma" w:cs="Tahoma"/>
-                <w:b/>
-                <w:color w:val="FFFFFF"/>
-                <w:sz w:val="20"/>
-                <w:lang w:val="ru-RU"/>
-              </w:rPr>
-              <w:t>Старший специалист по монтажу электросистем</w:t>
-            </w:r>
-          </w:p>
-        </w:tc>
-      </w:tr>
-      <w:tr>
-        <w:trPr>
-          <w:trHeight w:val="253"/>
-          <w:jc w:val="center"/>
-        </w:trPr>
-        <w:tc>
-          <w:tcPr>
-            <w:tcW w:w="2962" w:type="dxa"/>
-            <w:tcBorders>
-              <w:top w:val="single" w:sz="4" w:space="0" w:color="2E74B5"/>
-              <w:bottom w:val="single" w:sz="4" w:space="0" w:color="BDD6EE"/>
-            </w:tcBorders>
-            <w:vAlign w:val="center"/>
-          </w:tcPr>
-          <w:p>
-            <w:pPr>
-              <w:pStyle w:val="Description"/>
-              <w:spacing w:before="0" w:after="0"/>
-              <w:jc w:val="left"/>
-              <w:rPr>
-                <w:rFonts w:ascii="Tahoma" w:hAnsi="Tahoma" w:cs="Tahoma"/>
-                <w:b/>
-                <w:color w:val="595959"/>
-                <w:sz w:val="18"/>
-                <w:szCs w:val="18"/>
-                <w:lang w:eastAsia="ru-RU"/>
-              </w:rPr>
-            </w:pPr>
-            <w:r>
-              <w:rPr>
-                <w:rFonts w:ascii="Tahoma" w:hAnsi="Tahoma" w:cs="Tahoma"/>
-                <w:b/>
-                <w:color w:val="595959"/>
-                <w:sz w:val="18"/>
-                <w:szCs w:val="18"/>
-                <w:lang w:val="ru-RU" w:eastAsia="ru-RU"/>
-              </w:rPr>
-              <w:t>Компания</w:t>
-            </w:r>
-            <w:r>
-              <w:rPr>
-                <w:rFonts w:ascii="Tahoma" w:hAnsi="Tahoma" w:cs="Tahoma"/>
-                <w:b/>
-                <w:color w:val="595959"/>
-                <w:sz w:val="18"/>
-                <w:szCs w:val="18"/>
-                <w:lang w:eastAsia="ru-RU"/>
-              </w:rPr>
-              <w:t>:</w:t>
-            </w:r>
-          </w:p>
-        </w:tc>
-        <w:tc>
-          <w:tcPr>
-            <w:tcW w:w="7258" w:type="dxa"/>
-            <w:tcBorders>
-              <w:top w:val="single" w:sz="4" w:space="0" w:color="2E74B5"/>
-              <w:bottom w:val="single" w:sz="4" w:space="0" w:color="BDD6EE"/>
-            </w:tcBorders>
-            <w:vAlign w:val="center"/>
-          </w:tcPr>
-          <w:p>
-            <w:pPr>
-              <w:pStyle w:val="Description"/>
-              <w:spacing w:before="0" w:after="0"/>
-              <w:jc w:val="left"/>
-              <w:rPr>
-                <w:rFonts w:ascii="Tahoma" w:hAnsi="Tahoma" w:cs="Tahoma"/>
-                <w:color w:val="595959"/>
-                <w:sz w:val="18"/>
-                <w:szCs w:val="18"/>
-                <w:lang w:val="ru-RU"/>
-              </w:rPr>
-            </w:pPr>
-            <w:r>
-              <w:rPr>
-                <w:rFonts w:ascii="Tahoma" w:hAnsi="Tahoma" w:cs="Tahoma"/>
-                <w:color w:val="595959"/>
-                <w:sz w:val="18"/>
-                <w:szCs w:val="18"/>
-                <w:lang w:val="ru-RU"/>
-              </w:rPr>
-              <w:t>ООО «СПб-газ»</w:t>
-            </w:r>
-          </w:p>
-        </w:tc>
-      </w:tr>
-      <w:tr>
-        <w:trPr>
-          <w:trHeight w:val="253"/>
-          <w:jc w:val="center"/>
-        </w:trPr>
-        <w:tc>
-          <w:tcPr>
-            <w:tcW w:w="2962" w:type="dxa"/>
-            <w:tcBorders>
-              <w:top w:val="single" w:sz="4" w:space="0" w:color="BDD6EE"/>
-            </w:tcBorders>
-            <w:vAlign w:val="center"/>
-          </w:tcPr>
-          <w:p>
-            <w:pPr>
-              <w:pStyle w:val="Description"/>
-              <w:spacing w:before="0" w:after="0"/>
-              <w:jc w:val="left"/>
-              <w:rPr>
-                <w:rFonts w:ascii="Tahoma" w:hAnsi="Tahoma" w:cs="Tahoma"/>
-                <w:b/>
-                <w:color w:val="595959"/>
-                <w:sz w:val="18"/>
-                <w:szCs w:val="18"/>
-                <w:lang w:eastAsia="ru-RU"/>
-              </w:rPr>
-            </w:pPr>
-            <w:r>
-              <w:rPr>
-                <w:rFonts w:ascii="Tahoma" w:hAnsi="Tahoma" w:cs="Tahoma"/>
-                <w:b/>
-                <w:color w:val="595959"/>
-                <w:sz w:val="18"/>
-                <w:szCs w:val="18"/>
-                <w:lang w:val="ru-RU" w:eastAsia="ru-RU"/>
-              </w:rPr>
-              <w:t>Расположение компании</w:t>
-            </w:r>
-            <w:r>
-              <w:rPr>
-                <w:rFonts w:ascii="Tahoma" w:hAnsi="Tahoma" w:cs="Tahoma"/>
-                <w:b/>
-                <w:color w:val="595959"/>
-                <w:sz w:val="18"/>
-                <w:szCs w:val="18"/>
-                <w:lang w:eastAsia="ru-RU"/>
-              </w:rPr>
-              <w:t>:</w:t>
-            </w:r>
-          </w:p>
-        </w:tc>
-        <w:tc>
-          <w:tcPr>
-            <w:tcW w:w="7258" w:type="dxa"/>
-            <w:tcBorders>
-              <w:top w:val="single" w:sz="4" w:space="0" w:color="BDD6EE"/>
-            </w:tcBorders>
-            <w:vAlign w:val="center"/>
-          </w:tcPr>
-          <w:p>
-            <w:pPr>
-              <w:pStyle w:val="Description"/>
-              <w:spacing w:before="0" w:after="0"/>
-              <w:jc w:val="left"/>
-              <w:rPr>
-                <w:rFonts w:ascii="Tahoma" w:hAnsi="Tahoma" w:cs="Tahoma"/>
-                <w:color w:val="595959"/>
-                <w:sz w:val="18"/>
-                <w:szCs w:val="18"/>
-                <w:lang w:val="ru-RU"/>
-              </w:rPr>
-            </w:pPr>
-            <w:r>
-              <w:rPr>
-                <w:rFonts w:ascii="Tahoma" w:hAnsi="Tahoma" w:cs="Tahoma"/>
-                <w:color w:val="595959"/>
-                <w:sz w:val="18"/>
-                <w:szCs w:val="18"/>
-                <w:lang w:val="ru-RU" w:eastAsia="ru-RU"/>
-              </w:rPr>
-              <w:t>Санкт-Петербург</w:t>
-            </w:r>
-            <w:r>
-              <w:rPr>
-                <w:rFonts w:ascii="Tahoma" w:hAnsi="Tahoma" w:cs="Tahoma"/>
-                <w:color w:val="595959"/>
-                <w:sz w:val="18"/>
-                <w:szCs w:val="18"/>
-                <w:lang w:val="en-US" w:eastAsia="ru-RU"/>
-              </w:rPr>
-              <w:t xml:space="preserve">, </w:t>
-            </w:r>
-            <w:r>
-              <w:rPr>
-                <w:rFonts w:ascii="Tahoma" w:hAnsi="Tahoma" w:cs="Tahoma"/>
-                <w:color w:val="595959"/>
-                <w:sz w:val="18"/>
-                <w:szCs w:val="18"/>
-                <w:lang w:val="ru-RU" w:eastAsia="ru-RU"/>
-              </w:rPr>
-              <w:t>Россия</w:t>
-            </w:r>
-          </w:p>
-        </w:tc>
-      </w:tr>
-      <w:tr>
-        <w:trPr>
-          <w:trHeight w:val="253"/>
-          <w:jc w:val="center"/>
-        </w:trPr>
-        <w:tc>
-          <w:tcPr>
-            <w:tcW w:w="2962" w:type="dxa"/>
-            <w:vAlign w:val="center"/>
-          </w:tcPr>
-          <w:p>
-            <w:pPr>
-              <w:pStyle w:val="Description"/>
-              <w:spacing w:before="0" w:after="0"/>
-              <w:jc w:val="left"/>
-              <w:rPr>
-                <w:rFonts w:ascii="Tahoma" w:hAnsi="Tahoma" w:cs="Tahoma"/>
-                <w:b/>
-                <w:color w:val="595959"/>
-                <w:sz w:val="18"/>
-                <w:szCs w:val="18"/>
-                <w:lang w:eastAsia="ru-RU"/>
-              </w:rPr>
-            </w:pPr>
-            <w:r>
-              <w:rPr>
-                <w:rFonts w:ascii="Tahoma" w:hAnsi="Tahoma" w:cs="Tahoma"/>
-                <w:b/>
-                <w:color w:val="595959"/>
-                <w:sz w:val="18"/>
-                <w:szCs w:val="18"/>
-                <w:lang w:val="ru-RU" w:eastAsia="ru-RU"/>
-              </w:rPr>
-              <w:t>Период времени</w:t>
-            </w:r>
-            <w:r>
-              <w:rPr>
-                <w:rFonts w:ascii="Tahoma" w:hAnsi="Tahoma" w:cs="Tahoma"/>
-                <w:b/>
-                <w:color w:val="595959"/>
-                <w:sz w:val="18"/>
-                <w:szCs w:val="18"/>
-                <w:lang w:eastAsia="ru-RU"/>
-              </w:rPr>
-              <w:t>:</w:t>
-            </w:r>
-          </w:p>
-        </w:tc>
-        <w:tc>
-          <w:tcPr>
-            <w:tcW w:w="7258" w:type="dxa"/>
-            <w:vAlign w:val="center"/>
-          </w:tcPr>
-          <w:p>
-            <w:pPr>
-              <w:pStyle w:val="Description"/>
-              <w:spacing w:before="0" w:after="0"/>
-              <w:jc w:val="left"/>
-              <w:rPr>
-                <w:rStyle w:val="hps"/>
-                <w:rFonts w:ascii="Tahoma" w:hAnsi="Tahoma" w:cs="Tahoma"/>
-                <w:color w:val="595959"/>
-                <w:sz w:val="18"/>
-                <w:szCs w:val="18"/>
-                <w:lang w:val="ru-RU"/>
-              </w:rPr>
-            </w:pPr>
-            <w:r>
-              <w:rPr>
-                <w:rFonts w:ascii="Tahoma" w:hAnsi="Tahoma" w:cs="Tahoma"/>
-                <w:color w:val="595959"/>
-                <w:sz w:val="18"/>
-                <w:szCs w:val="18"/>
-              </w:rPr>
-              <w:t>0</w:t>
-            </w:r>
-            <w:r>
-              <w:rPr>
-                <w:rFonts w:ascii="Tahoma" w:hAnsi="Tahoma" w:cs="Tahoma"/>
-                <w:color w:val="595959"/>
-                <w:sz w:val="18"/>
-                <w:szCs w:val="18"/>
-                <w:lang w:val="ru-RU"/>
-              </w:rPr>
-              <w:t>6</w:t>
-            </w:r>
-            <w:r>
-              <w:rPr>
-                <w:rFonts w:ascii="Tahoma" w:hAnsi="Tahoma" w:cs="Tahoma"/>
-                <w:color w:val="595959"/>
-                <w:sz w:val="18"/>
-                <w:szCs w:val="18"/>
-              </w:rPr>
-              <w:t>/201</w:t>
-            </w:r>
-            <w:r>
-              <w:rPr>
-                <w:rFonts w:ascii="Tahoma" w:hAnsi="Tahoma" w:cs="Tahoma"/>
-                <w:color w:val="595959"/>
-                <w:sz w:val="18"/>
-                <w:szCs w:val="18"/>
-                <w:lang w:val="ru-RU"/>
-              </w:rPr>
-              <w:t>1</w:t>
-            </w:r>
-            <w:r>
-              <w:rPr>
-                <w:rFonts w:ascii="Tahoma" w:hAnsi="Tahoma" w:cs="Tahoma"/>
-                <w:color w:val="595959"/>
-                <w:sz w:val="18"/>
-                <w:szCs w:val="18"/>
-              </w:rPr>
-              <w:t xml:space="preserve"> – </w:t>
-            </w:r>
-            <w:r>
-              <w:rPr>
-                <w:rFonts w:ascii="Tahoma" w:hAnsi="Tahoma" w:cs="Tahoma"/>
-                <w:color w:val="595959"/>
-                <w:sz w:val="18"/>
-                <w:szCs w:val="18"/>
-              </w:rPr>
-              <w:t>0</w:t>
-            </w:r>
-            <w:r>
-              <w:rPr>
-                <w:rFonts w:ascii="Tahoma" w:hAnsi="Tahoma" w:cs="Tahoma"/>
-                <w:color w:val="595959"/>
-                <w:sz w:val="18"/>
-                <w:szCs w:val="18"/>
-                <w:lang w:val="ru-RU"/>
-              </w:rPr>
-              <w:t>1</w:t>
-            </w:r>
-            <w:r>
-              <w:rPr>
-                <w:rFonts w:ascii="Tahoma" w:hAnsi="Tahoma" w:cs="Tahoma"/>
-                <w:color w:val="595959"/>
-                <w:sz w:val="18"/>
-                <w:szCs w:val="18"/>
-              </w:rPr>
-              <w:t>/201</w:t>
-            </w:r>
-            <w:r>
-              <w:rPr>
-                <w:rFonts w:ascii="Tahoma" w:hAnsi="Tahoma" w:cs="Tahoma"/>
-                <w:color w:val="595959"/>
-                <w:sz w:val="18"/>
-                <w:szCs w:val="18"/>
-                <w:lang w:val="ru-RU"/>
-              </w:rPr>
-              <w:t>3</w:t>
-            </w:r>
-          </w:p>
-        </w:tc>
-      </w:tr>
-      <w:tr>
-        <w:trPr>
-          <w:trHeight w:val="253"/>
-          <w:jc w:val="center"/>
-        </w:trPr>
-        <w:tc>
-          <w:tcPr>
-            <w:tcW w:w="2962" w:type="dxa"/>
-            <w:vAlign w:val="center"/>
-          </w:tcPr>
-          <w:p>
-            <w:pPr>
-              <w:pStyle w:val="Description"/>
-              <w:spacing w:before="0" w:after="0"/>
-              <w:jc w:val="left"/>
-              <w:rPr>
-                <w:rFonts w:ascii="Tahoma" w:hAnsi="Tahoma" w:cs="Tahoma"/>
-                <w:b/>
-                <w:color w:val="595959"/>
-                <w:sz w:val="18"/>
-                <w:szCs w:val="18"/>
-                <w:lang w:eastAsia="ru-RU"/>
-              </w:rPr>
-            </w:pPr>
-            <w:r>
-              <w:rPr>
-                <w:rFonts w:ascii="Tahoma" w:hAnsi="Tahoma" w:cs="Tahoma"/>
-                <w:b/>
-                <w:color w:val="595959"/>
-                <w:sz w:val="18"/>
-                <w:szCs w:val="18"/>
-                <w:lang w:val="ru-RU" w:eastAsia="ru-RU"/>
-              </w:rPr>
-              <w:t>Описание</w:t>
-            </w:r>
-            <w:r>
-              <w:rPr>
-                <w:rFonts w:ascii="Tahoma" w:hAnsi="Tahoma" w:cs="Tahoma"/>
-                <w:b/>
-                <w:color w:val="595959"/>
-                <w:sz w:val="18"/>
-                <w:szCs w:val="18"/>
-                <w:lang w:eastAsia="ru-RU"/>
-              </w:rPr>
-              <w:t>:</w:t>
-            </w:r>
-          </w:p>
-        </w:tc>
-        <w:tc>
-          <w:tcPr>
-            <w:tcW w:w="7258" w:type="dxa"/>
-            <w:vAlign w:val="center"/>
-          </w:tcPr>
-          <w:p>
-            <w:pPr>
-              <w:pStyle w:val="Description"/>
-              <w:spacing w:before="0" w:after="0"/>
-              <w:jc w:val="left"/>
-              <w:rPr>
-                <w:rFonts w:ascii="Tahoma" w:hAnsi="Tahoma" w:cs="Tahoma"/>
-                <w:color w:val="595959"/>
-                <w:sz w:val="18"/>
-                <w:szCs w:val="18"/>
-                <w:lang w:val="ru-RU" w:eastAsia="ru-RU"/>
-              </w:rPr>
-            </w:pPr>
-            <w:r>
-              <w:rPr>
-                <w:rStyle w:val="hps"/>
-                <w:rFonts w:ascii="Tahoma" w:hAnsi="Tahoma" w:cs="Tahoma"/>
-                <w:color w:val="595959"/>
-                <w:sz w:val="18"/>
-                <w:szCs w:val="18"/>
-                <w:lang w:val="ru-RU"/>
-              </w:rPr>
-              <w:t>Организация строительно-монтажных работ по строительству и ремонту объектов, проведение пуско-наладочных работ, для передачи в эксплуатацию ООО «ПетербургГаз».</w:t>
-            </w:r>
-          </w:p>
-        </w:tc>
-      </w:tr>
-      <w:tr>
-        <w:trPr>
-          <w:trHeight w:val="253"/>
-          <w:jc w:val="center"/>
-        </w:trPr>
-        <w:tc>
-          <w:tcPr>
-            <w:tcW w:w="2962" w:type="dxa"/>
-            <w:vAlign w:val="center"/>
-          </w:tcPr>
-          <w:p>
-            <w:pPr>
-              <w:pStyle w:val="Description"/>
-              <w:spacing w:before="0" w:after="0"/>
-              <w:jc w:val="left"/>
-              <w:rPr>
-                <w:rFonts w:ascii="Tahoma" w:hAnsi="Tahoma" w:cs="Tahoma"/>
-                <w:color w:val="595959"/>
-                <w:sz w:val="18"/>
-                <w:szCs w:val="18"/>
-                <w:lang w:eastAsia="ru-RU"/>
-              </w:rPr>
-            </w:pPr>
-            <w:r>
-              <w:rPr>
-                <w:rFonts w:ascii="Tahoma" w:hAnsi="Tahoma" w:cs="Tahoma"/>
-                <w:b/>
-                <w:color w:val="595959"/>
-                <w:sz w:val="18"/>
-                <w:szCs w:val="18"/>
-                <w:lang w:val="ru-RU" w:eastAsia="ru-RU"/>
-              </w:rPr>
-              <w:t>Обязанности</w:t>
-            </w:r>
-            <w:r>
-              <w:rPr>
-                <w:rFonts w:ascii="Tahoma" w:hAnsi="Tahoma" w:cs="Tahoma"/>
-                <w:b/>
-                <w:color w:val="595959"/>
-                <w:sz w:val="18"/>
-                <w:szCs w:val="18"/>
-                <w:lang w:eastAsia="ru-RU"/>
-              </w:rPr>
-              <w:t>:</w:t>
-            </w:r>
-            <w:r>
-              <w:rPr>
-                <w:rFonts w:ascii="Tahoma" w:hAnsi="Tahoma" w:cs="Tahoma"/>
-                <w:color w:val="595959"/>
-                <w:sz w:val="18"/>
-                <w:szCs w:val="18"/>
-                <w:lang w:eastAsia="ru-RU"/>
-              </w:rPr>
-              <w:t xml:space="preserve"> </w:t>
-            </w:r>
-          </w:p>
-        </w:tc>
-        <w:tc>
-          <w:tcPr>
-            <w:tcW w:w="7258" w:type="dxa"/>
-            <w:vAlign w:val="center"/>
-          </w:tcPr>
-          <w:p>
-            <w:pPr>
-              <w:pStyle w:val="ArrowGreenBullets"/>
-              <w:rPr>
-                <w:color w:val="595959"/>
-                <w:sz w:val="18"/>
-                <w:szCs w:val="18"/>
-                <w:lang w:val="ru-RU"/>
-              </w:rPr>
-            </w:pPr>
-            <w:r>
-              <w:rPr>
-                <w:rStyle w:val="hps"/>
-                <w:color w:val="595959"/>
-                <w:sz w:val="18"/>
-                <w:szCs w:val="18"/>
-                <w:lang w:val="ru-RU"/>
-              </w:rPr>
-              <w:t>Согласование планов производства работ, корректировка работы разных подразделений компании на объектах, корректировка документации.</w:t>
-            </w:r>
-          </w:p>
-          <w:p>
-            <w:pPr>
-              <w:pStyle w:val="ArrowGreenBullets"/>
-              <w:rPr>
-                <w:color w:val="595959"/>
-                <w:sz w:val="18"/>
-                <w:szCs w:val="18"/>
-                <w:lang w:val="ru-RU" w:eastAsia="ru-RU"/>
-              </w:rPr>
-            </w:pPr>
-            <w:r>
-              <w:rPr>
-                <w:rStyle w:val="hps"/>
-                <w:color w:val="595959"/>
-                <w:sz w:val="18"/>
-                <w:szCs w:val="18"/>
-                <w:lang w:val="ru-RU"/>
-              </w:rPr>
-              <w:t>Подготовка коммерческих предложений, составление и ведение исполнительной документации. Ведение деловой переписки, переговоров.</w:t>
-            </w:r>
-          </w:p>
-          <w:p>
-            <w:pPr>
-              <w:pStyle w:val="ArrowGreenBullets"/>
-              <w:rPr>
-                <w:color w:val="595959"/>
-                <w:sz w:val="18"/>
-                <w:szCs w:val="18"/>
-                <w:lang w:val="ru-RU" w:eastAsia="ru-RU"/>
-              </w:rPr>
-            </w:pPr>
-            <w:r>
-              <w:rPr>
-                <w:color w:val="595959"/>
-                <w:sz w:val="18"/>
-                <w:szCs w:val="18"/>
-                <w:lang w:val="ru-RU"/>
-              </w:rPr>
-              <w:t>Подбор бригад и отдельных исполнителей, обеспечение бесперебойной работы.</w:t>
-            </w:r>
-          </w:p>
-        </w:tc>
-      </w:tr>
-    </w:tbl>
     <w:p>
       <w:pPr>
         <w:pStyle w:val="af3"/>
@@ -7076,7 +6408,7 @@
               <w:sz w:val="16"/>
               <w:szCs w:val="16"/>
             </w:rPr>
-            <w:t>25</w:t>
+            <w:t>01</w:t>
           </w:r>
           <w:r>
             <w:rPr>
@@ -7088,7 +6420,7 @@
               <w:szCs w:val="16"/>
               <w:lang w:val="pt-PT"/>
             </w:rPr>
-            <w:t>/0</w:t>
+            <w:t>/</w:t>
           </w:r>
           <w:r>
             <w:rPr>
@@ -7098,9 +6430,8 @@
               <w:color w:val="FFFFFF"/>
               <w:sz w:val="16"/>
               <w:szCs w:val="16"/>
-              <w:lang w:val="pt-PT"/>
             </w:rPr>
-            <w:t>8</w:t>
+            <w:t>10</w:t>
           </w:r>
           <w:r>
             <w:rPr>

--- a/Documents/dmitrii_konstantinov_cv.docx
+++ b/Documents/dmitrii_konstantinov_cv.docx
@@ -699,7 +699,27 @@
                 <w:sz w:val="20"/>
                 <w:lang w:val="en-US"/>
               </w:rPr>
-              <w:t>@CasperNEw / live:konst.arh2k</w:t>
+              <w:t xml:space="preserve">@CasperNEw / </w:t>
+            </w:r>
+            <w:proofErr w:type="gramStart"/>
+            <w:r>
+              <w:rPr>
+                <w:rFonts w:ascii="Tahoma" w:hAnsi="Tahoma" w:cs="Tahoma"/>
+                <w:color w:val="595959"/>
+                <w:sz w:val="20"/>
+                <w:lang w:val="en-US"/>
+              </w:rPr>
+              <w:t>live:konst</w:t>
+            </w:r>
+            <w:proofErr w:type="gramEnd"/>
+            <w:r>
+              <w:rPr>
+                <w:rFonts w:ascii="Tahoma" w:hAnsi="Tahoma" w:cs="Tahoma"/>
+                <w:color w:val="595959"/>
+                <w:sz w:val="20"/>
+                <w:lang w:val="en-US"/>
+              </w:rPr>
+              <w:t>.arh2k</w:t>
             </w:r>
           </w:p>
         </w:tc>
@@ -1047,66 +1067,44 @@
       <w:r>
         <w:t xml:space="preserve">, </w:t>
       </w:r>
+      <w:proofErr w:type="spellStart"/>
       <w:r>
         <w:t>RxSwift</w:t>
       </w:r>
+      <w:proofErr w:type="spellEnd"/>
     </w:p>
     <w:p>
       <w:pPr>
         <w:pStyle w:val="ArrowBlueBullets"/>
-      </w:pPr>
-      <w:r>
-        <w:t>MVC, MVP</w:t>
-      </w:r>
-      <w:r>
-        <w:t xml:space="preserve">, </w:t>
-      </w:r>
-      <w:r>
-        <w:t>MVVM</w:t>
-      </w:r>
-    </w:p>
-    <w:p>
-      <w:pPr>
-        <w:pStyle w:val="ArrowBlueBullets"/>
-        <w:jc w:val="left"/>
         <w:rPr>
           <w:rFonts w:cs="Tahoma"/>
+          <w:b/>
           <w:color w:val="2E74B5"/>
           <w:sz w:val="24"/>
           <w:szCs w:val="24"/>
         </w:rPr>
       </w:pPr>
       <w:r>
-        <w:rPr>
-          <w:rFonts w:cs="Tahoma"/>
-        </w:rPr>
-        <w:t>UIKit, Foundation, Alamofire, GCD, Realm, Firebase, GoogleMaps, SwiftLint</w:t>
+        <w:t>MV</w:t>
       </w:r>
       <w:r>
-        <w:rPr>
-          <w:rFonts w:cs="Tahoma"/>
-        </w:rPr>
-        <w:t xml:space="preserve"> </w:t>
-      </w:r>
-      <w:r>
-        <w:rPr>
-          <w:rFonts w:cs="Tahoma"/>
-        </w:rPr>
-        <w:t>&amp; Others</w:t>
+        <w:t>(x)</w:t>
       </w:r>
     </w:p>
     <w:p>
       <w:pPr>
-        <w:pStyle w:val="af3"/>
-        <w:spacing w:after="120"/>
-        <w:jc w:val="left"/>
+        <w:pStyle w:val="ArrowBlueBullets"/>
+        <w:numPr>
+          <w:ilvl w:val="0"/>
+          <w:numId w:val="0"/>
+        </w:numPr>
+        <w:ind w:left="454"/>
         <w:rPr>
-          <w:rFonts w:ascii="Tahoma" w:hAnsi="Tahoma" w:cs="Tahoma"/>
-          <w:b w:val="0"/>
+          <w:rFonts w:cs="Tahoma"/>
+          <w:b/>
           <w:color w:val="2E74B5"/>
           <w:sz w:val="24"/>
           <w:szCs w:val="24"/>
-          <w:lang w:val="en-US"/>
         </w:rPr>
       </w:pPr>
     </w:p>
@@ -1429,6 +1427,7 @@
                       <w:lang w:val="ru-RU" w:eastAsia="ru-RU"/>
                     </w:rPr>
                   </w:pPr>
+                  <w:proofErr w:type="spellStart"/>
                   <w:r>
                     <w:rPr>
                       <w:rFonts w:ascii="Tahoma" w:hAnsi="Tahoma" w:cs="Tahoma"/>
@@ -1436,7 +1435,17 @@
                       <w:sz w:val="20"/>
                       <w:lang w:val="en-US" w:eastAsia="ru-RU"/>
                     </w:rPr>
-                    <w:t>GeekBrains @mail.ru group</w:t>
+                    <w:t>GeekBrains</w:t>
+                  </w:r>
+                  <w:proofErr w:type="spellEnd"/>
+                  <w:r>
+                    <w:rPr>
+                      <w:rFonts w:ascii="Tahoma" w:hAnsi="Tahoma" w:cs="Tahoma"/>
+                      <w:color w:val="595959"/>
+                      <w:sz w:val="20"/>
+                      <w:lang w:val="en-US" w:eastAsia="ru-RU"/>
+                    </w:rPr>
+                    <w:t xml:space="preserve"> @mail.ru group</w:t>
                   </w:r>
                 </w:p>
               </w:tc>
@@ -1734,6 +1743,7 @@
                     </w:rPr>
                     <w:t xml:space="preserve">, Стажировка в </w:t>
                   </w:r>
+                  <w:proofErr w:type="spellStart"/>
                   <w:r>
                     <w:rPr>
                       <w:rStyle w:val="hps"/>
@@ -1744,6 +1754,7 @@
                     </w:rPr>
                     <w:t>GeekBrains</w:t>
                   </w:r>
+                  <w:proofErr w:type="spellEnd"/>
                   <w:r>
                     <w:rPr>
                       <w:rStyle w:val="hps"/>
@@ -2027,6 +2038,7 @@
                       <w:lang w:val="ru-RU"/>
                     </w:rPr>
                   </w:pPr>
+                  <w:proofErr w:type="spellStart"/>
                   <w:r>
                     <w:rPr>
                       <w:rFonts w:ascii="Tahoma" w:hAnsi="Tahoma" w:cs="Tahoma"/>
@@ -2034,7 +2046,17 @@
                       <w:sz w:val="20"/>
                       <w:lang w:val="en-US"/>
                     </w:rPr>
-                    <w:t>Stepik education</w:t>
+                    <w:t>Stepik</w:t>
+                  </w:r>
+                  <w:proofErr w:type="spellEnd"/>
+                  <w:r>
+                    <w:rPr>
+                      <w:rFonts w:ascii="Tahoma" w:hAnsi="Tahoma" w:cs="Tahoma"/>
+                      <w:color w:val="595959"/>
+                      <w:sz w:val="20"/>
+                      <w:lang w:val="en-US"/>
+                    </w:rPr>
+                    <w:t xml:space="preserve"> education</w:t>
                   </w:r>
                   <w:r>
                     <w:rPr>
@@ -2112,6 +2134,7 @@
                       <w:lang w:val="ru-RU"/>
                     </w:rPr>
                   </w:pPr>
+                  <w:proofErr w:type="spellStart"/>
                   <w:r>
                     <w:rPr>
                       <w:rFonts w:ascii="Tahoma" w:hAnsi="Tahoma" w:cs="Tahoma"/>
@@ -2119,7 +2142,17 @@
                       <w:sz w:val="20"/>
                       <w:lang w:val="ru-RU"/>
                     </w:rPr>
-                    <w:t xml:space="preserve">Многопоточность в </w:t>
+                    <w:t>Многопоточность</w:t>
+                  </w:r>
+                  <w:proofErr w:type="spellEnd"/>
+                  <w:r>
+                    <w:rPr>
+                      <w:rFonts w:ascii="Tahoma" w:hAnsi="Tahoma" w:cs="Tahoma"/>
+                      <w:color w:val="595959"/>
+                      <w:sz w:val="20"/>
+                      <w:lang w:val="ru-RU"/>
+                    </w:rPr>
+                    <w:t xml:space="preserve"> в </w:t>
                   </w:r>
                   <w:r>
                     <w:rPr>
@@ -2388,6 +2421,7 @@
                       </w:rPr>
                       <w:t>://</w:t>
                     </w:r>
+                    <w:proofErr w:type="spellStart"/>
                     <w:r>
                       <w:rPr>
                         <w:rStyle w:val="af0"/>
@@ -2396,6 +2430,7 @@
                       </w:rPr>
                       <w:t>github</w:t>
                     </w:r>
+                    <w:proofErr w:type="spellEnd"/>
                     <w:r>
                       <w:rPr>
                         <w:rStyle w:val="af0"/>
@@ -2439,6 +2474,7 @@
                       </w:rPr>
                       <w:t>/</w:t>
                     </w:r>
+                    <w:proofErr w:type="spellStart"/>
                     <w:r>
                       <w:rPr>
                         <w:rStyle w:val="af0"/>
@@ -2447,6 +2483,7 @@
                       </w:rPr>
                       <w:t>caspernew</w:t>
                     </w:r>
+                    <w:proofErr w:type="spellEnd"/>
                     <w:r>
                       <w:rPr>
                         <w:rStyle w:val="af0"/>
@@ -2456,6 +2493,7 @@
                       </w:rPr>
                       <w:t>.</w:t>
                     </w:r>
+                    <w:proofErr w:type="spellStart"/>
                     <w:r>
                       <w:rPr>
                         <w:rStyle w:val="af0"/>
@@ -2464,6 +2502,7 @@
                       </w:rPr>
                       <w:t>github</w:t>
                     </w:r>
+                    <w:proofErr w:type="spellEnd"/>
                     <w:r>
                       <w:rPr>
                         <w:rStyle w:val="af0"/>
@@ -2569,6 +2608,41 @@
           </w:p>
         </w:tc>
       </w:tr>
+      <w:tr>
+        <w:trPr>
+          <w:trHeight w:val="567"/>
+          <w:jc w:val="center"/>
+        </w:trPr>
+        <w:tc>
+          <w:tcPr>
+            <w:tcW w:w="10206" w:type="dxa"/>
+            <w:tcBorders>
+              <w:top w:val="nil"/>
+              <w:left w:val="nil"/>
+              <w:bottom w:val="nil"/>
+              <w:right w:val="nil"/>
+            </w:tcBorders>
+            <w:shd w:val="clear" w:color="auto" w:fill="auto"/>
+            <w:noWrap/>
+          </w:tcPr>
+          <w:p>
+            <w:pPr>
+              <w:pStyle w:val="Description"/>
+              <w:spacing w:before="0" w:after="0"/>
+              <w:jc w:val="left"/>
+              <w:rPr>
+                <w:rFonts w:ascii="Tahoma" w:hAnsi="Tahoma" w:cs="Tahoma"/>
+                <w:b/>
+                <w:bCs/>
+                <w:color w:val="595959"/>
+                <w:sz w:val="18"/>
+                <w:szCs w:val="18"/>
+                <w:lang w:val="ru-RU" w:eastAsia="ru-RU"/>
+              </w:rPr>
+            </w:pPr>
+          </w:p>
+        </w:tc>
+      </w:tr>
     </w:tbl>
     <w:p>
       <w:pPr>
@@ -2593,7 +2667,6 @@
           <w:szCs w:val="24"/>
           <w:lang w:val="ru-RU"/>
         </w:rPr>
-        <w:lastRenderedPageBreak/>
         <w:t>Знание языков</w:t>
       </w:r>
       <w:r>
@@ -2910,6 +2983,7 @@
         </w:rPr>
         <w:t xml:space="preserve"> </w:t>
       </w:r>
+      <w:proofErr w:type="spellStart"/>
       <w:r>
         <w:rPr>
           <w:rFonts w:cs="Tahoma"/>
@@ -2917,6 +2991,7 @@
         </w:rPr>
         <w:t>GeekBrains</w:t>
       </w:r>
+      <w:proofErr w:type="spellEnd"/>
       <w:r>
         <w:rPr>
           <w:rFonts w:cs="Tahoma"/>
@@ -3224,27 +3299,7 @@
                 <w:szCs w:val="18"/>
                 <w:lang w:val="ru-RU"/>
               </w:rPr>
-              <w:t>ООО «</w:t>
-            </w:r>
-            <w:r>
-              <w:rPr>
-                <w:rFonts w:ascii="Tahoma" w:hAnsi="Tahoma" w:cs="Tahoma"/>
-                <w:color w:val="595959"/>
-                <w:sz w:val="18"/>
-                <w:szCs w:val="18"/>
-                <w:lang w:val="ru-RU"/>
-              </w:rPr>
-              <w:t>НЭТИ</w:t>
-            </w:r>
-            <w:r>
-              <w:rPr>
-                <w:rFonts w:ascii="Tahoma" w:hAnsi="Tahoma" w:cs="Tahoma"/>
-                <w:color w:val="595959"/>
-                <w:sz w:val="18"/>
-                <w:szCs w:val="18"/>
-                <w:lang w:val="ru-RU"/>
-              </w:rPr>
-              <w:t>»</w:t>
+              <w:t>ООО «НЭТИ»</w:t>
             </w:r>
           </w:p>
         </w:tc>
@@ -3429,7 +3484,16 @@
                 <w:szCs w:val="18"/>
                 <w:lang w:val="ru-RU"/>
               </w:rPr>
-              <w:t>0</w:t>
+              <w:t>09</w:t>
+            </w:r>
+            <w:r>
+              <w:rPr>
+                <w:rFonts w:ascii="Tahoma" w:hAnsi="Tahoma" w:cs="Tahoma"/>
+                <w:color w:val="595959"/>
+                <w:sz w:val="18"/>
+                <w:szCs w:val="18"/>
+              </w:rPr>
+              <w:t>/20</w:t>
             </w:r>
             <w:r>
               <w:rPr>
@@ -3439,16 +3503,16 @@
                 <w:szCs w:val="18"/>
                 <w:lang w:val="ru-RU"/>
               </w:rPr>
-              <w:t>9</w:t>
-            </w:r>
-            <w:r>
-              <w:rPr>
-                <w:rFonts w:ascii="Tahoma" w:hAnsi="Tahoma" w:cs="Tahoma"/>
-                <w:color w:val="595959"/>
-                <w:sz w:val="18"/>
-                <w:szCs w:val="18"/>
-              </w:rPr>
-              <w:t>/20</w:t>
+              <w:t>20</w:t>
+            </w:r>
+            <w:r>
+              <w:rPr>
+                <w:rFonts w:ascii="Tahoma" w:hAnsi="Tahoma" w:cs="Tahoma"/>
+                <w:color w:val="595959"/>
+                <w:sz w:val="18"/>
+                <w:szCs w:val="18"/>
+              </w:rPr>
+              <w:t xml:space="preserve"> – </w:t>
             </w:r>
             <w:r>
               <w:rPr>
@@ -3458,26 +3522,17 @@
                 <w:szCs w:val="18"/>
                 <w:lang w:val="ru-RU"/>
               </w:rPr>
-              <w:t>20</w:t>
-            </w:r>
-            <w:r>
-              <w:rPr>
-                <w:rFonts w:ascii="Tahoma" w:hAnsi="Tahoma" w:cs="Tahoma"/>
-                <w:color w:val="595959"/>
-                <w:sz w:val="18"/>
-                <w:szCs w:val="18"/>
-              </w:rPr>
-              <w:t xml:space="preserve"> – </w:t>
-            </w:r>
-            <w:r>
-              <w:rPr>
-                <w:rFonts w:ascii="Tahoma" w:hAnsi="Tahoma" w:cs="Tahoma"/>
-                <w:color w:val="595959"/>
-                <w:sz w:val="18"/>
-                <w:szCs w:val="18"/>
-                <w:lang w:val="ru-RU"/>
-              </w:rPr>
-              <w:t>10</w:t>
+              <w:t>1</w:t>
+            </w:r>
+            <w:r>
+              <w:rPr>
+                <w:rFonts w:ascii="Tahoma" w:hAnsi="Tahoma" w:cs="Tahoma"/>
+                <w:color w:val="595959"/>
+                <w:sz w:val="18"/>
+                <w:szCs w:val="18"/>
+                <w:lang w:val="en-US"/>
+              </w:rPr>
+              <w:t>2</w:t>
             </w:r>
             <w:r>
               <w:rPr>
@@ -3553,7 +3608,8 @@
               <w:rPr>
                 <w:rFonts w:ascii="Tahoma" w:hAnsi="Tahoma" w:cs="Tahoma"/>
                 <w:color w:val="595959"/>
-                <w:sz w:val="20"/>
+                <w:sz w:val="18"/>
+                <w:szCs w:val="18"/>
                 <w:lang w:val="ru-RU" w:eastAsia="ru-RU"/>
               </w:rPr>
             </w:pPr>
@@ -3565,7 +3621,71 @@
                 <w:szCs w:val="18"/>
                 <w:lang w:val="ru-RU" w:eastAsia="ru-RU"/>
               </w:rPr>
-              <w:t>Поддержка существующего приложения, разработка дополнительного функционала, исправление устаревшего кода.</w:t>
+              <w:t>Работаю в команде разработки приложения «Ак Барс Дом Партнер» (</w:t>
+            </w:r>
+            <w:hyperlink r:id="rId11" w:history="1">
+              <w:r>
+                <w:rPr>
+                  <w:rStyle w:val="af0"/>
+                  <w:rFonts w:ascii="Tahoma" w:hAnsi="Tahoma" w:cs="Tahoma"/>
+                  <w:sz w:val="18"/>
+                  <w:szCs w:val="18"/>
+                  <w:lang w:val="ru-RU" w:eastAsia="ru-RU"/>
+                </w:rPr>
+                <w:t>https://vk.cc/bVEDGP</w:t>
+              </w:r>
+            </w:hyperlink>
+            <w:r>
+              <w:rPr>
+                <w:rFonts w:ascii="Tahoma" w:hAnsi="Tahoma" w:cs="Tahoma"/>
+                <w:color w:val="595959"/>
+                <w:sz w:val="18"/>
+                <w:szCs w:val="18"/>
+                <w:lang w:val="ru-RU" w:eastAsia="ru-RU"/>
+              </w:rPr>
+              <w:t xml:space="preserve"> )</w:t>
+            </w:r>
+            <w:r>
+              <w:rPr>
+                <w:rFonts w:ascii="Tahoma" w:hAnsi="Tahoma" w:cs="Tahoma"/>
+                <w:color w:val="595959"/>
+                <w:sz w:val="18"/>
+                <w:szCs w:val="18"/>
+                <w:lang w:val="ru-RU" w:eastAsia="ru-RU"/>
+              </w:rPr>
+              <w:t xml:space="preserve">. </w:t>
+            </w:r>
+            <w:r>
+              <w:rPr>
+                <w:rFonts w:ascii="Tahoma" w:hAnsi="Tahoma" w:cs="Tahoma"/>
+                <w:color w:val="595959"/>
+                <w:sz w:val="18"/>
+                <w:szCs w:val="18"/>
+                <w:lang w:val="ru-RU" w:eastAsia="ru-RU"/>
+              </w:rPr>
+              <w:t xml:space="preserve">Разработка новых </w:t>
+            </w:r>
+            <w:proofErr w:type="spellStart"/>
+            <w:r>
+              <w:rPr>
+                <w:rFonts w:ascii="Tahoma" w:hAnsi="Tahoma" w:cs="Tahoma"/>
+                <w:color w:val="595959"/>
+                <w:sz w:val="18"/>
+                <w:szCs w:val="18"/>
+                <w:lang w:val="ru-RU" w:eastAsia="ru-RU"/>
+              </w:rPr>
+              <w:t>фич</w:t>
+            </w:r>
+            <w:proofErr w:type="spellEnd"/>
+            <w:r>
+              <w:rPr>
+                <w:rFonts w:ascii="Tahoma" w:hAnsi="Tahoma" w:cs="Tahoma"/>
+                <w:color w:val="595959"/>
+                <w:sz w:val="18"/>
+                <w:szCs w:val="18"/>
+                <w:lang w:val="ru-RU" w:eastAsia="ru-RU"/>
+              </w:rPr>
+              <w:t>, поддержка существующего кода, фиксы. Из последнего: добавление участника, со всеми документами и логикой возраста / типа сделки, в оформлении заявки, ипотечный калькулятор, избранные, история, быстрые фильтры и многое другое – это всё ко мне =)</w:t>
             </w:r>
           </w:p>
         </w:tc>
@@ -3703,7 +3823,16 @@
                 <w:szCs w:val="18"/>
                 <w:lang w:val="ru-RU" w:eastAsia="ru-RU"/>
               </w:rPr>
-              <w:t xml:space="preserve">Формирование ТЗ для разработчиков серверной логики </w:t>
+              <w:t>Взаимодействие с другими командами / Помощь в формировании ТЗ</w:t>
+            </w:r>
+            <w:r>
+              <w:rPr>
+                <w:color w:val="595959"/>
+                <w:sz w:val="18"/>
+                <w:szCs w:val="18"/>
+                <w:lang w:val="ru-RU" w:eastAsia="ru-RU"/>
+              </w:rPr>
+              <w:t xml:space="preserve"> </w:t>
             </w:r>
           </w:p>
         </w:tc>
@@ -4368,9 +4497,18 @@
                 <w:color w:val="595959"/>
                 <w:sz w:val="18"/>
                 <w:szCs w:val="18"/>
+                <w:lang w:eastAsia="ru-RU"/>
+              </w:rPr>
+              <w:t xml:space="preserve">Code Review / </w:t>
+            </w:r>
+            <w:r>
+              <w:rPr>
+                <w:color w:val="595959"/>
+                <w:sz w:val="18"/>
+                <w:szCs w:val="18"/>
                 <w:lang w:val="ru-RU" w:eastAsia="ru-RU"/>
               </w:rPr>
-              <w:t>Формирование ТЗ для разработчиков серверной логики</w:t>
+              <w:t>Наставничество</w:t>
             </w:r>
           </w:p>
           <w:p>
@@ -4390,6 +4528,7 @@
                 <w:szCs w:val="18"/>
                 <w:lang w:val="ru-RU" w:eastAsia="ru-RU"/>
               </w:rPr>
+              <w:lastRenderedPageBreak/>
               <w:t xml:space="preserve">Наставничество и ревизия кода менее опытных разработчиков </w:t>
             </w:r>
           </w:p>
@@ -4487,7 +4626,6 @@
                 <w:sz w:val="20"/>
                 <w:lang w:val="en-US"/>
               </w:rPr>
-              <w:lastRenderedPageBreak/>
               <w:t xml:space="preserve">iOS </w:t>
             </w:r>
             <w:r>
@@ -5842,9 +5980,9 @@
       </w:pPr>
     </w:p>
     <w:sectPr>
-      <w:headerReference w:type="even" r:id="rId11"/>
-      <w:headerReference w:type="default" r:id="rId12"/>
-      <w:footerReference w:type="default" r:id="rId13"/>
+      <w:headerReference w:type="even" r:id="rId12"/>
+      <w:headerReference w:type="default" r:id="rId13"/>
+      <w:footerReference w:type="default" r:id="rId14"/>
       <w:type w:val="continuous"/>
       <w:pgSz w:w="11906" w:h="16838" w:code="9"/>
       <w:pgMar w:top="720" w:right="851" w:bottom="437" w:left="851" w:header="425" w:footer="686" w:gutter="0"/>
@@ -6408,7 +6546,19 @@
               <w:sz w:val="16"/>
               <w:szCs w:val="16"/>
             </w:rPr>
-            <w:t>01</w:t>
+            <w:t>0</w:t>
+          </w:r>
+          <w:r>
+            <w:rPr>
+              <w:rFonts w:ascii="Tahoma" w:hAnsi="Tahoma" w:cs="Tahoma"/>
+              <w:b/>
+              <w:bCs/>
+              <w:color w:val="FFFFFF"/>
+              <w:sz w:val="16"/>
+              <w:szCs w:val="16"/>
+              <w:lang w:val="en-US"/>
+            </w:rPr>
+            <w:t>7</w:t>
           </w:r>
           <w:r>
             <w:rPr>
@@ -6431,7 +6581,19 @@
               <w:sz w:val="16"/>
               <w:szCs w:val="16"/>
             </w:rPr>
-            <w:t>10</w:t>
+            <w:t>1</w:t>
+          </w:r>
+          <w:r>
+            <w:rPr>
+              <w:rFonts w:ascii="Tahoma" w:hAnsi="Tahoma" w:cs="Tahoma"/>
+              <w:b/>
+              <w:bCs/>
+              <w:color w:val="FFFFFF"/>
+              <w:sz w:val="16"/>
+              <w:szCs w:val="16"/>
+              <w:lang w:val="en-US"/>
+            </w:rPr>
+            <w:t>2</w:t>
           </w:r>
           <w:r>
             <w:rPr>

--- a/Documents/dmitrii_konstantinov_cv.docx
+++ b/Documents/dmitrii_konstantinov_cv.docx
@@ -840,10 +840,10 @@
           <w:lang w:val="ru-RU"/>
         </w:rPr>
         <w:drawing>
-          <wp:inline distT="0" distB="0" distL="0" distR="0" wp14:anchorId="5C3216D6" wp14:editId="08A2F3B3">
-            <wp:extent cx="2286000" cy="2324085"/>
-            <wp:effectExtent l="0" t="0" r="0" b="635"/>
-            <wp:docPr id="7" name="Рисунок 7"/>
+          <wp:inline distT="0" distB="0" distL="0" distR="0" wp14:anchorId="0727A82C" wp14:editId="4960B433">
+            <wp:extent cx="2352502" cy="2352502"/>
+            <wp:effectExtent l="0" t="0" r="0" b="0"/>
+            <wp:docPr id="6" name="Рисунок 6"/>
             <wp:cNvGraphicFramePr>
               <a:graphicFrameLocks xmlns:a="http://schemas.openxmlformats.org/drawingml/2006/main" noChangeAspect="1"/>
             </wp:cNvGraphicFramePr>
@@ -851,14 +851,14 @@
               <a:graphicData uri="http://schemas.openxmlformats.org/drawingml/2006/picture">
                 <pic:pic xmlns:pic="http://schemas.openxmlformats.org/drawingml/2006/picture">
                   <pic:nvPicPr>
-                    <pic:cNvPr id="1" name=""/>
+                    <pic:cNvPr id="6" name="Рисунок 6"/>
                     <pic:cNvPicPr/>
                   </pic:nvPicPr>
                   <pic:blipFill>
-                    <a:blip r:embed="rId9" cstate="hqprint">
+                    <a:blip r:embed="rId9" cstate="print">
                       <a:extLst>
                         <a:ext uri="{28A0092B-C50C-407E-A947-70E740481C1C}">
-                          <a14:useLocalDpi xmlns:a14="http://schemas.microsoft.com/office/drawing/2010/main"/>
+                          <a14:useLocalDpi xmlns:a14="http://schemas.microsoft.com/office/drawing/2010/main" val="0"/>
                         </a:ext>
                       </a:extLst>
                     </a:blip>
@@ -869,7 +869,7 @@
                   <pic:spPr>
                     <a:xfrm>
                       <a:off x="0" y="0"/>
-                      <a:ext cx="2306410" cy="2344835"/>
+                      <a:ext cx="2373065" cy="2373065"/>
                     </a:xfrm>
                     <a:prstGeom prst="rect">
                       <a:avLst/>
@@ -3484,7 +3484,17 @@
                 <w:szCs w:val="18"/>
                 <w:lang w:val="ru-RU"/>
               </w:rPr>
-              <w:t>09</w:t>
+              <w:t>0</w:t>
+            </w:r>
+            <w:r>
+              <w:rPr>
+                <w:rFonts w:ascii="Tahoma" w:hAnsi="Tahoma" w:cs="Tahoma"/>
+                <w:color w:val="595959"/>
+                <w:sz w:val="18"/>
+                <w:szCs w:val="18"/>
+                <w:lang w:val="ru-RU"/>
+              </w:rPr>
+              <w:t>8</w:t>
             </w:r>
             <w:r>
               <w:rPr>
@@ -3522,27 +3532,27 @@
                 <w:szCs w:val="18"/>
                 <w:lang w:val="ru-RU"/>
               </w:rPr>
+              <w:t>02</w:t>
+            </w:r>
+            <w:r>
+              <w:rPr>
+                <w:rFonts w:ascii="Tahoma" w:hAnsi="Tahoma" w:cs="Tahoma"/>
+                <w:color w:val="595959"/>
+                <w:sz w:val="18"/>
+                <w:szCs w:val="18"/>
+                <w:lang w:val="ru-RU"/>
+              </w:rPr>
+              <w:t>/202</w:t>
+            </w:r>
+            <w:r>
+              <w:rPr>
+                <w:rFonts w:ascii="Tahoma" w:hAnsi="Tahoma" w:cs="Tahoma"/>
+                <w:color w:val="595959"/>
+                <w:sz w:val="18"/>
+                <w:szCs w:val="18"/>
+                <w:lang w:val="ru-RU"/>
+              </w:rPr>
               <w:t>1</w:t>
-            </w:r>
-            <w:r>
-              <w:rPr>
-                <w:rFonts w:ascii="Tahoma" w:hAnsi="Tahoma" w:cs="Tahoma"/>
-                <w:color w:val="595959"/>
-                <w:sz w:val="18"/>
-                <w:szCs w:val="18"/>
-                <w:lang w:val="en-US"/>
-              </w:rPr>
-              <w:t>2</w:t>
-            </w:r>
-            <w:r>
-              <w:rPr>
-                <w:rFonts w:ascii="Tahoma" w:hAnsi="Tahoma" w:cs="Tahoma"/>
-                <w:color w:val="595959"/>
-                <w:sz w:val="18"/>
-                <w:szCs w:val="18"/>
-                <w:lang w:val="ru-RU"/>
-              </w:rPr>
-              <w:t>/2020</w:t>
             </w:r>
           </w:p>
         </w:tc>
@@ -3621,9 +3631,226 @@
                 <w:szCs w:val="18"/>
                 <w:lang w:val="ru-RU" w:eastAsia="ru-RU"/>
               </w:rPr>
-              <w:t>Работаю в команде разработки приложения «Ак Барс Дом Партнер» (</w:t>
+              <w:t>Работа</w:t>
+            </w:r>
+            <w:r>
+              <w:rPr>
+                <w:rFonts w:ascii="Tahoma" w:hAnsi="Tahoma" w:cs="Tahoma"/>
+                <w:color w:val="595959"/>
+                <w:sz w:val="18"/>
+                <w:szCs w:val="18"/>
+                <w:lang w:val="ru-RU" w:eastAsia="ru-RU"/>
+              </w:rPr>
+              <w:t>л</w:t>
+            </w:r>
+            <w:r>
+              <w:rPr>
+                <w:rFonts w:ascii="Tahoma" w:hAnsi="Tahoma" w:cs="Tahoma"/>
+                <w:color w:val="595959"/>
+                <w:sz w:val="18"/>
+                <w:szCs w:val="18"/>
+                <w:lang w:val="ru-RU" w:eastAsia="ru-RU"/>
+              </w:rPr>
+              <w:t xml:space="preserve"> в команд</w:t>
+            </w:r>
+            <w:r>
+              <w:rPr>
+                <w:rFonts w:ascii="Tahoma" w:hAnsi="Tahoma" w:cs="Tahoma"/>
+                <w:color w:val="595959"/>
+                <w:sz w:val="18"/>
+                <w:szCs w:val="18"/>
+                <w:lang w:val="ru-RU" w:eastAsia="ru-RU"/>
+              </w:rPr>
+              <w:t>ах</w:t>
+            </w:r>
+            <w:r>
+              <w:rPr>
+                <w:rFonts w:ascii="Tahoma" w:hAnsi="Tahoma" w:cs="Tahoma"/>
+                <w:color w:val="595959"/>
+                <w:sz w:val="18"/>
+                <w:szCs w:val="18"/>
+                <w:lang w:val="ru-RU" w:eastAsia="ru-RU"/>
+              </w:rPr>
+              <w:t xml:space="preserve"> </w:t>
+            </w:r>
+            <w:r>
+              <w:rPr>
+                <w:rFonts w:ascii="Tahoma" w:hAnsi="Tahoma" w:cs="Tahoma"/>
+                <w:color w:val="595959"/>
+                <w:sz w:val="18"/>
+                <w:szCs w:val="18"/>
+                <w:lang w:val="en-US" w:eastAsia="ru-RU"/>
+              </w:rPr>
+              <w:t>iOS</w:t>
+            </w:r>
+            <w:r>
+              <w:rPr>
+                <w:rFonts w:ascii="Tahoma" w:hAnsi="Tahoma" w:cs="Tahoma"/>
+                <w:color w:val="595959"/>
+                <w:sz w:val="18"/>
+                <w:szCs w:val="18"/>
+                <w:lang w:val="ru-RU" w:eastAsia="ru-RU"/>
+              </w:rPr>
+              <w:t xml:space="preserve"> </w:t>
+            </w:r>
+            <w:r>
+              <w:rPr>
+                <w:rFonts w:ascii="Tahoma" w:hAnsi="Tahoma" w:cs="Tahoma"/>
+                <w:color w:val="595959"/>
+                <w:sz w:val="18"/>
+                <w:szCs w:val="18"/>
+                <w:lang w:val="ru-RU" w:eastAsia="ru-RU"/>
+              </w:rPr>
+              <w:t>разработки приложени</w:t>
+            </w:r>
+            <w:r>
+              <w:rPr>
+                <w:rFonts w:ascii="Tahoma" w:hAnsi="Tahoma" w:cs="Tahoma"/>
+                <w:color w:val="595959"/>
+                <w:sz w:val="18"/>
+                <w:szCs w:val="18"/>
+                <w:lang w:val="ru-RU" w:eastAsia="ru-RU"/>
+              </w:rPr>
+              <w:t>й</w:t>
+            </w:r>
+            <w:r>
+              <w:rPr>
+                <w:rFonts w:ascii="Tahoma" w:hAnsi="Tahoma" w:cs="Tahoma"/>
+                <w:color w:val="595959"/>
+                <w:sz w:val="18"/>
+                <w:szCs w:val="18"/>
+                <w:lang w:val="ru-RU" w:eastAsia="ru-RU"/>
+              </w:rPr>
+              <w:t xml:space="preserve"> «Ак Барс Дом Партнер» (</w:t>
+            </w:r>
+            <w:r>
+              <w:fldChar w:fldCharType="begin"/>
+            </w:r>
+            <w:r>
+              <w:rPr>
+                <w:lang w:val="ru-RU"/>
+              </w:rPr>
+              <w:instrText xml:space="preserve"> </w:instrText>
+            </w:r>
+            <w:r>
+              <w:instrText>HYPERLINK</w:instrText>
+            </w:r>
+            <w:r>
+              <w:rPr>
+                <w:lang w:val="ru-RU"/>
+              </w:rPr>
+              <w:instrText xml:space="preserve"> "</w:instrText>
+            </w:r>
+            <w:r>
+              <w:instrText>https</w:instrText>
+            </w:r>
+            <w:r>
+              <w:rPr>
+                <w:lang w:val="ru-RU"/>
+              </w:rPr>
+              <w:instrText>://</w:instrText>
+            </w:r>
+            <w:r>
+              <w:instrText>vk</w:instrText>
+            </w:r>
+            <w:r>
+              <w:rPr>
+                <w:lang w:val="ru-RU"/>
+              </w:rPr>
+              <w:instrText>.</w:instrText>
+            </w:r>
+            <w:r>
+              <w:instrText>cc</w:instrText>
+            </w:r>
+            <w:r>
+              <w:rPr>
+                <w:lang w:val="ru-RU"/>
+              </w:rPr>
+              <w:instrText>/</w:instrText>
+            </w:r>
+            <w:r>
+              <w:instrText>bVEDGP</w:instrText>
+            </w:r>
+            <w:r>
+              <w:rPr>
+                <w:lang w:val="ru-RU"/>
+              </w:rPr>
+              <w:instrText xml:space="preserve">" </w:instrText>
+            </w:r>
+            <w:r>
+              <w:fldChar w:fldCharType="separate"/>
+            </w:r>
+            <w:r>
+              <w:rPr>
+                <w:rStyle w:val="af0"/>
+                <w:rFonts w:ascii="Tahoma" w:hAnsi="Tahoma" w:cs="Tahoma"/>
+                <w:sz w:val="18"/>
+                <w:szCs w:val="18"/>
+                <w:lang w:val="ru-RU" w:eastAsia="ru-RU"/>
+              </w:rPr>
+              <w:t>https://vk.cc</w:t>
+            </w:r>
+            <w:r>
+              <w:rPr>
+                <w:rStyle w:val="af0"/>
+                <w:rFonts w:ascii="Tahoma" w:hAnsi="Tahoma" w:cs="Tahoma"/>
+                <w:sz w:val="18"/>
+                <w:szCs w:val="18"/>
+                <w:lang w:val="ru-RU" w:eastAsia="ru-RU"/>
+              </w:rPr>
+              <w:t>/</w:t>
+            </w:r>
+            <w:r>
+              <w:rPr>
+                <w:rStyle w:val="af0"/>
+                <w:rFonts w:ascii="Tahoma" w:hAnsi="Tahoma" w:cs="Tahoma"/>
+                <w:sz w:val="18"/>
+                <w:szCs w:val="18"/>
+                <w:lang w:val="ru-RU" w:eastAsia="ru-RU"/>
+              </w:rPr>
+              <w:t>bVEDGP</w:t>
+            </w:r>
+            <w:r>
+              <w:rPr>
+                <w:rStyle w:val="af0"/>
+                <w:rFonts w:ascii="Tahoma" w:hAnsi="Tahoma" w:cs="Tahoma"/>
+                <w:sz w:val="18"/>
+                <w:szCs w:val="18"/>
+                <w:lang w:val="ru-RU" w:eastAsia="ru-RU"/>
+              </w:rPr>
+              <w:fldChar w:fldCharType="end"/>
+            </w:r>
+            <w:r>
+              <w:rPr>
+                <w:rFonts w:ascii="Tahoma" w:hAnsi="Tahoma" w:cs="Tahoma"/>
+                <w:color w:val="595959"/>
+                <w:sz w:val="18"/>
+                <w:szCs w:val="18"/>
+                <w:lang w:val="ru-RU" w:eastAsia="ru-RU"/>
+              </w:rPr>
+              <w:t>)</w:t>
+            </w:r>
+            <w:r>
+              <w:rPr>
+                <w:rFonts w:ascii="Tahoma" w:hAnsi="Tahoma" w:cs="Tahoma"/>
+                <w:color w:val="595959"/>
+                <w:sz w:val="18"/>
+                <w:szCs w:val="18"/>
+                <w:lang w:val="ru-RU" w:eastAsia="ru-RU"/>
+              </w:rPr>
+              <w:t xml:space="preserve"> и «Ак Барс Дом» (</w:t>
             </w:r>
             <w:hyperlink r:id="rId11" w:history="1">
+              <w:r>
+                <w:rPr>
+                  <w:rStyle w:val="af0"/>
+                  <w:rFonts w:ascii="Tahoma" w:hAnsi="Tahoma" w:cs="Tahoma"/>
+                  <w:sz w:val="18"/>
+                  <w:szCs w:val="18"/>
+                  <w:lang w:val="en-US" w:eastAsia="ru-RU"/>
+                </w:rPr>
+                <w:t>https</w:t>
+              </w:r>
               <w:r>
                 <w:rPr>
                   <w:rStyle w:val="af0"/>
@@ -3632,8 +3859,62 @@
                   <w:szCs w:val="18"/>
                   <w:lang w:val="ru-RU" w:eastAsia="ru-RU"/>
                 </w:rPr>
-                <w:t>https://vk.cc/bVEDGP</w:t>
+                <w:t>://</w:t>
               </w:r>
+              <w:proofErr w:type="spellStart"/>
+              <w:r>
+                <w:rPr>
+                  <w:rStyle w:val="af0"/>
+                  <w:rFonts w:ascii="Tahoma" w:hAnsi="Tahoma" w:cs="Tahoma"/>
+                  <w:sz w:val="18"/>
+                  <w:szCs w:val="18"/>
+                  <w:lang w:val="en-US" w:eastAsia="ru-RU"/>
+                </w:rPr>
+                <w:t>vk</w:t>
+              </w:r>
+              <w:proofErr w:type="spellEnd"/>
+              <w:r>
+                <w:rPr>
+                  <w:rStyle w:val="af0"/>
+                  <w:rFonts w:ascii="Tahoma" w:hAnsi="Tahoma" w:cs="Tahoma"/>
+                  <w:sz w:val="18"/>
+                  <w:szCs w:val="18"/>
+                  <w:lang w:val="ru-RU" w:eastAsia="ru-RU"/>
+                </w:rPr>
+                <w:t>.</w:t>
+              </w:r>
+              <w:r>
+                <w:rPr>
+                  <w:rStyle w:val="af0"/>
+                  <w:rFonts w:ascii="Tahoma" w:hAnsi="Tahoma" w:cs="Tahoma"/>
+                  <w:sz w:val="18"/>
+                  <w:szCs w:val="18"/>
+                  <w:lang w:val="en-US" w:eastAsia="ru-RU"/>
+                </w:rPr>
+                <w:t>cc</w:t>
+              </w:r>
+              <w:r>
+                <w:rPr>
+                  <w:rStyle w:val="af0"/>
+                  <w:rFonts w:ascii="Tahoma" w:hAnsi="Tahoma" w:cs="Tahoma"/>
+                  <w:sz w:val="18"/>
+                  <w:szCs w:val="18"/>
+                  <w:lang w:val="ru-RU" w:eastAsia="ru-RU"/>
+                </w:rPr>
+                <w:t>/</w:t>
+              </w:r>
+              <w:proofErr w:type="spellStart"/>
+              <w:r>
+                <w:rPr>
+                  <w:rStyle w:val="af0"/>
+                  <w:rFonts w:ascii="Tahoma" w:hAnsi="Tahoma" w:cs="Tahoma"/>
+                  <w:sz w:val="18"/>
+                  <w:szCs w:val="18"/>
+                  <w:lang w:val="en-US" w:eastAsia="ru-RU"/>
+                </w:rPr>
+                <w:t>bXShiq</w:t>
+              </w:r>
+              <w:proofErr w:type="spellEnd"/>
             </w:hyperlink>
             <w:r>
               <w:rPr>
@@ -3643,7 +3924,7 @@
                 <w:szCs w:val="18"/>
                 <w:lang w:val="ru-RU" w:eastAsia="ru-RU"/>
               </w:rPr>
-              <w:t xml:space="preserve"> )</w:t>
+              <w:t>)</w:t>
             </w:r>
             <w:r>
               <w:rPr>
@@ -3663,9 +3944,8 @@
                 <w:szCs w:val="18"/>
                 <w:lang w:val="ru-RU" w:eastAsia="ru-RU"/>
               </w:rPr>
-              <w:t xml:space="preserve">Разработка новых </w:t>
-            </w:r>
-            <w:proofErr w:type="spellStart"/>
+              <w:t>Из последнего: добавление участника, со всеми документами и логикой возраста / типа сделки, в оформлении заявки, ипотечный калькулятор, избранные, история, быстрые фильтры и многое другое</w:t>
+            </w:r>
             <w:r>
               <w:rPr>
                 <w:rFonts w:ascii="Tahoma" w:hAnsi="Tahoma" w:cs="Tahoma"/>
@@ -3674,18 +3954,7 @@
                 <w:szCs w:val="18"/>
                 <w:lang w:val="ru-RU" w:eastAsia="ru-RU"/>
               </w:rPr>
-              <w:t>фич</w:t>
-            </w:r>
-            <w:proofErr w:type="spellEnd"/>
-            <w:r>
-              <w:rPr>
-                <w:rFonts w:ascii="Tahoma" w:hAnsi="Tahoma" w:cs="Tahoma"/>
-                <w:color w:val="595959"/>
-                <w:sz w:val="18"/>
-                <w:szCs w:val="18"/>
-                <w:lang w:val="ru-RU" w:eastAsia="ru-RU"/>
-              </w:rPr>
-              <w:t>, поддержка существующего кода, фиксы. Из последнего: добавление участника, со всеми документами и логикой возраста / типа сделки, в оформлении заявки, ипотечный калькулятор, избранные, история, быстрые фильтры и многое другое – это всё ко мне =)</w:t>
+              <w:t>.</w:t>
             </w:r>
           </w:p>
         </w:tc>
@@ -3771,7 +4040,47 @@
                 <w:szCs w:val="18"/>
                 <w:lang w:val="ru-RU"/>
               </w:rPr>
-              <w:t>Самостоятельная разработка отдельных модулей приложения</w:t>
+              <w:t>Р</w:t>
+            </w:r>
+            <w:r>
+              <w:rPr>
+                <w:rStyle w:val="hps"/>
+                <w:color w:val="595959"/>
+                <w:sz w:val="18"/>
+                <w:szCs w:val="18"/>
+                <w:lang w:val="ru-RU"/>
+              </w:rPr>
+              <w:t xml:space="preserve">азработка </w:t>
+            </w:r>
+            <w:r>
+              <w:rPr>
+                <w:rStyle w:val="hps"/>
+                <w:color w:val="595959"/>
+                <w:sz w:val="18"/>
+                <w:szCs w:val="18"/>
+                <w:lang w:val="ru-RU"/>
+              </w:rPr>
+              <w:t>новых</w:t>
+            </w:r>
+            <w:r>
+              <w:rPr>
+                <w:rStyle w:val="hps"/>
+                <w:color w:val="595959"/>
+                <w:sz w:val="18"/>
+                <w:szCs w:val="18"/>
+                <w:lang w:val="ru-RU"/>
+              </w:rPr>
+              <w:t xml:space="preserve"> модулей приложения</w:t>
+            </w:r>
+            <w:r>
+              <w:rPr>
+                <w:rStyle w:val="hps"/>
+                <w:color w:val="595959"/>
+                <w:sz w:val="18"/>
+                <w:szCs w:val="18"/>
+                <w:lang w:val="ru-RU"/>
+              </w:rPr>
+              <w:t>, поддержка существующего кода</w:t>
             </w:r>
           </w:p>
           <w:p>
@@ -4273,7 +4582,7 @@
                 <w:szCs w:val="18"/>
                 <w:lang w:val="ru-RU"/>
               </w:rPr>
-              <w:t>9</w:t>
+              <w:t>8</w:t>
             </w:r>
             <w:r>
               <w:rPr>
@@ -4349,10 +4658,12 @@
               <w:rPr>
                 <w:rFonts w:ascii="Tahoma" w:hAnsi="Tahoma" w:cs="Tahoma"/>
                 <w:color w:val="595959"/>
-                <w:sz w:val="20"/>
+                <w:sz w:val="18"/>
+                <w:szCs w:val="18"/>
                 <w:lang w:val="ru-RU" w:eastAsia="ru-RU"/>
               </w:rPr>
             </w:pPr>
+            <w:proofErr w:type="spellStart"/>
             <w:r>
               <w:rPr>
                 <w:rFonts w:ascii="Tahoma" w:hAnsi="Tahoma" w:cs="Tahoma"/>
@@ -4361,7 +4672,218 @@
                 <w:szCs w:val="18"/>
                 <w:lang w:val="ru-RU" w:eastAsia="ru-RU"/>
               </w:rPr>
-              <w:t>Поддержка существующего приложения, разработка дополнительного функционала, исправление устаревшего кода. Занимаюсь формированием красивого, читабельного и поддерживаемого, кода, с периодическими ревизиями работы от более опытных коллег.</w:t>
+              <w:t>Рефакторинг</w:t>
+            </w:r>
+            <w:proofErr w:type="spellEnd"/>
+            <w:r>
+              <w:rPr>
+                <w:rFonts w:ascii="Tahoma" w:hAnsi="Tahoma" w:cs="Tahoma"/>
+                <w:color w:val="595959"/>
+                <w:sz w:val="18"/>
+                <w:szCs w:val="18"/>
+                <w:lang w:val="ru-RU" w:eastAsia="ru-RU"/>
+              </w:rPr>
+              <w:t xml:space="preserve"> и разработка новых </w:t>
+            </w:r>
+            <w:proofErr w:type="spellStart"/>
+            <w:r>
+              <w:rPr>
+                <w:rFonts w:ascii="Tahoma" w:hAnsi="Tahoma" w:cs="Tahoma"/>
+                <w:color w:val="595959"/>
+                <w:sz w:val="18"/>
+                <w:szCs w:val="18"/>
+                <w:lang w:val="ru-RU" w:eastAsia="ru-RU"/>
+              </w:rPr>
+              <w:t>фич</w:t>
+            </w:r>
+            <w:proofErr w:type="spellEnd"/>
+            <w:r>
+              <w:rPr>
+                <w:rFonts w:ascii="Tahoma" w:hAnsi="Tahoma" w:cs="Tahoma"/>
+                <w:color w:val="595959"/>
+                <w:sz w:val="18"/>
+                <w:szCs w:val="18"/>
+                <w:lang w:val="ru-RU" w:eastAsia="ru-RU"/>
+              </w:rPr>
+              <w:t xml:space="preserve"> мобильного</w:t>
+            </w:r>
+            <w:r>
+              <w:rPr>
+                <w:rFonts w:ascii="Tahoma" w:hAnsi="Tahoma" w:cs="Tahoma"/>
+                <w:color w:val="595959"/>
+                <w:sz w:val="18"/>
+                <w:szCs w:val="18"/>
+                <w:lang w:val="ru-RU" w:eastAsia="ru-RU"/>
+              </w:rPr>
+              <w:t xml:space="preserve"> </w:t>
+            </w:r>
+            <w:proofErr w:type="spellStart"/>
+            <w:r>
+              <w:rPr>
+                <w:rFonts w:ascii="Tahoma" w:hAnsi="Tahoma" w:cs="Tahoma"/>
+                <w:color w:val="595959"/>
+                <w:sz w:val="18"/>
+                <w:szCs w:val="18"/>
+                <w:lang w:val="en-US" w:eastAsia="ru-RU"/>
+              </w:rPr>
+              <w:t>iOS</w:t>
+            </w:r>
+            <w:proofErr w:type="spellEnd"/>
+            <w:r>
+              <w:rPr>
+                <w:rFonts w:ascii="Tahoma" w:hAnsi="Tahoma" w:cs="Tahoma"/>
+                <w:color w:val="595959"/>
+                <w:sz w:val="18"/>
+                <w:szCs w:val="18"/>
+                <w:lang w:val="ru-RU" w:eastAsia="ru-RU"/>
+              </w:rPr>
+              <w:t xml:space="preserve"> приложения и </w:t>
+            </w:r>
+            <w:r>
+              <w:rPr>
+                <w:rFonts w:ascii="Tahoma" w:hAnsi="Tahoma" w:cs="Tahoma"/>
+                <w:color w:val="595959"/>
+                <w:sz w:val="18"/>
+                <w:szCs w:val="18"/>
+                <w:lang w:val="en-US" w:eastAsia="ru-RU"/>
+              </w:rPr>
+              <w:t>CRM</w:t>
+            </w:r>
+            <w:r>
+              <w:rPr>
+                <w:rFonts w:ascii="Tahoma" w:hAnsi="Tahoma" w:cs="Tahoma"/>
+                <w:color w:val="595959"/>
+                <w:sz w:val="18"/>
+                <w:szCs w:val="18"/>
+                <w:lang w:val="ru-RU" w:eastAsia="ru-RU"/>
+              </w:rPr>
+              <w:t>-</w:t>
+            </w:r>
+            <w:r>
+              <w:rPr>
+                <w:rFonts w:ascii="Tahoma" w:hAnsi="Tahoma" w:cs="Tahoma"/>
+                <w:color w:val="595959"/>
+                <w:sz w:val="18"/>
+                <w:szCs w:val="18"/>
+                <w:lang w:val="ru-RU" w:eastAsia="ru-RU"/>
+              </w:rPr>
+              <w:t>системы для организации мероприятий «</w:t>
+            </w:r>
+            <w:r>
+              <w:rPr>
+                <w:rFonts w:ascii="Tahoma" w:hAnsi="Tahoma" w:cs="Tahoma"/>
+                <w:color w:val="595959"/>
+                <w:sz w:val="18"/>
+                <w:szCs w:val="18"/>
+                <w:lang w:val="en-US" w:eastAsia="ru-RU"/>
+              </w:rPr>
+              <w:t>SLEKI</w:t>
+            </w:r>
+            <w:r>
+              <w:rPr>
+                <w:rFonts w:ascii="Tahoma" w:hAnsi="Tahoma" w:cs="Tahoma"/>
+                <w:color w:val="595959"/>
+                <w:sz w:val="18"/>
+                <w:szCs w:val="18"/>
+                <w:lang w:val="ru-RU" w:eastAsia="ru-RU"/>
+              </w:rPr>
+              <w:t>» (</w:t>
+            </w:r>
+            <w:hyperlink r:id="rId12" w:history="1">
+              <w:r>
+                <w:rPr>
+                  <w:rStyle w:val="af0"/>
+                  <w:rFonts w:ascii="Tahoma" w:hAnsi="Tahoma" w:cs="Tahoma"/>
+                  <w:sz w:val="18"/>
+                  <w:szCs w:val="18"/>
+                  <w:lang w:val="ru-RU" w:eastAsia="ru-RU"/>
+                </w:rPr>
+                <w:t>https://sleki-react-promo.herokuapp.com</w:t>
+              </w:r>
+            </w:hyperlink>
+            <w:r>
+              <w:rPr>
+                <w:rFonts w:ascii="Tahoma" w:hAnsi="Tahoma" w:cs="Tahoma"/>
+                <w:color w:val="595959"/>
+                <w:sz w:val="18"/>
+                <w:szCs w:val="18"/>
+                <w:lang w:val="ru-RU" w:eastAsia="ru-RU"/>
+              </w:rPr>
+              <w:t>)</w:t>
+            </w:r>
+            <w:r>
+              <w:rPr>
+                <w:rFonts w:ascii="Tahoma" w:hAnsi="Tahoma" w:cs="Tahoma"/>
+                <w:color w:val="595959"/>
+                <w:sz w:val="18"/>
+                <w:szCs w:val="18"/>
+                <w:lang w:val="ru-RU" w:eastAsia="ru-RU"/>
+              </w:rPr>
+              <w:t>.</w:t>
+            </w:r>
+            <w:r>
+              <w:rPr>
+                <w:rFonts w:ascii="Tahoma" w:hAnsi="Tahoma" w:cs="Tahoma"/>
+                <w:color w:val="595959"/>
+                <w:sz w:val="18"/>
+                <w:szCs w:val="18"/>
+                <w:lang w:val="ru-RU" w:eastAsia="ru-RU"/>
+              </w:rPr>
+              <w:t xml:space="preserve"> </w:t>
+            </w:r>
+            <w:r>
+              <w:rPr>
+                <w:rFonts w:ascii="Tahoma" w:hAnsi="Tahoma" w:cs="Tahoma"/>
+                <w:color w:val="595959"/>
+                <w:sz w:val="18"/>
+                <w:szCs w:val="18"/>
+                <w:lang w:val="ru-RU" w:eastAsia="ru-RU"/>
+              </w:rPr>
+              <w:t xml:space="preserve">Полностью переписал и запустил в работу модуль событий. </w:t>
+            </w:r>
+            <w:proofErr w:type="spellStart"/>
+            <w:r>
+              <w:rPr>
+                <w:rFonts w:ascii="Tahoma" w:hAnsi="Tahoma" w:cs="Tahoma"/>
+                <w:color w:val="595959"/>
+                <w:sz w:val="18"/>
+                <w:szCs w:val="18"/>
+                <w:lang w:val="ru-RU" w:eastAsia="ru-RU"/>
+              </w:rPr>
+              <w:t>Менторил</w:t>
+            </w:r>
+            <w:proofErr w:type="spellEnd"/>
+            <w:r>
+              <w:rPr>
+                <w:rFonts w:ascii="Tahoma" w:hAnsi="Tahoma" w:cs="Tahoma"/>
+                <w:color w:val="595959"/>
+                <w:sz w:val="18"/>
+                <w:szCs w:val="18"/>
+                <w:lang w:val="ru-RU" w:eastAsia="ru-RU"/>
+              </w:rPr>
+              <w:t xml:space="preserve"> новых сотрудников, помогал в </w:t>
+            </w:r>
+            <w:proofErr w:type="spellStart"/>
+            <w:r>
+              <w:rPr>
+                <w:rFonts w:ascii="Tahoma" w:hAnsi="Tahoma" w:cs="Tahoma"/>
+                <w:color w:val="595959"/>
+                <w:sz w:val="18"/>
+                <w:szCs w:val="18"/>
+                <w:lang w:val="ru-RU" w:eastAsia="ru-RU"/>
+              </w:rPr>
+              <w:t>рефакторинге</w:t>
+            </w:r>
+            <w:proofErr w:type="spellEnd"/>
+            <w:r>
+              <w:rPr>
+                <w:rFonts w:ascii="Tahoma" w:hAnsi="Tahoma" w:cs="Tahoma"/>
+                <w:color w:val="595959"/>
+                <w:sz w:val="18"/>
+                <w:szCs w:val="18"/>
+                <w:lang w:val="ru-RU" w:eastAsia="ru-RU"/>
+              </w:rPr>
+              <w:t xml:space="preserve"> модуля групп.</w:t>
             </w:r>
           </w:p>
         </w:tc>
@@ -4439,6 +4961,7 @@
                 <w:lang w:val="ru-RU" w:eastAsia="ru-RU"/>
               </w:rPr>
             </w:pPr>
+            <w:proofErr w:type="spellStart"/>
             <w:r>
               <w:rPr>
                 <w:rStyle w:val="hps"/>
@@ -4447,7 +4970,18 @@
                 <w:szCs w:val="18"/>
                 <w:lang w:val="ru-RU"/>
               </w:rPr>
-              <w:t>Самостоятельная разработка отдельных модулей приложения</w:t>
+              <w:t>Рефакторинг</w:t>
+            </w:r>
+            <w:proofErr w:type="spellEnd"/>
+            <w:r>
+              <w:rPr>
+                <w:rStyle w:val="hps"/>
+                <w:color w:val="595959"/>
+                <w:sz w:val="18"/>
+                <w:szCs w:val="18"/>
+                <w:lang w:val="ru-RU"/>
+              </w:rPr>
+              <w:t>, добавление нового функционала</w:t>
             </w:r>
           </w:p>
           <w:p>
@@ -4510,26 +5044,14 @@
               </w:rPr>
               <w:t>Наставничество</w:t>
             </w:r>
-          </w:p>
-          <w:p>
-            <w:pPr>
-              <w:pStyle w:val="ArrowGreenBullets"/>
+            <w:r>
               <w:rPr>
                 <w:color w:val="595959"/>
                 <w:sz w:val="18"/>
                 <w:szCs w:val="18"/>
                 <w:lang w:val="ru-RU" w:eastAsia="ru-RU"/>
               </w:rPr>
-            </w:pPr>
-            <w:r>
-              <w:rPr>
-                <w:color w:val="595959"/>
-                <w:sz w:val="18"/>
-                <w:szCs w:val="18"/>
-                <w:lang w:val="ru-RU" w:eastAsia="ru-RU"/>
-              </w:rPr>
-              <w:lastRenderedPageBreak/>
-              <w:t xml:space="preserve">Наставничество и ревизия кода менее опытных разработчиков </w:t>
+              <w:t xml:space="preserve"> </w:t>
             </w:r>
           </w:p>
         </w:tc>
@@ -5207,42 +5729,21 @@
             <w:pPr>
               <w:pStyle w:val="ArrowGreenBullets"/>
               <w:rPr>
+                <w:color w:val="595959"/>
+                <w:sz w:val="18"/>
+                <w:szCs w:val="18"/>
+                <w:lang w:val="ru-RU" w:eastAsia="ru-RU"/>
+              </w:rPr>
+            </w:pPr>
+            <w:r>
+              <w:rPr>
                 <w:rStyle w:val="hps"/>
                 <w:color w:val="595959"/>
                 <w:sz w:val="18"/>
                 <w:szCs w:val="18"/>
                 <w:lang w:val="ru-RU" w:eastAsia="ru-RU"/>
               </w:rPr>
-            </w:pPr>
-            <w:r>
-              <w:rPr>
-                <w:rStyle w:val="hps"/>
-                <w:color w:val="595959"/>
-                <w:sz w:val="18"/>
-                <w:szCs w:val="18"/>
-                <w:lang w:val="ru-RU" w:eastAsia="ru-RU"/>
-              </w:rPr>
               <w:t>Регулярное ведение отчетности</w:t>
-            </w:r>
-          </w:p>
-          <w:p>
-            <w:pPr>
-              <w:pStyle w:val="ArrowGreenBullets"/>
-              <w:rPr>
-                <w:color w:val="595959"/>
-                <w:sz w:val="18"/>
-                <w:szCs w:val="18"/>
-                <w:lang w:val="ru-RU" w:eastAsia="ru-RU"/>
-              </w:rPr>
-            </w:pPr>
-            <w:r>
-              <w:rPr>
-                <w:color w:val="595959"/>
-                <w:sz w:val="18"/>
-                <w:szCs w:val="18"/>
-                <w:lang w:val="ru-RU" w:eastAsia="ru-RU"/>
-              </w:rPr>
-              <w:t>Обучение новых сотрудников</w:t>
             </w:r>
           </w:p>
         </w:tc>
@@ -5980,9 +6481,9 @@
       </w:pPr>
     </w:p>
     <w:sectPr>
-      <w:headerReference w:type="even" r:id="rId12"/>
-      <w:headerReference w:type="default" r:id="rId13"/>
-      <w:footerReference w:type="default" r:id="rId14"/>
+      <w:headerReference w:type="even" r:id="rId13"/>
+      <w:headerReference w:type="default" r:id="rId14"/>
+      <w:footerReference w:type="default" r:id="rId15"/>
       <w:type w:val="continuous"/>
       <w:pgSz w:w="11906" w:h="16838" w:code="9"/>
       <w:pgMar w:top="720" w:right="851" w:bottom="437" w:left="851" w:header="425" w:footer="686" w:gutter="0"/>
@@ -6546,19 +7047,7 @@
               <w:sz w:val="16"/>
               <w:szCs w:val="16"/>
             </w:rPr>
-            <w:t>0</w:t>
-          </w:r>
-          <w:r>
-            <w:rPr>
-              <w:rFonts w:ascii="Tahoma" w:hAnsi="Tahoma" w:cs="Tahoma"/>
-              <w:b/>
-              <w:bCs/>
-              <w:color w:val="FFFFFF"/>
-              <w:sz w:val="16"/>
-              <w:szCs w:val="16"/>
-              <w:lang w:val="en-US"/>
-            </w:rPr>
-            <w:t>7</w:t>
+            <w:t>01</w:t>
           </w:r>
           <w:r>
             <w:rPr>
@@ -6581,19 +7070,7 @@
               <w:sz w:val="16"/>
               <w:szCs w:val="16"/>
             </w:rPr>
-            <w:t>1</w:t>
-          </w:r>
-          <w:r>
-            <w:rPr>
-              <w:rFonts w:ascii="Tahoma" w:hAnsi="Tahoma" w:cs="Tahoma"/>
-              <w:b/>
-              <w:bCs/>
-              <w:color w:val="FFFFFF"/>
-              <w:sz w:val="16"/>
-              <w:szCs w:val="16"/>
-              <w:lang w:val="en-US"/>
-            </w:rPr>
-            <w:t>2</w:t>
+            <w:t>02</w:t>
           </w:r>
           <w:r>
             <w:rPr>
@@ -6616,7 +7093,18 @@
               <w:sz w:val="16"/>
               <w:szCs w:val="16"/>
             </w:rPr>
-            <w:t>20</w:t>
+            <w:t>2</w:t>
+          </w:r>
+          <w:r>
+            <w:rPr>
+              <w:rFonts w:ascii="Tahoma" w:hAnsi="Tahoma" w:cs="Tahoma"/>
+              <w:b/>
+              <w:bCs/>
+              <w:color w:val="FFFFFF"/>
+              <w:sz w:val="16"/>
+              <w:szCs w:val="16"/>
+            </w:rPr>
+            <w:t>1</w:t>
           </w:r>
         </w:p>
       </w:tc>
